--- a/write_up/drafts/5_discussion/discussion_plan.docx
+++ b/write_up/drafts/5_discussion/discussion_plan.docx
@@ -2,7 +2,26 @@
 <file path=word/document.xml><?xml version="1.0" encoding="utf-8"?>
 <w:document xmlns:wpc="http://schemas.microsoft.com/office/word/2010/wordprocessingCanvas" xmlns:cx="http://schemas.microsoft.com/office/drawing/2014/chartex" xmlns:cx1="http://schemas.microsoft.com/office/drawing/2015/9/8/chartex" xmlns:cx2="http://schemas.microsoft.com/office/drawing/2015/10/21/chartex" xmlns:cx3="http://schemas.microsoft.com/office/drawing/2016/5/9/chartex" xmlns:cx4="http://schemas.microsoft.com/office/drawing/2016/5/10/chartex" xmlns:cx5="http://schemas.microsoft.com/office/drawing/2016/5/11/chartex" xmlns:cx6="http://schemas.microsoft.com/office/drawing/2016/5/12/chartex" xmlns:cx7="http://schemas.microsoft.com/office/drawing/2016/5/13/chartex" xmlns:cx8="http://schemas.microsoft.com/office/drawing/2016/5/14/chartex" xmlns:mc="http://schemas.openxmlformats.org/markup-compatibility/2006" xmlns:aink="http://schemas.microsoft.com/office/drawing/2016/ink" xmlns:am3d="http://schemas.microsoft.com/office/drawing/2017/model3d" xmlns:o="urn:schemas-microsoft-com:office:office" xmlns:oel="http://schemas.microsoft.com/office/2019/extlst" xmlns:r="http://schemas.openxmlformats.org/officeDocument/2006/relationships" xmlns:m="http://schemas.openxmlformats.org/officeDocument/2006/math" xmlns:v="urn:schemas-microsoft-com:vml" xmlns:wp14="http://schemas.microsoft.com/office/word/2010/wordprocessingDrawing" xmlns:wp="http://schemas.openxmlformats.org/drawingml/2006/wordprocessingDrawing" xmlns:w10="urn:schemas-microsoft-com:office:word" xmlns:w="http://schemas.openxmlformats.org/wordprocessingml/2006/main" xmlns:w14="http://schemas.microsoft.com/office/word/2010/wordml" xmlns:w15="http://schemas.microsoft.com/office/word/2012/wordml" xmlns:w16cex="http://schemas.microsoft.com/office/word/2018/wordml/cex" xmlns:w16cid="http://schemas.microsoft.com/office/word/2016/wordml/cid" xmlns:w16="http://schemas.microsoft.com/office/word/2018/wordml" xmlns:w16du="http://schemas.microsoft.com/office/word/2023/wordml/word16du" xmlns:w16sdtdh="http://schemas.microsoft.com/office/word/2020/wordml/sdtdatahash" xmlns:w16sdtfl="http://schemas.microsoft.com/office/word/2024/wordml/sdtformatlock" xmlns:w16se="http://schemas.microsoft.com/office/word/2015/wordml/symex" xmlns:wpg="http://schemas.microsoft.com/office/word/2010/wordprocessingGroup" xmlns:wpi="http://schemas.microsoft.com/office/word/2010/wordprocessingInk" xmlns:wne="http://schemas.microsoft.com/office/word/2006/wordml" xmlns:wps="http://schemas.microsoft.com/office/word/2010/wordprocessingShape" mc:Ignorable="w14 w15 w16se w16cid w16 w16cex w16sdtdh w16sdtfl w16du wp14">
   <w:body>
-    <w:p/>
+    <w:p>
+      <w:pPr>
+        <w:pStyle w:val="ListParagraph"/>
+        <w:numPr>
+          <w:ilvl w:val="0"/>
+          <w:numId w:val="2"/>
+        </w:numPr>
+      </w:pPr>
+      <w:r>
+        <w:t>Need to mention that exosomes (</w:t>
+      </w:r>
+      <w:proofErr w:type="spellStart"/>
+      <w:r>
+        <w:t>mirna</w:t>
+      </w:r>
+      <w:proofErr w:type="spellEnd"/>
+      <w:r>
+        <w:t xml:space="preserve"> cargo) could be targeting many different types of cells, not just airway-specific cells</w:t>
+      </w:r>
+    </w:p>
     <w:sectPr>
       <w:pgSz w:w="11906" w:h="16838"/>
       <w:pgMar w:top="1440" w:right="1440" w:bottom="1440" w:left="1440" w:header="708" w:footer="708" w:gutter="0"/>
@@ -16,6 +35,119 @@
 <file path=word/numbering.xml><?xml version="1.0" encoding="utf-8"?>
 <w:numbering xmlns:wpc="http://schemas.microsoft.com/office/word/2010/wordprocessingCanvas" xmlns:cx="http://schemas.microsoft.com/office/drawing/2014/chartex" xmlns:cx1="http://schemas.microsoft.com/office/drawing/2015/9/8/chartex" xmlns:cx2="http://schemas.microsoft.com/office/drawing/2015/10/21/chartex" xmlns:cx3="http://schemas.microsoft.com/office/drawing/2016/5/9/chartex" xmlns:cx4="http://schemas.microsoft.com/office/drawing/2016/5/10/chartex" xmlns:cx5="http://schemas.microsoft.com/office/drawing/2016/5/11/chartex" xmlns:cx6="http://schemas.microsoft.com/office/drawing/2016/5/12/chartex" xmlns:cx7="http://schemas.microsoft.com/office/drawing/2016/5/13/chartex" xmlns:cx8="http://schemas.microsoft.com/office/drawing/2016/5/14/chartex" xmlns:mc="http://schemas.openxmlformats.org/markup-compatibility/2006" xmlns:aink="http://schemas.microsoft.com/office/drawing/2016/ink" xmlns:am3d="http://schemas.microsoft.com/office/drawing/2017/model3d" xmlns:o="urn:schemas-microsoft-com:office:office" xmlns:oel="http://schemas.microsoft.com/office/2019/extlst" xmlns:r="http://schemas.openxmlformats.org/officeDocument/2006/relationships" xmlns:m="http://schemas.openxmlformats.org/officeDocument/2006/math" xmlns:v="urn:schemas-microsoft-com:vml" xmlns:wp14="http://schemas.microsoft.com/office/word/2010/wordprocessingDrawing" xmlns:wp="http://schemas.openxmlformats.org/drawingml/2006/wordprocessingDrawing" xmlns:w10="urn:schemas-microsoft-com:office:word" xmlns:w="http://schemas.openxmlformats.org/wordprocessingml/2006/main" xmlns:w14="http://schemas.microsoft.com/office/word/2010/wordml" xmlns:w15="http://schemas.microsoft.com/office/word/2012/wordml" xmlns:w16cex="http://schemas.microsoft.com/office/word/2018/wordml/cex" xmlns:w16cid="http://schemas.microsoft.com/office/word/2016/wordml/cid" xmlns:w16="http://schemas.microsoft.com/office/word/2018/wordml" xmlns:w16du="http://schemas.microsoft.com/office/word/2023/wordml/word16du" xmlns:w16sdtdh="http://schemas.microsoft.com/office/word/2020/wordml/sdtdatahash" xmlns:w16sdtfl="http://schemas.microsoft.com/office/word/2024/wordml/sdtformatlock" xmlns:w16se="http://schemas.microsoft.com/office/word/2015/wordml/symex" xmlns:wpg="http://schemas.microsoft.com/office/word/2010/wordprocessingGroup" xmlns:wpi="http://schemas.microsoft.com/office/word/2010/wordprocessingInk" xmlns:wne="http://schemas.microsoft.com/office/word/2006/wordml" xmlns:wps="http://schemas.microsoft.com/office/word/2010/wordprocessingShape" mc:Ignorable="w14 w15 w16se w16cid w16 w16cex w16sdtdh w16sdtfl w16du wp14">
   <w:abstractNum w:abstractNumId="0" w15:restartNumberingAfterBreak="0">
+    <w:nsid w:val="3AE46B04"/>
+    <w:multiLevelType w:val="hybridMultilevel"/>
+    <w:tmpl w:val="A5505D5A"/>
+    <w:lvl w:ilvl="0" w:tplc="08090001">
+      <w:start w:val="1"/>
+      <w:numFmt w:val="bullet"/>
+      <w:lvlText w:val=""/>
+      <w:lvlJc w:val="left"/>
+      <w:pPr>
+        <w:ind w:left="720" w:hanging="360"/>
+      </w:pPr>
+      <w:rPr>
+        <w:rFonts w:ascii="Symbol" w:hAnsi="Symbol" w:hint="default"/>
+      </w:rPr>
+    </w:lvl>
+    <w:lvl w:ilvl="1" w:tplc="08090003" w:tentative="1">
+      <w:start w:val="1"/>
+      <w:numFmt w:val="bullet"/>
+      <w:lvlText w:val="o"/>
+      <w:lvlJc w:val="left"/>
+      <w:pPr>
+        <w:ind w:left="1440" w:hanging="360"/>
+      </w:pPr>
+      <w:rPr>
+        <w:rFonts w:ascii="Courier New" w:hAnsi="Courier New" w:cs="Courier New" w:hint="default"/>
+      </w:rPr>
+    </w:lvl>
+    <w:lvl w:ilvl="2" w:tplc="08090005" w:tentative="1">
+      <w:start w:val="1"/>
+      <w:numFmt w:val="bullet"/>
+      <w:lvlText w:val=""/>
+      <w:lvlJc w:val="left"/>
+      <w:pPr>
+        <w:ind w:left="2160" w:hanging="360"/>
+      </w:pPr>
+      <w:rPr>
+        <w:rFonts w:ascii="Wingdings" w:hAnsi="Wingdings" w:hint="default"/>
+      </w:rPr>
+    </w:lvl>
+    <w:lvl w:ilvl="3" w:tplc="08090001" w:tentative="1">
+      <w:start w:val="1"/>
+      <w:numFmt w:val="bullet"/>
+      <w:lvlText w:val=""/>
+      <w:lvlJc w:val="left"/>
+      <w:pPr>
+        <w:ind w:left="2880" w:hanging="360"/>
+      </w:pPr>
+      <w:rPr>
+        <w:rFonts w:ascii="Symbol" w:hAnsi="Symbol" w:hint="default"/>
+      </w:rPr>
+    </w:lvl>
+    <w:lvl w:ilvl="4" w:tplc="08090003" w:tentative="1">
+      <w:start w:val="1"/>
+      <w:numFmt w:val="bullet"/>
+      <w:lvlText w:val="o"/>
+      <w:lvlJc w:val="left"/>
+      <w:pPr>
+        <w:ind w:left="3600" w:hanging="360"/>
+      </w:pPr>
+      <w:rPr>
+        <w:rFonts w:ascii="Courier New" w:hAnsi="Courier New" w:cs="Courier New" w:hint="default"/>
+      </w:rPr>
+    </w:lvl>
+    <w:lvl w:ilvl="5" w:tplc="08090005" w:tentative="1">
+      <w:start w:val="1"/>
+      <w:numFmt w:val="bullet"/>
+      <w:lvlText w:val=""/>
+      <w:lvlJc w:val="left"/>
+      <w:pPr>
+        <w:ind w:left="4320" w:hanging="360"/>
+      </w:pPr>
+      <w:rPr>
+        <w:rFonts w:ascii="Wingdings" w:hAnsi="Wingdings" w:hint="default"/>
+      </w:rPr>
+    </w:lvl>
+    <w:lvl w:ilvl="6" w:tplc="08090001" w:tentative="1">
+      <w:start w:val="1"/>
+      <w:numFmt w:val="bullet"/>
+      <w:lvlText w:val=""/>
+      <w:lvlJc w:val="left"/>
+      <w:pPr>
+        <w:ind w:left="5040" w:hanging="360"/>
+      </w:pPr>
+      <w:rPr>
+        <w:rFonts w:ascii="Symbol" w:hAnsi="Symbol" w:hint="default"/>
+      </w:rPr>
+    </w:lvl>
+    <w:lvl w:ilvl="7" w:tplc="08090003" w:tentative="1">
+      <w:start w:val="1"/>
+      <w:numFmt w:val="bullet"/>
+      <w:lvlText w:val="o"/>
+      <w:lvlJc w:val="left"/>
+      <w:pPr>
+        <w:ind w:left="5760" w:hanging="360"/>
+      </w:pPr>
+      <w:rPr>
+        <w:rFonts w:ascii="Courier New" w:hAnsi="Courier New" w:cs="Courier New" w:hint="default"/>
+      </w:rPr>
+    </w:lvl>
+    <w:lvl w:ilvl="8" w:tplc="08090005" w:tentative="1">
+      <w:start w:val="1"/>
+      <w:numFmt w:val="bullet"/>
+      <w:lvlText w:val=""/>
+      <w:lvlJc w:val="left"/>
+      <w:pPr>
+        <w:ind w:left="6480" w:hanging="360"/>
+      </w:pPr>
+      <w:rPr>
+        <w:rFonts w:ascii="Wingdings" w:hAnsi="Wingdings" w:hint="default"/>
+      </w:rPr>
+    </w:lvl>
+  </w:abstractNum>
+  <w:abstractNum w:abstractNumId="1" w15:restartNumberingAfterBreak="0">
     <w:nsid w:val="746A5C0A"/>
     <w:multiLevelType w:val="hybridMultilevel"/>
     <w:tmpl w:val="50DEA51A"/>
@@ -129,6 +261,9 @@
     </w:lvl>
   </w:abstractNum>
   <w:num w:numId="1" w16cid:durableId="853226515">
+    <w:abstractNumId w:val="1"/>
+  </w:num>
+  <w:num w:numId="2" w16cid:durableId="2016414341">
     <w:abstractNumId w:val="0"/>
   </w:num>
 </w:numbering>

--- a/write_up/drafts/5_discussion/discussion_plan.docx
+++ b/write_up/drafts/5_discussion/discussion_plan.docx
@@ -21,6 +21,116 @@
       <w:r>
         <w:t xml:space="preserve"> cargo) could be targeting many different types of cells, not just airway-specific cells</w:t>
       </w:r>
+    </w:p>
+    <w:p>
+      <w:pPr>
+        <w:pStyle w:val="ListParagraph"/>
+        <w:numPr>
+          <w:ilvl w:val="0"/>
+          <w:numId w:val="2"/>
+        </w:numPr>
+      </w:pPr>
+      <w:r>
+        <w:t>Using indirect targeting results in many false positives (many references to support this), skewed towards better researched pathways (</w:t>
+      </w:r>
+      <w:hyperlink r:id="rId5" w:history="1">
+        <w:r>
+          <w:rPr>
+            <w:rStyle w:val="Hyperlink"/>
+            <w:rFonts w:ascii="Aptos" w:hAnsi="Aptos"/>
+          </w:rPr>
+          <w:t>https://pmc.ncbi.nlm.nih.gov/articles/PMC4402548/</w:t>
+        </w:r>
+      </w:hyperlink>
+      <w:r>
+        <w:t>). Published workflows (</w:t>
+      </w:r>
+      <w:hyperlink r:id="rId6" w:history="1">
+        <w:r>
+          <w:rPr>
+            <w:rStyle w:val="Hyperlink"/>
+          </w:rPr>
+          <w:t>https://www.jove.com/t/68760/a-verified-workflow-for-mirna-seq-data-processing-bioinformatics</w:t>
+        </w:r>
+      </w:hyperlink>
+      <w:r>
+        <w:t xml:space="preserve">) lack detail and there is </w:t>
+      </w:r>
+      <w:proofErr w:type="spellStart"/>
+      <w:r>
+        <w:t>not</w:t>
+      </w:r>
+      <w:proofErr w:type="spellEnd"/>
+      <w:r>
+        <w:t xml:space="preserve"> consensus on how to reduce target gene list appropriately.</w:t>
+      </w:r>
+    </w:p>
+    <w:p>
+      <w:pPr>
+        <w:pStyle w:val="ListParagraph"/>
+        <w:numPr>
+          <w:ilvl w:val="0"/>
+          <w:numId w:val="2"/>
+        </w:numPr>
+      </w:pPr>
+      <w:r>
+        <w:t xml:space="preserve">Kegg vs </w:t>
+      </w:r>
+      <w:proofErr w:type="spellStart"/>
+      <w:r>
+        <w:t>reactome</w:t>
+      </w:r>
+      <w:proofErr w:type="spellEnd"/>
+      <w:r>
+        <w:t xml:space="preserve"> vs GO (specifically for immune-related / exosomes)</w:t>
+      </w:r>
+    </w:p>
+    <w:p>
+      <w:pPr>
+        <w:pStyle w:val="ListParagraph"/>
+        <w:numPr>
+          <w:ilvl w:val="0"/>
+          <w:numId w:val="2"/>
+        </w:numPr>
+      </w:pPr>
+      <w:r>
+        <w:t xml:space="preserve">Accompanying </w:t>
+      </w:r>
+      <w:r>
+        <w:t>mRNA</w:t>
+      </w:r>
+      <w:r>
+        <w:t xml:space="preserve"> data could be used to reduce target gene list</w:t>
+      </w:r>
+    </w:p>
+    <w:p>
+      <w:pPr>
+        <w:pStyle w:val="ListParagraph"/>
+        <w:numPr>
+          <w:ilvl w:val="1"/>
+          <w:numId w:val="2"/>
+        </w:numPr>
+      </w:pPr>
+      <w:r>
+        <w:t>Anticorrelated miRNA-mRNA</w:t>
+      </w:r>
+    </w:p>
+    <w:p>
+      <w:pPr>
+        <w:pStyle w:val="ListParagraph"/>
+        <w:numPr>
+          <w:ilvl w:val="0"/>
+          <w:numId w:val="2"/>
+        </w:numPr>
+      </w:pPr>
+      <w:r>
+        <w:t>Using overlap of target gene prediction databases increase reliability but due to differences in library size/update rate, newer, or real but less experimentally supported, interactions could be missed</w:t>
+      </w:r>
+    </w:p>
+    <w:p>
+      <w:pPr>
+        <w:pStyle w:val="ListParagraph"/>
+      </w:pPr>
     </w:p>
     <w:sectPr>
       <w:pgSz w:w="11906" w:h="16838"/>
@@ -50,7 +160,7 @@
         <w:rFonts w:ascii="Symbol" w:hAnsi="Symbol" w:hint="default"/>
       </w:rPr>
     </w:lvl>
-    <w:lvl w:ilvl="1" w:tplc="08090003" w:tentative="1">
+    <w:lvl w:ilvl="1" w:tplc="08090003">
       <w:start w:val="1"/>
       <w:numFmt w:val="bullet"/>
       <w:lvlText w:val="o"/>

--- a/write_up/drafts/5_discussion/discussion_plan.docx
+++ b/write_up/drafts/5_discussion/discussion_plan.docx
@@ -1,6 +1,6 @@
 
 <file path=word/document.xml><?xml version="1.0" encoding="utf-8"?>
-<w:document xmlns:wpc="http://schemas.microsoft.com/office/word/2010/wordprocessingCanvas" xmlns:cx="http://schemas.microsoft.com/office/drawing/2014/chartex" xmlns:cx1="http://schemas.microsoft.com/office/drawing/2015/9/8/chartex" xmlns:cx2="http://schemas.microsoft.com/office/drawing/2015/10/21/chartex" xmlns:cx3="http://schemas.microsoft.com/office/drawing/2016/5/9/chartex" xmlns:cx4="http://schemas.microsoft.com/office/drawing/2016/5/10/chartex" xmlns:cx5="http://schemas.microsoft.com/office/drawing/2016/5/11/chartex" xmlns:cx6="http://schemas.microsoft.com/office/drawing/2016/5/12/chartex" xmlns:cx7="http://schemas.microsoft.com/office/drawing/2016/5/13/chartex" xmlns:cx8="http://schemas.microsoft.com/office/drawing/2016/5/14/chartex" xmlns:mc="http://schemas.openxmlformats.org/markup-compatibility/2006" xmlns:aink="http://schemas.microsoft.com/office/drawing/2016/ink" xmlns:am3d="http://schemas.microsoft.com/office/drawing/2017/model3d" xmlns:o="urn:schemas-microsoft-com:office:office" xmlns:oel="http://schemas.microsoft.com/office/2019/extlst" xmlns:r="http://schemas.openxmlformats.org/officeDocument/2006/relationships" xmlns:m="http://schemas.openxmlformats.org/officeDocument/2006/math" xmlns:v="urn:schemas-microsoft-com:vml" xmlns:wp14="http://schemas.microsoft.com/office/word/2010/wordprocessingDrawing" xmlns:wp="http://schemas.openxmlformats.org/drawingml/2006/wordprocessingDrawing" xmlns:w10="urn:schemas-microsoft-com:office:word" xmlns:w="http://schemas.openxmlformats.org/wordprocessingml/2006/main" xmlns:w14="http://schemas.microsoft.com/office/word/2010/wordml" xmlns:w15="http://schemas.microsoft.com/office/word/2012/wordml" xmlns:w16cex="http://schemas.microsoft.com/office/word/2018/wordml/cex" xmlns:w16cid="http://schemas.microsoft.com/office/word/2016/wordml/cid" xmlns:w16="http://schemas.microsoft.com/office/word/2018/wordml" xmlns:w16du="http://schemas.microsoft.com/office/word/2023/wordml/word16du" xmlns:w16sdtdh="http://schemas.microsoft.com/office/word/2020/wordml/sdtdatahash" xmlns:w16sdtfl="http://schemas.microsoft.com/office/word/2024/wordml/sdtformatlock" xmlns:w16se="http://schemas.microsoft.com/office/word/2015/wordml/symex" xmlns:wpg="http://schemas.microsoft.com/office/word/2010/wordprocessingGroup" xmlns:wpi="http://schemas.microsoft.com/office/word/2010/wordprocessingInk" xmlns:wne="http://schemas.microsoft.com/office/word/2006/wordml" xmlns:wps="http://schemas.microsoft.com/office/word/2010/wordprocessingShape" mc:Ignorable="w14 w15 w16se w16cid w16 w16cex w16sdtdh w16sdtfl w16du wp14">
+<w:document xmlns:wpc="http://schemas.microsoft.com/office/word/2010/wordprocessingCanvas" xmlns:cx="http://schemas.microsoft.com/office/drawing/2014/chartex" xmlns:cx1="http://schemas.microsoft.com/office/drawing/2015/9/8/chartex" xmlns:cx2="http://schemas.microsoft.com/office/drawing/2015/10/21/chartex" xmlns:cx3="http://schemas.microsoft.com/office/drawing/2016/5/9/chartex" xmlns:cx4="http://schemas.microsoft.com/office/drawing/2016/5/10/chartex" xmlns:cx5="http://schemas.microsoft.com/office/drawing/2016/5/11/chartex" xmlns:cx6="http://schemas.microsoft.com/office/drawing/2016/5/12/chartex" xmlns:cx7="http://schemas.microsoft.com/office/drawing/2016/5/13/chartex" xmlns:cx8="http://schemas.microsoft.com/office/drawing/2016/5/14/chartex" xmlns:mc="http://schemas.openxmlformats.org/markup-compatibility/2006" xmlns:m="http://schemas.openxmlformats.org/officeDocument/2006/math" xmlns:aink="http://schemas.microsoft.com/office/drawing/2016/ink" xmlns:am3d="http://schemas.microsoft.com/office/drawing/2017/model3d" xmlns:oel="http://schemas.microsoft.com/office/2019/extlst" xmlns:r="http://schemas.openxmlformats.org/officeDocument/2006/relationships" xmlns:wp14="http://schemas.microsoft.com/office/word/2010/wordprocessingDrawing" xmlns:wp="http://schemas.openxmlformats.org/drawingml/2006/wordprocessingDrawing" xmlns:wpg="http://schemas.microsoft.com/office/word/2010/wordprocessingGroup" xmlns:wpi="http://schemas.microsoft.com/office/word/2010/wordprocessingInk" xmlns:wps="http://schemas.microsoft.com/office/word/2010/wordprocessingShape" xmlns:o="urn:schemas-microsoft-com:office:office" xmlns:v="urn:schemas-microsoft-com:vml" xmlns:w10="urn:schemas-microsoft-com:office:word" xmlns:w="http://schemas.openxmlformats.org/wordprocessingml/2006/main" xmlns:w14="http://schemas.microsoft.com/office/word/2010/wordml" xmlns:w15="http://schemas.microsoft.com/office/word/2012/wordml" xmlns:w16cex="http://schemas.microsoft.com/office/word/2018/wordml/cex" xmlns:w16cid="http://schemas.microsoft.com/office/word/2016/wordml/cid" xmlns:w16="http://schemas.microsoft.com/office/word/2018/wordml" xmlns:w16sdtdh="http://schemas.microsoft.com/office/word/2020/wordml/sdtdatahash" xmlns:w16sdtfl="http://schemas.microsoft.com/office/word/2024/wordml/sdtformatlock" xmlns:w16se="http://schemas.microsoft.com/office/word/2015/wordml/symex" xmlns:w16du="http://schemas.microsoft.com/office/word/2023/wordml/word16du" xmlns:wne="http://schemas.microsoft.com/office/word/2006/wordml" mc:Ignorable="w14 w15 w16se w16cid w16 w16cex w16sdtdh w16sdtfl w16du wp14">
   <w:body>
     <w:p>
       <w:pPr>
@@ -56,11 +56,9 @@
       <w:r>
         <w:t xml:space="preserve">) lack detail and there is </w:t>
       </w:r>
-      <w:proofErr w:type="spellStart"/>
-      <w:r>
-        <w:t>not</w:t>
-      </w:r>
-      <w:proofErr w:type="spellEnd"/>
+      <w:r>
+        <w:t>no</w:t>
+      </w:r>
       <w:r>
         <w:t xml:space="preserve"> consensus on how to reduce target gene list appropriately.</w:t>
       </w:r>
@@ -82,7 +80,25 @@
       </w:r>
       <w:proofErr w:type="spellEnd"/>
       <w:r>
-        <w:t xml:space="preserve"> vs GO (specifically for immune-related / exosomes)</w:t>
+        <w:t xml:space="preserve"> </w:t>
+      </w:r>
+      <w:r>
+        <w:t>(</w:t>
+      </w:r>
+      <w:r>
+        <w:t>pathway</w:t>
+      </w:r>
+      <w:r>
+        <w:t xml:space="preserve">) </w:t>
+      </w:r>
+      <w:r>
+        <w:t>vs GO</w:t>
+      </w:r>
+      <w:r>
+        <w:t xml:space="preserve"> </w:t>
+      </w:r>
+      <w:r>
+        <w:t>(specifically for immune-related / exosomes)</w:t>
       </w:r>
     </w:p>
     <w:p>
@@ -94,13 +110,7 @@
         </w:numPr>
       </w:pPr>
       <w:r>
-        <w:t xml:space="preserve">Accompanying </w:t>
-      </w:r>
-      <w:r>
-        <w:t>mRNA</w:t>
-      </w:r>
-      <w:r>
-        <w:t xml:space="preserve"> data could be used to reduce target gene list</w:t>
+        <w:t>Accompanying mRNA data could be used to reduce target gene list</w:t>
       </w:r>
     </w:p>
     <w:p>
@@ -126,6 +136,76 @@
       <w:r>
         <w:t>Using overlap of target gene prediction databases increase reliability but due to differences in library size/update rate, newer, or real but less experimentally supported, interactions could be missed</w:t>
       </w:r>
+    </w:p>
+    <w:p>
+      <w:pPr>
+        <w:pStyle w:val="ListParagraph"/>
+        <w:numPr>
+          <w:ilvl w:val="0"/>
+          <w:numId w:val="2"/>
+        </w:numPr>
+      </w:pPr>
+      <w:r>
+        <w:t xml:space="preserve">Can’t use (g)sea from raw target genes but could apply a quantitative ranking system then you could use </w:t>
+      </w:r>
+      <w:proofErr w:type="spellStart"/>
+      <w:proofErr w:type="gramStart"/>
+      <w:r>
+        <w:t>eit</w:t>
+      </w:r>
+      <w:proofErr w:type="spellEnd"/>
+      <w:proofErr w:type="gramEnd"/>
+      <w:r>
+        <w:t xml:space="preserve"> but the system must be robust [probably references for this] </w:t>
+      </w:r>
+    </w:p>
+    <w:p>
+      <w:pPr>
+        <w:pStyle w:val="ListParagraph"/>
+        <w:numPr>
+          <w:ilvl w:val="0"/>
+          <w:numId w:val="2"/>
+        </w:numPr>
+      </w:pPr>
+      <w:r>
+        <w:t xml:space="preserve">Performing per-miRNA pathway analysis failed to yield significant pathways in </w:t>
+      </w:r>
+      <w:proofErr w:type="gramStart"/>
+      <w:r>
+        <w:t>a large number of</w:t>
+      </w:r>
+      <w:proofErr w:type="gramEnd"/>
+      <w:r>
+        <w:t xml:space="preserve"> de </w:t>
+      </w:r>
+      <w:proofErr w:type="spellStart"/>
+      <w:r>
+        <w:t>mirnas</w:t>
+      </w:r>
+      <w:proofErr w:type="spellEnd"/>
+      <w:r>
+        <w:t xml:space="preserve"> [can find out number – use for loop in: </w:t>
+      </w:r>
+      <w:r>
+        <w:t>"~/GIT/L4137_HBEC_EV_Transcriptomics-Project/01_Protease/src/scripts/analysis_pipeline/archive 10.35.41/08_FE_indirect_obsolete_19_06_</w:t>
+      </w:r>
+      <w:proofErr w:type="gramStart"/>
+      <w:r>
+        <w:t>26.R</w:t>
+      </w:r>
+      <w:proofErr w:type="gramEnd"/>
+      <w:r>
+        <w:t>"</w:t>
+      </w:r>
+    </w:p>
+    <w:p>
+      <w:pPr>
+        <w:pStyle w:val="ListParagraph"/>
+        <w:numPr>
+          <w:ilvl w:val="0"/>
+          <w:numId w:val="2"/>
+        </w:numPr>
+      </w:pPr>
     </w:p>
     <w:p>
       <w:pPr>
@@ -143,7 +223,7 @@
 </file>
 
 <file path=word/numbering.xml><?xml version="1.0" encoding="utf-8"?>
-<w:numbering xmlns:wpc="http://schemas.microsoft.com/office/word/2010/wordprocessingCanvas" xmlns:cx="http://schemas.microsoft.com/office/drawing/2014/chartex" xmlns:cx1="http://schemas.microsoft.com/office/drawing/2015/9/8/chartex" xmlns:cx2="http://schemas.microsoft.com/office/drawing/2015/10/21/chartex" xmlns:cx3="http://schemas.microsoft.com/office/drawing/2016/5/9/chartex" xmlns:cx4="http://schemas.microsoft.com/office/drawing/2016/5/10/chartex" xmlns:cx5="http://schemas.microsoft.com/office/drawing/2016/5/11/chartex" xmlns:cx6="http://schemas.microsoft.com/office/drawing/2016/5/12/chartex" xmlns:cx7="http://schemas.microsoft.com/office/drawing/2016/5/13/chartex" xmlns:cx8="http://schemas.microsoft.com/office/drawing/2016/5/14/chartex" xmlns:mc="http://schemas.openxmlformats.org/markup-compatibility/2006" xmlns:aink="http://schemas.microsoft.com/office/drawing/2016/ink" xmlns:am3d="http://schemas.microsoft.com/office/drawing/2017/model3d" xmlns:o="urn:schemas-microsoft-com:office:office" xmlns:oel="http://schemas.microsoft.com/office/2019/extlst" xmlns:r="http://schemas.openxmlformats.org/officeDocument/2006/relationships" xmlns:m="http://schemas.openxmlformats.org/officeDocument/2006/math" xmlns:v="urn:schemas-microsoft-com:vml" xmlns:wp14="http://schemas.microsoft.com/office/word/2010/wordprocessingDrawing" xmlns:wp="http://schemas.openxmlformats.org/drawingml/2006/wordprocessingDrawing" xmlns:w10="urn:schemas-microsoft-com:office:word" xmlns:w="http://schemas.openxmlformats.org/wordprocessingml/2006/main" xmlns:w14="http://schemas.microsoft.com/office/word/2010/wordml" xmlns:w15="http://schemas.microsoft.com/office/word/2012/wordml" xmlns:w16cex="http://schemas.microsoft.com/office/word/2018/wordml/cex" xmlns:w16cid="http://schemas.microsoft.com/office/word/2016/wordml/cid" xmlns:w16="http://schemas.microsoft.com/office/word/2018/wordml" xmlns:w16du="http://schemas.microsoft.com/office/word/2023/wordml/word16du" xmlns:w16sdtdh="http://schemas.microsoft.com/office/word/2020/wordml/sdtdatahash" xmlns:w16sdtfl="http://schemas.microsoft.com/office/word/2024/wordml/sdtformatlock" xmlns:w16se="http://schemas.microsoft.com/office/word/2015/wordml/symex" xmlns:wpg="http://schemas.microsoft.com/office/word/2010/wordprocessingGroup" xmlns:wpi="http://schemas.microsoft.com/office/word/2010/wordprocessingInk" xmlns:wne="http://schemas.microsoft.com/office/word/2006/wordml" xmlns:wps="http://schemas.microsoft.com/office/word/2010/wordprocessingShape" mc:Ignorable="w14 w15 w16se w16cid w16 w16cex w16sdtdh w16sdtfl w16du wp14">
+<w:numbering xmlns:wpc="http://schemas.microsoft.com/office/word/2010/wordprocessingCanvas" xmlns:cx="http://schemas.microsoft.com/office/drawing/2014/chartex" xmlns:cx1="http://schemas.microsoft.com/office/drawing/2015/9/8/chartex" xmlns:cx2="http://schemas.microsoft.com/office/drawing/2015/10/21/chartex" xmlns:cx3="http://schemas.microsoft.com/office/drawing/2016/5/9/chartex" xmlns:cx4="http://schemas.microsoft.com/office/drawing/2016/5/10/chartex" xmlns:cx5="http://schemas.microsoft.com/office/drawing/2016/5/11/chartex" xmlns:cx6="http://schemas.microsoft.com/office/drawing/2016/5/12/chartex" xmlns:cx7="http://schemas.microsoft.com/office/drawing/2016/5/13/chartex" xmlns:cx8="http://schemas.microsoft.com/office/drawing/2016/5/14/chartex" xmlns:mc="http://schemas.openxmlformats.org/markup-compatibility/2006" xmlns:m="http://schemas.openxmlformats.org/officeDocument/2006/math" xmlns:aink="http://schemas.microsoft.com/office/drawing/2016/ink" xmlns:am3d="http://schemas.microsoft.com/office/drawing/2017/model3d" xmlns:oel="http://schemas.microsoft.com/office/2019/extlst" xmlns:r="http://schemas.openxmlformats.org/officeDocument/2006/relationships" xmlns:wp14="http://schemas.microsoft.com/office/word/2010/wordprocessingDrawing" xmlns:wp="http://schemas.openxmlformats.org/drawingml/2006/wordprocessingDrawing" xmlns:wpg="http://schemas.microsoft.com/office/word/2010/wordprocessingGroup" xmlns:wpi="http://schemas.microsoft.com/office/word/2010/wordprocessingInk" xmlns:wps="http://schemas.microsoft.com/office/word/2010/wordprocessingShape" xmlns:o="urn:schemas-microsoft-com:office:office" xmlns:v="urn:schemas-microsoft-com:vml" xmlns:w10="urn:schemas-microsoft-com:office:word" xmlns:w="http://schemas.openxmlformats.org/wordprocessingml/2006/main" xmlns:w14="http://schemas.microsoft.com/office/word/2010/wordml" xmlns:w15="http://schemas.microsoft.com/office/word/2012/wordml" xmlns:w16cex="http://schemas.microsoft.com/office/word/2018/wordml/cex" xmlns:w16cid="http://schemas.microsoft.com/office/word/2016/wordml/cid" xmlns:w16="http://schemas.microsoft.com/office/word/2018/wordml" xmlns:w16sdtdh="http://schemas.microsoft.com/office/word/2020/wordml/sdtdatahash" xmlns:w16sdtfl="http://schemas.microsoft.com/office/word/2024/wordml/sdtformatlock" xmlns:w16se="http://schemas.microsoft.com/office/word/2015/wordml/symex" xmlns:w16du="http://schemas.microsoft.com/office/word/2023/wordml/word16du" xmlns:wne="http://schemas.microsoft.com/office/word/2006/wordml" mc:Ignorable="w14 w15 w16se w16cid w16 w16cex w16sdtdh w16sdtfl w16du wp14">
   <w:abstractNum w:abstractNumId="0" w15:restartNumberingAfterBreak="0">
     <w:nsid w:val="3AE46B04"/>
     <w:multiLevelType w:val="hybridMultilevel"/>
@@ -380,7 +460,7 @@
 </file>
 
 <file path=word/styles.xml><?xml version="1.0" encoding="utf-8"?>
-<w:styles xmlns:mc="http://schemas.openxmlformats.org/markup-compatibility/2006" xmlns:r="http://schemas.openxmlformats.org/officeDocument/2006/relationships" xmlns:w="http://schemas.openxmlformats.org/wordprocessingml/2006/main" xmlns:w14="http://schemas.microsoft.com/office/word/2010/wordml" xmlns:w15="http://schemas.microsoft.com/office/word/2012/wordml" xmlns:w16cex="http://schemas.microsoft.com/office/word/2018/wordml/cex" xmlns:w16cid="http://schemas.microsoft.com/office/word/2016/wordml/cid" xmlns:w16="http://schemas.microsoft.com/office/word/2018/wordml" xmlns:w16du="http://schemas.microsoft.com/office/word/2023/wordml/word16du" xmlns:w16sdtdh="http://schemas.microsoft.com/office/word/2020/wordml/sdtdatahash" xmlns:w16sdtfl="http://schemas.microsoft.com/office/word/2024/wordml/sdtformatlock" xmlns:w16se="http://schemas.microsoft.com/office/word/2015/wordml/symex" mc:Ignorable="w14 w15 w16se w16cid w16 w16cex w16sdtdh w16sdtfl w16du">
+<w:styles xmlns:mc="http://schemas.openxmlformats.org/markup-compatibility/2006" xmlns:r="http://schemas.openxmlformats.org/officeDocument/2006/relationships" xmlns:w="http://schemas.openxmlformats.org/wordprocessingml/2006/main" xmlns:w14="http://schemas.microsoft.com/office/word/2010/wordml" xmlns:w15="http://schemas.microsoft.com/office/word/2012/wordml" xmlns:w16cex="http://schemas.microsoft.com/office/word/2018/wordml/cex" xmlns:w16cid="http://schemas.microsoft.com/office/word/2016/wordml/cid" xmlns:w16="http://schemas.microsoft.com/office/word/2018/wordml" xmlns:w16sdtdh="http://schemas.microsoft.com/office/word/2020/wordml/sdtdatahash" xmlns:w16sdtfl="http://schemas.microsoft.com/office/word/2024/wordml/sdtformatlock" xmlns:w16se="http://schemas.microsoft.com/office/word/2015/wordml/symex" xmlns:w16du="http://schemas.microsoft.com/office/word/2023/wordml/word16du" mc:Ignorable="w14 w15 w16se w16cid w16 w16cex w16sdtdh w16sdtfl w16du">
   <w:docDefaults>
     <w:rPrDefault>
       <w:rPr>

--- a/write_up/drafts/5_discussion/discussion_plan.docx
+++ b/write_up/drafts/5_discussion/discussion_plan.docx
@@ -11,15 +11,7 @@
         </w:numPr>
       </w:pPr>
       <w:r>
-        <w:t>Need to mention that exosomes (</w:t>
-      </w:r>
-      <w:proofErr w:type="spellStart"/>
-      <w:r>
-        <w:t>mirna</w:t>
-      </w:r>
-      <w:proofErr w:type="spellEnd"/>
-      <w:r>
-        <w:t xml:space="preserve"> cargo) could be targeting many different types of cells, not just airway-specific cells</w:t>
+        <w:t>Need to mention that exosomes (mirna cargo) could be targeting many different types of cells, not just airway-specific cells</w:t>
       </w:r>
     </w:p>
     <w:p>
@@ -72,24 +64,10 @@
         </w:numPr>
       </w:pPr>
       <w:r>
-        <w:t xml:space="preserve">Kegg vs </w:t>
-      </w:r>
-      <w:proofErr w:type="spellStart"/>
-      <w:r>
-        <w:t>reactome</w:t>
-      </w:r>
-      <w:proofErr w:type="spellEnd"/>
-      <w:r>
-        <w:t xml:space="preserve"> </w:t>
-      </w:r>
-      <w:r>
-        <w:t>(</w:t>
-      </w:r>
-      <w:r>
-        <w:t>pathway</w:t>
-      </w:r>
-      <w:r>
-        <w:t xml:space="preserve">) </w:t>
+        <w:t xml:space="preserve">Kegg vs reactome </w:t>
+      </w:r>
+      <w:r>
+        <w:t xml:space="preserve">(pathway) </w:t>
       </w:r>
       <w:r>
         <w:t>vs GO</w:t>
@@ -148,12 +126,10 @@
       <w:r>
         <w:t xml:space="preserve">Can’t use (g)sea from raw target genes but could apply a quantitative ranking system then you could use </w:t>
       </w:r>
-      <w:proofErr w:type="spellStart"/>
       <w:proofErr w:type="gramStart"/>
       <w:r>
         <w:t>eit</w:t>
       </w:r>
-      <w:proofErr w:type="spellEnd"/>
       <w:proofErr w:type="gramEnd"/>
       <w:r>
         <w:t xml:space="preserve"> but the system must be robust [probably references for this] </w:t>
@@ -176,15 +152,7 @@
       </w:r>
       <w:proofErr w:type="gramEnd"/>
       <w:r>
-        <w:t xml:space="preserve"> de </w:t>
-      </w:r>
-      <w:proofErr w:type="spellStart"/>
-      <w:r>
-        <w:t>mirnas</w:t>
-      </w:r>
-      <w:proofErr w:type="spellEnd"/>
-      <w:r>
-        <w:t xml:space="preserve"> [can find out number – use for loop in: </w:t>
+        <w:t xml:space="preserve"> de mirnas [can find out number – use for loop in: </w:t>
       </w:r>
       <w:r>
         <w:t>"~/GIT/L4137_HBEC_EV_Transcriptomics-Project/01_Protease/src/scripts/analysis_pipeline/archive 10.35.41/08_FE_indirect_obsolete_19_06_</w:t>
@@ -206,6 +174,137 @@
           <w:numId w:val="2"/>
         </w:numPr>
       </w:pPr>
+      <w:r>
+        <w:t xml:space="preserve">Tamirna raw counts: some identical, some double (due to precursors), some different </w:t>
+      </w:r>
+    </w:p>
+    <w:p>
+      <w:pPr>
+        <w:pStyle w:val="ListParagraph"/>
+        <w:numPr>
+          <w:ilvl w:val="1"/>
+          <w:numId w:val="2"/>
+        </w:numPr>
+      </w:pPr>
+      <w:r>
+        <w:t>T</w:t>
+      </w:r>
+      <w:r>
+        <w:t>hey use the same miRbase database version</w:t>
+      </w:r>
+      <w:r>
+        <w:t xml:space="preserve"> so that’s not the reason</w:t>
+      </w:r>
+      <w:r>
+        <w:t xml:space="preserve"> </w:t>
+      </w:r>
+      <w:r>
+        <w:t xml:space="preserve">for different results </w:t>
+      </w:r>
+      <w:r>
+        <w:t>– 22.1</w:t>
+      </w:r>
+      <w:r>
+        <w:t>.</w:t>
+      </w:r>
+    </w:p>
+    <w:p>
+      <w:pPr>
+        <w:pStyle w:val="ListParagraph"/>
+        <w:numPr>
+          <w:ilvl w:val="1"/>
+          <w:numId w:val="2"/>
+        </w:numPr>
+      </w:pPr>
+      <w:r>
+        <w:t xml:space="preserve">The genome version is </w:t>
+      </w:r>
+      <w:r>
+        <w:t>genomeVersion: p13</w:t>
+      </w:r>
+      <w:r>
+        <w:t xml:space="preserve"> on the mind github, but th</w:t>
+      </w:r>
+      <w:r>
+        <w:t>is doesn’t matter because I don’t use the human genome – they only use it for the read classification bit</w:t>
+      </w:r>
+      <w:r>
+        <w:t xml:space="preserve"> </w:t>
+      </w:r>
+    </w:p>
+    <w:p>
+      <w:pPr>
+        <w:pStyle w:val="ListParagraph"/>
+        <w:numPr>
+          <w:ilvl w:val="0"/>
+          <w:numId w:val="2"/>
+        </w:numPr>
+      </w:pPr>
+      <w:r>
+        <w:t>My edger de pipeline follows the standard</w:t>
+      </w:r>
+      <w:r>
+        <w:t xml:space="preserve">, suggested pipeline by edger whereas tamirna have none-standard steps e.g., </w:t>
+      </w:r>
+    </w:p>
+    <w:p>
+      <w:pPr>
+        <w:pStyle w:val="ListParagraph"/>
+        <w:numPr>
+          <w:ilvl w:val="1"/>
+          <w:numId w:val="2"/>
+        </w:numPr>
+      </w:pPr>
+      <w:proofErr w:type="gramStart"/>
+      <w:r>
+        <w:t>estimateCommonDisp(</w:t>
+      </w:r>
+      <w:proofErr w:type="gramEnd"/>
+      <w:r>
+        <w:t>)</w:t>
+      </w:r>
+    </w:p>
+    <w:p>
+      <w:pPr>
+        <w:pStyle w:val="ListParagraph"/>
+        <w:numPr>
+          <w:ilvl w:val="1"/>
+          <w:numId w:val="2"/>
+        </w:numPr>
+      </w:pPr>
+      <w:proofErr w:type="gramStart"/>
+      <w:r>
+        <w:t>estimateTagwiseDisp(</w:t>
+      </w:r>
+      <w:proofErr w:type="gramEnd"/>
+      <w:r>
+        <w:t>)</w:t>
+      </w:r>
+    </w:p>
+    <w:p>
+      <w:pPr>
+        <w:pStyle w:val="ListParagraph"/>
+        <w:numPr>
+          <w:ilvl w:val="1"/>
+          <w:numId w:val="2"/>
+        </w:numPr>
+      </w:pPr>
+      <w:proofErr w:type="gramStart"/>
+      <w:r>
+        <w:t>filtered.results</w:t>
+      </w:r>
+      <w:proofErr w:type="gramEnd"/>
+      <w:r>
+        <w:t xml:space="preserve">$FDR &lt;- </w:t>
+      </w:r>
+      <w:proofErr w:type="gramStart"/>
+      <w:r>
+        <w:t>filtPadj[</w:t>
+      </w:r>
+      <w:proofErr w:type="gramEnd"/>
+      <w:r>
+        <w:t>, j]</w:t>
+      </w:r>
     </w:p>
     <w:p>
       <w:pPr>

--- a/write_up/drafts/5_discussion/discussion_plan.docx
+++ b/write_up/drafts/5_discussion/discussion_plan.docx
@@ -11,7 +11,15 @@
         </w:numPr>
       </w:pPr>
       <w:r>
-        <w:t>Need to mention that exosomes (mirna cargo) could be targeting many different types of cells, not just airway-specific cells</w:t>
+        <w:t>Need to mention that exosomes (</w:t>
+      </w:r>
+      <w:proofErr w:type="spellStart"/>
+      <w:r>
+        <w:t>mirna</w:t>
+      </w:r>
+      <w:proofErr w:type="spellEnd"/>
+      <w:r>
+        <w:t xml:space="preserve"> cargo) could be targeting many different types of cells, not just airway-specific cells</w:t>
       </w:r>
     </w:p>
     <w:p>
@@ -64,7 +72,15 @@
         </w:numPr>
       </w:pPr>
       <w:r>
-        <w:t xml:space="preserve">Kegg vs reactome </w:t>
+        <w:t xml:space="preserve">Kegg vs </w:t>
+      </w:r>
+      <w:proofErr w:type="spellStart"/>
+      <w:r>
+        <w:t>reactome</w:t>
+      </w:r>
+      <w:proofErr w:type="spellEnd"/>
+      <w:r>
+        <w:t xml:space="preserve"> </w:t>
       </w:r>
       <w:r>
         <w:t xml:space="preserve">(pathway) </w:t>
@@ -126,10 +142,12 @@
       <w:r>
         <w:t xml:space="preserve">Can’t use (g)sea from raw target genes but could apply a quantitative ranking system then you could use </w:t>
       </w:r>
+      <w:proofErr w:type="spellStart"/>
       <w:proofErr w:type="gramStart"/>
       <w:r>
         <w:t>eit</w:t>
       </w:r>
+      <w:proofErr w:type="spellEnd"/>
       <w:proofErr w:type="gramEnd"/>
       <w:r>
         <w:t xml:space="preserve"> but the system must be robust [probably references for this] </w:t>
@@ -152,7 +170,15 @@
       </w:r>
       <w:proofErr w:type="gramEnd"/>
       <w:r>
-        <w:t xml:space="preserve"> de mirnas [can find out number – use for loop in: </w:t>
+        <w:t xml:space="preserve"> de </w:t>
+      </w:r>
+      <w:proofErr w:type="spellStart"/>
+      <w:r>
+        <w:t>mirnas</w:t>
+      </w:r>
+      <w:proofErr w:type="spellEnd"/>
+      <w:r>
+        <w:t xml:space="preserve"> [can find out number – use for loop in: </w:t>
       </w:r>
       <w:r>
         <w:t>"~/GIT/L4137_HBEC_EV_Transcriptomics-Project/01_Protease/src/scripts/analysis_pipeline/archive 10.35.41/08_FE_indirect_obsolete_19_06_</w:t>
@@ -174,8 +200,13 @@
           <w:numId w:val="2"/>
         </w:numPr>
       </w:pPr>
-      <w:r>
-        <w:t xml:space="preserve">Tamirna raw counts: some identical, some double (due to precursors), some different </w:t>
+      <w:proofErr w:type="spellStart"/>
+      <w:r>
+        <w:t>Tamirna</w:t>
+      </w:r>
+      <w:proofErr w:type="spellEnd"/>
+      <w:r>
+        <w:t xml:space="preserve"> raw counts: some identical, some double (due to precursors), some different </w:t>
       </w:r>
     </w:p>
     <w:p>
@@ -219,11 +250,24 @@
       <w:r>
         <w:t xml:space="preserve">The genome version is </w:t>
       </w:r>
-      <w:r>
-        <w:t>genomeVersion: p13</w:t>
-      </w:r>
-      <w:r>
-        <w:t xml:space="preserve"> on the mind github, but th</w:t>
+      <w:proofErr w:type="spellStart"/>
+      <w:r>
+        <w:t>genomeVersion</w:t>
+      </w:r>
+      <w:proofErr w:type="spellEnd"/>
+      <w:r>
+        <w:t>: p13</w:t>
+      </w:r>
+      <w:r>
+        <w:t xml:space="preserve"> on the mind </w:t>
+      </w:r>
+      <w:proofErr w:type="spellStart"/>
+      <w:r>
+        <w:t>github</w:t>
+      </w:r>
+      <w:proofErr w:type="spellEnd"/>
+      <w:r>
+        <w:t>, but th</w:t>
       </w:r>
       <w:r>
         <w:t>is doesn’t matter because I don’t use the human genome – they only use it for the read classification bit</w:t>
@@ -244,7 +288,15 @@
         <w:t>My edger de pipeline follows the standard</w:t>
       </w:r>
       <w:r>
-        <w:t xml:space="preserve">, suggested pipeline by edger whereas tamirna have none-standard steps e.g., </w:t>
+        <w:t xml:space="preserve">, suggested pipeline by edger whereas </w:t>
+      </w:r>
+      <w:proofErr w:type="spellStart"/>
+      <w:r>
+        <w:t>tamirna</w:t>
+      </w:r>
+      <w:proofErr w:type="spellEnd"/>
+      <w:r>
+        <w:t xml:space="preserve"> have none-standard steps e.g., </w:t>
       </w:r>
     </w:p>
     <w:p>
@@ -255,9 +307,14 @@
           <w:numId w:val="2"/>
         </w:numPr>
       </w:pPr>
+      <w:proofErr w:type="spellStart"/>
       <w:proofErr w:type="gramStart"/>
       <w:r>
-        <w:t>estimateCommonDisp(</w:t>
+        <w:t>estimateCommonDisp</w:t>
+      </w:r>
+      <w:proofErr w:type="spellEnd"/>
+      <w:r>
+        <w:t>(</w:t>
       </w:r>
       <w:proofErr w:type="gramEnd"/>
       <w:r>
@@ -272,9 +329,14 @@
           <w:numId w:val="2"/>
         </w:numPr>
       </w:pPr>
+      <w:proofErr w:type="spellStart"/>
       <w:proofErr w:type="gramStart"/>
       <w:r>
-        <w:t>estimateTagwiseDisp(</w:t>
+        <w:t>estimateTagwiseDisp</w:t>
+      </w:r>
+      <w:proofErr w:type="spellEnd"/>
+      <w:r>
+        <w:t>(</w:t>
       </w:r>
       <w:proofErr w:type="gramEnd"/>
       <w:r>
@@ -289,21 +351,189 @@
           <w:numId w:val="2"/>
         </w:numPr>
       </w:pPr>
+      <w:proofErr w:type="spellStart"/>
       <w:proofErr w:type="gramStart"/>
       <w:r>
         <w:t>filtered.results</w:t>
       </w:r>
       <w:proofErr w:type="gramEnd"/>
       <w:r>
-        <w:t xml:space="preserve">$FDR &lt;- </w:t>
-      </w:r>
+        <w:t>$FDR</w:t>
+      </w:r>
+      <w:proofErr w:type="spellEnd"/>
+      <w:r>
+        <w:t xml:space="preserve"> &lt;- </w:t>
+      </w:r>
+      <w:proofErr w:type="spellStart"/>
       <w:proofErr w:type="gramStart"/>
       <w:r>
-        <w:t>filtPadj[</w:t>
+        <w:t>filtPadj</w:t>
+      </w:r>
+      <w:proofErr w:type="spellEnd"/>
+      <w:r>
+        <w:t>[</w:t>
       </w:r>
       <w:proofErr w:type="gramEnd"/>
       <w:r>
         <w:t>, j]</w:t>
+      </w:r>
+    </w:p>
+    <w:p>
+      <w:pPr>
+        <w:pStyle w:val="ListParagraph"/>
+        <w:numPr>
+          <w:ilvl w:val="0"/>
+          <w:numId w:val="2"/>
+        </w:numPr>
+      </w:pPr>
+      <w:proofErr w:type="spellStart"/>
+      <w:r>
+        <w:t>T</w:t>
+      </w:r>
+      <w:r>
+        <w:t>ami</w:t>
+      </w:r>
+      <w:r>
+        <w:t>rna</w:t>
+      </w:r>
+      <w:proofErr w:type="spellEnd"/>
+      <w:r>
+        <w:t xml:space="preserve"> has min length 17 and no max length but there aren’t </w:t>
+      </w:r>
+      <w:proofErr w:type="gramStart"/>
+      <w:r>
+        <w:t>really canonical</w:t>
+      </w:r>
+      <w:proofErr w:type="gramEnd"/>
+      <w:r>
+        <w:t xml:space="preserve"> 17nt </w:t>
+      </w:r>
+      <w:proofErr w:type="spellStart"/>
+      <w:r>
+        <w:t>mirnas</w:t>
+      </w:r>
+      <w:proofErr w:type="spellEnd"/>
+      <w:r>
+        <w:t xml:space="preserve"> and no max length was likely used as they want to do </w:t>
+      </w:r>
+      <w:proofErr w:type="spellStart"/>
+      <w:r>
+        <w:t>rna</w:t>
+      </w:r>
+      <w:proofErr w:type="spellEnd"/>
+      <w:r>
+        <w:t xml:space="preserve"> classification which uses longer </w:t>
+      </w:r>
+      <w:proofErr w:type="spellStart"/>
+      <w:r>
+        <w:t>rnas</w:t>
+      </w:r>
+      <w:proofErr w:type="spellEnd"/>
+      <w:r>
+        <w:t xml:space="preserve"> than 30nt. My 18-30 filter (in run_02) is closer to biology.</w:t>
+      </w:r>
+    </w:p>
+    <w:p>
+      <w:pPr>
+        <w:pStyle w:val="ListParagraph"/>
+        <w:numPr>
+          <w:ilvl w:val="0"/>
+          <w:numId w:val="2"/>
+        </w:numPr>
+      </w:pPr>
+      <w:r>
+        <w:lastRenderedPageBreak/>
+        <w:t>calu-3 cells either not as good at producing EVs or there might have been a procedural error during extraction which meant the EVs were not isolated properly – need to see if they did any EV quantification to confirm the latter point.</w:t>
+      </w:r>
+    </w:p>
+    <w:p>
+      <w:pPr>
+        <w:pStyle w:val="ListParagraph"/>
+        <w:numPr>
+          <w:ilvl w:val="0"/>
+          <w:numId w:val="2"/>
+        </w:numPr>
+      </w:pPr>
+      <w:r>
+        <w:t xml:space="preserve">The paper in project brief </w:t>
+      </w:r>
+      <w:hyperlink r:id="rId7" w:history="1">
+        <w:r>
+          <w:rPr>
+            <w:rStyle w:val="Hyperlink"/>
+          </w:rPr>
+          <w:t>https://onlinelibrary.wiley.com/doi/10.1111/all.14008</w:t>
+        </w:r>
+      </w:hyperlink>
+    </w:p>
+    <w:p>
+      <w:pPr>
+        <w:pStyle w:val="ListParagraph"/>
+        <w:numPr>
+          <w:ilvl w:val="1"/>
+          <w:numId w:val="2"/>
+        </w:numPr>
+      </w:pPr>
+      <w:r>
+        <w:t>IL-13 pathway corelated with asthma</w:t>
+      </w:r>
+    </w:p>
+    <w:p>
+      <w:pPr>
+        <w:pStyle w:val="ListParagraph"/>
+        <w:numPr>
+          <w:ilvl w:val="1"/>
+          <w:numId w:val="2"/>
+        </w:numPr>
+      </w:pPr>
+      <w:r>
+        <w:t>“</w:t>
+      </w:r>
+      <w:r>
+        <w:t xml:space="preserve">miR-92b, miR-210, and miR-34a significantly correlated with lung function parameters in children (FEV1FVC%pred and FEF25-75%pred), thus lower </w:t>
+      </w:r>
+      <w:proofErr w:type="spellStart"/>
+      <w:r>
+        <w:t>sEV</w:t>
+      </w:r>
+      <w:proofErr w:type="spellEnd"/>
+      <w:r>
+        <w:t>-miRNA</w:t>
+      </w:r>
+      <w:r>
+        <w:t>”</w:t>
+      </w:r>
+    </w:p>
+    <w:p>
+      <w:pPr>
+        <w:pStyle w:val="ListParagraph"/>
+        <w:numPr>
+          <w:ilvl w:val="0"/>
+          <w:numId w:val="2"/>
+        </w:numPr>
+      </w:pPr>
+      <w:r>
+        <w:t xml:space="preserve">This paper in project brief </w:t>
+      </w:r>
+      <w:hyperlink r:id="rId8" w:history="1">
+        <w:r>
+          <w:rPr>
+            <w:rStyle w:val="Hyperlink"/>
+          </w:rPr>
+          <w:t>https://isevjournals.onlinelibrary.wiley.com/doi/10.1002/jev2.12124</w:t>
+        </w:r>
+      </w:hyperlink>
+    </w:p>
+    <w:p>
+      <w:pPr>
+        <w:pStyle w:val="ListParagraph"/>
+        <w:numPr>
+          <w:ilvl w:val="1"/>
+          <w:numId w:val="2"/>
+        </w:numPr>
+      </w:pPr>
+      <w:r>
+        <w:t>Among enriched miRNA species present in HBEC EVs, miR-16, miR-26a, miR-26b, miR-141, miR-148a, and miR-200a are mechanistically involved in reducing WNT5A and WNT10B expression in LFs, and in reducing WNT3A, WNT5A, and WNT10B expression in HBECs.</w:t>
       </w:r>
     </w:p>
     <w:p>
@@ -326,7 +556,7 @@
   <w:abstractNum w:abstractNumId="0" w15:restartNumberingAfterBreak="0">
     <w:nsid w:val="3AE46B04"/>
     <w:multiLevelType w:val="hybridMultilevel"/>
-    <w:tmpl w:val="A5505D5A"/>
+    <w:tmpl w:val="B77804E2"/>
     <w:lvl w:ilvl="0" w:tplc="08090001">
       <w:start w:val="1"/>
       <w:numFmt w:val="bullet"/>
@@ -348,7 +578,7 @@
         <w:ind w:left="1440" w:hanging="360"/>
       </w:pPr>
       <w:rPr>
-        <w:rFonts w:ascii="Courier New" w:hAnsi="Courier New" w:cs="Courier New" w:hint="default"/>
+        <w:rFonts w:ascii="Courier New" w:hAnsi="Courier New" w:hint="default"/>
       </w:rPr>
     </w:lvl>
     <w:lvl w:ilvl="2" w:tplc="08090005" w:tentative="1">

--- a/write_up/drafts/5_discussion/discussion_plan.docx
+++ b/write_up/drafts/5_discussion/discussion_plan.docx
@@ -116,7 +116,31 @@
         </w:numPr>
       </w:pPr>
       <w:r>
+        <w:t>Experimental validation of predicted miRNA targets enhances support for miRNA targets; however, this data is not always available.</w:t>
+      </w:r>
+    </w:p>
+    <w:p>
+      <w:pPr>
+        <w:pStyle w:val="ListParagraph"/>
+        <w:numPr>
+          <w:ilvl w:val="1"/>
+          <w:numId w:val="2"/>
+        </w:numPr>
+      </w:pPr>
+      <w:r>
         <w:t>Anticorrelated miRNA-mRNA</w:t>
+      </w:r>
+    </w:p>
+    <w:p>
+      <w:pPr>
+        <w:pStyle w:val="ListParagraph"/>
+        <w:numPr>
+          <w:ilvl w:val="1"/>
+          <w:numId w:val="2"/>
+        </w:numPr>
+      </w:pPr>
+      <w:r>
+        <w:t>People use microarray data a lot</w:t>
       </w:r>
     </w:p>
     <w:p>
@@ -422,7 +446,11 @@
       </w:r>
       <w:proofErr w:type="spellEnd"/>
       <w:r>
-        <w:t xml:space="preserve"> classification which uses longer </w:t>
+        <w:t xml:space="preserve"> </w:t>
+      </w:r>
+      <w:r>
+        <w:lastRenderedPageBreak/>
+        <w:t xml:space="preserve">classification which uses longer </w:t>
       </w:r>
       <w:proofErr w:type="spellStart"/>
       <w:r>
@@ -442,7 +470,6 @@
         </w:numPr>
       </w:pPr>
       <w:r>
-        <w:lastRenderedPageBreak/>
         <w:t>calu-3 cells either not as good at producing EVs or there might have been a procedural error during extraction which meant the EVs were not isolated properly – need to see if they did any EV quantification to confirm the latter point.</w:t>
       </w:r>
     </w:p>

--- a/write_up/drafts/5_discussion/discussion_plan.docx
+++ b/write_up/drafts/5_discussion/discussion_plan.docx
@@ -11,15 +11,7 @@
         </w:numPr>
       </w:pPr>
       <w:r>
-        <w:t>Need to mention that exosomes (</w:t>
-      </w:r>
-      <w:proofErr w:type="spellStart"/>
-      <w:r>
-        <w:t>mirna</w:t>
-      </w:r>
-      <w:proofErr w:type="spellEnd"/>
-      <w:r>
-        <w:t xml:space="preserve"> cargo) could be targeting many different types of cells, not just airway-specific cells</w:t>
+        <w:t>Need to mention that exosomes (mirna cargo) could be targeting many different types of cells, not just airway-specific cells</w:t>
       </w:r>
     </w:p>
     <w:p>
@@ -72,27 +64,172 @@
         </w:numPr>
       </w:pPr>
       <w:r>
-        <w:t xml:space="preserve">Kegg vs </w:t>
-      </w:r>
-      <w:proofErr w:type="spellStart"/>
-      <w:r>
-        <w:t>reactome</w:t>
-      </w:r>
-      <w:proofErr w:type="spellEnd"/>
+        <w:t xml:space="preserve">Kegg vs reactome </w:t>
+      </w:r>
+      <w:r>
+        <w:t xml:space="preserve">(pathway) </w:t>
+      </w:r>
+      <w:r>
+        <w:t>vs GO</w:t>
+      </w:r>
       <w:r>
         <w:t xml:space="preserve"> </w:t>
       </w:r>
       <w:r>
-        <w:t xml:space="preserve">(pathway) </w:t>
-      </w:r>
-      <w:r>
-        <w:t>vs GO</w:t>
+        <w:t>(specifically for immune-related / exosomes)</w:t>
+      </w:r>
+    </w:p>
+    <w:p>
+      <w:pPr>
+        <w:pStyle w:val="ListParagraph"/>
+        <w:numPr>
+          <w:ilvl w:val="0"/>
+          <w:numId w:val="2"/>
+        </w:numPr>
+      </w:pPr>
+      <w:r>
+        <w:t>Accompanying mRNA data could be used to reduce target gene list</w:t>
+      </w:r>
+    </w:p>
+    <w:p>
+      <w:pPr>
+        <w:pStyle w:val="ListParagraph"/>
+        <w:numPr>
+          <w:ilvl w:val="1"/>
+          <w:numId w:val="2"/>
+        </w:numPr>
+      </w:pPr>
+      <w:r>
+        <w:t>Experimental validation of predicted miRNA targets enhances support for miRNA targets; however, this data is not always available.</w:t>
+      </w:r>
+    </w:p>
+    <w:p>
+      <w:pPr>
+        <w:pStyle w:val="ListParagraph"/>
+        <w:numPr>
+          <w:ilvl w:val="1"/>
+          <w:numId w:val="2"/>
+        </w:numPr>
+      </w:pPr>
+      <w:r>
+        <w:t>Anticorrelated miRNA-mRNA</w:t>
+      </w:r>
+    </w:p>
+    <w:p>
+      <w:pPr>
+        <w:pStyle w:val="ListParagraph"/>
+        <w:numPr>
+          <w:ilvl w:val="1"/>
+          <w:numId w:val="2"/>
+        </w:numPr>
+      </w:pPr>
+      <w:r>
+        <w:t>People use microarray data a lot</w:t>
+      </w:r>
+    </w:p>
+    <w:p>
+      <w:pPr>
+        <w:pStyle w:val="ListParagraph"/>
+        <w:numPr>
+          <w:ilvl w:val="0"/>
+          <w:numId w:val="2"/>
+        </w:numPr>
+      </w:pPr>
+      <w:r>
+        <w:t>Using overlap of target gene prediction databases increase reliability but due to differences in library size/update rate, newer, or real but less experimentally supported, interactions could be missed</w:t>
+      </w:r>
+    </w:p>
+    <w:p>
+      <w:pPr>
+        <w:pStyle w:val="ListParagraph"/>
+        <w:numPr>
+          <w:ilvl w:val="0"/>
+          <w:numId w:val="2"/>
+        </w:numPr>
+      </w:pPr>
+      <w:r>
+        <w:t xml:space="preserve">Can’t use (g)sea from raw target genes but could apply a quantitative ranking system then you could use eit but the system must be robust [probably references for this] </w:t>
+      </w:r>
+    </w:p>
+    <w:p>
+      <w:pPr>
+        <w:pStyle w:val="ListParagraph"/>
+        <w:numPr>
+          <w:ilvl w:val="0"/>
+          <w:numId w:val="2"/>
+        </w:numPr>
+      </w:pPr>
+      <w:r>
+        <w:t xml:space="preserve">Performing per-miRNA pathway analysis failed to yield significant pathways in a large number of de mirnas [can find out number – use for loop in: </w:t>
+      </w:r>
+      <w:r>
+        <w:t>"~/GIT/L4137_HBEC_EV_Transcriptomics-Project/01_Protease/src/scripts/analysis_pipeline/archive 10.35.41/08_FE_indirect_obsolete_19_06_26.R"</w:t>
+      </w:r>
+    </w:p>
+    <w:p>
+      <w:pPr>
+        <w:pStyle w:val="ListParagraph"/>
+        <w:numPr>
+          <w:ilvl w:val="0"/>
+          <w:numId w:val="2"/>
+        </w:numPr>
+      </w:pPr>
+      <w:r>
+        <w:t xml:space="preserve">Tamirna raw counts: some identical, some double (due to precursors), some different </w:t>
+      </w:r>
+    </w:p>
+    <w:p>
+      <w:pPr>
+        <w:pStyle w:val="ListParagraph"/>
+        <w:numPr>
+          <w:ilvl w:val="1"/>
+          <w:numId w:val="2"/>
+        </w:numPr>
+      </w:pPr>
+      <w:r>
+        <w:t>T</w:t>
+      </w:r>
+      <w:r>
+        <w:t>hey use the same miRbase database version</w:t>
+      </w:r>
+      <w:r>
+        <w:t xml:space="preserve"> so that’s not the reason</w:t>
       </w:r>
       <w:r>
         <w:t xml:space="preserve"> </w:t>
       </w:r>
       <w:r>
-        <w:t>(specifically for immune-related / exosomes)</w:t>
+        <w:t xml:space="preserve">for different results </w:t>
+      </w:r>
+      <w:r>
+        <w:t>– 22.1</w:t>
+      </w:r>
+      <w:r>
+        <w:t>.</w:t>
+      </w:r>
+    </w:p>
+    <w:p>
+      <w:pPr>
+        <w:pStyle w:val="ListParagraph"/>
+        <w:numPr>
+          <w:ilvl w:val="1"/>
+          <w:numId w:val="2"/>
+        </w:numPr>
+      </w:pPr>
+      <w:r>
+        <w:t xml:space="preserve">The genome version is </w:t>
+      </w:r>
+      <w:r>
+        <w:t>genomeVersion: p13</w:t>
+      </w:r>
+      <w:r>
+        <w:t xml:space="preserve"> on the mind github, but th</w:t>
+      </w:r>
+      <w:r>
+        <w:t>is doesn’t matter because I don’t use the human genome – they only use it for the read classification bit</w:t>
+      </w:r>
+      <w:r>
+        <w:t xml:space="preserve"> </w:t>
       </w:r>
     </w:p>
     <w:p>
@@ -104,7 +241,10 @@
         </w:numPr>
       </w:pPr>
       <w:r>
-        <w:t>Accompanying mRNA data could be used to reduce target gene list</w:t>
+        <w:t>My edger de pipeline follows the standard</w:t>
+      </w:r>
+      <w:r>
+        <w:t xml:space="preserve">, suggested pipeline by edger whereas tamirna have none-standard steps e.g., </w:t>
       </w:r>
     </w:p>
     <w:p>
@@ -116,7 +256,7 @@
         </w:numPr>
       </w:pPr>
       <w:r>
-        <w:t>Experimental validation of predicted miRNA targets enhances support for miRNA targets; however, this data is not always available.</w:t>
+        <w:t>estimateCommonDisp()</w:t>
       </w:r>
     </w:p>
     <w:p>
@@ -128,7 +268,7 @@
         </w:numPr>
       </w:pPr>
       <w:r>
-        <w:t>Anticorrelated miRNA-mRNA</w:t>
+        <w:t>estimateTagwiseDisp()</w:t>
       </w:r>
     </w:p>
     <w:p>
@@ -140,7 +280,7 @@
         </w:numPr>
       </w:pPr>
       <w:r>
-        <w:t>People use microarray data a lot</w:t>
+        <w:t>filtered.results$FDR &lt;- filtPadj[, j]</w:t>
       </w:r>
     </w:p>
     <w:p>
@@ -152,313 +292,20 @@
         </w:numPr>
       </w:pPr>
       <w:r>
-        <w:t>Using overlap of target gene prediction databases increase reliability but due to differences in library size/update rate, newer, or real but less experimentally supported, interactions could be missed</w:t>
-      </w:r>
-    </w:p>
-    <w:p>
-      <w:pPr>
-        <w:pStyle w:val="ListParagraph"/>
-        <w:numPr>
-          <w:ilvl w:val="0"/>
-          <w:numId w:val="2"/>
-        </w:numPr>
-      </w:pPr>
-      <w:r>
-        <w:t xml:space="preserve">Can’t use (g)sea from raw target genes but could apply a quantitative ranking system then you could use </w:t>
-      </w:r>
-      <w:proofErr w:type="spellStart"/>
-      <w:proofErr w:type="gramStart"/>
-      <w:r>
-        <w:t>eit</w:t>
-      </w:r>
-      <w:proofErr w:type="spellEnd"/>
-      <w:proofErr w:type="gramEnd"/>
-      <w:r>
-        <w:t xml:space="preserve"> but the system must be robust [probably references for this] </w:t>
-      </w:r>
-    </w:p>
-    <w:p>
-      <w:pPr>
-        <w:pStyle w:val="ListParagraph"/>
-        <w:numPr>
-          <w:ilvl w:val="0"/>
-          <w:numId w:val="2"/>
-        </w:numPr>
-      </w:pPr>
-      <w:r>
-        <w:t xml:space="preserve">Performing per-miRNA pathway analysis failed to yield significant pathways in </w:t>
-      </w:r>
-      <w:proofErr w:type="gramStart"/>
-      <w:r>
-        <w:t>a large number of</w:t>
-      </w:r>
-      <w:proofErr w:type="gramEnd"/>
-      <w:r>
-        <w:t xml:space="preserve"> de </w:t>
-      </w:r>
-      <w:proofErr w:type="spellStart"/>
-      <w:r>
-        <w:t>mirnas</w:t>
-      </w:r>
-      <w:proofErr w:type="spellEnd"/>
-      <w:r>
-        <w:t xml:space="preserve"> [can find out number – use for loop in: </w:t>
-      </w:r>
-      <w:r>
-        <w:t>"~/GIT/L4137_HBEC_EV_Transcriptomics-Project/01_Protease/src/scripts/analysis_pipeline/archive 10.35.41/08_FE_indirect_obsolete_19_06_</w:t>
-      </w:r>
-      <w:proofErr w:type="gramStart"/>
-      <w:r>
-        <w:t>26.R</w:t>
-      </w:r>
-      <w:proofErr w:type="gramEnd"/>
-      <w:r>
-        <w:t>"</w:t>
-      </w:r>
-    </w:p>
-    <w:p>
-      <w:pPr>
-        <w:pStyle w:val="ListParagraph"/>
-        <w:numPr>
-          <w:ilvl w:val="0"/>
-          <w:numId w:val="2"/>
-        </w:numPr>
-      </w:pPr>
-      <w:proofErr w:type="spellStart"/>
-      <w:r>
-        <w:t>Tamirna</w:t>
-      </w:r>
-      <w:proofErr w:type="spellEnd"/>
-      <w:r>
-        <w:t xml:space="preserve"> raw counts: some identical, some double (due to precursors), some different </w:t>
-      </w:r>
-    </w:p>
-    <w:p>
-      <w:pPr>
-        <w:pStyle w:val="ListParagraph"/>
-        <w:numPr>
-          <w:ilvl w:val="1"/>
-          <w:numId w:val="2"/>
-        </w:numPr>
-      </w:pPr>
-      <w:r>
         <w:t>T</w:t>
       </w:r>
       <w:r>
-        <w:t>hey use the same miRbase database version</w:t>
-      </w:r>
-      <w:r>
-        <w:t xml:space="preserve"> so that’s not the reason</w:t>
-      </w:r>
-      <w:r>
-        <w:t xml:space="preserve"> </w:t>
-      </w:r>
-      <w:r>
-        <w:t xml:space="preserve">for different results </w:t>
-      </w:r>
-      <w:r>
-        <w:t>– 22.1</w:t>
-      </w:r>
-      <w:r>
-        <w:t>.</w:t>
-      </w:r>
-    </w:p>
-    <w:p>
-      <w:pPr>
-        <w:pStyle w:val="ListParagraph"/>
-        <w:numPr>
-          <w:ilvl w:val="1"/>
-          <w:numId w:val="2"/>
-        </w:numPr>
-      </w:pPr>
-      <w:r>
-        <w:t xml:space="preserve">The genome version is </w:t>
-      </w:r>
-      <w:proofErr w:type="spellStart"/>
-      <w:r>
-        <w:t>genomeVersion</w:t>
-      </w:r>
-      <w:proofErr w:type="spellEnd"/>
-      <w:r>
-        <w:t>: p13</w:t>
-      </w:r>
-      <w:r>
-        <w:t xml:space="preserve"> on the mind </w:t>
-      </w:r>
-      <w:proofErr w:type="spellStart"/>
-      <w:r>
-        <w:t>github</w:t>
-      </w:r>
-      <w:proofErr w:type="spellEnd"/>
-      <w:r>
-        <w:t>, but th</w:t>
-      </w:r>
-      <w:r>
-        <w:t>is doesn’t matter because I don’t use the human genome – they only use it for the read classification bit</w:t>
-      </w:r>
-      <w:r>
-        <w:t xml:space="preserve"> </w:t>
-      </w:r>
-    </w:p>
-    <w:p>
-      <w:pPr>
-        <w:pStyle w:val="ListParagraph"/>
-        <w:numPr>
-          <w:ilvl w:val="0"/>
-          <w:numId w:val="2"/>
-        </w:numPr>
-      </w:pPr>
-      <w:r>
-        <w:t>My edger de pipeline follows the standard</w:t>
-      </w:r>
-      <w:r>
-        <w:t xml:space="preserve">, suggested pipeline by edger whereas </w:t>
-      </w:r>
-      <w:proofErr w:type="spellStart"/>
-      <w:r>
-        <w:t>tamirna</w:t>
-      </w:r>
-      <w:proofErr w:type="spellEnd"/>
-      <w:r>
-        <w:t xml:space="preserve"> have none-standard steps e.g., </w:t>
-      </w:r>
-    </w:p>
-    <w:p>
-      <w:pPr>
-        <w:pStyle w:val="ListParagraph"/>
-        <w:numPr>
-          <w:ilvl w:val="1"/>
-          <w:numId w:val="2"/>
-        </w:numPr>
-      </w:pPr>
-      <w:proofErr w:type="spellStart"/>
-      <w:proofErr w:type="gramStart"/>
-      <w:r>
-        <w:t>estimateCommonDisp</w:t>
-      </w:r>
-      <w:proofErr w:type="spellEnd"/>
-      <w:r>
-        <w:t>(</w:t>
-      </w:r>
-      <w:proofErr w:type="gramEnd"/>
-      <w:r>
-        <w:t>)</w:t>
-      </w:r>
-    </w:p>
-    <w:p>
-      <w:pPr>
-        <w:pStyle w:val="ListParagraph"/>
-        <w:numPr>
-          <w:ilvl w:val="1"/>
-          <w:numId w:val="2"/>
-        </w:numPr>
-      </w:pPr>
-      <w:proofErr w:type="spellStart"/>
-      <w:proofErr w:type="gramStart"/>
-      <w:r>
-        <w:t>estimateTagwiseDisp</w:t>
-      </w:r>
-      <w:proofErr w:type="spellEnd"/>
-      <w:r>
-        <w:t>(</w:t>
-      </w:r>
-      <w:proofErr w:type="gramEnd"/>
-      <w:r>
-        <w:t>)</w:t>
-      </w:r>
-    </w:p>
-    <w:p>
-      <w:pPr>
-        <w:pStyle w:val="ListParagraph"/>
-        <w:numPr>
-          <w:ilvl w:val="1"/>
-          <w:numId w:val="2"/>
-        </w:numPr>
-      </w:pPr>
-      <w:proofErr w:type="spellStart"/>
-      <w:proofErr w:type="gramStart"/>
-      <w:r>
-        <w:t>filtered.results</w:t>
-      </w:r>
-      <w:proofErr w:type="gramEnd"/>
-      <w:r>
-        <w:t>$FDR</w:t>
-      </w:r>
-      <w:proofErr w:type="spellEnd"/>
-      <w:r>
-        <w:t xml:space="preserve"> &lt;- </w:t>
-      </w:r>
-      <w:proofErr w:type="spellStart"/>
-      <w:proofErr w:type="gramStart"/>
-      <w:r>
-        <w:t>filtPadj</w:t>
-      </w:r>
-      <w:proofErr w:type="spellEnd"/>
-      <w:r>
-        <w:t>[</w:t>
-      </w:r>
-      <w:proofErr w:type="gramEnd"/>
-      <w:r>
-        <w:t>, j]</w:t>
-      </w:r>
-    </w:p>
-    <w:p>
-      <w:pPr>
-        <w:pStyle w:val="ListParagraph"/>
-        <w:numPr>
-          <w:ilvl w:val="0"/>
-          <w:numId w:val="2"/>
-        </w:numPr>
-      </w:pPr>
-      <w:proofErr w:type="spellStart"/>
-      <w:r>
-        <w:t>T</w:t>
-      </w:r>
-      <w:r>
         <w:t>ami</w:t>
       </w:r>
       <w:r>
         <w:t>rna</w:t>
       </w:r>
-      <w:proofErr w:type="spellEnd"/>
-      <w:r>
-        <w:t xml:space="preserve"> has min length 17 and no max length but there aren’t </w:t>
-      </w:r>
-      <w:proofErr w:type="gramStart"/>
-      <w:r>
-        <w:t>really canonical</w:t>
-      </w:r>
-      <w:proofErr w:type="gramEnd"/>
-      <w:r>
-        <w:t xml:space="preserve"> 17nt </w:t>
-      </w:r>
-      <w:proofErr w:type="spellStart"/>
-      <w:r>
-        <w:t>mirnas</w:t>
-      </w:r>
-      <w:proofErr w:type="spellEnd"/>
-      <w:r>
-        <w:t xml:space="preserve"> and no max length was likely used as they want to do </w:t>
-      </w:r>
-      <w:proofErr w:type="spellStart"/>
-      <w:r>
-        <w:t>rna</w:t>
-      </w:r>
-      <w:proofErr w:type="spellEnd"/>
-      <w:r>
-        <w:t xml:space="preserve"> </w:t>
+      <w:r>
+        <w:t xml:space="preserve"> has min length 17 and no max length but there aren’t really canonical 17nt mirnas and no max length was likely used as they want to do rna </w:t>
       </w:r>
       <w:r>
         <w:lastRenderedPageBreak/>
-        <w:t xml:space="preserve">classification which uses longer </w:t>
-      </w:r>
-      <w:proofErr w:type="spellStart"/>
-      <w:r>
-        <w:t>rnas</w:t>
-      </w:r>
-      <w:proofErr w:type="spellEnd"/>
-      <w:r>
-        <w:t xml:space="preserve"> than 30nt. My 18-30 filter (in run_02) is closer to biology.</w:t>
+        <w:t>classification which uses longer rnas than 30nt. My 18-30 filter (in run_02) is closer to biology.</w:t>
       </w:r>
     </w:p>
     <w:p>
@@ -517,15 +364,7 @@
         <w:t>“</w:t>
       </w:r>
       <w:r>
-        <w:t xml:space="preserve">miR-92b, miR-210, and miR-34a significantly correlated with lung function parameters in children (FEV1FVC%pred and FEF25-75%pred), thus lower </w:t>
-      </w:r>
-      <w:proofErr w:type="spellStart"/>
-      <w:r>
-        <w:t>sEV</w:t>
-      </w:r>
-      <w:proofErr w:type="spellEnd"/>
-      <w:r>
-        <w:t>-miRNA</w:t>
+        <w:t>miR-92b, miR-210, and miR-34a significantly correlated with lung function parameters in children (FEV1FVC%pred and FEF25-75%pred), thus lower sEV-miRNA</w:t>
       </w:r>
       <w:r>
         <w:t>”</w:t>
@@ -561,6 +400,18 @@
       </w:pPr>
       <w:r>
         <w:t>Among enriched miRNA species present in HBEC EVs, miR-16, miR-26a, miR-26b, miR-141, miR-148a, and miR-200a are mechanistically involved in reducing WNT5A and WNT10B expression in LFs, and in reducing WNT3A, WNT5A, and WNT10B expression in HBECs.</w:t>
+      </w:r>
+    </w:p>
+    <w:p>
+      <w:pPr>
+        <w:pStyle w:val="ListParagraph"/>
+        <w:numPr>
+          <w:ilvl w:val="0"/>
+          <w:numId w:val="2"/>
+        </w:numPr>
+      </w:pPr>
+      <w:r>
+        <w:t>Qiagen is really good because it allows you to filter target gene lists based on many criteria and using reliably, manually curated evidence. This is difficult to replicate using multimir() and passing datasets (e.g., epithelial or immune cells) to filter the list.</w:t>
       </w:r>
     </w:p>
     <w:p>

--- a/write_up/drafts/5_discussion/discussion_plan.docx
+++ b/write_up/drafts/5_discussion/discussion_plan.docx
@@ -11,7 +11,15 @@
         </w:numPr>
       </w:pPr>
       <w:r>
-        <w:t>Need to mention that exosomes (mirna cargo) could be targeting many different types of cells, not just airway-specific cells</w:t>
+        <w:t>Need to mention that exosomes (</w:t>
+      </w:r>
+      <w:proofErr w:type="spellStart"/>
+      <w:r>
+        <w:t>mirna</w:t>
+      </w:r>
+      <w:proofErr w:type="spellEnd"/>
+      <w:r>
+        <w:t xml:space="preserve"> cargo) could be targeting many different types of cells, not just airway-specific cells</w:t>
       </w:r>
     </w:p>
     <w:p>
@@ -64,7 +72,15 @@
         </w:numPr>
       </w:pPr>
       <w:r>
-        <w:t xml:space="preserve">Kegg vs reactome </w:t>
+        <w:t xml:space="preserve">Kegg vs </w:t>
+      </w:r>
+      <w:proofErr w:type="spellStart"/>
+      <w:r>
+        <w:t>reactome</w:t>
+      </w:r>
+      <w:proofErr w:type="spellEnd"/>
+      <w:r>
+        <w:t xml:space="preserve"> </w:t>
       </w:r>
       <w:r>
         <w:t xml:space="preserve">(pathway) </w:t>
@@ -148,7 +164,17 @@
         </w:numPr>
       </w:pPr>
       <w:r>
-        <w:t xml:space="preserve">Can’t use (g)sea from raw target genes but could apply a quantitative ranking system then you could use eit but the system must be robust [probably references for this] </w:t>
+        <w:t xml:space="preserve">Can’t use (g)sea from raw target genes but could apply a quantitative ranking system then you could use </w:t>
+      </w:r>
+      <w:proofErr w:type="spellStart"/>
+      <w:proofErr w:type="gramStart"/>
+      <w:r>
+        <w:t>eit</w:t>
+      </w:r>
+      <w:proofErr w:type="spellEnd"/>
+      <w:proofErr w:type="gramEnd"/>
+      <w:r>
+        <w:t xml:space="preserve"> but the system must be robust [probably references for this] </w:t>
       </w:r>
     </w:p>
     <w:p>
@@ -160,10 +186,34 @@
         </w:numPr>
       </w:pPr>
       <w:r>
-        <w:t xml:space="preserve">Performing per-miRNA pathway analysis failed to yield significant pathways in a large number of de mirnas [can find out number – use for loop in: </w:t>
-      </w:r>
-      <w:r>
-        <w:t>"~/GIT/L4137_HBEC_EV_Transcriptomics-Project/01_Protease/src/scripts/analysis_pipeline/archive 10.35.41/08_FE_indirect_obsolete_19_06_26.R"</w:t>
+        <w:t xml:space="preserve">Performing per-miRNA pathway analysis failed to yield significant pathways in </w:t>
+      </w:r>
+      <w:proofErr w:type="gramStart"/>
+      <w:r>
+        <w:t>a large number of</w:t>
+      </w:r>
+      <w:proofErr w:type="gramEnd"/>
+      <w:r>
+        <w:t xml:space="preserve"> de </w:t>
+      </w:r>
+      <w:proofErr w:type="spellStart"/>
+      <w:r>
+        <w:t>mirnas</w:t>
+      </w:r>
+      <w:proofErr w:type="spellEnd"/>
+      <w:r>
+        <w:t xml:space="preserve"> [can find out number – use for loop in: </w:t>
+      </w:r>
+      <w:r>
+        <w:t>"~/GIT/L4137_HBEC_EV_Transcriptomics-Project/01_Protease/src/scripts/analysis_pipeline/archive 10.35.41/08_FE_indirect_obsolete_19_06_</w:t>
+      </w:r>
+      <w:proofErr w:type="gramStart"/>
+      <w:r>
+        <w:t>26.R</w:t>
+      </w:r>
+      <w:proofErr w:type="gramEnd"/>
+      <w:r>
+        <w:t>"</w:t>
       </w:r>
     </w:p>
     <w:p>
@@ -174,8 +224,13 @@
           <w:numId w:val="2"/>
         </w:numPr>
       </w:pPr>
-      <w:r>
-        <w:t xml:space="preserve">Tamirna raw counts: some identical, some double (due to precursors), some different </w:t>
+      <w:proofErr w:type="spellStart"/>
+      <w:r>
+        <w:t>Tamirna</w:t>
+      </w:r>
+      <w:proofErr w:type="spellEnd"/>
+      <w:r>
+        <w:t xml:space="preserve"> raw counts: some identical, some double (due to precursors), some different </w:t>
       </w:r>
     </w:p>
     <w:p>
@@ -219,11 +274,24 @@
       <w:r>
         <w:t xml:space="preserve">The genome version is </w:t>
       </w:r>
-      <w:r>
-        <w:t>genomeVersion: p13</w:t>
-      </w:r>
-      <w:r>
-        <w:t xml:space="preserve"> on the mind github, but th</w:t>
+      <w:proofErr w:type="spellStart"/>
+      <w:r>
+        <w:t>genomeVersion</w:t>
+      </w:r>
+      <w:proofErr w:type="spellEnd"/>
+      <w:r>
+        <w:t>: p13</w:t>
+      </w:r>
+      <w:r>
+        <w:t xml:space="preserve"> on the mind </w:t>
+      </w:r>
+      <w:proofErr w:type="spellStart"/>
+      <w:r>
+        <w:t>github</w:t>
+      </w:r>
+      <w:proofErr w:type="spellEnd"/>
+      <w:r>
+        <w:t>, but th</w:t>
       </w:r>
       <w:r>
         <w:t>is doesn’t matter because I don’t use the human genome – they only use it for the read classification bit</w:t>
@@ -244,7 +312,15 @@
         <w:t>My edger de pipeline follows the standard</w:t>
       </w:r>
       <w:r>
-        <w:t xml:space="preserve">, suggested pipeline by edger whereas tamirna have none-standard steps e.g., </w:t>
+        <w:t xml:space="preserve">, suggested pipeline by edger whereas </w:t>
+      </w:r>
+      <w:proofErr w:type="spellStart"/>
+      <w:r>
+        <w:t>tamirna</w:t>
+      </w:r>
+      <w:proofErr w:type="spellEnd"/>
+      <w:r>
+        <w:t xml:space="preserve"> have none-standard steps e.g., </w:t>
       </w:r>
     </w:p>
     <w:p>
@@ -255,8 +331,18 @@
           <w:numId w:val="2"/>
         </w:numPr>
       </w:pPr>
-      <w:r>
-        <w:t>estimateCommonDisp()</w:t>
+      <w:proofErr w:type="spellStart"/>
+      <w:proofErr w:type="gramStart"/>
+      <w:r>
+        <w:t>estimateCommonDisp</w:t>
+      </w:r>
+      <w:proofErr w:type="spellEnd"/>
+      <w:r>
+        <w:t>(</w:t>
+      </w:r>
+      <w:proofErr w:type="gramEnd"/>
+      <w:r>
+        <w:t>)</w:t>
       </w:r>
     </w:p>
     <w:p>
@@ -267,8 +353,18 @@
           <w:numId w:val="2"/>
         </w:numPr>
       </w:pPr>
-      <w:r>
-        <w:t>estimateTagwiseDisp()</w:t>
+      <w:proofErr w:type="spellStart"/>
+      <w:proofErr w:type="gramStart"/>
+      <w:r>
+        <w:t>estimateTagwiseDisp</w:t>
+      </w:r>
+      <w:proofErr w:type="spellEnd"/>
+      <w:r>
+        <w:t>(</w:t>
+      </w:r>
+      <w:proofErr w:type="gramEnd"/>
+      <w:r>
+        <w:t>)</w:t>
       </w:r>
     </w:p>
     <w:p>
@@ -279,8 +375,31 @@
           <w:numId w:val="2"/>
         </w:numPr>
       </w:pPr>
-      <w:r>
-        <w:t>filtered.results$FDR &lt;- filtPadj[, j]</w:t>
+      <w:proofErr w:type="spellStart"/>
+      <w:proofErr w:type="gramStart"/>
+      <w:r>
+        <w:t>filtered.results</w:t>
+      </w:r>
+      <w:proofErr w:type="gramEnd"/>
+      <w:r>
+        <w:t>$FDR</w:t>
+      </w:r>
+      <w:proofErr w:type="spellEnd"/>
+      <w:r>
+        <w:t xml:space="preserve"> &lt;- </w:t>
+      </w:r>
+      <w:proofErr w:type="spellStart"/>
+      <w:proofErr w:type="gramStart"/>
+      <w:r>
+        <w:t>filtPadj</w:t>
+      </w:r>
+      <w:proofErr w:type="spellEnd"/>
+      <w:r>
+        <w:t>[</w:t>
+      </w:r>
+      <w:proofErr w:type="gramEnd"/>
+      <w:r>
+        <w:t>, j]</w:t>
       </w:r>
     </w:p>
     <w:p>
@@ -291,6 +410,7 @@
           <w:numId w:val="2"/>
         </w:numPr>
       </w:pPr>
+      <w:proofErr w:type="spellStart"/>
       <w:r>
         <w:t>T</w:t>
       </w:r>
@@ -300,12 +420,45 @@
       <w:r>
         <w:t>rna</w:t>
       </w:r>
-      <w:r>
-        <w:t xml:space="preserve"> has min length 17 and no max length but there aren’t really canonical 17nt mirnas and no max length was likely used as they want to do rna </w:t>
+      <w:proofErr w:type="spellEnd"/>
+      <w:r>
+        <w:t xml:space="preserve"> has min length 17 and no max length but there aren’t </w:t>
+      </w:r>
+      <w:proofErr w:type="gramStart"/>
+      <w:r>
+        <w:t>really canonical</w:t>
+      </w:r>
+      <w:proofErr w:type="gramEnd"/>
+      <w:r>
+        <w:t xml:space="preserve"> 17nt </w:t>
+      </w:r>
+      <w:proofErr w:type="spellStart"/>
+      <w:r>
+        <w:t>mirnas</w:t>
+      </w:r>
+      <w:proofErr w:type="spellEnd"/>
+      <w:r>
+        <w:t xml:space="preserve"> and no max length was likely used as they want to do </w:t>
+      </w:r>
+      <w:proofErr w:type="spellStart"/>
+      <w:r>
+        <w:t>rna</w:t>
+      </w:r>
+      <w:proofErr w:type="spellEnd"/>
+      <w:r>
+        <w:t xml:space="preserve"> </w:t>
       </w:r>
       <w:r>
         <w:lastRenderedPageBreak/>
-        <w:t>classification which uses longer rnas than 30nt. My 18-30 filter (in run_02) is closer to biology.</w:t>
+        <w:t xml:space="preserve">classification which uses longer </w:t>
+      </w:r>
+      <w:proofErr w:type="spellStart"/>
+      <w:r>
+        <w:t>rnas</w:t>
+      </w:r>
+      <w:proofErr w:type="spellEnd"/>
+      <w:r>
+        <w:t xml:space="preserve"> than 30nt. My 18-30 filter (in run_02) is closer to biology.</w:t>
       </w:r>
     </w:p>
     <w:p>
@@ -364,7 +517,15 @@
         <w:t>“</w:t>
       </w:r>
       <w:r>
-        <w:t>miR-92b, miR-210, and miR-34a significantly correlated with lung function parameters in children (FEV1FVC%pred and FEF25-75%pred), thus lower sEV-miRNA</w:t>
+        <w:t xml:space="preserve">miR-92b, miR-210, and miR-34a significantly correlated with lung function parameters in children (FEV1FVC%pred and FEF25-75%pred), thus lower </w:t>
+      </w:r>
+      <w:proofErr w:type="spellStart"/>
+      <w:r>
+        <w:t>sEV</w:t>
+      </w:r>
+      <w:proofErr w:type="spellEnd"/>
+      <w:r>
+        <w:t>-miRNA</w:t>
       </w:r>
       <w:r>
         <w:t>”</w:t>
@@ -411,13 +572,65 @@
         </w:numPr>
       </w:pPr>
       <w:r>
-        <w:t>Qiagen is really good because it allows you to filter target gene lists based on many criteria and using reliably, manually curated evidence. This is difficult to replicate using multimir() and passing datasets (e.g., epithelial or immune cells) to filter the list.</w:t>
-      </w:r>
-    </w:p>
-    <w:p>
-      <w:pPr>
-        <w:pStyle w:val="ListParagraph"/>
-      </w:pPr>
+        <w:t xml:space="preserve">Qiagen is </w:t>
+      </w:r>
+      <w:proofErr w:type="gramStart"/>
+      <w:r>
+        <w:t>really good</w:t>
+      </w:r>
+      <w:proofErr w:type="gramEnd"/>
+      <w:r>
+        <w:t xml:space="preserve"> because it allows you to filter target gene lists based on many criteria and using reliably, manually curated evidence. This is difficult to replicate using </w:t>
+      </w:r>
+      <w:proofErr w:type="spellStart"/>
+      <w:proofErr w:type="gramStart"/>
+      <w:r>
+        <w:t>multimir</w:t>
+      </w:r>
+      <w:proofErr w:type="spellEnd"/>
+      <w:r>
+        <w:t>(</w:t>
+      </w:r>
+      <w:proofErr w:type="gramEnd"/>
+      <w:r>
+        <w:t>) and passing datasets (e.g., epithelial or immune cells) to filter the list.</w:t>
+      </w:r>
+    </w:p>
+    <w:p>
+      <w:pPr>
+        <w:pStyle w:val="ListParagraph"/>
+        <w:numPr>
+          <w:ilvl w:val="0"/>
+          <w:numId w:val="2"/>
+        </w:numPr>
+      </w:pPr>
+      <w:r>
+        <w:t xml:space="preserve">Alternatives to </w:t>
+      </w:r>
+      <w:proofErr w:type="spellStart"/>
+      <w:r>
+        <w:t>mieaa</w:t>
+      </w:r>
+      <w:proofErr w:type="spellEnd"/>
+      <w:r>
+        <w:t xml:space="preserve"> = tam 2.0, </w:t>
+      </w:r>
+      <w:proofErr w:type="spellStart"/>
+      <w:r>
+        <w:t>mirnet</w:t>
+      </w:r>
+      <w:proofErr w:type="spellEnd"/>
+      <w:r>
+        <w:t xml:space="preserve"> and </w:t>
+      </w:r>
+      <w:proofErr w:type="spellStart"/>
+      <w:r>
+        <w:t>diana_mirpath</w:t>
+      </w:r>
+      <w:proofErr w:type="spellEnd"/>
+      <w:r>
+        <w:t xml:space="preserve"> (which was unavailable during this study)</w:t>
+      </w:r>
     </w:p>
     <w:sectPr>
       <w:pgSz w:w="11906" w:h="16838"/>

--- a/write_up/drafts/5_discussion/discussion_plan.docx
+++ b/write_up/drafts/5_discussion/discussion_plan.docx
@@ -11,15 +11,7 @@
         </w:numPr>
       </w:pPr>
       <w:r>
-        <w:t>Need to mention that exosomes (</w:t>
-      </w:r>
-      <w:proofErr w:type="spellStart"/>
-      <w:r>
-        <w:t>mirna</w:t>
-      </w:r>
-      <w:proofErr w:type="spellEnd"/>
-      <w:r>
-        <w:t xml:space="preserve"> cargo) could be targeting many different types of cells, not just airway-specific cells</w:t>
+        <w:t>Need to mention that exosomes (mirna cargo) could be targeting many different types of cells, not just airway-specific cells</w:t>
       </w:r>
     </w:p>
     <w:p>
@@ -72,27 +64,172 @@
         </w:numPr>
       </w:pPr>
       <w:r>
-        <w:t xml:space="preserve">Kegg vs </w:t>
-      </w:r>
-      <w:proofErr w:type="spellStart"/>
-      <w:r>
-        <w:t>reactome</w:t>
-      </w:r>
-      <w:proofErr w:type="spellEnd"/>
+        <w:t xml:space="preserve">Kegg vs reactome </w:t>
+      </w:r>
+      <w:r>
+        <w:t xml:space="preserve">(pathway) </w:t>
+      </w:r>
+      <w:r>
+        <w:t>vs GO</w:t>
+      </w:r>
       <w:r>
         <w:t xml:space="preserve"> </w:t>
       </w:r>
       <w:r>
-        <w:t xml:space="preserve">(pathway) </w:t>
-      </w:r>
-      <w:r>
-        <w:t>vs GO</w:t>
+        <w:t>(specifically for immune-related / exosomes)</w:t>
+      </w:r>
+    </w:p>
+    <w:p>
+      <w:pPr>
+        <w:pStyle w:val="ListParagraph"/>
+        <w:numPr>
+          <w:ilvl w:val="0"/>
+          <w:numId w:val="2"/>
+        </w:numPr>
+      </w:pPr>
+      <w:r>
+        <w:t>Accompanying mRNA data could be used to reduce target gene list</w:t>
+      </w:r>
+    </w:p>
+    <w:p>
+      <w:pPr>
+        <w:pStyle w:val="ListParagraph"/>
+        <w:numPr>
+          <w:ilvl w:val="1"/>
+          <w:numId w:val="2"/>
+        </w:numPr>
+      </w:pPr>
+      <w:r>
+        <w:t>Experimental validation of predicted miRNA targets enhances support for miRNA targets; however, this data is not always available.</w:t>
+      </w:r>
+    </w:p>
+    <w:p>
+      <w:pPr>
+        <w:pStyle w:val="ListParagraph"/>
+        <w:numPr>
+          <w:ilvl w:val="1"/>
+          <w:numId w:val="2"/>
+        </w:numPr>
+      </w:pPr>
+      <w:r>
+        <w:t>Anticorrelated miRNA-mRNA</w:t>
+      </w:r>
+    </w:p>
+    <w:p>
+      <w:pPr>
+        <w:pStyle w:val="ListParagraph"/>
+        <w:numPr>
+          <w:ilvl w:val="1"/>
+          <w:numId w:val="2"/>
+        </w:numPr>
+      </w:pPr>
+      <w:r>
+        <w:t>People use microarray data a lot</w:t>
+      </w:r>
+    </w:p>
+    <w:p>
+      <w:pPr>
+        <w:pStyle w:val="ListParagraph"/>
+        <w:numPr>
+          <w:ilvl w:val="0"/>
+          <w:numId w:val="2"/>
+        </w:numPr>
+      </w:pPr>
+      <w:r>
+        <w:t>Using overlap of target gene prediction databases increase reliability but due to differences in library size/update rate, newer, or real but less experimentally supported, interactions could be missed</w:t>
+      </w:r>
+    </w:p>
+    <w:p>
+      <w:pPr>
+        <w:pStyle w:val="ListParagraph"/>
+        <w:numPr>
+          <w:ilvl w:val="0"/>
+          <w:numId w:val="2"/>
+        </w:numPr>
+      </w:pPr>
+      <w:r>
+        <w:t xml:space="preserve">Can’t use (g)sea from raw target genes but could apply a quantitative ranking system then you could use eit but the system must be robust [probably references for this] </w:t>
+      </w:r>
+    </w:p>
+    <w:p>
+      <w:pPr>
+        <w:pStyle w:val="ListParagraph"/>
+        <w:numPr>
+          <w:ilvl w:val="0"/>
+          <w:numId w:val="2"/>
+        </w:numPr>
+      </w:pPr>
+      <w:r>
+        <w:t xml:space="preserve">Performing per-miRNA pathway analysis failed to yield significant pathways in a large number of de mirnas [can find out number – use for loop in: </w:t>
+      </w:r>
+      <w:r>
+        <w:t>"~/GIT/L4137_HBEC_EV_Transcriptomics-Project/01_Protease/src/scripts/analysis_pipeline/archive 10.35.41/08_FE_indirect_obsolete_19_06_26.R"</w:t>
+      </w:r>
+    </w:p>
+    <w:p>
+      <w:pPr>
+        <w:pStyle w:val="ListParagraph"/>
+        <w:numPr>
+          <w:ilvl w:val="0"/>
+          <w:numId w:val="2"/>
+        </w:numPr>
+      </w:pPr>
+      <w:r>
+        <w:t xml:space="preserve">Tamirna raw counts: some identical, some double (due to precursors), some different </w:t>
+      </w:r>
+    </w:p>
+    <w:p>
+      <w:pPr>
+        <w:pStyle w:val="ListParagraph"/>
+        <w:numPr>
+          <w:ilvl w:val="1"/>
+          <w:numId w:val="2"/>
+        </w:numPr>
+      </w:pPr>
+      <w:r>
+        <w:t>T</w:t>
+      </w:r>
+      <w:r>
+        <w:t>hey use the same miRbase database version</w:t>
+      </w:r>
+      <w:r>
+        <w:t xml:space="preserve"> so that’s not the reason</w:t>
       </w:r>
       <w:r>
         <w:t xml:space="preserve"> </w:t>
       </w:r>
       <w:r>
-        <w:t>(specifically for immune-related / exosomes)</w:t>
+        <w:t xml:space="preserve">for different results </w:t>
+      </w:r>
+      <w:r>
+        <w:t>– 22.1</w:t>
+      </w:r>
+      <w:r>
+        <w:t>.</w:t>
+      </w:r>
+    </w:p>
+    <w:p>
+      <w:pPr>
+        <w:pStyle w:val="ListParagraph"/>
+        <w:numPr>
+          <w:ilvl w:val="1"/>
+          <w:numId w:val="2"/>
+        </w:numPr>
+      </w:pPr>
+      <w:r>
+        <w:t xml:space="preserve">The genome version is </w:t>
+      </w:r>
+      <w:r>
+        <w:t>genomeVersion: p13</w:t>
+      </w:r>
+      <w:r>
+        <w:t xml:space="preserve"> on the mind github, but th</w:t>
+      </w:r>
+      <w:r>
+        <w:t>is doesn’t matter because I don’t use the human genome – they only use it for the read classification bit</w:t>
+      </w:r>
+      <w:r>
+        <w:t xml:space="preserve"> </w:t>
       </w:r>
     </w:p>
     <w:p>
@@ -104,7 +241,10 @@
         </w:numPr>
       </w:pPr>
       <w:r>
-        <w:t>Accompanying mRNA data could be used to reduce target gene list</w:t>
+        <w:t>My edger de pipeline follows the standard</w:t>
+      </w:r>
+      <w:r>
+        <w:t xml:space="preserve">, suggested pipeline by edger whereas tamirna have none-standard steps e.g., </w:t>
       </w:r>
     </w:p>
     <w:p>
@@ -116,7 +256,7 @@
         </w:numPr>
       </w:pPr>
       <w:r>
-        <w:t>Experimental validation of predicted miRNA targets enhances support for miRNA targets; however, this data is not always available.</w:t>
+        <w:t>estimateCommonDisp()</w:t>
       </w:r>
     </w:p>
     <w:p>
@@ -128,7 +268,7 @@
         </w:numPr>
       </w:pPr>
       <w:r>
-        <w:t>Anticorrelated miRNA-mRNA</w:t>
+        <w:t>estimateTagwiseDisp()</w:t>
       </w:r>
     </w:p>
     <w:p>
@@ -140,7 +280,7 @@
         </w:numPr>
       </w:pPr>
       <w:r>
-        <w:t>People use microarray data a lot</w:t>
+        <w:t>filtered.results$FDR &lt;- filtPadj[, j]</w:t>
       </w:r>
     </w:p>
     <w:p>
@@ -152,313 +292,20 @@
         </w:numPr>
       </w:pPr>
       <w:r>
-        <w:t>Using overlap of target gene prediction databases increase reliability but due to differences in library size/update rate, newer, or real but less experimentally supported, interactions could be missed</w:t>
-      </w:r>
-    </w:p>
-    <w:p>
-      <w:pPr>
-        <w:pStyle w:val="ListParagraph"/>
-        <w:numPr>
-          <w:ilvl w:val="0"/>
-          <w:numId w:val="2"/>
-        </w:numPr>
-      </w:pPr>
-      <w:r>
-        <w:t xml:space="preserve">Can’t use (g)sea from raw target genes but could apply a quantitative ranking system then you could use </w:t>
-      </w:r>
-      <w:proofErr w:type="spellStart"/>
-      <w:proofErr w:type="gramStart"/>
-      <w:r>
-        <w:t>eit</w:t>
-      </w:r>
-      <w:proofErr w:type="spellEnd"/>
-      <w:proofErr w:type="gramEnd"/>
-      <w:r>
-        <w:t xml:space="preserve"> but the system must be robust [probably references for this] </w:t>
-      </w:r>
-    </w:p>
-    <w:p>
-      <w:pPr>
-        <w:pStyle w:val="ListParagraph"/>
-        <w:numPr>
-          <w:ilvl w:val="0"/>
-          <w:numId w:val="2"/>
-        </w:numPr>
-      </w:pPr>
-      <w:r>
-        <w:t xml:space="preserve">Performing per-miRNA pathway analysis failed to yield significant pathways in </w:t>
-      </w:r>
-      <w:proofErr w:type="gramStart"/>
-      <w:r>
-        <w:t>a large number of</w:t>
-      </w:r>
-      <w:proofErr w:type="gramEnd"/>
-      <w:r>
-        <w:t xml:space="preserve"> de </w:t>
-      </w:r>
-      <w:proofErr w:type="spellStart"/>
-      <w:r>
-        <w:t>mirnas</w:t>
-      </w:r>
-      <w:proofErr w:type="spellEnd"/>
-      <w:r>
-        <w:t xml:space="preserve"> [can find out number – use for loop in: </w:t>
-      </w:r>
-      <w:r>
-        <w:t>"~/GIT/L4137_HBEC_EV_Transcriptomics-Project/01_Protease/src/scripts/analysis_pipeline/archive 10.35.41/08_FE_indirect_obsolete_19_06_</w:t>
-      </w:r>
-      <w:proofErr w:type="gramStart"/>
-      <w:r>
-        <w:t>26.R</w:t>
-      </w:r>
-      <w:proofErr w:type="gramEnd"/>
-      <w:r>
-        <w:t>"</w:t>
-      </w:r>
-    </w:p>
-    <w:p>
-      <w:pPr>
-        <w:pStyle w:val="ListParagraph"/>
-        <w:numPr>
-          <w:ilvl w:val="0"/>
-          <w:numId w:val="2"/>
-        </w:numPr>
-      </w:pPr>
-      <w:proofErr w:type="spellStart"/>
-      <w:r>
-        <w:t>Tamirna</w:t>
-      </w:r>
-      <w:proofErr w:type="spellEnd"/>
-      <w:r>
-        <w:t xml:space="preserve"> raw counts: some identical, some double (due to precursors), some different </w:t>
-      </w:r>
-    </w:p>
-    <w:p>
-      <w:pPr>
-        <w:pStyle w:val="ListParagraph"/>
-        <w:numPr>
-          <w:ilvl w:val="1"/>
-          <w:numId w:val="2"/>
-        </w:numPr>
-      </w:pPr>
-      <w:r>
         <w:t>T</w:t>
       </w:r>
       <w:r>
-        <w:t>hey use the same miRbase database version</w:t>
-      </w:r>
-      <w:r>
-        <w:t xml:space="preserve"> so that’s not the reason</w:t>
-      </w:r>
-      <w:r>
-        <w:t xml:space="preserve"> </w:t>
-      </w:r>
-      <w:r>
-        <w:t xml:space="preserve">for different results </w:t>
-      </w:r>
-      <w:r>
-        <w:t>– 22.1</w:t>
-      </w:r>
-      <w:r>
-        <w:t>.</w:t>
-      </w:r>
-    </w:p>
-    <w:p>
-      <w:pPr>
-        <w:pStyle w:val="ListParagraph"/>
-        <w:numPr>
-          <w:ilvl w:val="1"/>
-          <w:numId w:val="2"/>
-        </w:numPr>
-      </w:pPr>
-      <w:r>
-        <w:t xml:space="preserve">The genome version is </w:t>
-      </w:r>
-      <w:proofErr w:type="spellStart"/>
-      <w:r>
-        <w:t>genomeVersion</w:t>
-      </w:r>
-      <w:proofErr w:type="spellEnd"/>
-      <w:r>
-        <w:t>: p13</w:t>
-      </w:r>
-      <w:r>
-        <w:t xml:space="preserve"> on the mind </w:t>
-      </w:r>
-      <w:proofErr w:type="spellStart"/>
-      <w:r>
-        <w:t>github</w:t>
-      </w:r>
-      <w:proofErr w:type="spellEnd"/>
-      <w:r>
-        <w:t>, but th</w:t>
-      </w:r>
-      <w:r>
-        <w:t>is doesn’t matter because I don’t use the human genome – they only use it for the read classification bit</w:t>
-      </w:r>
-      <w:r>
-        <w:t xml:space="preserve"> </w:t>
-      </w:r>
-    </w:p>
-    <w:p>
-      <w:pPr>
-        <w:pStyle w:val="ListParagraph"/>
-        <w:numPr>
-          <w:ilvl w:val="0"/>
-          <w:numId w:val="2"/>
-        </w:numPr>
-      </w:pPr>
-      <w:r>
-        <w:t>My edger de pipeline follows the standard</w:t>
-      </w:r>
-      <w:r>
-        <w:t xml:space="preserve">, suggested pipeline by edger whereas </w:t>
-      </w:r>
-      <w:proofErr w:type="spellStart"/>
-      <w:r>
-        <w:t>tamirna</w:t>
-      </w:r>
-      <w:proofErr w:type="spellEnd"/>
-      <w:r>
-        <w:t xml:space="preserve"> have none-standard steps e.g., </w:t>
-      </w:r>
-    </w:p>
-    <w:p>
-      <w:pPr>
-        <w:pStyle w:val="ListParagraph"/>
-        <w:numPr>
-          <w:ilvl w:val="1"/>
-          <w:numId w:val="2"/>
-        </w:numPr>
-      </w:pPr>
-      <w:proofErr w:type="spellStart"/>
-      <w:proofErr w:type="gramStart"/>
-      <w:r>
-        <w:t>estimateCommonDisp</w:t>
-      </w:r>
-      <w:proofErr w:type="spellEnd"/>
-      <w:r>
-        <w:t>(</w:t>
-      </w:r>
-      <w:proofErr w:type="gramEnd"/>
-      <w:r>
-        <w:t>)</w:t>
-      </w:r>
-    </w:p>
-    <w:p>
-      <w:pPr>
-        <w:pStyle w:val="ListParagraph"/>
-        <w:numPr>
-          <w:ilvl w:val="1"/>
-          <w:numId w:val="2"/>
-        </w:numPr>
-      </w:pPr>
-      <w:proofErr w:type="spellStart"/>
-      <w:proofErr w:type="gramStart"/>
-      <w:r>
-        <w:t>estimateTagwiseDisp</w:t>
-      </w:r>
-      <w:proofErr w:type="spellEnd"/>
-      <w:r>
-        <w:t>(</w:t>
-      </w:r>
-      <w:proofErr w:type="gramEnd"/>
-      <w:r>
-        <w:t>)</w:t>
-      </w:r>
-    </w:p>
-    <w:p>
-      <w:pPr>
-        <w:pStyle w:val="ListParagraph"/>
-        <w:numPr>
-          <w:ilvl w:val="1"/>
-          <w:numId w:val="2"/>
-        </w:numPr>
-      </w:pPr>
-      <w:proofErr w:type="spellStart"/>
-      <w:proofErr w:type="gramStart"/>
-      <w:r>
-        <w:t>filtered.results</w:t>
-      </w:r>
-      <w:proofErr w:type="gramEnd"/>
-      <w:r>
-        <w:t>$FDR</w:t>
-      </w:r>
-      <w:proofErr w:type="spellEnd"/>
-      <w:r>
-        <w:t xml:space="preserve"> &lt;- </w:t>
-      </w:r>
-      <w:proofErr w:type="spellStart"/>
-      <w:proofErr w:type="gramStart"/>
-      <w:r>
-        <w:t>filtPadj</w:t>
-      </w:r>
-      <w:proofErr w:type="spellEnd"/>
-      <w:r>
-        <w:t>[</w:t>
-      </w:r>
-      <w:proofErr w:type="gramEnd"/>
-      <w:r>
-        <w:t>, j]</w:t>
-      </w:r>
-    </w:p>
-    <w:p>
-      <w:pPr>
-        <w:pStyle w:val="ListParagraph"/>
-        <w:numPr>
-          <w:ilvl w:val="0"/>
-          <w:numId w:val="2"/>
-        </w:numPr>
-      </w:pPr>
-      <w:proofErr w:type="spellStart"/>
-      <w:r>
-        <w:t>T</w:t>
-      </w:r>
-      <w:r>
         <w:t>ami</w:t>
       </w:r>
       <w:r>
         <w:t>rna</w:t>
       </w:r>
-      <w:proofErr w:type="spellEnd"/>
-      <w:r>
-        <w:t xml:space="preserve"> has min length 17 and no max length but there aren’t </w:t>
-      </w:r>
-      <w:proofErr w:type="gramStart"/>
-      <w:r>
-        <w:t>really canonical</w:t>
-      </w:r>
-      <w:proofErr w:type="gramEnd"/>
-      <w:r>
-        <w:t xml:space="preserve"> 17nt </w:t>
-      </w:r>
-      <w:proofErr w:type="spellStart"/>
-      <w:r>
-        <w:t>mirnas</w:t>
-      </w:r>
-      <w:proofErr w:type="spellEnd"/>
-      <w:r>
-        <w:t xml:space="preserve"> and no max length was likely used as they want to do </w:t>
-      </w:r>
-      <w:proofErr w:type="spellStart"/>
-      <w:r>
-        <w:t>rna</w:t>
-      </w:r>
-      <w:proofErr w:type="spellEnd"/>
-      <w:r>
-        <w:t xml:space="preserve"> </w:t>
+      <w:r>
+        <w:t xml:space="preserve"> has min length 17 and no max length but there aren’t really canonical 17nt mirnas and no max length was likely used as they want to do rna </w:t>
       </w:r>
       <w:r>
         <w:lastRenderedPageBreak/>
-        <w:t xml:space="preserve">classification which uses longer </w:t>
-      </w:r>
-      <w:proofErr w:type="spellStart"/>
-      <w:r>
-        <w:t>rnas</w:t>
-      </w:r>
-      <w:proofErr w:type="spellEnd"/>
-      <w:r>
-        <w:t xml:space="preserve"> than 30nt. My 18-30 filter (in run_02) is closer to biology.</w:t>
+        <w:t>classification which uses longer rnas than 30nt. My 18-30 filter (in run_02) is closer to biology.</w:t>
       </w:r>
     </w:p>
     <w:p>
@@ -517,15 +364,7 @@
         <w:t>“</w:t>
       </w:r>
       <w:r>
-        <w:t xml:space="preserve">miR-92b, miR-210, and miR-34a significantly correlated with lung function parameters in children (FEV1FVC%pred and FEF25-75%pred), thus lower </w:t>
-      </w:r>
-      <w:proofErr w:type="spellStart"/>
-      <w:r>
-        <w:t>sEV</w:t>
-      </w:r>
-      <w:proofErr w:type="spellEnd"/>
-      <w:r>
-        <w:t>-miRNA</w:t>
+        <w:t>miR-92b, miR-210, and miR-34a significantly correlated with lung function parameters in children (FEV1FVC%pred and FEF25-75%pred), thus lower sEV-miRNA</w:t>
       </w:r>
       <w:r>
         <w:t>”</w:t>
@@ -572,28 +411,7 @@
         </w:numPr>
       </w:pPr>
       <w:r>
-        <w:t xml:space="preserve">Qiagen is </w:t>
-      </w:r>
-      <w:proofErr w:type="gramStart"/>
-      <w:r>
-        <w:t>really good</w:t>
-      </w:r>
-      <w:proofErr w:type="gramEnd"/>
-      <w:r>
-        <w:t xml:space="preserve"> because it allows you to filter target gene lists based on many criteria and using reliably, manually curated evidence. This is difficult to replicate using </w:t>
-      </w:r>
-      <w:proofErr w:type="spellStart"/>
-      <w:proofErr w:type="gramStart"/>
-      <w:r>
-        <w:t>multimir</w:t>
-      </w:r>
-      <w:proofErr w:type="spellEnd"/>
-      <w:r>
-        <w:t>(</w:t>
-      </w:r>
-      <w:proofErr w:type="gramEnd"/>
-      <w:r>
-        <w:t>) and passing datasets (e.g., epithelial or immune cells) to filter the list.</w:t>
+        <w:t>Qiagen is really good because it allows you to filter target gene lists based on many criteria and using reliably, manually curated evidence. This is difficult to replicate using multimir() and passing datasets (e.g., epithelial or immune cells) to filter the list.</w:t>
       </w:r>
     </w:p>
     <w:p>
@@ -605,31 +423,66 @@
         </w:numPr>
       </w:pPr>
       <w:r>
-        <w:t xml:space="preserve">Alternatives to </w:t>
-      </w:r>
-      <w:proofErr w:type="spellStart"/>
-      <w:r>
-        <w:t>mieaa</w:t>
-      </w:r>
-      <w:proofErr w:type="spellEnd"/>
-      <w:r>
-        <w:t xml:space="preserve"> = tam 2.0, </w:t>
-      </w:r>
-      <w:proofErr w:type="spellStart"/>
-      <w:r>
-        <w:t>mirnet</w:t>
-      </w:r>
-      <w:proofErr w:type="spellEnd"/>
-      <w:r>
-        <w:t xml:space="preserve"> and </w:t>
-      </w:r>
-      <w:proofErr w:type="spellStart"/>
-      <w:r>
-        <w:t>diana_mirpath</w:t>
-      </w:r>
-      <w:proofErr w:type="spellEnd"/>
-      <w:r>
-        <w:t xml:space="preserve"> (which was unavailable during this study)</w:t>
+        <w:t>Alternatives to mieaa = tam 2.0, mirnet and diana_mirpath (which was unavailable during this study)</w:t>
+      </w:r>
+    </w:p>
+    <w:p>
+      <w:pPr>
+        <w:pStyle w:val="ListParagraph"/>
+        <w:numPr>
+          <w:ilvl w:val="0"/>
+          <w:numId w:val="2"/>
+        </w:numPr>
+      </w:pPr>
+      <w:r>
+        <w:t>Slight increase in miRNA content for 01_protease between control and treated which may be explained by EVs being more readily generated during periods of inflammation (</w:t>
+      </w:r>
+      <w:hyperlink r:id="rId9" w:history="1">
+        <w:r>
+          <w:rPr>
+            <w:rStyle w:val="Hyperlink"/>
+          </w:rPr>
+          <w:t>https://www.nature.com/articles/s12276-020-0450-9</w:t>
+        </w:r>
+      </w:hyperlink>
+      <w:r>
+        <w:t>).</w:t>
+      </w:r>
+    </w:p>
+    <w:p>
+      <w:pPr>
+        <w:pStyle w:val="ListParagraph"/>
+        <w:numPr>
+          <w:ilvl w:val="1"/>
+          <w:numId w:val="2"/>
+        </w:numPr>
+      </w:pPr>
+      <w:r>
+        <w:t>However, this was not a linear increase with dosage</w:t>
+      </w:r>
+    </w:p>
+    <w:p>
+      <w:pPr>
+        <w:pStyle w:val="ListParagraph"/>
+        <w:numPr>
+          <w:ilvl w:val="1"/>
+          <w:numId w:val="2"/>
+        </w:numPr>
+      </w:pPr>
+      <w:r>
+        <w:t>No large change observed in 02_. May be because EVs weren’t generated or weren’t collected from the cells due to the experimental technique – have other papers been able to get EVs out of calu-3 cells?</w:t>
+      </w:r>
+    </w:p>
+    <w:p>
+      <w:pPr>
+        <w:pStyle w:val="ListParagraph"/>
+        <w:numPr>
+          <w:ilvl w:val="0"/>
+          <w:numId w:val="2"/>
+        </w:numPr>
+      </w:pPr>
+      <w:r>
+        <w:t>Dose24 protease samples have different GC signature compared to the other samples tested.</w:t>
       </w:r>
     </w:p>
     <w:sectPr>

--- a/write_up/drafts/5_discussion/discussion_plan.docx
+++ b/write_up/drafts/5_discussion/discussion_plan.docx
@@ -11,7 +11,15 @@
         </w:numPr>
       </w:pPr>
       <w:r>
-        <w:t>Need to mention that exosomes (mirna cargo) could be targeting many different types of cells, not just airway-specific cells</w:t>
+        <w:t>Need to mention that exosomes (</w:t>
+      </w:r>
+      <w:proofErr w:type="spellStart"/>
+      <w:r>
+        <w:t>mirna</w:t>
+      </w:r>
+      <w:proofErr w:type="spellEnd"/>
+      <w:r>
+        <w:t xml:space="preserve"> cargo) could be targeting many different types of cells, not just airway-specific cells</w:t>
       </w:r>
     </w:p>
     <w:p>
@@ -64,7 +72,15 @@
         </w:numPr>
       </w:pPr>
       <w:r>
-        <w:t xml:space="preserve">Kegg vs reactome </w:t>
+        <w:t xml:space="preserve">Kegg vs </w:t>
+      </w:r>
+      <w:proofErr w:type="spellStart"/>
+      <w:r>
+        <w:t>reactome</w:t>
+      </w:r>
+      <w:proofErr w:type="spellEnd"/>
+      <w:r>
+        <w:t xml:space="preserve"> </w:t>
       </w:r>
       <w:r>
         <w:t xml:space="preserve">(pathway) </w:t>
@@ -148,7 +164,17 @@
         </w:numPr>
       </w:pPr>
       <w:r>
-        <w:t xml:space="preserve">Can’t use (g)sea from raw target genes but could apply a quantitative ranking system then you could use eit but the system must be robust [probably references for this] </w:t>
+        <w:t xml:space="preserve">Can’t use (g)sea from raw target genes but could apply a quantitative ranking system then you could use </w:t>
+      </w:r>
+      <w:proofErr w:type="spellStart"/>
+      <w:proofErr w:type="gramStart"/>
+      <w:r>
+        <w:t>eit</w:t>
+      </w:r>
+      <w:proofErr w:type="spellEnd"/>
+      <w:proofErr w:type="gramEnd"/>
+      <w:r>
+        <w:t xml:space="preserve"> but the system must be robust [probably references for this] </w:t>
       </w:r>
     </w:p>
     <w:p>
@@ -160,10 +186,34 @@
         </w:numPr>
       </w:pPr>
       <w:r>
-        <w:t xml:space="preserve">Performing per-miRNA pathway analysis failed to yield significant pathways in a large number of de mirnas [can find out number – use for loop in: </w:t>
-      </w:r>
-      <w:r>
-        <w:t>"~/GIT/L4137_HBEC_EV_Transcriptomics-Project/01_Protease/src/scripts/analysis_pipeline/archive 10.35.41/08_FE_indirect_obsolete_19_06_26.R"</w:t>
+        <w:t xml:space="preserve">Performing per-miRNA pathway analysis failed to yield significant pathways in </w:t>
+      </w:r>
+      <w:proofErr w:type="gramStart"/>
+      <w:r>
+        <w:t>a large number of</w:t>
+      </w:r>
+      <w:proofErr w:type="gramEnd"/>
+      <w:r>
+        <w:t xml:space="preserve"> de </w:t>
+      </w:r>
+      <w:proofErr w:type="spellStart"/>
+      <w:r>
+        <w:t>mirnas</w:t>
+      </w:r>
+      <w:proofErr w:type="spellEnd"/>
+      <w:r>
+        <w:t xml:space="preserve"> [can find out number – use for loop in: </w:t>
+      </w:r>
+      <w:r>
+        <w:t>"~/GIT/L4137_HBEC_EV_Transcriptomics-Project/01_Protease/src/scripts/analysis_pipeline/archive 10.35.41/08_FE_indirect_obsolete_19_06_</w:t>
+      </w:r>
+      <w:proofErr w:type="gramStart"/>
+      <w:r>
+        <w:t>26.R</w:t>
+      </w:r>
+      <w:proofErr w:type="gramEnd"/>
+      <w:r>
+        <w:t>"</w:t>
       </w:r>
     </w:p>
     <w:p>
@@ -174,8 +224,13 @@
           <w:numId w:val="2"/>
         </w:numPr>
       </w:pPr>
-      <w:r>
-        <w:t xml:space="preserve">Tamirna raw counts: some identical, some double (due to precursors), some different </w:t>
+      <w:proofErr w:type="spellStart"/>
+      <w:r>
+        <w:t>Tamirna</w:t>
+      </w:r>
+      <w:proofErr w:type="spellEnd"/>
+      <w:r>
+        <w:t xml:space="preserve"> raw counts: some identical, some double (due to precursors), some different </w:t>
       </w:r>
     </w:p>
     <w:p>
@@ -219,11 +274,24 @@
       <w:r>
         <w:t xml:space="preserve">The genome version is </w:t>
       </w:r>
-      <w:r>
-        <w:t>genomeVersion: p13</w:t>
-      </w:r>
-      <w:r>
-        <w:t xml:space="preserve"> on the mind github, but th</w:t>
+      <w:proofErr w:type="spellStart"/>
+      <w:r>
+        <w:t>genomeVersion</w:t>
+      </w:r>
+      <w:proofErr w:type="spellEnd"/>
+      <w:r>
+        <w:t>: p13</w:t>
+      </w:r>
+      <w:r>
+        <w:t xml:space="preserve"> on the mind </w:t>
+      </w:r>
+      <w:proofErr w:type="spellStart"/>
+      <w:r>
+        <w:t>github</w:t>
+      </w:r>
+      <w:proofErr w:type="spellEnd"/>
+      <w:r>
+        <w:t>, but th</w:t>
       </w:r>
       <w:r>
         <w:t>is doesn’t matter because I don’t use the human genome – they only use it for the read classification bit</w:t>
@@ -244,7 +312,15 @@
         <w:t>My edger de pipeline follows the standard</w:t>
       </w:r>
       <w:r>
-        <w:t xml:space="preserve">, suggested pipeline by edger whereas tamirna have none-standard steps e.g., </w:t>
+        <w:t xml:space="preserve">, suggested pipeline by edger whereas </w:t>
+      </w:r>
+      <w:proofErr w:type="spellStart"/>
+      <w:r>
+        <w:t>tamirna</w:t>
+      </w:r>
+      <w:proofErr w:type="spellEnd"/>
+      <w:r>
+        <w:t xml:space="preserve"> have none-standard steps e.g., </w:t>
       </w:r>
     </w:p>
     <w:p>
@@ -255,8 +331,18 @@
           <w:numId w:val="2"/>
         </w:numPr>
       </w:pPr>
-      <w:r>
-        <w:t>estimateCommonDisp()</w:t>
+      <w:proofErr w:type="spellStart"/>
+      <w:proofErr w:type="gramStart"/>
+      <w:r>
+        <w:t>estimateCommonDisp</w:t>
+      </w:r>
+      <w:proofErr w:type="spellEnd"/>
+      <w:r>
+        <w:t>(</w:t>
+      </w:r>
+      <w:proofErr w:type="gramEnd"/>
+      <w:r>
+        <w:t>)</w:t>
       </w:r>
     </w:p>
     <w:p>
@@ -267,8 +353,18 @@
           <w:numId w:val="2"/>
         </w:numPr>
       </w:pPr>
-      <w:r>
-        <w:t>estimateTagwiseDisp()</w:t>
+      <w:proofErr w:type="spellStart"/>
+      <w:proofErr w:type="gramStart"/>
+      <w:r>
+        <w:t>estimateTagwiseDisp</w:t>
+      </w:r>
+      <w:proofErr w:type="spellEnd"/>
+      <w:r>
+        <w:t>(</w:t>
+      </w:r>
+      <w:proofErr w:type="gramEnd"/>
+      <w:r>
+        <w:t>)</w:t>
       </w:r>
     </w:p>
     <w:p>
@@ -279,8 +375,31 @@
           <w:numId w:val="2"/>
         </w:numPr>
       </w:pPr>
-      <w:r>
-        <w:t>filtered.results$FDR &lt;- filtPadj[, j]</w:t>
+      <w:proofErr w:type="spellStart"/>
+      <w:proofErr w:type="gramStart"/>
+      <w:r>
+        <w:t>filtered.results</w:t>
+      </w:r>
+      <w:proofErr w:type="gramEnd"/>
+      <w:r>
+        <w:t>$FDR</w:t>
+      </w:r>
+      <w:proofErr w:type="spellEnd"/>
+      <w:r>
+        <w:t xml:space="preserve"> &lt;- </w:t>
+      </w:r>
+      <w:proofErr w:type="spellStart"/>
+      <w:proofErr w:type="gramStart"/>
+      <w:r>
+        <w:t>filtPadj</w:t>
+      </w:r>
+      <w:proofErr w:type="spellEnd"/>
+      <w:r>
+        <w:t>[</w:t>
+      </w:r>
+      <w:proofErr w:type="gramEnd"/>
+      <w:r>
+        <w:t>, j]</w:t>
       </w:r>
     </w:p>
     <w:p>
@@ -291,6 +410,7 @@
           <w:numId w:val="2"/>
         </w:numPr>
       </w:pPr>
+      <w:proofErr w:type="spellStart"/>
       <w:r>
         <w:t>T</w:t>
       </w:r>
@@ -300,12 +420,45 @@
       <w:r>
         <w:t>rna</w:t>
       </w:r>
-      <w:r>
-        <w:t xml:space="preserve"> has min length 17 and no max length but there aren’t really canonical 17nt mirnas and no max length was likely used as they want to do rna </w:t>
+      <w:proofErr w:type="spellEnd"/>
+      <w:r>
+        <w:t xml:space="preserve"> has min length 17 and no max length but there aren’t </w:t>
+      </w:r>
+      <w:proofErr w:type="gramStart"/>
+      <w:r>
+        <w:t>really canonical</w:t>
+      </w:r>
+      <w:proofErr w:type="gramEnd"/>
+      <w:r>
+        <w:t xml:space="preserve"> 17nt </w:t>
+      </w:r>
+      <w:proofErr w:type="spellStart"/>
+      <w:r>
+        <w:t>mirnas</w:t>
+      </w:r>
+      <w:proofErr w:type="spellEnd"/>
+      <w:r>
+        <w:t xml:space="preserve"> and no max length was likely used as they want to do </w:t>
+      </w:r>
+      <w:proofErr w:type="spellStart"/>
+      <w:r>
+        <w:t>rna</w:t>
+      </w:r>
+      <w:proofErr w:type="spellEnd"/>
+      <w:r>
+        <w:t xml:space="preserve"> </w:t>
       </w:r>
       <w:r>
         <w:lastRenderedPageBreak/>
-        <w:t>classification which uses longer rnas than 30nt. My 18-30 filter (in run_02) is closer to biology.</w:t>
+        <w:t xml:space="preserve">classification which uses longer </w:t>
+      </w:r>
+      <w:proofErr w:type="spellStart"/>
+      <w:r>
+        <w:t>rnas</w:t>
+      </w:r>
+      <w:proofErr w:type="spellEnd"/>
+      <w:r>
+        <w:t xml:space="preserve"> than 30nt. My 18-30 filter (in run_02) is closer to biology.</w:t>
       </w:r>
     </w:p>
     <w:p>
@@ -364,7 +517,15 @@
         <w:t>“</w:t>
       </w:r>
       <w:r>
-        <w:t>miR-92b, miR-210, and miR-34a significantly correlated with lung function parameters in children (FEV1FVC%pred and FEF25-75%pred), thus lower sEV-miRNA</w:t>
+        <w:t xml:space="preserve">miR-92b, miR-210, and miR-34a significantly correlated with lung function parameters in children (FEV1FVC%pred and FEF25-75%pred), thus lower </w:t>
+      </w:r>
+      <w:proofErr w:type="spellStart"/>
+      <w:r>
+        <w:t>sEV</w:t>
+      </w:r>
+      <w:proofErr w:type="spellEnd"/>
+      <w:r>
+        <w:t>-miRNA</w:t>
       </w:r>
       <w:r>
         <w:t>”</w:t>
@@ -411,7 +572,28 @@
         </w:numPr>
       </w:pPr>
       <w:r>
-        <w:t>Qiagen is really good because it allows you to filter target gene lists based on many criteria and using reliably, manually curated evidence. This is difficult to replicate using multimir() and passing datasets (e.g., epithelial or immune cells) to filter the list.</w:t>
+        <w:t xml:space="preserve">Qiagen is </w:t>
+      </w:r>
+      <w:proofErr w:type="gramStart"/>
+      <w:r>
+        <w:t>really good</w:t>
+      </w:r>
+      <w:proofErr w:type="gramEnd"/>
+      <w:r>
+        <w:t xml:space="preserve"> because it allows you to filter target gene lists based on many criteria and using reliably, manually curated evidence. This is difficult to replicate using </w:t>
+      </w:r>
+      <w:proofErr w:type="spellStart"/>
+      <w:proofErr w:type="gramStart"/>
+      <w:r>
+        <w:t>multimir</w:t>
+      </w:r>
+      <w:proofErr w:type="spellEnd"/>
+      <w:r>
+        <w:t>(</w:t>
+      </w:r>
+      <w:proofErr w:type="gramEnd"/>
+      <w:r>
+        <w:t>) and passing datasets (e.g., epithelial or immune cells) to filter the list.</w:t>
       </w:r>
     </w:p>
     <w:p>
@@ -423,7 +605,31 @@
         </w:numPr>
       </w:pPr>
       <w:r>
-        <w:t>Alternatives to mieaa = tam 2.0, mirnet and diana_mirpath (which was unavailable during this study)</w:t>
+        <w:t xml:space="preserve">Alternatives to </w:t>
+      </w:r>
+      <w:proofErr w:type="spellStart"/>
+      <w:r>
+        <w:t>mieaa</w:t>
+      </w:r>
+      <w:proofErr w:type="spellEnd"/>
+      <w:r>
+        <w:t xml:space="preserve"> = tam 2.0, </w:t>
+      </w:r>
+      <w:proofErr w:type="spellStart"/>
+      <w:r>
+        <w:t>mirnet</w:t>
+      </w:r>
+      <w:proofErr w:type="spellEnd"/>
+      <w:r>
+        <w:t xml:space="preserve"> and </w:t>
+      </w:r>
+      <w:proofErr w:type="spellStart"/>
+      <w:r>
+        <w:t>diana_mirpath</w:t>
+      </w:r>
+      <w:proofErr w:type="spellEnd"/>
+      <w:r>
+        <w:t xml:space="preserve"> (which was unavailable during this study)</w:t>
       </w:r>
     </w:p>
     <w:p>
@@ -482,7 +688,40 @@
         </w:numPr>
       </w:pPr>
       <w:r>
-        <w:t>Dose24 protease samples have different GC signature compared to the other samples tested.</w:t>
+        <w:t xml:space="preserve">Dose 24 has different quality control results (results section 1: </w:t>
+      </w:r>
+      <w:r>
+        <w:t>High protease exposure samples exhibit altered sequencing output signature</w:t>
+      </w:r>
+      <w:r>
+        <w:t>)</w:t>
+      </w:r>
+    </w:p>
+    <w:p>
+      <w:pPr>
+        <w:pStyle w:val="ListParagraph"/>
+        <w:numPr>
+          <w:ilvl w:val="1"/>
+          <w:numId w:val="2"/>
+        </w:numPr>
+      </w:pPr>
+      <w:r>
+        <w:t>Dose24 protease samples have different GC signature compared to the other samples tested</w:t>
+      </w:r>
+      <w:r>
+        <w:t xml:space="preserve"> meaning that it might be occupied by different reads compared to the rest</w:t>
+      </w:r>
+    </w:p>
+    <w:p>
+      <w:pPr>
+        <w:pStyle w:val="ListParagraph"/>
+        <w:numPr>
+          <w:ilvl w:val="1"/>
+          <w:numId w:val="2"/>
+        </w:numPr>
+      </w:pPr>
+      <w:r>
+        <w:t>Very high sequence duplication rates show that the library may be heavily filled with some of the same miRNAs</w:t>
       </w:r>
     </w:p>
     <w:sectPr>

--- a/write_up/drafts/5_discussion/discussion_plan.docx
+++ b/write_up/drafts/5_discussion/discussion_plan.docx
@@ -722,6 +722,70 @@
       </w:pPr>
       <w:r>
         <w:t>Very high sequence duplication rates show that the library may be heavily filled with some of the same miRNAs</w:t>
+      </w:r>
+    </w:p>
+    <w:p>
+      <w:pPr>
+        <w:pStyle w:val="ListParagraph"/>
+        <w:numPr>
+          <w:ilvl w:val="0"/>
+          <w:numId w:val="2"/>
+        </w:numPr>
+      </w:pPr>
+      <w:r>
+        <w:t xml:space="preserve">Low levels of </w:t>
+      </w:r>
+      <w:proofErr w:type="spellStart"/>
+      <w:r>
+        <w:t>mirna</w:t>
+      </w:r>
+      <w:proofErr w:type="spellEnd"/>
+      <w:r>
+        <w:t xml:space="preserve"> content in the untreated condition make it difficult to draw valid conclusions because this is what de analysis is formed against</w:t>
+      </w:r>
+    </w:p>
+    <w:p>
+      <w:pPr>
+        <w:pStyle w:val="ListParagraph"/>
+        <w:numPr>
+          <w:ilvl w:val="1"/>
+          <w:numId w:val="2"/>
+        </w:numPr>
+      </w:pPr>
+      <w:r>
+        <w:t xml:space="preserve">Typical </w:t>
+      </w:r>
+      <w:proofErr w:type="spellStart"/>
+      <w:r>
+        <w:t>mirna</w:t>
+      </w:r>
+      <w:proofErr w:type="spellEnd"/>
+      <w:r>
+        <w:t xml:space="preserve"> de analysis requires x amount of </w:t>
+      </w:r>
+      <w:proofErr w:type="spellStart"/>
+      <w:r>
+        <w:t>mirna</w:t>
+      </w:r>
+      <w:proofErr w:type="spellEnd"/>
+      <w:r>
+        <w:t xml:space="preserve"> to be reliable </w:t>
+      </w:r>
+    </w:p>
+    <w:p>
+      <w:pPr>
+        <w:pStyle w:val="ListParagraph"/>
+        <w:numPr>
+          <w:ilvl w:val="0"/>
+          <w:numId w:val="2"/>
+        </w:numPr>
+      </w:pPr>
+      <w:r>
+        <w:lastRenderedPageBreak/>
+        <w:t xml:space="preserve">rRNA is </w:t>
+      </w:r>
+      <w:r>
+        <w:t>longer than 30bp so it might be fragments of rRNA that is being observed in the dose24 samples – don’t think this makes much difference as it still means that there is more rRNA in the samples as a whole</w:t>
       </w:r>
     </w:p>
     <w:sectPr>

--- a/write_up/drafts/5_discussion/discussion_plan.docx
+++ b/write_up/drafts/5_discussion/discussion_plan.docx
@@ -11,15 +11,7 @@
         </w:numPr>
       </w:pPr>
       <w:r>
-        <w:t>Need to mention that exosomes (</w:t>
-      </w:r>
-      <w:proofErr w:type="spellStart"/>
-      <w:r>
-        <w:t>mirna</w:t>
-      </w:r>
-      <w:proofErr w:type="spellEnd"/>
-      <w:r>
-        <w:t xml:space="preserve"> cargo) could be targeting many different types of cells, not just airway-specific cells</w:t>
+        <w:t>Need to mention that exosomes (mirna cargo) could be targeting many different types of cells, not just airway-specific cells</w:t>
       </w:r>
     </w:p>
     <w:p>
@@ -72,27 +64,172 @@
         </w:numPr>
       </w:pPr>
       <w:r>
-        <w:t xml:space="preserve">Kegg vs </w:t>
-      </w:r>
-      <w:proofErr w:type="spellStart"/>
-      <w:r>
-        <w:t>reactome</w:t>
-      </w:r>
-      <w:proofErr w:type="spellEnd"/>
+        <w:t xml:space="preserve">Kegg vs reactome </w:t>
+      </w:r>
+      <w:r>
+        <w:t xml:space="preserve">(pathway) </w:t>
+      </w:r>
+      <w:r>
+        <w:t>vs GO</w:t>
+      </w:r>
       <w:r>
         <w:t xml:space="preserve"> </w:t>
       </w:r>
       <w:r>
-        <w:t xml:space="preserve">(pathway) </w:t>
-      </w:r>
-      <w:r>
-        <w:t>vs GO</w:t>
+        <w:t>(specifically for immune-related / exosomes)</w:t>
+      </w:r>
+    </w:p>
+    <w:p>
+      <w:pPr>
+        <w:pStyle w:val="ListParagraph"/>
+        <w:numPr>
+          <w:ilvl w:val="0"/>
+          <w:numId w:val="2"/>
+        </w:numPr>
+      </w:pPr>
+      <w:r>
+        <w:t>Accompanying mRNA data could be used to reduce target gene list</w:t>
+      </w:r>
+    </w:p>
+    <w:p>
+      <w:pPr>
+        <w:pStyle w:val="ListParagraph"/>
+        <w:numPr>
+          <w:ilvl w:val="1"/>
+          <w:numId w:val="2"/>
+        </w:numPr>
+      </w:pPr>
+      <w:r>
+        <w:t>Experimental validation of predicted miRNA targets enhances support for miRNA targets; however, this data is not always available.</w:t>
+      </w:r>
+    </w:p>
+    <w:p>
+      <w:pPr>
+        <w:pStyle w:val="ListParagraph"/>
+        <w:numPr>
+          <w:ilvl w:val="1"/>
+          <w:numId w:val="2"/>
+        </w:numPr>
+      </w:pPr>
+      <w:r>
+        <w:t>Anticorrelated miRNA-mRNA</w:t>
+      </w:r>
+    </w:p>
+    <w:p>
+      <w:pPr>
+        <w:pStyle w:val="ListParagraph"/>
+        <w:numPr>
+          <w:ilvl w:val="1"/>
+          <w:numId w:val="2"/>
+        </w:numPr>
+      </w:pPr>
+      <w:r>
+        <w:t>People use microarray data a lot</w:t>
+      </w:r>
+    </w:p>
+    <w:p>
+      <w:pPr>
+        <w:pStyle w:val="ListParagraph"/>
+        <w:numPr>
+          <w:ilvl w:val="0"/>
+          <w:numId w:val="2"/>
+        </w:numPr>
+      </w:pPr>
+      <w:r>
+        <w:t>Using overlap of target gene prediction databases increase reliability but due to differences in library size/update rate, newer, or real but less experimentally supported, interactions could be missed</w:t>
+      </w:r>
+    </w:p>
+    <w:p>
+      <w:pPr>
+        <w:pStyle w:val="ListParagraph"/>
+        <w:numPr>
+          <w:ilvl w:val="0"/>
+          <w:numId w:val="2"/>
+        </w:numPr>
+      </w:pPr>
+      <w:r>
+        <w:t xml:space="preserve">Can’t use (g)sea from raw target genes but could apply a quantitative ranking system then you could use eit but the system must be robust [probably references for this] </w:t>
+      </w:r>
+    </w:p>
+    <w:p>
+      <w:pPr>
+        <w:pStyle w:val="ListParagraph"/>
+        <w:numPr>
+          <w:ilvl w:val="0"/>
+          <w:numId w:val="2"/>
+        </w:numPr>
+      </w:pPr>
+      <w:r>
+        <w:t xml:space="preserve">Performing per-miRNA pathway analysis failed to yield significant pathways in a large number of de mirnas [can find out number – use for loop in: </w:t>
+      </w:r>
+      <w:r>
+        <w:t>"~/GIT/L4137_HBEC_EV_Transcriptomics-Project/01_Protease/src/scripts/analysis_pipeline/archive 10.35.41/08_FE_indirect_obsolete_19_06_26.R"</w:t>
+      </w:r>
+    </w:p>
+    <w:p>
+      <w:pPr>
+        <w:pStyle w:val="ListParagraph"/>
+        <w:numPr>
+          <w:ilvl w:val="0"/>
+          <w:numId w:val="2"/>
+        </w:numPr>
+      </w:pPr>
+      <w:r>
+        <w:t xml:space="preserve">Tamirna raw counts: some identical, some double (due to precursors), some different </w:t>
+      </w:r>
+    </w:p>
+    <w:p>
+      <w:pPr>
+        <w:pStyle w:val="ListParagraph"/>
+        <w:numPr>
+          <w:ilvl w:val="1"/>
+          <w:numId w:val="2"/>
+        </w:numPr>
+      </w:pPr>
+      <w:r>
+        <w:t>T</w:t>
+      </w:r>
+      <w:r>
+        <w:t>hey use the same miRbase database version</w:t>
+      </w:r>
+      <w:r>
+        <w:t xml:space="preserve"> so that’s not the reason</w:t>
       </w:r>
       <w:r>
         <w:t xml:space="preserve"> </w:t>
       </w:r>
       <w:r>
-        <w:t>(specifically for immune-related / exosomes)</w:t>
+        <w:t xml:space="preserve">for different results </w:t>
+      </w:r>
+      <w:r>
+        <w:t>– 22.1</w:t>
+      </w:r>
+      <w:r>
+        <w:t>.</w:t>
+      </w:r>
+    </w:p>
+    <w:p>
+      <w:pPr>
+        <w:pStyle w:val="ListParagraph"/>
+        <w:numPr>
+          <w:ilvl w:val="1"/>
+          <w:numId w:val="2"/>
+        </w:numPr>
+      </w:pPr>
+      <w:r>
+        <w:t xml:space="preserve">The genome version is </w:t>
+      </w:r>
+      <w:r>
+        <w:t>genomeVersion: p13</w:t>
+      </w:r>
+      <w:r>
+        <w:t xml:space="preserve"> on the mind github, but th</w:t>
+      </w:r>
+      <w:r>
+        <w:t>is doesn’t matter because I don’t use the human genome – they only use it for the read classification bit</w:t>
+      </w:r>
+      <w:r>
+        <w:t xml:space="preserve"> </w:t>
       </w:r>
     </w:p>
     <w:p>
@@ -104,7 +241,10 @@
         </w:numPr>
       </w:pPr>
       <w:r>
-        <w:t>Accompanying mRNA data could be used to reduce target gene list</w:t>
+        <w:t>My edger de pipeline follows the standard</w:t>
+      </w:r>
+      <w:r>
+        <w:t xml:space="preserve">, suggested pipeline by edger whereas tamirna have none-standard steps e.g., </w:t>
       </w:r>
     </w:p>
     <w:p>
@@ -116,7 +256,7 @@
         </w:numPr>
       </w:pPr>
       <w:r>
-        <w:t>Experimental validation of predicted miRNA targets enhances support for miRNA targets; however, this data is not always available.</w:t>
+        <w:t>estimateCommonDisp()</w:t>
       </w:r>
     </w:p>
     <w:p>
@@ -128,7 +268,7 @@
         </w:numPr>
       </w:pPr>
       <w:r>
-        <w:t>Anticorrelated miRNA-mRNA</w:t>
+        <w:t>estimateTagwiseDisp()</w:t>
       </w:r>
     </w:p>
     <w:p>
@@ -140,7 +280,7 @@
         </w:numPr>
       </w:pPr>
       <w:r>
-        <w:t>People use microarray data a lot</w:t>
+        <w:t>filtered.results$FDR &lt;- filtPadj[, j]</w:t>
       </w:r>
     </w:p>
     <w:p>
@@ -152,313 +292,20 @@
         </w:numPr>
       </w:pPr>
       <w:r>
-        <w:t>Using overlap of target gene prediction databases increase reliability but due to differences in library size/update rate, newer, or real but less experimentally supported, interactions could be missed</w:t>
-      </w:r>
-    </w:p>
-    <w:p>
-      <w:pPr>
-        <w:pStyle w:val="ListParagraph"/>
-        <w:numPr>
-          <w:ilvl w:val="0"/>
-          <w:numId w:val="2"/>
-        </w:numPr>
-      </w:pPr>
-      <w:r>
-        <w:t xml:space="preserve">Can’t use (g)sea from raw target genes but could apply a quantitative ranking system then you could use </w:t>
-      </w:r>
-      <w:proofErr w:type="spellStart"/>
-      <w:proofErr w:type="gramStart"/>
-      <w:r>
-        <w:t>eit</w:t>
-      </w:r>
-      <w:proofErr w:type="spellEnd"/>
-      <w:proofErr w:type="gramEnd"/>
-      <w:r>
-        <w:t xml:space="preserve"> but the system must be robust [probably references for this] </w:t>
-      </w:r>
-    </w:p>
-    <w:p>
-      <w:pPr>
-        <w:pStyle w:val="ListParagraph"/>
-        <w:numPr>
-          <w:ilvl w:val="0"/>
-          <w:numId w:val="2"/>
-        </w:numPr>
-      </w:pPr>
-      <w:r>
-        <w:t xml:space="preserve">Performing per-miRNA pathway analysis failed to yield significant pathways in </w:t>
-      </w:r>
-      <w:proofErr w:type="gramStart"/>
-      <w:r>
-        <w:t>a large number of</w:t>
-      </w:r>
-      <w:proofErr w:type="gramEnd"/>
-      <w:r>
-        <w:t xml:space="preserve"> de </w:t>
-      </w:r>
-      <w:proofErr w:type="spellStart"/>
-      <w:r>
-        <w:t>mirnas</w:t>
-      </w:r>
-      <w:proofErr w:type="spellEnd"/>
-      <w:r>
-        <w:t xml:space="preserve"> [can find out number – use for loop in: </w:t>
-      </w:r>
-      <w:r>
-        <w:t>"~/GIT/L4137_HBEC_EV_Transcriptomics-Project/01_Protease/src/scripts/analysis_pipeline/archive 10.35.41/08_FE_indirect_obsolete_19_06_</w:t>
-      </w:r>
-      <w:proofErr w:type="gramStart"/>
-      <w:r>
-        <w:t>26.R</w:t>
-      </w:r>
-      <w:proofErr w:type="gramEnd"/>
-      <w:r>
-        <w:t>"</w:t>
-      </w:r>
-    </w:p>
-    <w:p>
-      <w:pPr>
-        <w:pStyle w:val="ListParagraph"/>
-        <w:numPr>
-          <w:ilvl w:val="0"/>
-          <w:numId w:val="2"/>
-        </w:numPr>
-      </w:pPr>
-      <w:proofErr w:type="spellStart"/>
-      <w:r>
-        <w:t>Tamirna</w:t>
-      </w:r>
-      <w:proofErr w:type="spellEnd"/>
-      <w:r>
-        <w:t xml:space="preserve"> raw counts: some identical, some double (due to precursors), some different </w:t>
-      </w:r>
-    </w:p>
-    <w:p>
-      <w:pPr>
-        <w:pStyle w:val="ListParagraph"/>
-        <w:numPr>
-          <w:ilvl w:val="1"/>
-          <w:numId w:val="2"/>
-        </w:numPr>
-      </w:pPr>
-      <w:r>
         <w:t>T</w:t>
       </w:r>
       <w:r>
-        <w:t>hey use the same miRbase database version</w:t>
-      </w:r>
-      <w:r>
-        <w:t xml:space="preserve"> so that’s not the reason</w:t>
-      </w:r>
-      <w:r>
-        <w:t xml:space="preserve"> </w:t>
-      </w:r>
-      <w:r>
-        <w:t xml:space="preserve">for different results </w:t>
-      </w:r>
-      <w:r>
-        <w:t>– 22.1</w:t>
-      </w:r>
-      <w:r>
-        <w:t>.</w:t>
-      </w:r>
-    </w:p>
-    <w:p>
-      <w:pPr>
-        <w:pStyle w:val="ListParagraph"/>
-        <w:numPr>
-          <w:ilvl w:val="1"/>
-          <w:numId w:val="2"/>
-        </w:numPr>
-      </w:pPr>
-      <w:r>
-        <w:t xml:space="preserve">The genome version is </w:t>
-      </w:r>
-      <w:proofErr w:type="spellStart"/>
-      <w:r>
-        <w:t>genomeVersion</w:t>
-      </w:r>
-      <w:proofErr w:type="spellEnd"/>
-      <w:r>
-        <w:t>: p13</w:t>
-      </w:r>
-      <w:r>
-        <w:t xml:space="preserve"> on the mind </w:t>
-      </w:r>
-      <w:proofErr w:type="spellStart"/>
-      <w:r>
-        <w:t>github</w:t>
-      </w:r>
-      <w:proofErr w:type="spellEnd"/>
-      <w:r>
-        <w:t>, but th</w:t>
-      </w:r>
-      <w:r>
-        <w:t>is doesn’t matter because I don’t use the human genome – they only use it for the read classification bit</w:t>
-      </w:r>
-      <w:r>
-        <w:t xml:space="preserve"> </w:t>
-      </w:r>
-    </w:p>
-    <w:p>
-      <w:pPr>
-        <w:pStyle w:val="ListParagraph"/>
-        <w:numPr>
-          <w:ilvl w:val="0"/>
-          <w:numId w:val="2"/>
-        </w:numPr>
-      </w:pPr>
-      <w:r>
-        <w:t>My edger de pipeline follows the standard</w:t>
-      </w:r>
-      <w:r>
-        <w:t xml:space="preserve">, suggested pipeline by edger whereas </w:t>
-      </w:r>
-      <w:proofErr w:type="spellStart"/>
-      <w:r>
-        <w:t>tamirna</w:t>
-      </w:r>
-      <w:proofErr w:type="spellEnd"/>
-      <w:r>
-        <w:t xml:space="preserve"> have none-standard steps e.g., </w:t>
-      </w:r>
-    </w:p>
-    <w:p>
-      <w:pPr>
-        <w:pStyle w:val="ListParagraph"/>
-        <w:numPr>
-          <w:ilvl w:val="1"/>
-          <w:numId w:val="2"/>
-        </w:numPr>
-      </w:pPr>
-      <w:proofErr w:type="spellStart"/>
-      <w:proofErr w:type="gramStart"/>
-      <w:r>
-        <w:t>estimateCommonDisp</w:t>
-      </w:r>
-      <w:proofErr w:type="spellEnd"/>
-      <w:r>
-        <w:t>(</w:t>
-      </w:r>
-      <w:proofErr w:type="gramEnd"/>
-      <w:r>
-        <w:t>)</w:t>
-      </w:r>
-    </w:p>
-    <w:p>
-      <w:pPr>
-        <w:pStyle w:val="ListParagraph"/>
-        <w:numPr>
-          <w:ilvl w:val="1"/>
-          <w:numId w:val="2"/>
-        </w:numPr>
-      </w:pPr>
-      <w:proofErr w:type="spellStart"/>
-      <w:proofErr w:type="gramStart"/>
-      <w:r>
-        <w:t>estimateTagwiseDisp</w:t>
-      </w:r>
-      <w:proofErr w:type="spellEnd"/>
-      <w:r>
-        <w:t>(</w:t>
-      </w:r>
-      <w:proofErr w:type="gramEnd"/>
-      <w:r>
-        <w:t>)</w:t>
-      </w:r>
-    </w:p>
-    <w:p>
-      <w:pPr>
-        <w:pStyle w:val="ListParagraph"/>
-        <w:numPr>
-          <w:ilvl w:val="1"/>
-          <w:numId w:val="2"/>
-        </w:numPr>
-      </w:pPr>
-      <w:proofErr w:type="spellStart"/>
-      <w:proofErr w:type="gramStart"/>
-      <w:r>
-        <w:t>filtered.results</w:t>
-      </w:r>
-      <w:proofErr w:type="gramEnd"/>
-      <w:r>
-        <w:t>$FDR</w:t>
-      </w:r>
-      <w:proofErr w:type="spellEnd"/>
-      <w:r>
-        <w:t xml:space="preserve"> &lt;- </w:t>
-      </w:r>
-      <w:proofErr w:type="spellStart"/>
-      <w:proofErr w:type="gramStart"/>
-      <w:r>
-        <w:t>filtPadj</w:t>
-      </w:r>
-      <w:proofErr w:type="spellEnd"/>
-      <w:r>
-        <w:t>[</w:t>
-      </w:r>
-      <w:proofErr w:type="gramEnd"/>
-      <w:r>
-        <w:t>, j]</w:t>
-      </w:r>
-    </w:p>
-    <w:p>
-      <w:pPr>
-        <w:pStyle w:val="ListParagraph"/>
-        <w:numPr>
-          <w:ilvl w:val="0"/>
-          <w:numId w:val="2"/>
-        </w:numPr>
-      </w:pPr>
-      <w:proofErr w:type="spellStart"/>
-      <w:r>
-        <w:t>T</w:t>
-      </w:r>
-      <w:r>
         <w:t>ami</w:t>
       </w:r>
       <w:r>
         <w:t>rna</w:t>
       </w:r>
-      <w:proofErr w:type="spellEnd"/>
-      <w:r>
-        <w:t xml:space="preserve"> has min length 17 and no max length but there aren’t </w:t>
-      </w:r>
-      <w:proofErr w:type="gramStart"/>
-      <w:r>
-        <w:t>really canonical</w:t>
-      </w:r>
-      <w:proofErr w:type="gramEnd"/>
-      <w:r>
-        <w:t xml:space="preserve"> 17nt </w:t>
-      </w:r>
-      <w:proofErr w:type="spellStart"/>
-      <w:r>
-        <w:t>mirnas</w:t>
-      </w:r>
-      <w:proofErr w:type="spellEnd"/>
-      <w:r>
-        <w:t xml:space="preserve"> and no max length was likely used as they want to do </w:t>
-      </w:r>
-      <w:proofErr w:type="spellStart"/>
-      <w:r>
-        <w:t>rna</w:t>
-      </w:r>
-      <w:proofErr w:type="spellEnd"/>
-      <w:r>
-        <w:t xml:space="preserve"> </w:t>
+      <w:r>
+        <w:t xml:space="preserve"> has min length 17 and no max length but there aren’t really canonical 17nt mirnas and no max length was likely used as they want to do rna </w:t>
       </w:r>
       <w:r>
         <w:lastRenderedPageBreak/>
-        <w:t xml:space="preserve">classification which uses longer </w:t>
-      </w:r>
-      <w:proofErr w:type="spellStart"/>
-      <w:r>
-        <w:t>rnas</w:t>
-      </w:r>
-      <w:proofErr w:type="spellEnd"/>
-      <w:r>
-        <w:t xml:space="preserve"> than 30nt. My 18-30 filter (in run_02) is closer to biology.</w:t>
+        <w:t>classification which uses longer rnas than 30nt. My 18-30 filter (in run_02) is closer to biology.</w:t>
       </w:r>
     </w:p>
     <w:p>
@@ -517,15 +364,7 @@
         <w:t>“</w:t>
       </w:r>
       <w:r>
-        <w:t xml:space="preserve">miR-92b, miR-210, and miR-34a significantly correlated with lung function parameters in children (FEV1FVC%pred and FEF25-75%pred), thus lower </w:t>
-      </w:r>
-      <w:proofErr w:type="spellStart"/>
-      <w:r>
-        <w:t>sEV</w:t>
-      </w:r>
-      <w:proofErr w:type="spellEnd"/>
-      <w:r>
-        <w:t>-miRNA</w:t>
+        <w:t>miR-92b, miR-210, and miR-34a significantly correlated with lung function parameters in children (FEV1FVC%pred and FEF25-75%pred), thus lower sEV-miRNA</w:t>
       </w:r>
       <w:r>
         <w:t>”</w:t>
@@ -572,28 +411,7 @@
         </w:numPr>
       </w:pPr>
       <w:r>
-        <w:t xml:space="preserve">Qiagen is </w:t>
-      </w:r>
-      <w:proofErr w:type="gramStart"/>
-      <w:r>
-        <w:t>really good</w:t>
-      </w:r>
-      <w:proofErr w:type="gramEnd"/>
-      <w:r>
-        <w:t xml:space="preserve"> because it allows you to filter target gene lists based on many criteria and using reliably, manually curated evidence. This is difficult to replicate using </w:t>
-      </w:r>
-      <w:proofErr w:type="spellStart"/>
-      <w:proofErr w:type="gramStart"/>
-      <w:r>
-        <w:t>multimir</w:t>
-      </w:r>
-      <w:proofErr w:type="spellEnd"/>
-      <w:r>
-        <w:t>(</w:t>
-      </w:r>
-      <w:proofErr w:type="gramEnd"/>
-      <w:r>
-        <w:t>) and passing datasets (e.g., epithelial or immune cells) to filter the list.</w:t>
+        <w:t>Qiagen is really good because it allows you to filter target gene lists based on many criteria and using reliably, manually curated evidence. This is difficult to replicate using multimir() and passing datasets (e.g., epithelial or immune cells) to filter the list.</w:t>
       </w:r>
     </w:p>
     <w:p>
@@ -605,31 +423,7 @@
         </w:numPr>
       </w:pPr>
       <w:r>
-        <w:t xml:space="preserve">Alternatives to </w:t>
-      </w:r>
-      <w:proofErr w:type="spellStart"/>
-      <w:r>
-        <w:t>mieaa</w:t>
-      </w:r>
-      <w:proofErr w:type="spellEnd"/>
-      <w:r>
-        <w:t xml:space="preserve"> = tam 2.0, </w:t>
-      </w:r>
-      <w:proofErr w:type="spellStart"/>
-      <w:r>
-        <w:t>mirnet</w:t>
-      </w:r>
-      <w:proofErr w:type="spellEnd"/>
-      <w:r>
-        <w:t xml:space="preserve"> and </w:t>
-      </w:r>
-      <w:proofErr w:type="spellStart"/>
-      <w:r>
-        <w:t>diana_mirpath</w:t>
-      </w:r>
-      <w:proofErr w:type="spellEnd"/>
-      <w:r>
-        <w:t xml:space="preserve"> (which was unavailable during this study)</w:t>
+        <w:t>Alternatives to mieaa = tam 2.0, mirnet and diana_mirpath (which was unavailable during this study)</w:t>
       </w:r>
     </w:p>
     <w:p>
@@ -733,15 +527,7 @@
         </w:numPr>
       </w:pPr>
       <w:r>
-        <w:t xml:space="preserve">Low levels of </w:t>
-      </w:r>
-      <w:proofErr w:type="spellStart"/>
-      <w:r>
-        <w:t>mirna</w:t>
-      </w:r>
-      <w:proofErr w:type="spellEnd"/>
-      <w:r>
-        <w:t xml:space="preserve"> content in the untreated condition make it difficult to draw valid conclusions because this is what de analysis is formed against</w:t>
+        <w:t>Low levels of mirna content in the untreated condition make it difficult to draw valid conclusions because this is what de analysis is formed against</w:t>
       </w:r>
     </w:p>
     <w:p>
@@ -753,23 +539,7 @@
         </w:numPr>
       </w:pPr>
       <w:r>
-        <w:t xml:space="preserve">Typical </w:t>
-      </w:r>
-      <w:proofErr w:type="spellStart"/>
-      <w:r>
-        <w:t>mirna</w:t>
-      </w:r>
-      <w:proofErr w:type="spellEnd"/>
-      <w:r>
-        <w:t xml:space="preserve"> de analysis requires x amount of </w:t>
-      </w:r>
-      <w:proofErr w:type="spellStart"/>
-      <w:r>
-        <w:t>mirna</w:t>
-      </w:r>
-      <w:proofErr w:type="spellEnd"/>
-      <w:r>
-        <w:t xml:space="preserve"> to be reliable </w:t>
+        <w:t xml:space="preserve">Typical mirna de analysis requires x amount of mirna to be reliable </w:t>
       </w:r>
     </w:p>
     <w:p>
@@ -786,6 +556,30 @@
       </w:r>
       <w:r>
         <w:t>longer than 30bp so it might be fragments of rRNA that is being observed in the dose24 samples – don’t think this makes much difference as it still means that there is more rRNA in the samples as a whole</w:t>
+      </w:r>
+    </w:p>
+    <w:p>
+      <w:pPr>
+        <w:pStyle w:val="ListParagraph"/>
+        <w:numPr>
+          <w:ilvl w:val="0"/>
+          <w:numId w:val="2"/>
+        </w:numPr>
+      </w:pPr>
+      <w:r>
+        <w:t>No samples were excluded from the analysis even though the PCA showed clear outliers (specifically for hdm_dog) as there were only 3 replicates and to reduce this to 2 would reduce statistical power.</w:t>
+      </w:r>
+    </w:p>
+    <w:p>
+      <w:pPr>
+        <w:pStyle w:val="ListParagraph"/>
+        <w:numPr>
+          <w:ilvl w:val="0"/>
+          <w:numId w:val="2"/>
+        </w:numPr>
+      </w:pPr>
+      <w:r>
+        <w:t>Mirna expression in untreated samples might be less consistent because baseline mirna cargo can be influenced by many things whereas samples in dose 24 condition are so heavily exposed to the same thing that they look consistent ?</w:t>
       </w:r>
     </w:p>
     <w:sectPr>

--- a/write_up/drafts/5_discussion/discussion_plan.docx
+++ b/write_up/drafts/5_discussion/discussion_plan.docx
@@ -2,6 +2,157 @@
 <file path=word/document.xml><?xml version="1.0" encoding="utf-8"?>
 <w:document xmlns:wpc="http://schemas.microsoft.com/office/word/2010/wordprocessingCanvas" xmlns:cx="http://schemas.microsoft.com/office/drawing/2014/chartex" xmlns:cx1="http://schemas.microsoft.com/office/drawing/2015/9/8/chartex" xmlns:cx2="http://schemas.microsoft.com/office/drawing/2015/10/21/chartex" xmlns:cx3="http://schemas.microsoft.com/office/drawing/2016/5/9/chartex" xmlns:cx4="http://schemas.microsoft.com/office/drawing/2016/5/10/chartex" xmlns:cx5="http://schemas.microsoft.com/office/drawing/2016/5/11/chartex" xmlns:cx6="http://schemas.microsoft.com/office/drawing/2016/5/12/chartex" xmlns:cx7="http://schemas.microsoft.com/office/drawing/2016/5/13/chartex" xmlns:cx8="http://schemas.microsoft.com/office/drawing/2016/5/14/chartex" xmlns:mc="http://schemas.openxmlformats.org/markup-compatibility/2006" xmlns:m="http://schemas.openxmlformats.org/officeDocument/2006/math" xmlns:aink="http://schemas.microsoft.com/office/drawing/2016/ink" xmlns:am3d="http://schemas.microsoft.com/office/drawing/2017/model3d" xmlns:oel="http://schemas.microsoft.com/office/2019/extlst" xmlns:r="http://schemas.openxmlformats.org/officeDocument/2006/relationships" xmlns:wp14="http://schemas.microsoft.com/office/word/2010/wordprocessingDrawing" xmlns:wp="http://schemas.openxmlformats.org/drawingml/2006/wordprocessingDrawing" xmlns:wpg="http://schemas.microsoft.com/office/word/2010/wordprocessingGroup" xmlns:wpi="http://schemas.microsoft.com/office/word/2010/wordprocessingInk" xmlns:wps="http://schemas.microsoft.com/office/word/2010/wordprocessingShape" xmlns:o="urn:schemas-microsoft-com:office:office" xmlns:v="urn:schemas-microsoft-com:vml" xmlns:w10="urn:schemas-microsoft-com:office:word" xmlns:w="http://schemas.openxmlformats.org/wordprocessingml/2006/main" xmlns:w14="http://schemas.microsoft.com/office/word/2010/wordml" xmlns:w15="http://schemas.microsoft.com/office/word/2012/wordml" xmlns:w16cex="http://schemas.microsoft.com/office/word/2018/wordml/cex" xmlns:w16cid="http://schemas.microsoft.com/office/word/2016/wordml/cid" xmlns:w16="http://schemas.microsoft.com/office/word/2018/wordml" xmlns:w16sdtdh="http://schemas.microsoft.com/office/word/2020/wordml/sdtdatahash" xmlns:w16sdtfl="http://schemas.microsoft.com/office/word/2024/wordml/sdtformatlock" xmlns:w16se="http://schemas.microsoft.com/office/word/2015/wordml/symex" xmlns:w16du="http://schemas.microsoft.com/office/word/2023/wordml/word16du" xmlns:wne="http://schemas.microsoft.com/office/word/2006/wordml" mc:Ignorable="w14 w15 w16se w16cid w16 w16cex w16sdtdh w16sdtfl w16du wp14">
   <w:body>
+    <w:p>
+      <w:pPr>
+        <w:ind w:left="720" w:hanging="360"/>
+        <w:rPr>
+          <w:b/>
+          <w:bCs/>
+        </w:rPr>
+      </w:pPr>
+      <w:r>
+        <w:rPr>
+          <w:b/>
+          <w:bCs/>
+        </w:rPr>
+        <w:t>From meeting 07.07.2026</w:t>
+      </w:r>
+    </w:p>
+    <w:p>
+      <w:pPr>
+        <w:pStyle w:val="ListParagraph"/>
+        <w:numPr>
+          <w:ilvl w:val="0"/>
+          <w:numId w:val="2"/>
+        </w:numPr>
+        <w:rPr>
+          <w:b/>
+          <w:bCs/>
+        </w:rPr>
+      </w:pPr>
+      <w:r>
+        <w:rPr>
+          <w:b/>
+          <w:bCs/>
+        </w:rPr>
+        <w:t>Look at the discussion in Will and Georgie’s papers to garner structure before starting to write mine</w:t>
+      </w:r>
+    </w:p>
+    <w:p>
+      <w:pPr>
+        <w:pStyle w:val="ListParagraph"/>
+        <w:numPr>
+          <w:ilvl w:val="1"/>
+          <w:numId w:val="2"/>
+        </w:numPr>
+        <w:rPr>
+          <w:b/>
+          <w:bCs/>
+        </w:rPr>
+      </w:pPr>
+      <w:r>
+        <w:rPr>
+          <w:b/>
+          <w:bCs/>
+        </w:rPr>
+        <w:t xml:space="preserve">Saved: </w:t>
+      </w:r>
+      <w:r>
+        <w:rPr>
+          <w:sz w:val="20"/>
+          <w:szCs w:val="20"/>
+        </w:rPr>
+        <w:t>"~/Library/CloudStorage/OneDrive-TheUniversityofNottingham/UoN/Modules/(L4137) Individual Research Project/Resources/Project Overview/Hopkins et al 2026.docx"</w:t>
+      </w:r>
+    </w:p>
+    <w:p>
+      <w:pPr>
+        <w:pStyle w:val="ListParagraph"/>
+        <w:numPr>
+          <w:ilvl w:val="0"/>
+          <w:numId w:val="2"/>
+        </w:numPr>
+        <w:rPr>
+          <w:b/>
+          <w:bCs/>
+        </w:rPr>
+      </w:pPr>
+      <w:r>
+        <w:rPr>
+          <w:b/>
+          <w:bCs/>
+        </w:rPr>
+        <w:t>Send the first para of discussion to lucy when I have a draft – this should be a bullet point paragraph with what I’m going to include in the discussion</w:t>
+      </w:r>
+    </w:p>
+    <w:p>
+      <w:pPr>
+        <w:pStyle w:val="ListParagraph"/>
+        <w:numPr>
+          <w:ilvl w:val="0"/>
+          <w:numId w:val="2"/>
+        </w:numPr>
+        <w:rPr>
+          <w:b/>
+          <w:bCs/>
+        </w:rPr>
+      </w:pPr>
+      <w:r>
+        <w:rPr>
+          <w:b/>
+          <w:bCs/>
+        </w:rPr>
+        <w:t>Need to carefully consider experimental design for calu-3 cells to ensure there are sufficient EVs to perform transcriptomics analysis</w:t>
+      </w:r>
+    </w:p>
+    <w:p>
+      <w:pPr>
+        <w:pStyle w:val="ListParagraph"/>
+        <w:numPr>
+          <w:ilvl w:val="1"/>
+          <w:numId w:val="2"/>
+        </w:numPr>
+        <w:rPr>
+          <w:b/>
+          <w:bCs/>
+        </w:rPr>
+      </w:pPr>
+      <w:r>
+        <w:rPr>
+          <w:b/>
+          <w:bCs/>
+        </w:rPr>
+        <w:t>This links in with not having enough mirna in control samples to perform de against</w:t>
+      </w:r>
+    </w:p>
+    <w:p>
+      <w:pPr>
+        <w:pStyle w:val="ListParagraph"/>
+        <w:numPr>
+          <w:ilvl w:val="0"/>
+          <w:numId w:val="2"/>
+        </w:numPr>
+        <w:rPr>
+          <w:b/>
+          <w:bCs/>
+        </w:rPr>
+      </w:pPr>
+      <w:r>
+        <w:rPr>
+          <w:b/>
+          <w:bCs/>
+        </w:rPr>
+        <w:t>Need to ensure the discussion contextualises my results within the wider literature. Students often make the mistake of using the discusiion only to criticise their work. Whilst there should be some mention of methodological problems/improvements, it should not be the whole discussion</w:t>
+      </w:r>
+    </w:p>
+    <w:p>
+      <w:pPr>
+        <w:rPr>
+          <w:b/>
+          <w:bCs/>
+        </w:rPr>
+      </w:pPr>
+    </w:p>
     <w:p>
       <w:pPr>
         <w:pStyle w:val="ListParagraph"/>
@@ -163,6 +314,7 @@
         <w:t xml:space="preserve">Performing per-miRNA pathway analysis failed to yield significant pathways in a large number of de mirnas [can find out number – use for loop in: </w:t>
       </w:r>
       <w:r>
+        <w:lastRenderedPageBreak/>
         <w:t>"~/GIT/L4137_HBEC_EV_Transcriptomics-Project/01_Protease/src/scripts/analysis_pipeline/archive 10.35.41/08_FE_indirect_obsolete_19_06_26.R"</w:t>
       </w:r>
     </w:p>
@@ -301,11 +453,7 @@
         <w:t>rna</w:t>
       </w:r>
       <w:r>
-        <w:t xml:space="preserve"> has min length 17 and no max length but there aren’t really canonical 17nt mirnas and no max length was likely used as they want to do rna </w:t>
-      </w:r>
-      <w:r>
-        <w:lastRenderedPageBreak/>
-        <w:t>classification which uses longer rnas than 30nt. My 18-30 filter (in run_02) is closer to biology.</w:t>
+        <w:t xml:space="preserve"> has min length 17 and no max length but there aren’t really canonical 17nt mirnas and no max length was likely used as they want to do rna classification which uses longer rnas than 30nt. My 18-30 filter (in run_02) is closer to biology.</w:t>
       </w:r>
     </w:p>
     <w:p>
@@ -435,6 +583,7 @@
         </w:numPr>
       </w:pPr>
       <w:r>
+        <w:lastRenderedPageBreak/>
         <w:t>Slight increase in miRNA content for 01_protease between control and treated which may be explained by EVs being more readily generated during periods of inflammation (</w:t>
       </w:r>
       <w:hyperlink r:id="rId9" w:history="1">
@@ -551,7 +700,6 @@
         </w:numPr>
       </w:pPr>
       <w:r>
-        <w:lastRenderedPageBreak/>
         <w:t xml:space="preserve">rRNA is </w:t>
       </w:r>
       <w:r>
@@ -579,7 +727,22 @@
         </w:numPr>
       </w:pPr>
       <w:r>
-        <w:t>Mirna expression in untreated samples might be less consistent because baseline mirna cargo can be influenced by many things whereas samples in dose 24 condition are so heavily exposed to the same thing that they look consistent ?</w:t>
+        <w:t xml:space="preserve">Mirna expression in untreated samples might be less consistent because baseline mirna cargo can be influenced by many things whereas samples in dose 24 condition are so heavily exposed to the same thing that they look </w:t>
+      </w:r>
+      <w:r>
+        <w:t>consistent?</w:t>
+      </w:r>
+    </w:p>
+    <w:p>
+      <w:pPr>
+        <w:pStyle w:val="ListParagraph"/>
+        <w:numPr>
+          <w:ilvl w:val="1"/>
+          <w:numId w:val="2"/>
+        </w:numPr>
+      </w:pPr>
+      <w:r>
+        <w:t>Inconsistent control samples means that only one or two samples could be driving the DE result. Could be better to have more control replicates to address this.</w:t>
       </w:r>
     </w:p>
     <w:sectPr>
@@ -597,7 +760,7 @@
   <w:abstractNum w:abstractNumId="0" w15:restartNumberingAfterBreak="0">
     <w:nsid w:val="3AE46B04"/>
     <w:multiLevelType w:val="hybridMultilevel"/>
-    <w:tmpl w:val="B77804E2"/>
+    <w:tmpl w:val="12AEE14A"/>
     <w:lvl w:ilvl="0" w:tplc="08090001">
       <w:start w:val="1"/>
       <w:numFmt w:val="bullet"/>

--- a/write_up/drafts/5_discussion/discussion_plan.docx
+++ b/write_up/drafts/5_discussion/discussion_plan.docx
@@ -743,6 +743,18 @@
       </w:pPr>
       <w:r>
         <w:t>Inconsistent control samples means that only one or two samples could be driving the DE result. Could be better to have more control replicates to address this.</w:t>
+      </w:r>
+    </w:p>
+    <w:p>
+      <w:pPr>
+        <w:pStyle w:val="ListParagraph"/>
+        <w:numPr>
+          <w:ilvl w:val="0"/>
+          <w:numId w:val="2"/>
+        </w:numPr>
+      </w:pPr>
+      <w:r>
+        <w:t>VJ found s100 family signalling, but this isn’t in the reactome db. Emphasises value of manually curated databases such as qiagen ipa</w:t>
       </w:r>
     </w:p>
     <w:sectPr>

--- a/write_up/drafts/5_discussion/discussion_plan.docx
+++ b/write_up/drafts/5_discussion/discussion_plan.docx
@@ -123,6 +123,46 @@
           <w:bCs/>
         </w:rPr>
         <w:t>This links in with not having enough mirna in control samples to perform de against</w:t>
+      </w:r>
+    </w:p>
+    <w:p>
+      <w:pPr>
+        <w:pStyle w:val="ListParagraph"/>
+        <w:numPr>
+          <w:ilvl w:val="1"/>
+          <w:numId w:val="2"/>
+        </w:numPr>
+        <w:rPr>
+          <w:b/>
+          <w:bCs/>
+        </w:rPr>
+      </w:pPr>
+      <w:r>
+        <w:rPr>
+          <w:b/>
+          <w:bCs/>
+        </w:rPr>
+        <w:t>Do more controls (then remove any outliers)</w:t>
+      </w:r>
+    </w:p>
+    <w:p>
+      <w:pPr>
+        <w:pStyle w:val="ListParagraph"/>
+        <w:numPr>
+          <w:ilvl w:val="1"/>
+          <w:numId w:val="2"/>
+        </w:numPr>
+        <w:rPr>
+          <w:b/>
+          <w:bCs/>
+        </w:rPr>
+      </w:pPr>
+      <w:r>
+        <w:rPr>
+          <w:b/>
+          <w:bCs/>
+        </w:rPr>
+        <w:t>Need to ensure you can get enough miRNA from the control samples (which is tricky if they don’t naturally produce many EVs)</w:t>
       </w:r>
     </w:p>
     <w:p>
@@ -299,6 +339,7 @@
         </w:numPr>
       </w:pPr>
       <w:r>
+        <w:lastRenderedPageBreak/>
         <w:t xml:space="preserve">Can’t use (g)sea from raw target genes but could apply a quantitative ranking system then you could use eit but the system must be robust [probably references for this] </w:t>
       </w:r>
     </w:p>
@@ -314,7 +355,6 @@
         <w:t xml:space="preserve">Performing per-miRNA pathway analysis failed to yield significant pathways in a large number of de mirnas [can find out number – use for loop in: </w:t>
       </w:r>
       <w:r>
-        <w:lastRenderedPageBreak/>
         <w:t>"~/GIT/L4137_HBEC_EV_Transcriptomics-Project/01_Protease/src/scripts/analysis_pipeline/archive 10.35.41/08_FE_indirect_obsolete_19_06_26.R"</w:t>
       </w:r>
     </w:p>
@@ -559,7 +599,11 @@
         </w:numPr>
       </w:pPr>
       <w:r>
-        <w:t>Qiagen is really good because it allows you to filter target gene lists based on many criteria and using reliably, manually curated evidence. This is difficult to replicate using multimir() and passing datasets (e.g., epithelial or immune cells) to filter the list.</w:t>
+        <w:t xml:space="preserve">Qiagen is really good because it allows you to filter target gene lists based on many criteria and using reliably, manually curated evidence. This is difficult to </w:t>
+      </w:r>
+      <w:r>
+        <w:lastRenderedPageBreak/>
+        <w:t>replicate using multimir() and passing datasets (e.g., epithelial or immune cells) to filter the list.</w:t>
       </w:r>
     </w:p>
     <w:p>
@@ -583,7 +627,6 @@
         </w:numPr>
       </w:pPr>
       <w:r>
-        <w:lastRenderedPageBreak/>
         <w:t>Slight increase in miRNA content for 01_protease between control and treated which may be explained by EVs being more readily generated during periods of inflammation (</w:t>
       </w:r>
       <w:hyperlink r:id="rId9" w:history="1">
@@ -678,6 +721,9 @@
       <w:r>
         <w:t>Low levels of mirna content in the untreated condition make it difficult to draw valid conclusions because this is what de analysis is formed against</w:t>
       </w:r>
+      <w:r>
+        <w:t xml:space="preserve"> – results should be interpreted cautiously</w:t>
+      </w:r>
     </w:p>
     <w:p>
       <w:pPr>
@@ -755,6 +801,49 @@
       </w:pPr>
       <w:r>
         <w:t>VJ found s100 family signalling, but this isn’t in the reactome db. Emphasises value of manually curated databases such as qiagen ipa</w:t>
+      </w:r>
+    </w:p>
+    <w:p>
+      <w:pPr>
+        <w:pStyle w:val="ListParagraph"/>
+        <w:numPr>
+          <w:ilvl w:val="0"/>
+          <w:numId w:val="2"/>
+        </w:numPr>
+      </w:pPr>
+      <w:r>
+        <w:t>Need to talk about differences in de analysis methods can lead to different results, emphasising tamirnas</w:t>
+      </w:r>
+      <w:r>
+        <w:t>’</w:t>
+      </w:r>
+      <w:r>
+        <w:t xml:space="preserve"> differences</w:t>
+      </w:r>
+    </w:p>
+    <w:p>
+      <w:pPr>
+        <w:pStyle w:val="ListParagraph"/>
+        <w:numPr>
+          <w:ilvl w:val="0"/>
+          <w:numId w:val="2"/>
+        </w:numPr>
+      </w:pPr>
+      <w:r>
+        <w:t>Only taking target genes from one database (mirtarbase) is less robust</w:t>
+      </w:r>
+    </w:p>
+    <w:p>
+      <w:pPr>
+        <w:pStyle w:val="ListParagraph"/>
+        <w:numPr>
+          <w:ilvl w:val="0"/>
+          <w:numId w:val="2"/>
+        </w:numPr>
+      </w:pPr>
+      <w:r>
+        <w:lastRenderedPageBreak/>
+        <w:t>Need to mention the suitability of Calu-3 to replace primary cell lines as this was one of the aims – need to state that a direct comparison was not being made (of calu-3 vs primary), this was just to observe whether results could be produced</w:t>
       </w:r>
     </w:p>
     <w:sectPr>

--- a/write_up/drafts/5_discussion/discussion_plan.docx
+++ b/write_up/drafts/5_discussion/discussion_plan.docx
@@ -507,6 +507,16 @@
       <w:r>
         <w:t>calu-3 cells either not as good at producing EVs or there might have been a procedural error during extraction which meant the EVs were not isolated properly – need to see if they did any EV quantification to confirm the latter point.</w:t>
       </w:r>
+      <w:r>
+        <w:t xml:space="preserve"> </w:t>
+      </w:r>
+      <w:r>
+        <w:rPr>
+          <w:b/>
+          <w:bCs/>
+        </w:rPr>
+        <w:t>This was discussed in meeting 07.07.26. calu-3 cells are known to produce less EVs than primary cells but it shouldn’t be as little as we observed. We observed that few because of the experimental design problems – they split the exosomes between 3 different techniques.</w:t>
+      </w:r>
     </w:p>
     <w:p>
       <w:pPr>
@@ -587,23 +597,23 @@
         </w:numPr>
       </w:pPr>
       <w:r>
-        <w:t>Among enriched miRNA species present in HBEC EVs, miR-16, miR-26a, miR-26b, miR-141, miR-148a, and miR-200a are mechanistically involved in reducing WNT5A and WNT10B expression in LFs, and in reducing WNT3A, WNT5A, and WNT10B expression in HBECs.</w:t>
-      </w:r>
-    </w:p>
-    <w:p>
-      <w:pPr>
-        <w:pStyle w:val="ListParagraph"/>
-        <w:numPr>
-          <w:ilvl w:val="0"/>
-          <w:numId w:val="2"/>
-        </w:numPr>
-      </w:pPr>
-      <w:r>
-        <w:t xml:space="preserve">Qiagen is really good because it allows you to filter target gene lists based on many criteria and using reliably, manually curated evidence. This is difficult to </w:t>
+        <w:t xml:space="preserve">Among enriched miRNA species present in HBEC EVs, miR-16, miR-26a, miR-26b, miR-141, miR-148a, and miR-200a are mechanistically involved </w:t>
       </w:r>
       <w:r>
         <w:lastRenderedPageBreak/>
-        <w:t>replicate using multimir() and passing datasets (e.g., epithelial or immune cells) to filter the list.</w:t>
+        <w:t>in reducing WNT5A and WNT10B expression in LFs, and in reducing WNT3A, WNT5A, and WNT10B expression in HBECs.</w:t>
+      </w:r>
+    </w:p>
+    <w:p>
+      <w:pPr>
+        <w:pStyle w:val="ListParagraph"/>
+        <w:numPr>
+          <w:ilvl w:val="0"/>
+          <w:numId w:val="2"/>
+        </w:numPr>
+      </w:pPr>
+      <w:r>
+        <w:t>Qiagen is really good because it allows you to filter target gene lists based on many criteria and using reliably, manually curated evidence. This is difficult to replicate using multimir() and passing datasets (e.g., epithelial or immune cells) to filter the list.</w:t>
       </w:r>
     </w:p>
     <w:p>
@@ -812,6 +822,7 @@
         </w:numPr>
       </w:pPr>
       <w:r>
+        <w:lastRenderedPageBreak/>
         <w:t>Need to talk about differences in de analysis methods can lead to different results, emphasising tamirnas</w:t>
       </w:r>
       <w:r>
@@ -842,8 +853,73 @@
         </w:numPr>
       </w:pPr>
       <w:r>
-        <w:lastRenderedPageBreak/>
         <w:t>Need to mention the suitability of Calu-3 to replace primary cell lines as this was one of the aims – need to state that a direct comparison was not being made (of calu-3 vs primary), this was just to observe whether results could be produced</w:t>
+      </w:r>
+    </w:p>
+    <w:p/>
+    <w:p>
+      <w:r>
+        <w:t>Advisements for future iterations:</w:t>
+      </w:r>
+    </w:p>
+    <w:p>
+      <w:pPr>
+        <w:pStyle w:val="ListParagraph"/>
+        <w:numPr>
+          <w:ilvl w:val="0"/>
+          <w:numId w:val="3"/>
+        </w:numPr>
+      </w:pPr>
+      <w:r>
+        <w:t>More replicates – especially for control samples to allow ruling out outliers</w:t>
+      </w:r>
+    </w:p>
+    <w:p>
+      <w:pPr>
+        <w:pStyle w:val="ListParagraph"/>
+        <w:numPr>
+          <w:ilvl w:val="0"/>
+          <w:numId w:val="3"/>
+        </w:numPr>
+      </w:pPr>
+      <w:r>
+        <w:t>mRNA data (e.g., from microarray)</w:t>
+      </w:r>
+    </w:p>
+    <w:p>
+      <w:pPr>
+        <w:pStyle w:val="ListParagraph"/>
+        <w:numPr>
+          <w:ilvl w:val="0"/>
+          <w:numId w:val="3"/>
+        </w:numPr>
+      </w:pPr>
+      <w:r>
+        <w:t>Ensure experimental design allows for sufficient EVs to be acquired for analysis</w:t>
+      </w:r>
+    </w:p>
+    <w:p>
+      <w:pPr>
+        <w:pStyle w:val="ListParagraph"/>
+        <w:numPr>
+          <w:ilvl w:val="0"/>
+          <w:numId w:val="3"/>
+        </w:numPr>
+      </w:pPr>
+      <w:r>
+        <w:t xml:space="preserve">Positive control in all experiments </w:t>
+      </w:r>
+    </w:p>
+    <w:p>
+      <w:pPr>
+        <w:pStyle w:val="ListParagraph"/>
+        <w:numPr>
+          <w:ilvl w:val="0"/>
+          <w:numId w:val="3"/>
+        </w:numPr>
+      </w:pPr>
+      <w:r>
+        <w:t>Perform calu-3 vs primary as a direct comparison with same allergen</w:t>
       </w:r>
     </w:p>
     <w:sectPr>
@@ -1084,11 +1160,103 @@
       </w:rPr>
     </w:lvl>
   </w:abstractNum>
+  <w:abstractNum w:abstractNumId="2" w15:restartNumberingAfterBreak="0">
+    <w:nsid w:val="75F57C66"/>
+    <w:multiLevelType w:val="hybridMultilevel"/>
+    <w:tmpl w:val="15C0DF80"/>
+    <w:lvl w:ilvl="0" w:tplc="0809000F">
+      <w:start w:val="1"/>
+      <w:numFmt w:val="decimal"/>
+      <w:lvlText w:val="%1."/>
+      <w:lvlJc w:val="left"/>
+      <w:pPr>
+        <w:ind w:left="720" w:hanging="360"/>
+      </w:pPr>
+      <w:rPr>
+        <w:rFonts w:hint="default"/>
+      </w:rPr>
+    </w:lvl>
+    <w:lvl w:ilvl="1" w:tplc="08090019" w:tentative="1">
+      <w:start w:val="1"/>
+      <w:numFmt w:val="lowerLetter"/>
+      <w:lvlText w:val="%2."/>
+      <w:lvlJc w:val="left"/>
+      <w:pPr>
+        <w:ind w:left="1440" w:hanging="360"/>
+      </w:pPr>
+    </w:lvl>
+    <w:lvl w:ilvl="2" w:tplc="0809001B" w:tentative="1">
+      <w:start w:val="1"/>
+      <w:numFmt w:val="lowerRoman"/>
+      <w:lvlText w:val="%3."/>
+      <w:lvlJc w:val="right"/>
+      <w:pPr>
+        <w:ind w:left="2160" w:hanging="180"/>
+      </w:pPr>
+    </w:lvl>
+    <w:lvl w:ilvl="3" w:tplc="0809000F" w:tentative="1">
+      <w:start w:val="1"/>
+      <w:numFmt w:val="decimal"/>
+      <w:lvlText w:val="%4."/>
+      <w:lvlJc w:val="left"/>
+      <w:pPr>
+        <w:ind w:left="2880" w:hanging="360"/>
+      </w:pPr>
+    </w:lvl>
+    <w:lvl w:ilvl="4" w:tplc="08090019" w:tentative="1">
+      <w:start w:val="1"/>
+      <w:numFmt w:val="lowerLetter"/>
+      <w:lvlText w:val="%5."/>
+      <w:lvlJc w:val="left"/>
+      <w:pPr>
+        <w:ind w:left="3600" w:hanging="360"/>
+      </w:pPr>
+    </w:lvl>
+    <w:lvl w:ilvl="5" w:tplc="0809001B" w:tentative="1">
+      <w:start w:val="1"/>
+      <w:numFmt w:val="lowerRoman"/>
+      <w:lvlText w:val="%6."/>
+      <w:lvlJc w:val="right"/>
+      <w:pPr>
+        <w:ind w:left="4320" w:hanging="180"/>
+      </w:pPr>
+    </w:lvl>
+    <w:lvl w:ilvl="6" w:tplc="0809000F" w:tentative="1">
+      <w:start w:val="1"/>
+      <w:numFmt w:val="decimal"/>
+      <w:lvlText w:val="%7."/>
+      <w:lvlJc w:val="left"/>
+      <w:pPr>
+        <w:ind w:left="5040" w:hanging="360"/>
+      </w:pPr>
+    </w:lvl>
+    <w:lvl w:ilvl="7" w:tplc="08090019" w:tentative="1">
+      <w:start w:val="1"/>
+      <w:numFmt w:val="lowerLetter"/>
+      <w:lvlText w:val="%8."/>
+      <w:lvlJc w:val="left"/>
+      <w:pPr>
+        <w:ind w:left="5760" w:hanging="360"/>
+      </w:pPr>
+    </w:lvl>
+    <w:lvl w:ilvl="8" w:tplc="0809001B" w:tentative="1">
+      <w:start w:val="1"/>
+      <w:numFmt w:val="lowerRoman"/>
+      <w:lvlText w:val="%9."/>
+      <w:lvlJc w:val="right"/>
+      <w:pPr>
+        <w:ind w:left="6480" w:hanging="180"/>
+      </w:pPr>
+    </w:lvl>
+  </w:abstractNum>
   <w:num w:numId="1" w16cid:durableId="853226515">
     <w:abstractNumId w:val="1"/>
   </w:num>
   <w:num w:numId="2" w16cid:durableId="2016414341">
     <w:abstractNumId w:val="0"/>
+  </w:num>
+  <w:num w:numId="3" w16cid:durableId="1512721930">
+    <w:abstractNumId w:val="2"/>
   </w:num>
 </w:numbering>
 </file>

--- a/write_up/drafts/5_discussion/discussion_plan.docx
+++ b/write_up/drafts/5_discussion/discussion_plan.docx
@@ -122,7 +122,23 @@
           <w:b/>
           <w:bCs/>
         </w:rPr>
-        <w:t>This links in with not having enough mirna in control samples to perform de against</w:t>
+        <w:t xml:space="preserve">This links in with not having enough </w:t>
+      </w:r>
+      <w:proofErr w:type="spellStart"/>
+      <w:r>
+        <w:rPr>
+          <w:b/>
+          <w:bCs/>
+        </w:rPr>
+        <w:t>mirna</w:t>
+      </w:r>
+      <w:proofErr w:type="spellEnd"/>
+      <w:r>
+        <w:rPr>
+          <w:b/>
+          <w:bCs/>
+        </w:rPr>
+        <w:t xml:space="preserve"> in control samples to perform de against</w:t>
       </w:r>
     </w:p>
     <w:p>
@@ -182,27 +198,51 @@
           <w:b/>
           <w:bCs/>
         </w:rPr>
-        <w:t>Need to ensure the discussion contextualises my results within the wider literature. Students often make the mistake of using the discusiion only to criticise their work. Whilst there should be some mention of methodological problems/improvements, it should not be the whole discussion</w:t>
-      </w:r>
-    </w:p>
-    <w:p>
-      <w:pPr>
+        <w:t xml:space="preserve">Need to ensure the discussion contextualises my results within the wider literature. Students often make the mistake of using the </w:t>
+      </w:r>
+      <w:proofErr w:type="spellStart"/>
+      <w:r>
         <w:rPr>
           <w:b/>
           <w:bCs/>
         </w:rPr>
-      </w:pPr>
-    </w:p>
-    <w:p>
-      <w:pPr>
-        <w:pStyle w:val="ListParagraph"/>
-        <w:numPr>
-          <w:ilvl w:val="0"/>
-          <w:numId w:val="2"/>
-        </w:numPr>
-      </w:pPr>
-      <w:r>
-        <w:t>Need to mention that exosomes (mirna cargo) could be targeting many different types of cells, not just airway-specific cells</w:t>
+        <w:t>discusiion</w:t>
+      </w:r>
+      <w:proofErr w:type="spellEnd"/>
+      <w:r>
+        <w:rPr>
+          <w:b/>
+          <w:bCs/>
+        </w:rPr>
+        <w:t xml:space="preserve"> only to criticise their work. Whilst there should be some mention of methodological problems/improvements, it should not be the whole discussion</w:t>
+      </w:r>
+    </w:p>
+    <w:p>
+      <w:pPr>
+        <w:rPr>
+          <w:b/>
+          <w:bCs/>
+        </w:rPr>
+      </w:pPr>
+    </w:p>
+    <w:p>
+      <w:pPr>
+        <w:pStyle w:val="ListParagraph"/>
+        <w:numPr>
+          <w:ilvl w:val="0"/>
+          <w:numId w:val="2"/>
+        </w:numPr>
+      </w:pPr>
+      <w:r>
+        <w:t>Need to mention that exosomes (</w:t>
+      </w:r>
+      <w:proofErr w:type="spellStart"/>
+      <w:r>
+        <w:t>mirna</w:t>
+      </w:r>
+      <w:proofErr w:type="spellEnd"/>
+      <w:r>
+        <w:t xml:space="preserve"> cargo) could be targeting many different types of cells, not just airway-specific cells</w:t>
       </w:r>
     </w:p>
     <w:p>
@@ -255,7 +295,15 @@
         </w:numPr>
       </w:pPr>
       <w:r>
-        <w:t xml:space="preserve">Kegg vs reactome </w:t>
+        <w:t xml:space="preserve">Kegg vs </w:t>
+      </w:r>
+      <w:proofErr w:type="spellStart"/>
+      <w:r>
+        <w:t>reactome</w:t>
+      </w:r>
+      <w:proofErr w:type="spellEnd"/>
+      <w:r>
+        <w:t xml:space="preserve"> </w:t>
       </w:r>
       <w:r>
         <w:t xml:space="preserve">(pathway) </w:t>
@@ -340,34 +388,73 @@
       </w:pPr>
       <w:r>
         <w:lastRenderedPageBreak/>
-        <w:t xml:space="preserve">Can’t use (g)sea from raw target genes but could apply a quantitative ranking system then you could use eit but the system must be robust [probably references for this] </w:t>
-      </w:r>
-    </w:p>
-    <w:p>
-      <w:pPr>
-        <w:pStyle w:val="ListParagraph"/>
-        <w:numPr>
-          <w:ilvl w:val="0"/>
-          <w:numId w:val="2"/>
-        </w:numPr>
-      </w:pPr>
-      <w:r>
-        <w:t xml:space="preserve">Performing per-miRNA pathway analysis failed to yield significant pathways in a large number of de mirnas [can find out number – use for loop in: </w:t>
-      </w:r>
-      <w:r>
-        <w:t>"~/GIT/L4137_HBEC_EV_Transcriptomics-Project/01_Protease/src/scripts/analysis_pipeline/archive 10.35.41/08_FE_indirect_obsolete_19_06_26.R"</w:t>
-      </w:r>
-    </w:p>
-    <w:p>
-      <w:pPr>
-        <w:pStyle w:val="ListParagraph"/>
-        <w:numPr>
-          <w:ilvl w:val="0"/>
-          <w:numId w:val="2"/>
-        </w:numPr>
-      </w:pPr>
-      <w:r>
-        <w:t xml:space="preserve">Tamirna raw counts: some identical, some double (due to precursors), some different </w:t>
+        <w:t xml:space="preserve">Can’t use (g)sea from raw target genes but could apply a quantitative ranking system then you could use </w:t>
+      </w:r>
+      <w:proofErr w:type="spellStart"/>
+      <w:proofErr w:type="gramStart"/>
+      <w:r>
+        <w:t>eit</w:t>
+      </w:r>
+      <w:proofErr w:type="spellEnd"/>
+      <w:proofErr w:type="gramEnd"/>
+      <w:r>
+        <w:t xml:space="preserve"> but the system must be robust [probably references for this] </w:t>
+      </w:r>
+    </w:p>
+    <w:p>
+      <w:pPr>
+        <w:pStyle w:val="ListParagraph"/>
+        <w:numPr>
+          <w:ilvl w:val="0"/>
+          <w:numId w:val="2"/>
+        </w:numPr>
+      </w:pPr>
+      <w:r>
+        <w:t xml:space="preserve">Performing per-miRNA pathway analysis failed to yield significant pathways in </w:t>
+      </w:r>
+      <w:proofErr w:type="gramStart"/>
+      <w:r>
+        <w:t>a large number of</w:t>
+      </w:r>
+      <w:proofErr w:type="gramEnd"/>
+      <w:r>
+        <w:t xml:space="preserve"> de </w:t>
+      </w:r>
+      <w:proofErr w:type="spellStart"/>
+      <w:r>
+        <w:t>mirnas</w:t>
+      </w:r>
+      <w:proofErr w:type="spellEnd"/>
+      <w:r>
+        <w:t xml:space="preserve"> [can find out number – use for loop in: </w:t>
+      </w:r>
+      <w:r>
+        <w:t>"~/GIT/L4137_HBEC_EV_Transcriptomics-Project/01_Protease/src/scripts/analysis_pipeline/archive 10.35.41/08_FE_indirect_obsolete_19_06_</w:t>
+      </w:r>
+      <w:proofErr w:type="gramStart"/>
+      <w:r>
+        <w:t>26.R</w:t>
+      </w:r>
+      <w:proofErr w:type="gramEnd"/>
+      <w:r>
+        <w:t>"</w:t>
+      </w:r>
+    </w:p>
+    <w:p>
+      <w:pPr>
+        <w:pStyle w:val="ListParagraph"/>
+        <w:numPr>
+          <w:ilvl w:val="0"/>
+          <w:numId w:val="2"/>
+        </w:numPr>
+      </w:pPr>
+      <w:proofErr w:type="spellStart"/>
+      <w:r>
+        <w:t>Tamirna</w:t>
+      </w:r>
+      <w:proofErr w:type="spellEnd"/>
+      <w:r>
+        <w:t xml:space="preserve"> raw counts: some identical, some double (due to precursors), some different </w:t>
       </w:r>
     </w:p>
     <w:p>
@@ -411,11 +498,24 @@
       <w:r>
         <w:t xml:space="preserve">The genome version is </w:t>
       </w:r>
-      <w:r>
-        <w:t>genomeVersion: p13</w:t>
-      </w:r>
-      <w:r>
-        <w:t xml:space="preserve"> on the mind github, but th</w:t>
+      <w:proofErr w:type="spellStart"/>
+      <w:r>
+        <w:t>genomeVersion</w:t>
+      </w:r>
+      <w:proofErr w:type="spellEnd"/>
+      <w:r>
+        <w:t>: p13</w:t>
+      </w:r>
+      <w:r>
+        <w:t xml:space="preserve"> on the mind </w:t>
+      </w:r>
+      <w:proofErr w:type="spellStart"/>
+      <w:r>
+        <w:t>github</w:t>
+      </w:r>
+      <w:proofErr w:type="spellEnd"/>
+      <w:r>
+        <w:t>, but th</w:t>
       </w:r>
       <w:r>
         <w:t>is doesn’t matter because I don’t use the human genome – they only use it for the read classification bit</w:t>
@@ -436,7 +536,15 @@
         <w:t>My edger de pipeline follows the standard</w:t>
       </w:r>
       <w:r>
-        <w:t xml:space="preserve">, suggested pipeline by edger whereas tamirna have none-standard steps e.g., </w:t>
+        <w:t xml:space="preserve">, suggested pipeline by edger whereas </w:t>
+      </w:r>
+      <w:proofErr w:type="spellStart"/>
+      <w:r>
+        <w:t>tamirna</w:t>
+      </w:r>
+      <w:proofErr w:type="spellEnd"/>
+      <w:r>
+        <w:t xml:space="preserve"> have none-standard steps e.g., </w:t>
       </w:r>
     </w:p>
     <w:p>
@@ -447,8 +555,18 @@
           <w:numId w:val="2"/>
         </w:numPr>
       </w:pPr>
-      <w:r>
-        <w:t>estimateCommonDisp()</w:t>
+      <w:proofErr w:type="spellStart"/>
+      <w:proofErr w:type="gramStart"/>
+      <w:r>
+        <w:t>estimateCommonDisp</w:t>
+      </w:r>
+      <w:proofErr w:type="spellEnd"/>
+      <w:r>
+        <w:t>(</w:t>
+      </w:r>
+      <w:proofErr w:type="gramEnd"/>
+      <w:r>
+        <w:t>)</w:t>
       </w:r>
     </w:p>
     <w:p>
@@ -459,8 +577,18 @@
           <w:numId w:val="2"/>
         </w:numPr>
       </w:pPr>
-      <w:r>
-        <w:t>estimateTagwiseDisp()</w:t>
+      <w:proofErr w:type="spellStart"/>
+      <w:proofErr w:type="gramStart"/>
+      <w:r>
+        <w:t>estimateTagwiseDisp</w:t>
+      </w:r>
+      <w:proofErr w:type="spellEnd"/>
+      <w:r>
+        <w:t>(</w:t>
+      </w:r>
+      <w:proofErr w:type="gramEnd"/>
+      <w:r>
+        <w:t>)</w:t>
       </w:r>
     </w:p>
     <w:p>
@@ -471,18 +599,42 @@
           <w:numId w:val="2"/>
         </w:numPr>
       </w:pPr>
-      <w:r>
-        <w:t>filtered.results$FDR &lt;- filtPadj[, j]</w:t>
-      </w:r>
-    </w:p>
-    <w:p>
-      <w:pPr>
-        <w:pStyle w:val="ListParagraph"/>
-        <w:numPr>
-          <w:ilvl w:val="0"/>
-          <w:numId w:val="2"/>
-        </w:numPr>
-      </w:pPr>
+      <w:proofErr w:type="spellStart"/>
+      <w:proofErr w:type="gramStart"/>
+      <w:r>
+        <w:t>filtered.results</w:t>
+      </w:r>
+      <w:proofErr w:type="gramEnd"/>
+      <w:r>
+        <w:t>$FDR</w:t>
+      </w:r>
+      <w:proofErr w:type="spellEnd"/>
+      <w:r>
+        <w:t xml:space="preserve"> &lt;- </w:t>
+      </w:r>
+      <w:proofErr w:type="spellStart"/>
+      <w:proofErr w:type="gramStart"/>
+      <w:r>
+        <w:t>filtPadj</w:t>
+      </w:r>
+      <w:proofErr w:type="spellEnd"/>
+      <w:r>
+        <w:t>[</w:t>
+      </w:r>
+      <w:proofErr w:type="gramEnd"/>
+      <w:r>
+        <w:t>, j]</w:t>
+      </w:r>
+    </w:p>
+    <w:p>
+      <w:pPr>
+        <w:pStyle w:val="ListParagraph"/>
+        <w:numPr>
+          <w:ilvl w:val="0"/>
+          <w:numId w:val="2"/>
+        </w:numPr>
+      </w:pPr>
+      <w:proofErr w:type="spellStart"/>
       <w:r>
         <w:t>T</w:t>
       </w:r>
@@ -492,8 +644,41 @@
       <w:r>
         <w:t>rna</w:t>
       </w:r>
-      <w:r>
-        <w:t xml:space="preserve"> has min length 17 and no max length but there aren’t really canonical 17nt mirnas and no max length was likely used as they want to do rna classification which uses longer rnas than 30nt. My 18-30 filter (in run_02) is closer to biology.</w:t>
+      <w:proofErr w:type="spellEnd"/>
+      <w:r>
+        <w:t xml:space="preserve"> has min length 17 and no max length but there aren’t </w:t>
+      </w:r>
+      <w:proofErr w:type="gramStart"/>
+      <w:r>
+        <w:t>really canonical</w:t>
+      </w:r>
+      <w:proofErr w:type="gramEnd"/>
+      <w:r>
+        <w:t xml:space="preserve"> 17nt </w:t>
+      </w:r>
+      <w:proofErr w:type="spellStart"/>
+      <w:r>
+        <w:t>mirnas</w:t>
+      </w:r>
+      <w:proofErr w:type="spellEnd"/>
+      <w:r>
+        <w:t xml:space="preserve"> and no max length was likely used as they want to do </w:t>
+      </w:r>
+      <w:proofErr w:type="spellStart"/>
+      <w:r>
+        <w:t>rna</w:t>
+      </w:r>
+      <w:proofErr w:type="spellEnd"/>
+      <w:r>
+        <w:t xml:space="preserve"> classification which uses longer </w:t>
+      </w:r>
+      <w:proofErr w:type="spellStart"/>
+      <w:r>
+        <w:t>rnas</w:t>
+      </w:r>
+      <w:proofErr w:type="spellEnd"/>
+      <w:r>
+        <w:t xml:space="preserve"> than 30nt. My 18-30 filter (in run_02) is closer to biology.</w:t>
       </w:r>
     </w:p>
     <w:p>
@@ -515,7 +700,23 @@
           <w:b/>
           <w:bCs/>
         </w:rPr>
-        <w:t>This was discussed in meeting 07.07.26. calu-3 cells are known to produce less EVs than primary cells but it shouldn’t be as little as we observed. We observed that few because of the experimental design problems – they split the exosomes between 3 different techniques.</w:t>
+        <w:t xml:space="preserve">This was discussed in meeting 07.07.26. calu-3 cells are known to produce less EVs than primary </w:t>
+      </w:r>
+      <w:proofErr w:type="gramStart"/>
+      <w:r>
+        <w:rPr>
+          <w:b/>
+          <w:bCs/>
+        </w:rPr>
+        <w:t>cells</w:t>
+      </w:r>
+      <w:proofErr w:type="gramEnd"/>
+      <w:r>
+        <w:rPr>
+          <w:b/>
+          <w:bCs/>
+        </w:rPr>
+        <w:t xml:space="preserve"> but it shouldn’t be as little as we observed. We observed that few because of the experimental design problems – they split the exosomes between 3 different techniques.</w:t>
       </w:r>
     </w:p>
     <w:p>
@@ -562,7 +763,15 @@
         <w:t>“</w:t>
       </w:r>
       <w:r>
-        <w:t>miR-92b, miR-210, and miR-34a significantly correlated with lung function parameters in children (FEV1FVC%pred and FEF25-75%pred), thus lower sEV-miRNA</w:t>
+        <w:t xml:space="preserve">miR-92b, miR-210, and miR-34a significantly correlated with lung function parameters in children (FEV1FVC%pred and FEF25-75%pred), thus lower </w:t>
+      </w:r>
+      <w:proofErr w:type="spellStart"/>
+      <w:r>
+        <w:t>sEV</w:t>
+      </w:r>
+      <w:proofErr w:type="spellEnd"/>
+      <w:r>
+        <w:t>-miRNA</w:t>
       </w:r>
       <w:r>
         <w:t>”</w:t>
@@ -613,19 +822,64 @@
         </w:numPr>
       </w:pPr>
       <w:r>
-        <w:t>Qiagen is really good because it allows you to filter target gene lists based on many criteria and using reliably, manually curated evidence. This is difficult to replicate using multimir() and passing datasets (e.g., epithelial or immune cells) to filter the list.</w:t>
-      </w:r>
-    </w:p>
-    <w:p>
-      <w:pPr>
-        <w:pStyle w:val="ListParagraph"/>
-        <w:numPr>
-          <w:ilvl w:val="0"/>
-          <w:numId w:val="2"/>
-        </w:numPr>
-      </w:pPr>
-      <w:r>
-        <w:t>Alternatives to mieaa = tam 2.0, mirnet and diana_mirpath (which was unavailable during this study)</w:t>
+        <w:t xml:space="preserve">Qiagen is </w:t>
+      </w:r>
+      <w:proofErr w:type="gramStart"/>
+      <w:r>
+        <w:t>really good</w:t>
+      </w:r>
+      <w:proofErr w:type="gramEnd"/>
+      <w:r>
+        <w:t xml:space="preserve"> because it allows you to filter target gene lists based on many criteria and using reliably, manually curated evidence. This is difficult to replicate using </w:t>
+      </w:r>
+      <w:proofErr w:type="spellStart"/>
+      <w:proofErr w:type="gramStart"/>
+      <w:r>
+        <w:t>multimir</w:t>
+      </w:r>
+      <w:proofErr w:type="spellEnd"/>
+      <w:r>
+        <w:t>(</w:t>
+      </w:r>
+      <w:proofErr w:type="gramEnd"/>
+      <w:r>
+        <w:t>) and passing datasets (e.g., epithelial or immune cells) to filter the list.</w:t>
+      </w:r>
+    </w:p>
+    <w:p>
+      <w:pPr>
+        <w:pStyle w:val="ListParagraph"/>
+        <w:numPr>
+          <w:ilvl w:val="0"/>
+          <w:numId w:val="2"/>
+        </w:numPr>
+      </w:pPr>
+      <w:r>
+        <w:t xml:space="preserve">Alternatives to </w:t>
+      </w:r>
+      <w:proofErr w:type="spellStart"/>
+      <w:r>
+        <w:t>mieaa</w:t>
+      </w:r>
+      <w:proofErr w:type="spellEnd"/>
+      <w:r>
+        <w:t xml:space="preserve"> = tam 2.0, </w:t>
+      </w:r>
+      <w:proofErr w:type="spellStart"/>
+      <w:r>
+        <w:t>mirnet</w:t>
+      </w:r>
+      <w:proofErr w:type="spellEnd"/>
+      <w:r>
+        <w:t xml:space="preserve"> and </w:t>
+      </w:r>
+      <w:proofErr w:type="spellStart"/>
+      <w:r>
+        <w:t>diana_mirpath</w:t>
+      </w:r>
+      <w:proofErr w:type="spellEnd"/>
+      <w:r>
+        <w:t xml:space="preserve"> (which was unavailable during this study)</w:t>
       </w:r>
     </w:p>
     <w:p>
@@ -729,7 +983,15 @@
         </w:numPr>
       </w:pPr>
       <w:r>
-        <w:t>Low levels of mirna content in the untreated condition make it difficult to draw valid conclusions because this is what de analysis is formed against</w:t>
+        <w:t xml:space="preserve">Low levels of </w:t>
+      </w:r>
+      <w:proofErr w:type="spellStart"/>
+      <w:r>
+        <w:t>mirna</w:t>
+      </w:r>
+      <w:proofErr w:type="spellEnd"/>
+      <w:r>
+        <w:t xml:space="preserve"> content in the untreated condition make it difficult to draw valid conclusions because this is what de analysis is formed against</w:t>
       </w:r>
       <w:r>
         <w:t xml:space="preserve"> – results should be interpreted cautiously</w:t>
@@ -744,7 +1006,23 @@
         </w:numPr>
       </w:pPr>
       <w:r>
-        <w:t xml:space="preserve">Typical mirna de analysis requires x amount of mirna to be reliable </w:t>
+        <w:t xml:space="preserve">Typical </w:t>
+      </w:r>
+      <w:proofErr w:type="spellStart"/>
+      <w:r>
+        <w:t>mirna</w:t>
+      </w:r>
+      <w:proofErr w:type="spellEnd"/>
+      <w:r>
+        <w:t xml:space="preserve"> de analysis requires x amount of </w:t>
+      </w:r>
+      <w:proofErr w:type="spellStart"/>
+      <w:r>
+        <w:t>mirna</w:t>
+      </w:r>
+      <w:proofErr w:type="spellEnd"/>
+      <w:r>
+        <w:t xml:space="preserve"> to be reliable </w:t>
       </w:r>
     </w:p>
     <w:p>
@@ -771,19 +1049,35 @@
         </w:numPr>
       </w:pPr>
       <w:r>
-        <w:t>No samples were excluded from the analysis even though the PCA showed clear outliers (specifically for hdm_dog) as there were only 3 replicates and to reduce this to 2 would reduce statistical power.</w:t>
-      </w:r>
-    </w:p>
-    <w:p>
-      <w:pPr>
-        <w:pStyle w:val="ListParagraph"/>
-        <w:numPr>
-          <w:ilvl w:val="0"/>
-          <w:numId w:val="2"/>
-        </w:numPr>
-      </w:pPr>
-      <w:r>
-        <w:t xml:space="preserve">Mirna expression in untreated samples might be less consistent because baseline mirna cargo can be influenced by many things whereas samples in dose 24 condition are so heavily exposed to the same thing that they look </w:t>
+        <w:t xml:space="preserve">No samples were excluded from the analysis even though the PCA showed clear outliers (specifically for </w:t>
+      </w:r>
+      <w:proofErr w:type="spellStart"/>
+      <w:r>
+        <w:t>hdm_dog</w:t>
+      </w:r>
+      <w:proofErr w:type="spellEnd"/>
+      <w:r>
+        <w:t>) as there were only 3 replicates and to reduce this to 2 would reduce statistical power.</w:t>
+      </w:r>
+    </w:p>
+    <w:p>
+      <w:pPr>
+        <w:pStyle w:val="ListParagraph"/>
+        <w:numPr>
+          <w:ilvl w:val="0"/>
+          <w:numId w:val="2"/>
+        </w:numPr>
+      </w:pPr>
+      <w:r>
+        <w:t xml:space="preserve">Mirna expression in untreated samples might be less consistent because baseline </w:t>
+      </w:r>
+      <w:proofErr w:type="spellStart"/>
+      <w:r>
+        <w:t>mirna</w:t>
+      </w:r>
+      <w:proofErr w:type="spellEnd"/>
+      <w:r>
+        <w:t xml:space="preserve"> cargo can be influenced by many things whereas samples in dose 24 condition are so heavily exposed to the same thing that they look </w:t>
       </w:r>
       <w:r>
         <w:t>consistent?</w:t>
@@ -810,8 +1104,29 @@
         </w:numPr>
       </w:pPr>
       <w:r>
-        <w:t>VJ found s100 family signalling, but this isn’t in the reactome db. Emphasises value of manually curated databases such as qiagen ipa</w:t>
-      </w:r>
+        <w:t xml:space="preserve">VJ found s100 family signalling, but this isn’t in the </w:t>
+      </w:r>
+      <w:proofErr w:type="spellStart"/>
+      <w:r>
+        <w:t>reactome</w:t>
+      </w:r>
+      <w:proofErr w:type="spellEnd"/>
+      <w:r>
+        <w:t xml:space="preserve"> db. Emphasises value of manually curated databases such as </w:t>
+      </w:r>
+      <w:proofErr w:type="spellStart"/>
+      <w:r>
+        <w:t>qiagen</w:t>
+      </w:r>
+      <w:proofErr w:type="spellEnd"/>
+      <w:r>
+        <w:t xml:space="preserve"> </w:t>
+      </w:r>
+      <w:proofErr w:type="spellStart"/>
+      <w:r>
+        <w:t>ipa</w:t>
+      </w:r>
+      <w:proofErr w:type="spellEnd"/>
     </w:p>
     <w:p>
       <w:pPr>
@@ -823,8 +1138,13 @@
       </w:pPr>
       <w:r>
         <w:lastRenderedPageBreak/>
-        <w:t>Need to talk about differences in de analysis methods can lead to different results, emphasising tamirnas</w:t>
-      </w:r>
+        <w:t xml:space="preserve">Need to talk about differences in de analysis methods can lead to different results, emphasising </w:t>
+      </w:r>
+      <w:proofErr w:type="spellStart"/>
+      <w:r>
+        <w:t>tamirnas</w:t>
+      </w:r>
+      <w:proofErr w:type="spellEnd"/>
       <w:r>
         <w:t>’</w:t>
       </w:r>
@@ -841,7 +1161,15 @@
         </w:numPr>
       </w:pPr>
       <w:r>
-        <w:t>Only taking target genes from one database (mirtarbase) is less robust</w:t>
+        <w:t>Only taking target genes from one database (</w:t>
+      </w:r>
+      <w:proofErr w:type="spellStart"/>
+      <w:r>
+        <w:t>mirtarbase</w:t>
+      </w:r>
+      <w:proofErr w:type="spellEnd"/>
+      <w:r>
+        <w:t>) is less robust</w:t>
       </w:r>
     </w:p>
     <w:p>
@@ -855,6 +1183,30 @@
       <w:r>
         <w:t>Need to mention the suitability of Calu-3 to replace primary cell lines as this was one of the aims – need to state that a direct comparison was not being made (of calu-3 vs primary), this was just to observe whether results could be produced</w:t>
       </w:r>
+    </w:p>
+    <w:p>
+      <w:pPr>
+        <w:pStyle w:val="ListParagraph"/>
+        <w:numPr>
+          <w:ilvl w:val="1"/>
+          <w:numId w:val="2"/>
+        </w:numPr>
+      </w:pPr>
+      <w:r>
+        <w:t>[calu-3 cells are immortalised something cells]</w:t>
+      </w:r>
+      <w:r>
+        <w:t xml:space="preserve"> </w:t>
+      </w:r>
+    </w:p>
+    <w:p>
+      <w:pPr>
+        <w:pStyle w:val="ListParagraph"/>
+        <w:numPr>
+          <w:ilvl w:val="0"/>
+          <w:numId w:val="2"/>
+        </w:numPr>
+      </w:pPr>
     </w:p>
     <w:p/>
     <w:p>

--- a/write_up/drafts/5_discussion/discussion_plan.docx
+++ b/write_up/drafts/5_discussion/discussion_plan.docx
@@ -1,6 +1,6 @@
 
 <file path=word/document.xml><?xml version="1.0" encoding="utf-8"?>
-<w:document xmlns:wpc="http://schemas.microsoft.com/office/word/2010/wordprocessingCanvas" xmlns:cx="http://schemas.microsoft.com/office/drawing/2014/chartex" xmlns:cx1="http://schemas.microsoft.com/office/drawing/2015/9/8/chartex" xmlns:cx2="http://schemas.microsoft.com/office/drawing/2015/10/21/chartex" xmlns:cx3="http://schemas.microsoft.com/office/drawing/2016/5/9/chartex" xmlns:cx4="http://schemas.microsoft.com/office/drawing/2016/5/10/chartex" xmlns:cx5="http://schemas.microsoft.com/office/drawing/2016/5/11/chartex" xmlns:cx6="http://schemas.microsoft.com/office/drawing/2016/5/12/chartex" xmlns:cx7="http://schemas.microsoft.com/office/drawing/2016/5/13/chartex" xmlns:cx8="http://schemas.microsoft.com/office/drawing/2016/5/14/chartex" xmlns:mc="http://schemas.openxmlformats.org/markup-compatibility/2006" xmlns:m="http://schemas.openxmlformats.org/officeDocument/2006/math" xmlns:aink="http://schemas.microsoft.com/office/drawing/2016/ink" xmlns:am3d="http://schemas.microsoft.com/office/drawing/2017/model3d" xmlns:oel="http://schemas.microsoft.com/office/2019/extlst" xmlns:r="http://schemas.openxmlformats.org/officeDocument/2006/relationships" xmlns:wp14="http://schemas.microsoft.com/office/word/2010/wordprocessingDrawing" xmlns:wp="http://schemas.openxmlformats.org/drawingml/2006/wordprocessingDrawing" xmlns:wpg="http://schemas.microsoft.com/office/word/2010/wordprocessingGroup" xmlns:wpi="http://schemas.microsoft.com/office/word/2010/wordprocessingInk" xmlns:wps="http://schemas.microsoft.com/office/word/2010/wordprocessingShape" xmlns:o="urn:schemas-microsoft-com:office:office" xmlns:v="urn:schemas-microsoft-com:vml" xmlns:w10="urn:schemas-microsoft-com:office:word" xmlns:w="http://schemas.openxmlformats.org/wordprocessingml/2006/main" xmlns:w14="http://schemas.microsoft.com/office/word/2010/wordml" xmlns:w15="http://schemas.microsoft.com/office/word/2012/wordml" xmlns:w16cex="http://schemas.microsoft.com/office/word/2018/wordml/cex" xmlns:w16cid="http://schemas.microsoft.com/office/word/2016/wordml/cid" xmlns:w16="http://schemas.microsoft.com/office/word/2018/wordml" xmlns:w16sdtdh="http://schemas.microsoft.com/office/word/2020/wordml/sdtdatahash" xmlns:w16sdtfl="http://schemas.microsoft.com/office/word/2024/wordml/sdtformatlock" xmlns:w16se="http://schemas.microsoft.com/office/word/2015/wordml/symex" xmlns:w16du="http://schemas.microsoft.com/office/word/2023/wordml/word16du" xmlns:wne="http://schemas.microsoft.com/office/word/2006/wordml" mc:Ignorable="w14 w15 w16se w16cid w16 w16cex w16sdtdh w16sdtfl w16du wp14">
+<w:document xmlns:wpc="http://schemas.microsoft.com/office/word/2010/wordprocessingCanvas" xmlns:cx="http://schemas.microsoft.com/office/drawing/2014/chartex" xmlns:cx1="http://schemas.microsoft.com/office/drawing/2015/9/8/chartex" xmlns:cx2="http://schemas.microsoft.com/office/drawing/2015/10/21/chartex" xmlns:cx3="http://schemas.microsoft.com/office/drawing/2016/5/9/chartex" xmlns:cx4="http://schemas.microsoft.com/office/drawing/2016/5/10/chartex" xmlns:cx5="http://schemas.microsoft.com/office/drawing/2016/5/11/chartex" xmlns:cx6="http://schemas.microsoft.com/office/drawing/2016/5/12/chartex" xmlns:cx7="http://schemas.microsoft.com/office/drawing/2016/5/13/chartex" xmlns:cx8="http://schemas.microsoft.com/office/drawing/2016/5/14/chartex" xmlns:mc="http://schemas.openxmlformats.org/markup-compatibility/2006" xmlns:m="http://schemas.openxmlformats.org/officeDocument/2006/math" xmlns:aink="http://schemas.microsoft.com/office/drawing/2016/ink" xmlns:am3d="http://schemas.microsoft.com/office/drawing/2017/model3d" xmlns:oel="http://schemas.microsoft.com/office/2019/extlst" xmlns:r="http://schemas.openxmlformats.org/officeDocument/2006/relationships" xmlns:wp14="http://schemas.microsoft.com/office/word/2010/wordprocessingDrawing" xmlns:wp="http://schemas.openxmlformats.org/drawingml/2006/wordprocessingDrawing" xmlns:wpg="http://schemas.microsoft.com/office/word/2010/wordprocessingGroup" xmlns:wpi="http://schemas.microsoft.com/office/word/2010/wordprocessingInk" xmlns:wps="http://schemas.microsoft.com/office/word/2010/wordprocessingShape" xmlns:o="urn:schemas-microsoft-com:office:office" xmlns:v="urn:schemas-microsoft-com:vml" xmlns:w10="urn:schemas-microsoft-com:office:word" xmlns:w="http://schemas.openxmlformats.org/wordprocessingml/2006/main" xmlns:w14="http://schemas.microsoft.com/office/word/2010/wordml" xmlns:w15="http://schemas.microsoft.com/office/word/2012/wordml" xmlns:w16cei="http://schemas.microsoft.com/office/word/2026/wordml/cei" xmlns:w16cex="http://schemas.microsoft.com/office/word/2018/wordml/cex" xmlns:w16cid="http://schemas.microsoft.com/office/word/2016/wordml/cid" xmlns:w16="http://schemas.microsoft.com/office/word/2018/wordml" xmlns:w16sdtdh="http://schemas.microsoft.com/office/word/2020/wordml/sdtdatahash" xmlns:w16sdtfl="http://schemas.microsoft.com/office/word/2024/wordml/sdtformatlock" xmlns:w16se="http://schemas.microsoft.com/office/word/2015/wordml/symex" xmlns:w16du="http://schemas.microsoft.com/office/word/2023/wordml/word16du" xmlns:wne="http://schemas.microsoft.com/office/word/2006/wordml" mc:Ignorable="w14 w15 w16se w16cid w16 w16cex w16sdtdh w16sdtfl w16du wp14">
   <w:body>
     <w:p>
       <w:pPr>
@@ -1207,6 +1207,14 @@
           <w:numId w:val="2"/>
         </w:numPr>
       </w:pPr>
+      <w:proofErr w:type="spellStart"/>
+      <w:r>
+        <w:t>Tamirna</w:t>
+      </w:r>
+      <w:proofErr w:type="spellEnd"/>
+      <w:r>
+        <w:t xml:space="preserve"> used spike-ins so this may account for some differences</w:t>
+      </w:r>
     </w:p>
     <w:p/>
     <w:p>
@@ -1285,7 +1293,7 @@
 </file>
 
 <file path=word/numbering.xml><?xml version="1.0" encoding="utf-8"?>
-<w:numbering xmlns:wpc="http://schemas.microsoft.com/office/word/2010/wordprocessingCanvas" xmlns:cx="http://schemas.microsoft.com/office/drawing/2014/chartex" xmlns:cx1="http://schemas.microsoft.com/office/drawing/2015/9/8/chartex" xmlns:cx2="http://schemas.microsoft.com/office/drawing/2015/10/21/chartex" xmlns:cx3="http://schemas.microsoft.com/office/drawing/2016/5/9/chartex" xmlns:cx4="http://schemas.microsoft.com/office/drawing/2016/5/10/chartex" xmlns:cx5="http://schemas.microsoft.com/office/drawing/2016/5/11/chartex" xmlns:cx6="http://schemas.microsoft.com/office/drawing/2016/5/12/chartex" xmlns:cx7="http://schemas.microsoft.com/office/drawing/2016/5/13/chartex" xmlns:cx8="http://schemas.microsoft.com/office/drawing/2016/5/14/chartex" xmlns:mc="http://schemas.openxmlformats.org/markup-compatibility/2006" xmlns:m="http://schemas.openxmlformats.org/officeDocument/2006/math" xmlns:aink="http://schemas.microsoft.com/office/drawing/2016/ink" xmlns:am3d="http://schemas.microsoft.com/office/drawing/2017/model3d" xmlns:oel="http://schemas.microsoft.com/office/2019/extlst" xmlns:r="http://schemas.openxmlformats.org/officeDocument/2006/relationships" xmlns:wp14="http://schemas.microsoft.com/office/word/2010/wordprocessingDrawing" xmlns:wp="http://schemas.openxmlformats.org/drawingml/2006/wordprocessingDrawing" xmlns:wpg="http://schemas.microsoft.com/office/word/2010/wordprocessingGroup" xmlns:wpi="http://schemas.microsoft.com/office/word/2010/wordprocessingInk" xmlns:wps="http://schemas.microsoft.com/office/word/2010/wordprocessingShape" xmlns:o="urn:schemas-microsoft-com:office:office" xmlns:v="urn:schemas-microsoft-com:vml" xmlns:w10="urn:schemas-microsoft-com:office:word" xmlns:w="http://schemas.openxmlformats.org/wordprocessingml/2006/main" xmlns:w14="http://schemas.microsoft.com/office/word/2010/wordml" xmlns:w15="http://schemas.microsoft.com/office/word/2012/wordml" xmlns:w16cex="http://schemas.microsoft.com/office/word/2018/wordml/cex" xmlns:w16cid="http://schemas.microsoft.com/office/word/2016/wordml/cid" xmlns:w16="http://schemas.microsoft.com/office/word/2018/wordml" xmlns:w16sdtdh="http://schemas.microsoft.com/office/word/2020/wordml/sdtdatahash" xmlns:w16sdtfl="http://schemas.microsoft.com/office/word/2024/wordml/sdtformatlock" xmlns:w16se="http://schemas.microsoft.com/office/word/2015/wordml/symex" xmlns:w16du="http://schemas.microsoft.com/office/word/2023/wordml/word16du" xmlns:wne="http://schemas.microsoft.com/office/word/2006/wordml" mc:Ignorable="w14 w15 w16se w16cid w16 w16cex w16sdtdh w16sdtfl w16du wp14">
+<w:numbering xmlns:wpc="http://schemas.microsoft.com/office/word/2010/wordprocessingCanvas" xmlns:cx="http://schemas.microsoft.com/office/drawing/2014/chartex" xmlns:cx1="http://schemas.microsoft.com/office/drawing/2015/9/8/chartex" xmlns:cx2="http://schemas.microsoft.com/office/drawing/2015/10/21/chartex" xmlns:cx3="http://schemas.microsoft.com/office/drawing/2016/5/9/chartex" xmlns:cx4="http://schemas.microsoft.com/office/drawing/2016/5/10/chartex" xmlns:cx5="http://schemas.microsoft.com/office/drawing/2016/5/11/chartex" xmlns:cx6="http://schemas.microsoft.com/office/drawing/2016/5/12/chartex" xmlns:cx7="http://schemas.microsoft.com/office/drawing/2016/5/13/chartex" xmlns:cx8="http://schemas.microsoft.com/office/drawing/2016/5/14/chartex" xmlns:mc="http://schemas.openxmlformats.org/markup-compatibility/2006" xmlns:m="http://schemas.openxmlformats.org/officeDocument/2006/math" xmlns:aink="http://schemas.microsoft.com/office/drawing/2016/ink" xmlns:am3d="http://schemas.microsoft.com/office/drawing/2017/model3d" xmlns:oel="http://schemas.microsoft.com/office/2019/extlst" xmlns:r="http://schemas.openxmlformats.org/officeDocument/2006/relationships" xmlns:wp14="http://schemas.microsoft.com/office/word/2010/wordprocessingDrawing" xmlns:wp="http://schemas.openxmlformats.org/drawingml/2006/wordprocessingDrawing" xmlns:wpg="http://schemas.microsoft.com/office/word/2010/wordprocessingGroup" xmlns:wpi="http://schemas.microsoft.com/office/word/2010/wordprocessingInk" xmlns:wps="http://schemas.microsoft.com/office/word/2010/wordprocessingShape" xmlns:o="urn:schemas-microsoft-com:office:office" xmlns:v="urn:schemas-microsoft-com:vml" xmlns:w10="urn:schemas-microsoft-com:office:word" xmlns:w="http://schemas.openxmlformats.org/wordprocessingml/2006/main" xmlns:w14="http://schemas.microsoft.com/office/word/2010/wordml" xmlns:w15="http://schemas.microsoft.com/office/word/2012/wordml" xmlns:w16cei="http://schemas.microsoft.com/office/word/2026/wordml/cei" xmlns:w16cex="http://schemas.microsoft.com/office/word/2018/wordml/cex" xmlns:w16cid="http://schemas.microsoft.com/office/word/2016/wordml/cid" xmlns:w16="http://schemas.microsoft.com/office/word/2018/wordml" xmlns:w16sdtdh="http://schemas.microsoft.com/office/word/2020/wordml/sdtdatahash" xmlns:w16sdtfl="http://schemas.microsoft.com/office/word/2024/wordml/sdtformatlock" xmlns:w16se="http://schemas.microsoft.com/office/word/2015/wordml/symex" xmlns:w16du="http://schemas.microsoft.com/office/word/2023/wordml/word16du" xmlns:wne="http://schemas.microsoft.com/office/word/2006/wordml" mc:Ignorable="w14 w15 w16se w16cid w16 w16cex w16sdtdh w16sdtfl w16du wp14">
   <w:abstractNum w:abstractNumId="0" w15:restartNumberingAfterBreak="0">
     <w:nsid w:val="3AE46B04"/>
     <w:multiLevelType w:val="hybridMultilevel"/>

--- a/write_up/drafts/5_discussion/discussion_plan.docx
+++ b/write_up/drafts/5_discussion/discussion_plan.docx
@@ -1092,7 +1092,15 @@
         </w:numPr>
       </w:pPr>
       <w:r>
-        <w:t>Inconsistent control samples means that only one or two samples could be driving the DE result. Could be better to have more control replicates to address this.</w:t>
+        <w:t xml:space="preserve">Inconsistent control samples </w:t>
+      </w:r>
+      <w:proofErr w:type="gramStart"/>
+      <w:r>
+        <w:t>means</w:t>
+      </w:r>
+      <w:proofErr w:type="gramEnd"/>
+      <w:r>
+        <w:t xml:space="preserve"> that only one or two samples could be driving the DE result. Could be better to have more control replicates to address this.</w:t>
       </w:r>
     </w:p>
     <w:p>
@@ -1214,6 +1222,91 @@
       <w:proofErr w:type="spellEnd"/>
       <w:r>
         <w:t xml:space="preserve"> used spike-ins so this may account for some differences</w:t>
+      </w:r>
+    </w:p>
+    <w:p>
+      <w:pPr>
+        <w:pStyle w:val="ListParagraph"/>
+        <w:numPr>
+          <w:ilvl w:val="0"/>
+          <w:numId w:val="2"/>
+        </w:numPr>
+      </w:pPr>
+      <w:r>
+        <w:t xml:space="preserve">It is interesting that the genomic profile of dose24 samples from </w:t>
+      </w:r>
+      <w:proofErr w:type="spellStart"/>
+      <w:r>
+        <w:t>multiqc</w:t>
+      </w:r>
+      <w:proofErr w:type="spellEnd"/>
+      <w:r>
+        <w:t xml:space="preserve"> is different however we can’t be sure it is miRNAs that are causing the change because there are only ~60-130k miRNA reads in there so the differences are something else – likely the rRNA.</w:t>
+      </w:r>
+    </w:p>
+    <w:p>
+      <w:pPr>
+        <w:pStyle w:val="ListParagraph"/>
+        <w:numPr>
+          <w:ilvl w:val="1"/>
+          <w:numId w:val="2"/>
+        </w:numPr>
+      </w:pPr>
+      <w:r>
+        <w:t>No outliers in the calu-3 condition</w:t>
+      </w:r>
+    </w:p>
+    <w:p>
+      <w:pPr>
+        <w:pStyle w:val="ListParagraph"/>
+        <w:numPr>
+          <w:ilvl w:val="0"/>
+          <w:numId w:val="2"/>
+        </w:numPr>
+      </w:pPr>
+      <w:proofErr w:type="spellStart"/>
+      <w:r>
+        <w:t>Tamirna</w:t>
+      </w:r>
+      <w:proofErr w:type="spellEnd"/>
+      <w:r>
+        <w:t xml:space="preserve"> checks for many different types of small </w:t>
+      </w:r>
+      <w:proofErr w:type="spellStart"/>
+      <w:r>
+        <w:t>rna</w:t>
+      </w:r>
+      <w:proofErr w:type="spellEnd"/>
+      <w:r>
+        <w:t xml:space="preserve"> (</w:t>
+      </w:r>
+      <w:proofErr w:type="spellStart"/>
+      <w:r>
+        <w:t>rna</w:t>
+      </w:r>
+      <w:proofErr w:type="spellEnd"/>
+      <w:r>
+        <w:t xml:space="preserve"> classification table) whereas this analysis only looks at miRNA, rRNA and tRNA (because these are </w:t>
+      </w:r>
+      <w:proofErr w:type="spellStart"/>
+      <w:r>
+        <w:t>miRTrace</w:t>
+      </w:r>
+      <w:proofErr w:type="spellEnd"/>
+      <w:r>
+        <w:t xml:space="preserve"> defaults – could look to expand what I look for in future to bring it in line)</w:t>
+      </w:r>
+    </w:p>
+    <w:p>
+      <w:pPr>
+        <w:pStyle w:val="ListParagraph"/>
+        <w:numPr>
+          <w:ilvl w:val="1"/>
+          <w:numId w:val="2"/>
+        </w:numPr>
+      </w:pPr>
+      <w:r>
+        <w:t>Might save this for the viva – see viva notes</w:t>
       </w:r>
     </w:p>
     <w:p/>

--- a/write_up/drafts/5_discussion/discussion_plan.docx
+++ b/write_up/drafts/5_discussion/discussion_plan.docx
@@ -1307,6 +1307,66 @@
       </w:pPr>
       <w:r>
         <w:t>Might save this for the viva – see viva notes</w:t>
+      </w:r>
+    </w:p>
+    <w:p>
+      <w:pPr>
+        <w:pStyle w:val="ListParagraph"/>
+        <w:numPr>
+          <w:ilvl w:val="0"/>
+          <w:numId w:val="2"/>
+        </w:numPr>
+      </w:pPr>
+      <w:r>
+        <w:t xml:space="preserve">Low </w:t>
+      </w:r>
+      <w:proofErr w:type="spellStart"/>
+      <w:r>
+        <w:t>logfc</w:t>
+      </w:r>
+      <w:proofErr w:type="spellEnd"/>
+      <w:r>
+        <w:t xml:space="preserve"> changes (e.g., </w:t>
+      </w:r>
+      <w:proofErr w:type="spellStart"/>
+      <w:r>
+        <w:t>logFC</w:t>
+      </w:r>
+      <w:proofErr w:type="spellEnd"/>
+      <w:r>
+        <w:t xml:space="preserve"> &lt; 2.5) is typical for miRNAs where you don’t need a big log fc to get a big biological impact</w:t>
+      </w:r>
+    </w:p>
+    <w:p>
+      <w:pPr>
+        <w:pStyle w:val="ListParagraph"/>
+        <w:numPr>
+          <w:ilvl w:val="0"/>
+          <w:numId w:val="2"/>
+        </w:numPr>
+      </w:pPr>
+      <w:r>
+        <w:t xml:space="preserve">Compare my results to </w:t>
+      </w:r>
+      <w:proofErr w:type="spellStart"/>
+      <w:r>
+        <w:t>tamirna</w:t>
+      </w:r>
+      <w:proofErr w:type="spellEnd"/>
+      <w:r>
+        <w:t xml:space="preserve"> results in the discussion</w:t>
+      </w:r>
+    </w:p>
+    <w:p>
+      <w:pPr>
+        <w:pStyle w:val="ListParagraph"/>
+        <w:numPr>
+          <w:ilvl w:val="1"/>
+          <w:numId w:val="2"/>
+        </w:numPr>
+      </w:pPr>
+      <w:r>
+        <w:t xml:space="preserve">Can introduce the section with: labs commonly outsource bioinformatics work to external companies due to lack of in-house expertise </w:t>
       </w:r>
     </w:p>
     <w:p/>

--- a/write_up/drafts/5_discussion/discussion_plan.docx
+++ b/write_up/drafts/5_discussion/discussion_plan.docx
@@ -4,7 +4,6 @@
   <w:body>
     <w:p>
       <w:pPr>
-        <w:ind w:left="720" w:hanging="360"/>
         <w:rPr>
           <w:b/>
           <w:bCs/>
@@ -15,54 +14,97 @@
           <w:b/>
           <w:bCs/>
         </w:rPr>
-        <w:t>From meeting 07.07.2026</w:t>
-      </w:r>
-    </w:p>
-    <w:p>
-      <w:pPr>
-        <w:pStyle w:val="ListParagraph"/>
-        <w:numPr>
-          <w:ilvl w:val="0"/>
-          <w:numId w:val="2"/>
-        </w:numPr>
+        <w:t>If in doubt, refer to GH’s discussion section.</w:t>
+      </w:r>
+    </w:p>
+    <w:p>
+      <w:r>
         <w:rPr>
           <w:b/>
           <w:bCs/>
         </w:rPr>
-      </w:pPr>
+        <w:t xml:space="preserve">If I talk about TAmiRNA results in the </w:t>
+      </w:r>
+      <w:proofErr w:type="gramStart"/>
       <w:r>
         <w:rPr>
           <w:b/>
           <w:bCs/>
         </w:rPr>
-        <w:t>Look at the discussion in Will and Georgie’s papers to garner structure before starting to write mine</w:t>
-      </w:r>
-    </w:p>
-    <w:p>
-      <w:pPr>
-        <w:pStyle w:val="ListParagraph"/>
-        <w:numPr>
-          <w:ilvl w:val="1"/>
-          <w:numId w:val="2"/>
-        </w:numPr>
+        <w:t>discussion</w:t>
+      </w:r>
+      <w:proofErr w:type="gramEnd"/>
+      <w:r>
         <w:rPr>
           <w:b/>
           <w:bCs/>
         </w:rPr>
-      </w:pPr>
+        <w:t xml:space="preserve"> then they need to be included in the results section</w:t>
+      </w:r>
+    </w:p>
+    <w:p>
+      <w:pPr>
+        <w:pStyle w:val="ListParagraph"/>
+        <w:numPr>
+          <w:ilvl w:val="0"/>
+          <w:numId w:val="6"/>
+        </w:numPr>
+      </w:pPr>
+      <w:r>
+        <w:rPr>
+          <w:rFonts w:ascii="Open Sans" w:hAnsi="Open Sans" w:cs="Open Sans"/>
+          <w:color w:val="333333"/>
+          <w:sz w:val="21"/>
+          <w:szCs w:val="21"/>
+          <w:shd w:val="clear" w:color="auto" w:fill="FFFFFF"/>
+        </w:rPr>
+        <w:t xml:space="preserve">“Avoid </w:t>
+      </w:r>
+      <w:r>
+        <w:rPr>
+          <w:rFonts w:ascii="Open Sans" w:hAnsi="Open Sans" w:cs="Open Sans"/>
+          <w:color w:val="333333"/>
+          <w:sz w:val="21"/>
+          <w:szCs w:val="21"/>
+          <w:shd w:val="clear" w:color="auto" w:fill="FFFFFF"/>
+        </w:rPr>
+        <w:t>presenting discussion that does not relate to any of the results</w:t>
+      </w:r>
+      <w:r>
+        <w:rPr>
+          <w:rFonts w:ascii="Open Sans" w:hAnsi="Open Sans" w:cs="Open Sans"/>
+          <w:color w:val="333333"/>
+          <w:sz w:val="21"/>
+          <w:szCs w:val="21"/>
+          <w:shd w:val="clear" w:color="auto" w:fill="FFFFFF"/>
+        </w:rPr>
+        <w:t xml:space="preserve">” </w:t>
+      </w:r>
+      <w:hyperlink r:id="rId5" w:history="1">
+        <w:r>
+          <w:rPr>
+            <w:rStyle w:val="Hyperlink"/>
+            <w:rFonts w:ascii="Open Sans" w:hAnsi="Open Sans" w:cs="Open Sans"/>
+            <w:sz w:val="21"/>
+            <w:szCs w:val="21"/>
+            <w:shd w:val="clear" w:color="auto" w:fill="FFFFFF"/>
+          </w:rPr>
+          <w:t>https://guides.lib.uci.edu/scientificwriting/discussion</w:t>
+        </w:r>
+      </w:hyperlink>
+    </w:p>
+    <w:p>
+      <w:pPr>
+        <w:pStyle w:val="ListParagraph"/>
+      </w:pPr>
+    </w:p>
+    <w:p>
       <w:r>
         <w:rPr>
           <w:b/>
           <w:bCs/>
         </w:rPr>
-        <w:t xml:space="preserve">Saved: </w:t>
-      </w:r>
-      <w:r>
-        <w:rPr>
-          <w:sz w:val="20"/>
-          <w:szCs w:val="20"/>
-        </w:rPr>
-        <w:t>"~/Library/CloudStorage/OneDrive-TheUniversityofNottingham/UoN/Modules/(L4137) Individual Research Project/Resources/Project Overview/Hopkins et al 2026.docx"</w:t>
+        <w:t>Notes</w:t>
       </w:r>
     </w:p>
     <w:p>
@@ -70,19 +112,14 @@
         <w:pStyle w:val="ListParagraph"/>
         <w:numPr>
           <w:ilvl w:val="0"/>
-          <w:numId w:val="2"/>
-        </w:numPr>
-        <w:rPr>
-          <w:b/>
-          <w:bCs/>
-        </w:rPr>
-      </w:pPr>
-      <w:r>
-        <w:rPr>
-          <w:b/>
-          <w:bCs/>
-        </w:rPr>
-        <w:t>Send the first para of discussion to lucy when I have a draft – this should be a bullet point paragraph with what I’m going to include in the discussion</w:t>
+          <w:numId w:val="4"/>
+        </w:numPr>
+      </w:pPr>
+      <w:r>
+        <w:t xml:space="preserve">Biological </w:t>
+      </w:r>
+      <w:r>
+        <w:t>interpretation of own work</w:t>
       </w:r>
     </w:p>
     <w:p>
@@ -90,19 +127,11 @@
         <w:pStyle w:val="ListParagraph"/>
         <w:numPr>
           <w:ilvl w:val="0"/>
-          <w:numId w:val="2"/>
-        </w:numPr>
-        <w:rPr>
-          <w:b/>
-          <w:bCs/>
-        </w:rPr>
-      </w:pPr>
-      <w:r>
-        <w:rPr>
-          <w:b/>
-          <w:bCs/>
-        </w:rPr>
-        <w:t>Need to carefully consider experimental design for calu-3 cells to ensure there are sufficient EVs to perform transcriptomics analysis</w:t>
+          <w:numId w:val="4"/>
+        </w:numPr>
+      </w:pPr>
+      <w:r>
+        <w:t>Overlap with existing literature</w:t>
       </w:r>
     </w:p>
     <w:p>
@@ -110,35 +139,117 @@
         <w:pStyle w:val="ListParagraph"/>
         <w:numPr>
           <w:ilvl w:val="1"/>
-          <w:numId w:val="2"/>
-        </w:numPr>
-        <w:rPr>
-          <w:b/>
-          <w:bCs/>
-        </w:rPr>
-      </w:pPr>
-      <w:r>
-        <w:rPr>
-          <w:b/>
-          <w:bCs/>
-        </w:rPr>
-        <w:t xml:space="preserve">This links in with not having enough </w:t>
-      </w:r>
+          <w:numId w:val="4"/>
+        </w:numPr>
+      </w:pPr>
+      <w:r>
+        <w:t>Calu-3 cells typically produce fewer EVs compared to primary HBECs</w:t>
+      </w:r>
+      <w:r>
+        <w:t>, however it shouldn’t be prohibitively low (link with experimental design – could be the segway)</w:t>
+      </w:r>
+    </w:p>
+    <w:p>
+      <w:pPr>
+        <w:pStyle w:val="ListParagraph"/>
+        <w:numPr>
+          <w:ilvl w:val="1"/>
+          <w:numId w:val="4"/>
+        </w:numPr>
+      </w:pPr>
+      <w:r>
+        <w:t xml:space="preserve">IL-13 pathway corelated with asthma and </w:t>
+      </w:r>
+      <w:r>
+        <w:t>“miR-92b, miR-210, and miR-34a significantly correlated with lung function parameters in children</w:t>
+      </w:r>
+      <w:r>
+        <w:t>”</w:t>
+      </w:r>
+    </w:p>
+    <w:p>
+      <w:pPr>
+        <w:pStyle w:val="ListParagraph"/>
+        <w:numPr>
+          <w:ilvl w:val="2"/>
+          <w:numId w:val="4"/>
+        </w:numPr>
+      </w:pPr>
+      <w:hyperlink r:id="rId6" w:history="1">
+        <w:r>
+          <w:rPr>
+            <w:rStyle w:val="Hyperlink"/>
+          </w:rPr>
+          <w:t>https://onlinelibrary.wiley.com/doi/10.1111/all.14008</w:t>
+        </w:r>
+      </w:hyperlink>
+    </w:p>
+    <w:p>
+      <w:pPr>
+        <w:pStyle w:val="ListParagraph"/>
+        <w:numPr>
+          <w:ilvl w:val="0"/>
+          <w:numId w:val="4"/>
+        </w:numPr>
+      </w:pPr>
+      <w:r>
+        <w:t>Methodological justification</w:t>
+      </w:r>
+    </w:p>
+    <w:p>
+      <w:pPr>
+        <w:pStyle w:val="ListParagraph"/>
+        <w:numPr>
+          <w:ilvl w:val="1"/>
+          <w:numId w:val="4"/>
+        </w:numPr>
+      </w:pPr>
+      <w:r>
+        <w:t>EV miRNA cargo has many different targets therefore couldn’</w:t>
+      </w:r>
+      <w:r>
+        <w:t>t restrict target genes based on cell type</w:t>
+      </w:r>
+    </w:p>
+    <w:p>
+      <w:pPr>
+        <w:pStyle w:val="ListParagraph"/>
+        <w:numPr>
+          <w:ilvl w:val="2"/>
+          <w:numId w:val="4"/>
+        </w:numPr>
+      </w:pPr>
+      <w:r>
+        <w:t>HBECs express ~12k genes (human atlas?)</w:t>
+      </w:r>
+    </w:p>
+    <w:p>
+      <w:pPr>
+        <w:pStyle w:val="ListParagraph"/>
+        <w:numPr>
+          <w:ilvl w:val="2"/>
+          <w:numId w:val="4"/>
+        </w:numPr>
+      </w:pPr>
+      <w:r>
+        <w:t>Immune cells express lot of cells</w:t>
+      </w:r>
+    </w:p>
+    <w:p>
+      <w:pPr>
+        <w:pStyle w:val="ListParagraph"/>
+        <w:numPr>
+          <w:ilvl w:val="1"/>
+          <w:numId w:val="4"/>
+        </w:numPr>
+      </w:pPr>
       <w:proofErr w:type="spellStart"/>
       <w:r>
-        <w:rPr>
-          <w:b/>
-          <w:bCs/>
-        </w:rPr>
-        <w:t>mirna</w:t>
+        <w:t>Reactome</w:t>
       </w:r>
       <w:proofErr w:type="spellEnd"/>
       <w:r>
-        <w:rPr>
-          <w:b/>
-          <w:bCs/>
-        </w:rPr>
-        <w:t xml:space="preserve"> in control samples to perform de against</w:t>
+        <w:t xml:space="preserve"> was better suited for immune pathways compared to Kegg/GO etc.</w:t>
       </w:r>
     </w:p>
     <w:p>
@@ -146,19 +257,122 @@
         <w:pStyle w:val="ListParagraph"/>
         <w:numPr>
           <w:ilvl w:val="1"/>
-          <w:numId w:val="2"/>
-        </w:numPr>
-        <w:rPr>
-          <w:b/>
-          <w:bCs/>
-        </w:rPr>
-      </w:pPr>
-      <w:r>
-        <w:rPr>
-          <w:b/>
-          <w:bCs/>
-        </w:rPr>
-        <w:t>Do more controls (then remove any outliers)</w:t>
+          <w:numId w:val="4"/>
+        </w:numPr>
+      </w:pPr>
+      <w:r>
+        <w:t>Target gene list filtering:</w:t>
+      </w:r>
+    </w:p>
+    <w:p>
+      <w:pPr>
+        <w:pStyle w:val="ListParagraph"/>
+        <w:numPr>
+          <w:ilvl w:val="2"/>
+          <w:numId w:val="4"/>
+        </w:numPr>
+      </w:pPr>
+      <w:r>
+        <w:t xml:space="preserve">Didn’t use overlap of databases due to potential differences in database </w:t>
+      </w:r>
+      <w:r>
+        <w:t>size and update rate; didn’t want to miss potential targets</w:t>
+      </w:r>
+    </w:p>
+    <w:p>
+      <w:pPr>
+        <w:pStyle w:val="ListParagraph"/>
+        <w:numPr>
+          <w:ilvl w:val="2"/>
+          <w:numId w:val="4"/>
+        </w:numPr>
+      </w:pPr>
+      <w:r>
+        <w:t xml:space="preserve">Didn’t use multiple databases (e.g., </w:t>
+      </w:r>
+      <w:proofErr w:type="spellStart"/>
+      <w:r>
+        <w:t>tarbase</w:t>
+      </w:r>
+      <w:proofErr w:type="spellEnd"/>
+      <w:r>
+        <w:t xml:space="preserve">) as this generated an unmanageable target gene list (15k genes) – </w:t>
+      </w:r>
+      <w:proofErr w:type="spellStart"/>
+      <w:r>
+        <w:t>mirtarbase</w:t>
+      </w:r>
+      <w:proofErr w:type="spellEnd"/>
+      <w:r>
+        <w:t xml:space="preserve"> is well established </w:t>
+      </w:r>
+    </w:p>
+    <w:p>
+      <w:pPr>
+        <w:pStyle w:val="ListParagraph"/>
+        <w:numPr>
+          <w:ilvl w:val="2"/>
+          <w:numId w:val="4"/>
+        </w:numPr>
+      </w:pPr>
+      <w:r>
+        <w:t xml:space="preserve">Didn’t use predicted targets (e.g., </w:t>
+      </w:r>
+      <w:proofErr w:type="spellStart"/>
+      <w:r>
+        <w:t>targetscan</w:t>
+      </w:r>
+      <w:proofErr w:type="spellEnd"/>
+      <w:r>
+        <w:t>), only experimentally validated targets for reliability</w:t>
+      </w:r>
+    </w:p>
+    <w:p>
+      <w:pPr>
+        <w:pStyle w:val="ListParagraph"/>
+        <w:numPr>
+          <w:ilvl w:val="2"/>
+          <w:numId w:val="4"/>
+        </w:numPr>
+      </w:pPr>
+      <w:r>
+        <w:t>Didn’t use per-miRNA pathway enrichment as miRNAs with fewer targets (potentially due to less research) failed to yield significantly enriched pathways</w:t>
+      </w:r>
+    </w:p>
+    <w:p>
+      <w:pPr>
+        <w:pStyle w:val="ListParagraph"/>
+        <w:numPr>
+          <w:ilvl w:val="2"/>
+          <w:numId w:val="4"/>
+        </w:numPr>
+      </w:pPr>
+      <w:r>
+        <w:t>Didn’t filter based on cell-type... [start from here – difficulty getting the datasets, target cells have lots of genes, lots of potential targets for HBEC-derived EVs]</w:t>
+      </w:r>
+    </w:p>
+    <w:p>
+      <w:pPr>
+        <w:pStyle w:val="ListParagraph"/>
+        <w:numPr>
+          <w:ilvl w:val="0"/>
+          <w:numId w:val="4"/>
+        </w:numPr>
+      </w:pPr>
+      <w:r>
+        <w:t>Advantages</w:t>
+      </w:r>
+    </w:p>
+    <w:p>
+      <w:pPr>
+        <w:pStyle w:val="ListParagraph"/>
+        <w:numPr>
+          <w:ilvl w:val="0"/>
+          <w:numId w:val="4"/>
+        </w:numPr>
+      </w:pPr>
+      <w:r>
+        <w:t>Limitations</w:t>
       </w:r>
     </w:p>
     <w:p>
@@ -166,97 +380,23 @@
         <w:pStyle w:val="ListParagraph"/>
         <w:numPr>
           <w:ilvl w:val="1"/>
-          <w:numId w:val="2"/>
-        </w:numPr>
-        <w:rPr>
-          <w:b/>
-          <w:bCs/>
-        </w:rPr>
-      </w:pPr>
-      <w:r>
-        <w:rPr>
-          <w:b/>
-          <w:bCs/>
-        </w:rPr>
-        <w:t>Need to ensure you can get enough miRNA from the control samples (which is tricky if they don’t naturally produce many EVs)</w:t>
-      </w:r>
-    </w:p>
-    <w:p>
-      <w:pPr>
-        <w:pStyle w:val="ListParagraph"/>
-        <w:numPr>
-          <w:ilvl w:val="0"/>
-          <w:numId w:val="2"/>
-        </w:numPr>
-        <w:rPr>
-          <w:b/>
-          <w:bCs/>
-        </w:rPr>
-      </w:pPr>
-      <w:r>
-        <w:rPr>
-          <w:b/>
-          <w:bCs/>
-        </w:rPr>
-        <w:t xml:space="preserve">Need to ensure the discussion contextualises my results within the wider literature. Students often make the mistake of using the </w:t>
-      </w:r>
-      <w:proofErr w:type="spellStart"/>
-      <w:r>
-        <w:rPr>
-          <w:b/>
-          <w:bCs/>
-        </w:rPr>
-        <w:t>discusiion</w:t>
-      </w:r>
-      <w:proofErr w:type="spellEnd"/>
-      <w:r>
-        <w:rPr>
-          <w:b/>
-          <w:bCs/>
-        </w:rPr>
-        <w:t xml:space="preserve"> only to criticise their work. Whilst there should be some mention of methodological problems/improvements, it should not be the whole discussion</w:t>
-      </w:r>
-    </w:p>
-    <w:p>
-      <w:pPr>
-        <w:rPr>
-          <w:b/>
-          <w:bCs/>
-        </w:rPr>
-      </w:pPr>
-    </w:p>
-    <w:p>
-      <w:pPr>
-        <w:pStyle w:val="ListParagraph"/>
-        <w:numPr>
-          <w:ilvl w:val="0"/>
-          <w:numId w:val="2"/>
-        </w:numPr>
-      </w:pPr>
-      <w:r>
-        <w:t>Need to mention that exosomes (</w:t>
-      </w:r>
-      <w:proofErr w:type="spellStart"/>
-      <w:r>
-        <w:t>mirna</w:t>
-      </w:r>
-      <w:proofErr w:type="spellEnd"/>
-      <w:r>
-        <w:t xml:space="preserve"> cargo) could be targeting many different types of cells, not just airway-specific cells</w:t>
-      </w:r>
-    </w:p>
-    <w:p>
-      <w:pPr>
-        <w:pStyle w:val="ListParagraph"/>
-        <w:numPr>
-          <w:ilvl w:val="0"/>
-          <w:numId w:val="2"/>
-        </w:numPr>
-      </w:pPr>
-      <w:r>
-        <w:t>Using indirect targeting results in many false positives (many references to support this), skewed towards better researched pathways (</w:t>
-      </w:r>
-      <w:hyperlink r:id="rId5" w:history="1">
+          <w:numId w:val="4"/>
+        </w:numPr>
+      </w:pPr>
+      <w:r>
+        <w:lastRenderedPageBreak/>
+        <w:t>Target gene-level enrichment is prone to false positive results due to bias towards better researched miRNAs</w:t>
+      </w:r>
+    </w:p>
+    <w:p>
+      <w:pPr>
+        <w:pStyle w:val="ListParagraph"/>
+        <w:numPr>
+          <w:ilvl w:val="2"/>
+          <w:numId w:val="4"/>
+        </w:numPr>
+      </w:pPr>
+      <w:hyperlink r:id="rId7" w:history="1">
         <w:r>
           <w:rPr>
             <w:rStyle w:val="Hyperlink"/>
@@ -265,25 +405,29 @@
           <w:t>https://pmc.ncbi.nlm.nih.gov/articles/PMC4402548/</w:t>
         </w:r>
       </w:hyperlink>
-      <w:r>
-        <w:t>). Published workflows (</w:t>
-      </w:r>
-      <w:hyperlink r:id="rId6" w:history="1">
-        <w:r>
-          <w:rPr>
-            <w:rStyle w:val="Hyperlink"/>
-          </w:rPr>
-          <w:t>https://www.jove.com/t/68760/a-verified-workflow-for-mirna-seq-data-processing-bioinformatics</w:t>
-        </w:r>
-      </w:hyperlink>
-      <w:r>
-        <w:t xml:space="preserve">) lack detail and there is </w:t>
-      </w:r>
-      <w:r>
-        <w:t>no</w:t>
-      </w:r>
-      <w:r>
-        <w:t xml:space="preserve"> consensus on how to reduce target gene list appropriately.</w:t>
+    </w:p>
+    <w:p>
+      <w:pPr>
+        <w:pStyle w:val="ListParagraph"/>
+        <w:numPr>
+          <w:ilvl w:val="1"/>
+          <w:numId w:val="4"/>
+        </w:numPr>
+      </w:pPr>
+      <w:r>
+        <w:t>Lacked accompanying mRNA data to establish miRNA-mRNA anticorrelated relationships</w:t>
+      </w:r>
+    </w:p>
+    <w:p>
+      <w:pPr>
+        <w:pStyle w:val="ListParagraph"/>
+        <w:numPr>
+          <w:ilvl w:val="1"/>
+          <w:numId w:val="4"/>
+        </w:numPr>
+      </w:pPr>
+      <w:r>
+        <w:t>Could have used alternate ranking system for miRNA-set enrichment analysis (e.g., considers significance as well)</w:t>
       </w:r>
     </w:p>
     <w:p>
@@ -291,31 +435,67 @@
         <w:pStyle w:val="ListParagraph"/>
         <w:numPr>
           <w:ilvl w:val="0"/>
-          <w:numId w:val="2"/>
-        </w:numPr>
-      </w:pPr>
-      <w:r>
-        <w:t xml:space="preserve">Kegg vs </w:t>
+          <w:numId w:val="4"/>
+        </w:numPr>
+      </w:pPr>
+      <w:r>
+        <w:t>Future direction / alternatives</w:t>
+      </w:r>
+    </w:p>
+    <w:p>
+      <w:pPr>
+        <w:pStyle w:val="ListParagraph"/>
+        <w:numPr>
+          <w:ilvl w:val="0"/>
+          <w:numId w:val="4"/>
+        </w:numPr>
+      </w:pPr>
+      <w:r>
+        <w:t>TAmiRNA</w:t>
+      </w:r>
+    </w:p>
+    <w:p>
+      <w:pPr>
+        <w:pStyle w:val="ListParagraph"/>
+        <w:numPr>
+          <w:ilvl w:val="1"/>
+          <w:numId w:val="4"/>
+        </w:numPr>
+      </w:pPr>
+      <w:r>
+        <w:t xml:space="preserve">CJ followed standard </w:t>
       </w:r>
       <w:proofErr w:type="spellStart"/>
       <w:r>
-        <w:t>reactome</w:t>
+        <w:t>edgeR</w:t>
       </w:r>
       <w:proofErr w:type="spellEnd"/>
       <w:r>
-        <w:t xml:space="preserve"> </w:t>
-      </w:r>
-      <w:r>
-        <w:t xml:space="preserve">(pathway) </w:t>
-      </w:r>
-      <w:r>
-        <w:t>vs GO</w:t>
-      </w:r>
-      <w:r>
-        <w:t xml:space="preserve"> </w:t>
-      </w:r>
-      <w:r>
-        <w:t>(specifically for immune-related / exosomes)</w:t>
+        <w:t xml:space="preserve"> pipeline, TAmiRNA has [more lenient?] filtering/statistical model</w:t>
+      </w:r>
+    </w:p>
+    <w:p>
+      <w:pPr>
+        <w:pStyle w:val="ListParagraph"/>
+        <w:numPr>
+          <w:ilvl w:val="1"/>
+          <w:numId w:val="4"/>
+        </w:numPr>
+      </w:pPr>
+      <w:r>
+        <w:t>TAmiRNA includes reads with length 17bp; CJ excluded these as these are likely artefacts rather than canonical miRNAs</w:t>
+      </w:r>
+    </w:p>
+    <w:p>
+      <w:pPr>
+        <w:pStyle w:val="ListParagraph"/>
+        <w:numPr>
+          <w:ilvl w:val="1"/>
+          <w:numId w:val="4"/>
+        </w:numPr>
+      </w:pPr>
+      <w:r>
+        <w:t xml:space="preserve">TAmiRNA doesn’t apply max trimming length (potentially to enable classification of longer RNAs) </w:t>
       </w:r>
     </w:p>
     <w:p>
@@ -323,11 +503,11 @@
         <w:pStyle w:val="ListParagraph"/>
         <w:numPr>
           <w:ilvl w:val="0"/>
-          <w:numId w:val="2"/>
-        </w:numPr>
-      </w:pPr>
-      <w:r>
-        <w:t>Accompanying mRNA data could be used to reduce target gene list</w:t>
+          <w:numId w:val="4"/>
+        </w:numPr>
+      </w:pPr>
+      <w:r>
+        <w:t>Qiagen</w:t>
       </w:r>
     </w:p>
     <w:p>
@@ -335,11 +515,11 @@
         <w:pStyle w:val="ListParagraph"/>
         <w:numPr>
           <w:ilvl w:val="1"/>
-          <w:numId w:val="2"/>
-        </w:numPr>
-      </w:pPr>
-      <w:r>
-        <w:t>Experimental validation of predicted miRNA targets enhances support for miRNA targets; however, this data is not always available.</w:t>
+          <w:numId w:val="4"/>
+        </w:numPr>
+      </w:pPr>
+      <w:r>
+        <w:t xml:space="preserve">Extensive target gene filtering </w:t>
       </w:r>
     </w:p>
     <w:p>
@@ -347,11 +527,26 @@
         <w:pStyle w:val="ListParagraph"/>
         <w:numPr>
           <w:ilvl w:val="1"/>
-          <w:numId w:val="2"/>
-        </w:numPr>
-      </w:pPr>
-      <w:r>
-        <w:t>Anticorrelated miRNA-mRNA</w:t>
+          <w:numId w:val="4"/>
+        </w:numPr>
+      </w:pPr>
+      <w:r>
+        <w:t>Manually curated publications to back up each hit</w:t>
+      </w:r>
+    </w:p>
+    <w:p>
+      <w:pPr>
+        <w:pStyle w:val="ListParagraph"/>
+        <w:numPr>
+          <w:ilvl w:val="0"/>
+          <w:numId w:val="4"/>
+        </w:numPr>
+      </w:pPr>
+      <w:r>
+        <w:t>Experimental design</w:t>
+      </w:r>
+      <w:r>
+        <w:t xml:space="preserve"> advice</w:t>
       </w:r>
     </w:p>
     <w:p>
@@ -359,102 +554,79 @@
         <w:pStyle w:val="ListParagraph"/>
         <w:numPr>
           <w:ilvl w:val="1"/>
-          <w:numId w:val="2"/>
-        </w:numPr>
-      </w:pPr>
-      <w:r>
-        <w:t>People use microarray data a lot</w:t>
-      </w:r>
-    </w:p>
-    <w:p>
-      <w:pPr>
-        <w:pStyle w:val="ListParagraph"/>
-        <w:numPr>
-          <w:ilvl w:val="0"/>
-          <w:numId w:val="2"/>
-        </w:numPr>
-      </w:pPr>
-      <w:r>
-        <w:t>Using overlap of target gene prediction databases increase reliability but due to differences in library size/update rate, newer, or real but less experimentally supported, interactions could be missed</w:t>
-      </w:r>
-    </w:p>
-    <w:p>
-      <w:pPr>
-        <w:pStyle w:val="ListParagraph"/>
-        <w:numPr>
-          <w:ilvl w:val="0"/>
-          <w:numId w:val="2"/>
-        </w:numPr>
-      </w:pPr>
-      <w:r>
-        <w:lastRenderedPageBreak/>
-        <w:t xml:space="preserve">Can’t use (g)sea from raw target genes but could apply a quantitative ranking system then you could use </w:t>
+          <w:numId w:val="4"/>
+        </w:numPr>
+      </w:pPr>
+      <w:r>
+        <w:t>Need to ensure sufficient miRNAs are extracted to enable all desired forms of analyses (e.g., characterisation, cytokine analysis, transcriptomics etc.)</w:t>
+      </w:r>
+    </w:p>
+    <w:p>
+      <w:pPr>
+        <w:pStyle w:val="ListParagraph"/>
+        <w:numPr>
+          <w:ilvl w:val="2"/>
+          <w:numId w:val="4"/>
+        </w:numPr>
+      </w:pPr>
+      <w:r>
+        <w:t>Do more samples in general</w:t>
+      </w:r>
+    </w:p>
+    <w:p>
+      <w:pPr>
+        <w:pStyle w:val="ListParagraph"/>
+        <w:numPr>
+          <w:ilvl w:val="1"/>
+          <w:numId w:val="4"/>
+        </w:numPr>
+      </w:pPr>
+      <w:r>
+        <w:t>Need to ensure there is enough miRNA in the control samples which could be tricky if they don’t readily produce enough (due to requiring inflammation)</w:t>
+      </w:r>
+    </w:p>
+    <w:p>
+      <w:pPr>
+        <w:pStyle w:val="ListParagraph"/>
+        <w:numPr>
+          <w:ilvl w:val="2"/>
+          <w:numId w:val="4"/>
+        </w:numPr>
+      </w:pPr>
+      <w:r>
+        <w:t>Can link to reference vs allergen exposure in primary HBECs figure</w:t>
+      </w:r>
+    </w:p>
+    <w:p>
+      <w:pPr>
+        <w:pStyle w:val="ListParagraph"/>
+        <w:numPr>
+          <w:ilvl w:val="2"/>
+          <w:numId w:val="4"/>
+        </w:numPr>
+      </w:pPr>
+      <w:r>
+        <w:t>Do more control samples</w:t>
+      </w:r>
+    </w:p>
+    <w:p>
+      <w:pPr>
+        <w:pStyle w:val="ListParagraph"/>
+        <w:numPr>
+          <w:ilvl w:val="3"/>
+          <w:numId w:val="4"/>
+        </w:numPr>
+      </w:pPr>
+      <w:r>
+        <w:t xml:space="preserve">This will allow exclusion of outliers (link to heatmap and </w:t>
       </w:r>
       <w:proofErr w:type="spellStart"/>
-      <w:proofErr w:type="gramStart"/>
-      <w:r>
-        <w:t>eit</w:t>
+      <w:r>
+        <w:t>pca</w:t>
       </w:r>
       <w:proofErr w:type="spellEnd"/>
-      <w:proofErr w:type="gramEnd"/>
-      <w:r>
-        <w:t xml:space="preserve"> but the system must be robust [probably references for this] </w:t>
-      </w:r>
-    </w:p>
-    <w:p>
-      <w:pPr>
-        <w:pStyle w:val="ListParagraph"/>
-        <w:numPr>
-          <w:ilvl w:val="0"/>
-          <w:numId w:val="2"/>
-        </w:numPr>
-      </w:pPr>
-      <w:r>
-        <w:t xml:space="preserve">Performing per-miRNA pathway analysis failed to yield significant pathways in </w:t>
-      </w:r>
-      <w:proofErr w:type="gramStart"/>
-      <w:r>
-        <w:t>a large number of</w:t>
-      </w:r>
-      <w:proofErr w:type="gramEnd"/>
-      <w:r>
-        <w:t xml:space="preserve"> de </w:t>
-      </w:r>
-      <w:proofErr w:type="spellStart"/>
-      <w:r>
-        <w:t>mirnas</w:t>
-      </w:r>
-      <w:proofErr w:type="spellEnd"/>
-      <w:r>
-        <w:t xml:space="preserve"> [can find out number – use for loop in: </w:t>
-      </w:r>
-      <w:r>
-        <w:t>"~/GIT/L4137_HBEC_EV_Transcriptomics-Project/01_Protease/src/scripts/analysis_pipeline/archive 10.35.41/08_FE_indirect_obsolete_19_06_</w:t>
-      </w:r>
-      <w:proofErr w:type="gramStart"/>
-      <w:r>
-        <w:t>26.R</w:t>
-      </w:r>
-      <w:proofErr w:type="gramEnd"/>
-      <w:r>
-        <w:t>"</w:t>
-      </w:r>
-    </w:p>
-    <w:p>
-      <w:pPr>
-        <w:pStyle w:val="ListParagraph"/>
-        <w:numPr>
-          <w:ilvl w:val="0"/>
-          <w:numId w:val="2"/>
-        </w:numPr>
-      </w:pPr>
-      <w:proofErr w:type="spellStart"/>
-      <w:r>
-        <w:t>Tamirna</w:t>
-      </w:r>
-      <w:proofErr w:type="spellEnd"/>
-      <w:r>
-        <w:t xml:space="preserve"> raw counts: some identical, some double (due to precursors), some different </w:t>
+      <w:r>
+        <w:t xml:space="preserve"> figures)</w:t>
       </w:r>
     </w:p>
     <w:p>
@@ -462,261 +634,26 @@
         <w:pStyle w:val="ListParagraph"/>
         <w:numPr>
           <w:ilvl w:val="1"/>
-          <w:numId w:val="2"/>
-        </w:numPr>
-      </w:pPr>
-      <w:r>
-        <w:t>T</w:t>
-      </w:r>
-      <w:r>
-        <w:t>hey use the same miRbase database version</w:t>
-      </w:r>
-      <w:r>
-        <w:t xml:space="preserve"> so that’s not the reason</w:t>
-      </w:r>
-      <w:r>
-        <w:t xml:space="preserve"> </w:t>
-      </w:r>
-      <w:r>
-        <w:t xml:space="preserve">for different results </w:t>
-      </w:r>
-      <w:r>
-        <w:t>– 22.1</w:t>
-      </w:r>
-      <w:r>
-        <w:t>.</w:t>
-      </w:r>
-    </w:p>
-    <w:p>
-      <w:pPr>
-        <w:pStyle w:val="ListParagraph"/>
-        <w:numPr>
-          <w:ilvl w:val="1"/>
-          <w:numId w:val="2"/>
-        </w:numPr>
-      </w:pPr>
-      <w:r>
-        <w:t xml:space="preserve">The genome version is </w:t>
-      </w:r>
-      <w:proofErr w:type="spellStart"/>
-      <w:r>
-        <w:t>genomeVersion</w:t>
-      </w:r>
-      <w:proofErr w:type="spellEnd"/>
-      <w:r>
-        <w:t>: p13</w:t>
-      </w:r>
-      <w:r>
-        <w:t xml:space="preserve"> on the mind </w:t>
-      </w:r>
-      <w:proofErr w:type="spellStart"/>
-      <w:r>
-        <w:t>github</w:t>
-      </w:r>
-      <w:proofErr w:type="spellEnd"/>
-      <w:r>
-        <w:t>, but th</w:t>
-      </w:r>
-      <w:r>
-        <w:t>is doesn’t matter because I don’t use the human genome – they only use it for the read classification bit</w:t>
-      </w:r>
-      <w:r>
-        <w:t xml:space="preserve"> </w:t>
-      </w:r>
-    </w:p>
-    <w:p>
-      <w:pPr>
-        <w:pStyle w:val="ListParagraph"/>
-        <w:numPr>
-          <w:ilvl w:val="0"/>
-          <w:numId w:val="2"/>
-        </w:numPr>
-      </w:pPr>
-      <w:r>
-        <w:t>My edger de pipeline follows the standard</w:t>
-      </w:r>
-      <w:r>
-        <w:t xml:space="preserve">, suggested pipeline by edger whereas </w:t>
-      </w:r>
-      <w:proofErr w:type="spellStart"/>
-      <w:r>
-        <w:t>tamirna</w:t>
-      </w:r>
-      <w:proofErr w:type="spellEnd"/>
-      <w:r>
-        <w:t xml:space="preserve"> have none-standard steps e.g., </w:t>
-      </w:r>
-    </w:p>
-    <w:p>
-      <w:pPr>
-        <w:pStyle w:val="ListParagraph"/>
-        <w:numPr>
-          <w:ilvl w:val="1"/>
-          <w:numId w:val="2"/>
-        </w:numPr>
-      </w:pPr>
-      <w:proofErr w:type="spellStart"/>
-      <w:proofErr w:type="gramStart"/>
-      <w:r>
-        <w:t>estimateCommonDisp</w:t>
-      </w:r>
-      <w:proofErr w:type="spellEnd"/>
-      <w:r>
-        <w:t>(</w:t>
-      </w:r>
-      <w:proofErr w:type="gramEnd"/>
-      <w:r>
-        <w:t>)</w:t>
-      </w:r>
-    </w:p>
-    <w:p>
-      <w:pPr>
-        <w:pStyle w:val="ListParagraph"/>
-        <w:numPr>
-          <w:ilvl w:val="1"/>
-          <w:numId w:val="2"/>
-        </w:numPr>
-      </w:pPr>
-      <w:proofErr w:type="spellStart"/>
-      <w:proofErr w:type="gramStart"/>
-      <w:r>
-        <w:t>estimateTagwiseDisp</w:t>
-      </w:r>
-      <w:proofErr w:type="spellEnd"/>
-      <w:r>
-        <w:t>(</w:t>
-      </w:r>
-      <w:proofErr w:type="gramEnd"/>
-      <w:r>
-        <w:t>)</w:t>
-      </w:r>
-    </w:p>
-    <w:p>
-      <w:pPr>
-        <w:pStyle w:val="ListParagraph"/>
-        <w:numPr>
-          <w:ilvl w:val="1"/>
-          <w:numId w:val="2"/>
-        </w:numPr>
-      </w:pPr>
-      <w:proofErr w:type="spellStart"/>
-      <w:proofErr w:type="gramStart"/>
-      <w:r>
-        <w:t>filtered.results</w:t>
-      </w:r>
-      <w:proofErr w:type="gramEnd"/>
-      <w:r>
-        <w:t>$FDR</w:t>
-      </w:r>
-      <w:proofErr w:type="spellEnd"/>
-      <w:r>
-        <w:t xml:space="preserve"> &lt;- </w:t>
-      </w:r>
-      <w:proofErr w:type="spellStart"/>
-      <w:proofErr w:type="gramStart"/>
-      <w:r>
-        <w:t>filtPadj</w:t>
-      </w:r>
-      <w:proofErr w:type="spellEnd"/>
-      <w:r>
-        <w:t>[</w:t>
-      </w:r>
-      <w:proofErr w:type="gramEnd"/>
-      <w:r>
-        <w:t>, j]</w:t>
-      </w:r>
-    </w:p>
-    <w:p>
-      <w:pPr>
-        <w:pStyle w:val="ListParagraph"/>
-        <w:numPr>
-          <w:ilvl w:val="0"/>
-          <w:numId w:val="2"/>
-        </w:numPr>
-      </w:pPr>
-      <w:proofErr w:type="spellStart"/>
-      <w:r>
-        <w:t>T</w:t>
-      </w:r>
-      <w:r>
-        <w:t>ami</w:t>
-      </w:r>
-      <w:r>
-        <w:t>rna</w:t>
-      </w:r>
-      <w:proofErr w:type="spellEnd"/>
-      <w:r>
-        <w:t xml:space="preserve"> has min length 17 and no max length but there aren’t </w:t>
-      </w:r>
-      <w:proofErr w:type="gramStart"/>
-      <w:r>
-        <w:t>really canonical</w:t>
-      </w:r>
-      <w:proofErr w:type="gramEnd"/>
-      <w:r>
-        <w:t xml:space="preserve"> 17nt </w:t>
-      </w:r>
-      <w:proofErr w:type="spellStart"/>
-      <w:r>
-        <w:t>mirnas</w:t>
-      </w:r>
-      <w:proofErr w:type="spellEnd"/>
-      <w:r>
-        <w:t xml:space="preserve"> and no max length was likely used as they want to do </w:t>
-      </w:r>
-      <w:proofErr w:type="spellStart"/>
-      <w:r>
-        <w:t>rna</w:t>
-      </w:r>
-      <w:proofErr w:type="spellEnd"/>
-      <w:r>
-        <w:t xml:space="preserve"> classification which uses longer </w:t>
-      </w:r>
-      <w:proofErr w:type="spellStart"/>
-      <w:r>
-        <w:t>rnas</w:t>
-      </w:r>
-      <w:proofErr w:type="spellEnd"/>
-      <w:r>
-        <w:t xml:space="preserve"> than 30nt. My 18-30 filter (in run_02) is closer to biology.</w:t>
-      </w:r>
-    </w:p>
-    <w:p>
-      <w:pPr>
-        <w:pStyle w:val="ListParagraph"/>
-        <w:numPr>
-          <w:ilvl w:val="0"/>
-          <w:numId w:val="2"/>
-        </w:numPr>
-      </w:pPr>
-      <w:r>
-        <w:t>calu-3 cells either not as good at producing EVs or there might have been a procedural error during extraction which meant the EVs were not isolated properly – need to see if they did any EV quantification to confirm the latter point.</w:t>
-      </w:r>
-      <w:r>
-        <w:t xml:space="preserve"> </w:t>
-      </w:r>
+          <w:numId w:val="4"/>
+        </w:numPr>
+      </w:pPr>
+      <w:r>
+        <w:t>Need accompanying mRNA data e.g., from microarray experiment</w:t>
+      </w:r>
+    </w:p>
+    <w:p/>
+    <w:p>
       <w:r>
         <w:rPr>
           <w:b/>
           <w:bCs/>
         </w:rPr>
-        <w:t xml:space="preserve">This was discussed in meeting 07.07.26. calu-3 cells are known to produce less EVs than primary </w:t>
-      </w:r>
-      <w:proofErr w:type="gramStart"/>
-      <w:r>
-        <w:rPr>
-          <w:b/>
-          <w:bCs/>
-        </w:rPr>
-        <w:t>cells</w:t>
-      </w:r>
-      <w:proofErr w:type="gramEnd"/>
-      <w:r>
-        <w:rPr>
-          <w:b/>
-          <w:bCs/>
-        </w:rPr>
-        <w:t xml:space="preserve"> but it shouldn’t be as little as we observed. We observed that few because of the experimental design problems – they split the exosomes between 3 different techniques.</w:t>
+        <w:t>Plan</w:t>
+      </w:r>
+    </w:p>
+    <w:p>
+      <w:r>
+        <w:t>Paragraph 1</w:t>
       </w:r>
     </w:p>
     <w:p>
@@ -724,715 +661,59 @@
         <w:pStyle w:val="ListParagraph"/>
         <w:numPr>
           <w:ilvl w:val="0"/>
-          <w:numId w:val="2"/>
-        </w:numPr>
-      </w:pPr>
-      <w:r>
-        <w:t xml:space="preserve">The paper in project brief </w:t>
-      </w:r>
-      <w:hyperlink r:id="rId7" w:history="1">
-        <w:r>
-          <w:rPr>
-            <w:rStyle w:val="Hyperlink"/>
-          </w:rPr>
-          <w:t>https://onlinelibrary.wiley.com/doi/10.1111/all.14008</w:t>
-        </w:r>
-      </w:hyperlink>
+          <w:numId w:val="5"/>
+        </w:numPr>
+      </w:pPr>
+      <w:r>
+        <w:t>State what the study did – broad level</w:t>
+      </w:r>
+    </w:p>
+    <w:p>
+      <w:pPr>
+        <w:pStyle w:val="ListParagraph"/>
+        <w:numPr>
+          <w:ilvl w:val="0"/>
+          <w:numId w:val="5"/>
+        </w:numPr>
+      </w:pPr>
+      <w:r>
+        <w:t>State overview of how you did it</w:t>
+      </w:r>
+    </w:p>
+    <w:p>
+      <w:pPr>
+        <w:pStyle w:val="ListParagraph"/>
+        <w:numPr>
+          <w:ilvl w:val="0"/>
+          <w:numId w:val="5"/>
+        </w:numPr>
+      </w:pPr>
+      <w:r>
+        <w:t>State what you found – specifics</w:t>
+      </w:r>
+    </w:p>
+    <w:p>
+      <w:pPr>
+        <w:pStyle w:val="ListParagraph"/>
+        <w:numPr>
+          <w:ilvl w:val="0"/>
+          <w:numId w:val="5"/>
+        </w:numPr>
+      </w:pPr>
+      <w:r>
+        <w:t>State what the overall benefit of the study is</w:t>
+      </w:r>
     </w:p>
     <w:p>
       <w:pPr>
         <w:pStyle w:val="ListParagraph"/>
         <w:numPr>
           <w:ilvl w:val="1"/>
-          <w:numId w:val="2"/>
-        </w:numPr>
-      </w:pPr>
-      <w:r>
-        <w:t>IL-13 pathway corelated with asthma</w:t>
-      </w:r>
-    </w:p>
-    <w:p>
-      <w:pPr>
-        <w:pStyle w:val="ListParagraph"/>
-        <w:numPr>
-          <w:ilvl w:val="1"/>
-          <w:numId w:val="2"/>
-        </w:numPr>
-      </w:pPr>
-      <w:r>
-        <w:t>“</w:t>
-      </w:r>
-      <w:r>
-        <w:t xml:space="preserve">miR-92b, miR-210, and miR-34a significantly correlated with lung function parameters in children (FEV1FVC%pred and FEF25-75%pred), thus lower </w:t>
-      </w:r>
-      <w:proofErr w:type="spellStart"/>
-      <w:r>
-        <w:t>sEV</w:t>
-      </w:r>
-      <w:proofErr w:type="spellEnd"/>
-      <w:r>
-        <w:t>-miRNA</w:t>
-      </w:r>
-      <w:r>
-        <w:t>”</w:t>
-      </w:r>
-    </w:p>
-    <w:p>
-      <w:pPr>
-        <w:pStyle w:val="ListParagraph"/>
-        <w:numPr>
-          <w:ilvl w:val="0"/>
-          <w:numId w:val="2"/>
-        </w:numPr>
-      </w:pPr>
-      <w:r>
-        <w:t xml:space="preserve">This paper in project brief </w:t>
-      </w:r>
-      <w:hyperlink r:id="rId8" w:history="1">
-        <w:r>
-          <w:rPr>
-            <w:rStyle w:val="Hyperlink"/>
-          </w:rPr>
-          <w:t>https://isevjournals.onlinelibrary.wiley.com/doi/10.1002/jev2.12124</w:t>
-        </w:r>
-      </w:hyperlink>
-    </w:p>
-    <w:p>
-      <w:pPr>
-        <w:pStyle w:val="ListParagraph"/>
-        <w:numPr>
-          <w:ilvl w:val="1"/>
-          <w:numId w:val="2"/>
-        </w:numPr>
-      </w:pPr>
-      <w:r>
-        <w:t xml:space="preserve">Among enriched miRNA species present in HBEC EVs, miR-16, miR-26a, miR-26b, miR-141, miR-148a, and miR-200a are mechanistically involved </w:t>
-      </w:r>
-      <w:r>
-        <w:lastRenderedPageBreak/>
-        <w:t>in reducing WNT5A and WNT10B expression in LFs, and in reducing WNT3A, WNT5A, and WNT10B expression in HBECs.</w:t>
-      </w:r>
-    </w:p>
-    <w:p>
-      <w:pPr>
-        <w:pStyle w:val="ListParagraph"/>
-        <w:numPr>
-          <w:ilvl w:val="0"/>
-          <w:numId w:val="2"/>
-        </w:numPr>
-      </w:pPr>
-      <w:r>
-        <w:t xml:space="preserve">Qiagen is </w:t>
-      </w:r>
-      <w:proofErr w:type="gramStart"/>
-      <w:r>
-        <w:t>really good</w:t>
-      </w:r>
-      <w:proofErr w:type="gramEnd"/>
-      <w:r>
-        <w:t xml:space="preserve"> because it allows you to filter target gene lists based on many criteria and using reliably, manually curated evidence. This is difficult to replicate using </w:t>
-      </w:r>
-      <w:proofErr w:type="spellStart"/>
-      <w:proofErr w:type="gramStart"/>
-      <w:r>
-        <w:t>multimir</w:t>
-      </w:r>
-      <w:proofErr w:type="spellEnd"/>
-      <w:r>
-        <w:t>(</w:t>
-      </w:r>
-      <w:proofErr w:type="gramEnd"/>
-      <w:r>
-        <w:t>) and passing datasets (e.g., epithelial or immune cells) to filter the list.</w:t>
-      </w:r>
-    </w:p>
-    <w:p>
-      <w:pPr>
-        <w:pStyle w:val="ListParagraph"/>
-        <w:numPr>
-          <w:ilvl w:val="0"/>
-          <w:numId w:val="2"/>
-        </w:numPr>
-      </w:pPr>
-      <w:r>
-        <w:t xml:space="preserve">Alternatives to </w:t>
-      </w:r>
-      <w:proofErr w:type="spellStart"/>
-      <w:r>
-        <w:t>mieaa</w:t>
-      </w:r>
-      <w:proofErr w:type="spellEnd"/>
-      <w:r>
-        <w:t xml:space="preserve"> = tam 2.0, </w:t>
-      </w:r>
-      <w:proofErr w:type="spellStart"/>
-      <w:r>
-        <w:t>mirnet</w:t>
-      </w:r>
-      <w:proofErr w:type="spellEnd"/>
-      <w:r>
-        <w:t xml:space="preserve"> and </w:t>
-      </w:r>
-      <w:proofErr w:type="spellStart"/>
-      <w:r>
-        <w:t>diana_mirpath</w:t>
-      </w:r>
-      <w:proofErr w:type="spellEnd"/>
-      <w:r>
-        <w:t xml:space="preserve"> (which was unavailable during this study)</w:t>
-      </w:r>
-    </w:p>
-    <w:p>
-      <w:pPr>
-        <w:pStyle w:val="ListParagraph"/>
-        <w:numPr>
-          <w:ilvl w:val="0"/>
-          <w:numId w:val="2"/>
-        </w:numPr>
-      </w:pPr>
-      <w:r>
-        <w:t>Slight increase in miRNA content for 01_protease between control and treated which may be explained by EVs being more readily generated during periods of inflammation (</w:t>
-      </w:r>
-      <w:hyperlink r:id="rId9" w:history="1">
-        <w:r>
-          <w:rPr>
-            <w:rStyle w:val="Hyperlink"/>
-          </w:rPr>
-          <w:t>https://www.nature.com/articles/s12276-020-0450-9</w:t>
-        </w:r>
-      </w:hyperlink>
-      <w:r>
-        <w:t>).</w:t>
-      </w:r>
-    </w:p>
-    <w:p>
-      <w:pPr>
-        <w:pStyle w:val="ListParagraph"/>
-        <w:numPr>
-          <w:ilvl w:val="1"/>
-          <w:numId w:val="2"/>
-        </w:numPr>
-      </w:pPr>
-      <w:r>
-        <w:t>However, this was not a linear increase with dosage</w:t>
-      </w:r>
-    </w:p>
-    <w:p>
-      <w:pPr>
-        <w:pStyle w:val="ListParagraph"/>
-        <w:numPr>
-          <w:ilvl w:val="1"/>
-          <w:numId w:val="2"/>
-        </w:numPr>
-      </w:pPr>
-      <w:r>
-        <w:t>No large change observed in 02_. May be because EVs weren’t generated or weren’t collected from the cells due to the experimental technique – have other papers been able to get EVs out of calu-3 cells?</w:t>
-      </w:r>
-    </w:p>
-    <w:p>
-      <w:pPr>
-        <w:pStyle w:val="ListParagraph"/>
-        <w:numPr>
-          <w:ilvl w:val="0"/>
-          <w:numId w:val="2"/>
-        </w:numPr>
-      </w:pPr>
-      <w:r>
-        <w:t xml:space="preserve">Dose 24 has different quality control results (results section 1: </w:t>
-      </w:r>
-      <w:r>
-        <w:t>High protease exposure samples exhibit altered sequencing output signature</w:t>
-      </w:r>
-      <w:r>
-        <w:t>)</w:t>
-      </w:r>
-    </w:p>
-    <w:p>
-      <w:pPr>
-        <w:pStyle w:val="ListParagraph"/>
-        <w:numPr>
-          <w:ilvl w:val="1"/>
-          <w:numId w:val="2"/>
-        </w:numPr>
-      </w:pPr>
-      <w:r>
-        <w:t>Dose24 protease samples have different GC signature compared to the other samples tested</w:t>
-      </w:r>
-      <w:r>
-        <w:t xml:space="preserve"> meaning that it might be occupied by different reads compared to the rest</w:t>
-      </w:r>
-    </w:p>
-    <w:p>
-      <w:pPr>
-        <w:pStyle w:val="ListParagraph"/>
-        <w:numPr>
-          <w:ilvl w:val="1"/>
-          <w:numId w:val="2"/>
-        </w:numPr>
-      </w:pPr>
-      <w:r>
-        <w:t>Very high sequence duplication rates show that the library may be heavily filled with some of the same miRNAs</w:t>
-      </w:r>
-    </w:p>
-    <w:p>
-      <w:pPr>
-        <w:pStyle w:val="ListParagraph"/>
-        <w:numPr>
-          <w:ilvl w:val="0"/>
-          <w:numId w:val="2"/>
-        </w:numPr>
-      </w:pPr>
-      <w:r>
-        <w:t xml:space="preserve">Low levels of </w:t>
-      </w:r>
-      <w:proofErr w:type="spellStart"/>
-      <w:r>
-        <w:t>mirna</w:t>
-      </w:r>
-      <w:proofErr w:type="spellEnd"/>
-      <w:r>
-        <w:t xml:space="preserve"> content in the untreated condition make it difficult to draw valid conclusions because this is what de analysis is formed against</w:t>
-      </w:r>
-      <w:r>
-        <w:t xml:space="preserve"> – results should be interpreted cautiously</w:t>
-      </w:r>
-    </w:p>
-    <w:p>
-      <w:pPr>
-        <w:pStyle w:val="ListParagraph"/>
-        <w:numPr>
-          <w:ilvl w:val="1"/>
-          <w:numId w:val="2"/>
-        </w:numPr>
-      </w:pPr>
-      <w:r>
-        <w:t xml:space="preserve">Typical </w:t>
-      </w:r>
-      <w:proofErr w:type="spellStart"/>
-      <w:r>
-        <w:t>mirna</w:t>
-      </w:r>
-      <w:proofErr w:type="spellEnd"/>
-      <w:r>
-        <w:t xml:space="preserve"> de analysis requires x amount of </w:t>
-      </w:r>
-      <w:proofErr w:type="spellStart"/>
-      <w:r>
-        <w:t>mirna</w:t>
-      </w:r>
-      <w:proofErr w:type="spellEnd"/>
-      <w:r>
-        <w:t xml:space="preserve"> to be reliable </w:t>
-      </w:r>
-    </w:p>
-    <w:p>
-      <w:pPr>
-        <w:pStyle w:val="ListParagraph"/>
-        <w:numPr>
-          <w:ilvl w:val="0"/>
-          <w:numId w:val="2"/>
-        </w:numPr>
-      </w:pPr>
-      <w:r>
-        <w:t xml:space="preserve">rRNA is </w:t>
-      </w:r>
-      <w:r>
-        <w:t>longer than 30bp so it might be fragments of rRNA that is being observed in the dose24 samples – don’t think this makes much difference as it still means that there is more rRNA in the samples as a whole</w:t>
-      </w:r>
-    </w:p>
-    <w:p>
-      <w:pPr>
-        <w:pStyle w:val="ListParagraph"/>
-        <w:numPr>
-          <w:ilvl w:val="0"/>
-          <w:numId w:val="2"/>
-        </w:numPr>
-      </w:pPr>
-      <w:r>
-        <w:t xml:space="preserve">No samples were excluded from the analysis even though the PCA showed clear outliers (specifically for </w:t>
-      </w:r>
-      <w:proofErr w:type="spellStart"/>
-      <w:r>
-        <w:t>hdm_dog</w:t>
-      </w:r>
-      <w:proofErr w:type="spellEnd"/>
-      <w:r>
-        <w:t>) as there were only 3 replicates and to reduce this to 2 would reduce statistical power.</w:t>
-      </w:r>
-    </w:p>
-    <w:p>
-      <w:pPr>
-        <w:pStyle w:val="ListParagraph"/>
-        <w:numPr>
-          <w:ilvl w:val="0"/>
-          <w:numId w:val="2"/>
-        </w:numPr>
-      </w:pPr>
-      <w:r>
-        <w:t xml:space="preserve">Mirna expression in untreated samples might be less consistent because baseline </w:t>
-      </w:r>
-      <w:proofErr w:type="spellStart"/>
-      <w:r>
-        <w:t>mirna</w:t>
-      </w:r>
-      <w:proofErr w:type="spellEnd"/>
-      <w:r>
-        <w:t xml:space="preserve"> cargo can be influenced by many things whereas samples in dose 24 condition are so heavily exposed to the same thing that they look </w:t>
-      </w:r>
-      <w:r>
-        <w:t>consistent?</w:t>
-      </w:r>
-    </w:p>
-    <w:p>
-      <w:pPr>
-        <w:pStyle w:val="ListParagraph"/>
-        <w:numPr>
-          <w:ilvl w:val="1"/>
-          <w:numId w:val="2"/>
-        </w:numPr>
-      </w:pPr>
-      <w:r>
-        <w:t xml:space="preserve">Inconsistent control samples </w:t>
-      </w:r>
-      <w:proofErr w:type="gramStart"/>
-      <w:r>
-        <w:t>means</w:t>
-      </w:r>
-      <w:proofErr w:type="gramEnd"/>
-      <w:r>
-        <w:t xml:space="preserve"> that only one or two samples could be driving the DE result. Could be better to have more control replicates to address this.</w:t>
-      </w:r>
-    </w:p>
-    <w:p>
-      <w:pPr>
-        <w:pStyle w:val="ListParagraph"/>
-        <w:numPr>
-          <w:ilvl w:val="0"/>
-          <w:numId w:val="2"/>
-        </w:numPr>
-      </w:pPr>
-      <w:r>
-        <w:t xml:space="preserve">VJ found s100 family signalling, but this isn’t in the </w:t>
-      </w:r>
-      <w:proofErr w:type="spellStart"/>
-      <w:r>
-        <w:t>reactome</w:t>
-      </w:r>
-      <w:proofErr w:type="spellEnd"/>
-      <w:r>
-        <w:t xml:space="preserve"> db. Emphasises value of manually curated databases such as </w:t>
-      </w:r>
-      <w:proofErr w:type="spellStart"/>
-      <w:r>
-        <w:t>qiagen</w:t>
-      </w:r>
-      <w:proofErr w:type="spellEnd"/>
-      <w:r>
-        <w:t xml:space="preserve"> </w:t>
-      </w:r>
-      <w:proofErr w:type="spellStart"/>
-      <w:r>
-        <w:t>ipa</w:t>
-      </w:r>
-      <w:proofErr w:type="spellEnd"/>
-    </w:p>
-    <w:p>
-      <w:pPr>
-        <w:pStyle w:val="ListParagraph"/>
-        <w:numPr>
-          <w:ilvl w:val="0"/>
-          <w:numId w:val="2"/>
-        </w:numPr>
-      </w:pPr>
-      <w:r>
-        <w:lastRenderedPageBreak/>
-        <w:t xml:space="preserve">Need to talk about differences in de analysis methods can lead to different results, emphasising </w:t>
-      </w:r>
-      <w:proofErr w:type="spellStart"/>
-      <w:r>
-        <w:t>tamirnas</w:t>
-      </w:r>
-      <w:proofErr w:type="spellEnd"/>
-      <w:r>
-        <w:t>’</w:t>
-      </w:r>
-      <w:r>
-        <w:t xml:space="preserve"> differences</w:t>
-      </w:r>
-    </w:p>
-    <w:p>
-      <w:pPr>
-        <w:pStyle w:val="ListParagraph"/>
-        <w:numPr>
-          <w:ilvl w:val="0"/>
-          <w:numId w:val="2"/>
-        </w:numPr>
-      </w:pPr>
-      <w:r>
-        <w:t>Only taking target genes from one database (</w:t>
-      </w:r>
-      <w:proofErr w:type="spellStart"/>
-      <w:r>
-        <w:t>mirtarbase</w:t>
-      </w:r>
-      <w:proofErr w:type="spellEnd"/>
-      <w:r>
-        <w:t>) is less robust</w:t>
-      </w:r>
-    </w:p>
-    <w:p>
-      <w:pPr>
-        <w:pStyle w:val="ListParagraph"/>
-        <w:numPr>
-          <w:ilvl w:val="0"/>
-          <w:numId w:val="2"/>
-        </w:numPr>
-      </w:pPr>
-      <w:r>
-        <w:t>Need to mention the suitability of Calu-3 to replace primary cell lines as this was one of the aims – need to state that a direct comparison was not being made (of calu-3 vs primary), this was just to observe whether results could be produced</w:t>
-      </w:r>
-    </w:p>
-    <w:p>
-      <w:pPr>
-        <w:pStyle w:val="ListParagraph"/>
-        <w:numPr>
-          <w:ilvl w:val="1"/>
-          <w:numId w:val="2"/>
-        </w:numPr>
-      </w:pPr>
-      <w:r>
-        <w:t>[calu-3 cells are immortalised something cells]</w:t>
-      </w:r>
-      <w:r>
-        <w:t xml:space="preserve"> </w:t>
-      </w:r>
-    </w:p>
-    <w:p>
-      <w:pPr>
-        <w:pStyle w:val="ListParagraph"/>
-        <w:numPr>
-          <w:ilvl w:val="0"/>
-          <w:numId w:val="2"/>
-        </w:numPr>
-      </w:pPr>
-      <w:proofErr w:type="spellStart"/>
-      <w:r>
-        <w:t>Tamirna</w:t>
-      </w:r>
-      <w:proofErr w:type="spellEnd"/>
-      <w:r>
-        <w:t xml:space="preserve"> used spike-ins so this may account for some differences</w:t>
-      </w:r>
-    </w:p>
-    <w:p>
-      <w:pPr>
-        <w:pStyle w:val="ListParagraph"/>
-        <w:numPr>
-          <w:ilvl w:val="0"/>
-          <w:numId w:val="2"/>
-        </w:numPr>
-      </w:pPr>
-      <w:r>
-        <w:t xml:space="preserve">It is interesting that the genomic profile of dose24 samples from </w:t>
-      </w:r>
-      <w:proofErr w:type="spellStart"/>
-      <w:r>
-        <w:t>multiqc</w:t>
-      </w:r>
-      <w:proofErr w:type="spellEnd"/>
-      <w:r>
-        <w:t xml:space="preserve"> is different however we can’t be sure it is miRNAs that are causing the change because there are only ~60-130k miRNA reads in there so the differences are something else – likely the rRNA.</w:t>
-      </w:r>
-    </w:p>
-    <w:p>
-      <w:pPr>
-        <w:pStyle w:val="ListParagraph"/>
-        <w:numPr>
-          <w:ilvl w:val="1"/>
-          <w:numId w:val="2"/>
-        </w:numPr>
-      </w:pPr>
-      <w:r>
-        <w:t>No outliers in the calu-3 condition</w:t>
-      </w:r>
-    </w:p>
-    <w:p>
-      <w:pPr>
-        <w:pStyle w:val="ListParagraph"/>
-        <w:numPr>
-          <w:ilvl w:val="0"/>
-          <w:numId w:val="2"/>
-        </w:numPr>
-      </w:pPr>
-      <w:proofErr w:type="spellStart"/>
-      <w:r>
-        <w:t>Tamirna</w:t>
-      </w:r>
-      <w:proofErr w:type="spellEnd"/>
-      <w:r>
-        <w:t xml:space="preserve"> checks for many different types of small </w:t>
-      </w:r>
-      <w:proofErr w:type="spellStart"/>
-      <w:r>
-        <w:t>rna</w:t>
-      </w:r>
-      <w:proofErr w:type="spellEnd"/>
-      <w:r>
-        <w:t xml:space="preserve"> (</w:t>
-      </w:r>
-      <w:proofErr w:type="spellStart"/>
-      <w:r>
-        <w:t>rna</w:t>
-      </w:r>
-      <w:proofErr w:type="spellEnd"/>
-      <w:r>
-        <w:t xml:space="preserve"> classification table) whereas this analysis only looks at miRNA, rRNA and tRNA (because these are </w:t>
-      </w:r>
-      <w:proofErr w:type="spellStart"/>
-      <w:r>
-        <w:t>miRTrace</w:t>
-      </w:r>
-      <w:proofErr w:type="spellEnd"/>
-      <w:r>
-        <w:t xml:space="preserve"> defaults – could look to expand what I look for in future to bring it in line)</w:t>
-      </w:r>
-    </w:p>
-    <w:p>
-      <w:pPr>
-        <w:pStyle w:val="ListParagraph"/>
-        <w:numPr>
-          <w:ilvl w:val="1"/>
-          <w:numId w:val="2"/>
-        </w:numPr>
-      </w:pPr>
-      <w:r>
-        <w:t>Might save this for the viva – see viva notes</w:t>
-      </w:r>
-    </w:p>
-    <w:p>
-      <w:pPr>
-        <w:pStyle w:val="ListParagraph"/>
-        <w:numPr>
-          <w:ilvl w:val="0"/>
-          <w:numId w:val="2"/>
-        </w:numPr>
-      </w:pPr>
-      <w:r>
-        <w:t xml:space="preserve">Low </w:t>
-      </w:r>
-      <w:proofErr w:type="spellStart"/>
-      <w:r>
-        <w:t>logfc</w:t>
-      </w:r>
-      <w:proofErr w:type="spellEnd"/>
-      <w:r>
-        <w:t xml:space="preserve"> changes (e.g., </w:t>
-      </w:r>
-      <w:proofErr w:type="spellStart"/>
-      <w:r>
-        <w:t>logFC</w:t>
-      </w:r>
-      <w:proofErr w:type="spellEnd"/>
-      <w:r>
-        <w:t xml:space="preserve"> &lt; 2.5) is typical for miRNAs where you don’t need a big log fc to get a big biological impact</w:t>
-      </w:r>
-    </w:p>
-    <w:p>
-      <w:pPr>
-        <w:pStyle w:val="ListParagraph"/>
-        <w:numPr>
-          <w:ilvl w:val="0"/>
-          <w:numId w:val="2"/>
-        </w:numPr>
-      </w:pPr>
-      <w:r>
-        <w:t xml:space="preserve">Compare my results to </w:t>
-      </w:r>
-      <w:proofErr w:type="spellStart"/>
-      <w:r>
-        <w:t>tamirna</w:t>
-      </w:r>
-      <w:proofErr w:type="spellEnd"/>
-      <w:r>
-        <w:t xml:space="preserve"> results in the discussion</w:t>
-      </w:r>
-    </w:p>
-    <w:p>
-      <w:pPr>
-        <w:pStyle w:val="ListParagraph"/>
-        <w:numPr>
-          <w:ilvl w:val="1"/>
-          <w:numId w:val="2"/>
-        </w:numPr>
-      </w:pPr>
-      <w:r>
-        <w:t xml:space="preserve">Can introduce the section with: labs commonly outsource bioinformatics work to external companies due to lack of in-house expertise </w:t>
-      </w:r>
-    </w:p>
-    <w:p/>
-    <w:p>
-      <w:r>
-        <w:t>Advisements for future iterations:</w:t>
-      </w:r>
-    </w:p>
-    <w:p>
-      <w:pPr>
-        <w:pStyle w:val="ListParagraph"/>
-        <w:numPr>
-          <w:ilvl w:val="0"/>
-          <w:numId w:val="3"/>
-        </w:numPr>
-      </w:pPr>
-      <w:r>
-        <w:t>More replicates – especially for control samples to allow ruling out outliers</w:t>
-      </w:r>
-    </w:p>
-    <w:p>
-      <w:pPr>
-        <w:pStyle w:val="ListParagraph"/>
-        <w:numPr>
-          <w:ilvl w:val="0"/>
-          <w:numId w:val="3"/>
-        </w:numPr>
-      </w:pPr>
-      <w:r>
-        <w:t>mRNA data (e.g., from microarray)</w:t>
-      </w:r>
-    </w:p>
-    <w:p>
-      <w:pPr>
-        <w:pStyle w:val="ListParagraph"/>
-        <w:numPr>
-          <w:ilvl w:val="0"/>
-          <w:numId w:val="3"/>
-        </w:numPr>
-      </w:pPr>
-      <w:r>
-        <w:t>Ensure experimental design allows for sufficient EVs to be acquired for analysis</w:t>
-      </w:r>
-    </w:p>
-    <w:p>
-      <w:pPr>
-        <w:pStyle w:val="ListParagraph"/>
-        <w:numPr>
-          <w:ilvl w:val="0"/>
-          <w:numId w:val="3"/>
-        </w:numPr>
-      </w:pPr>
-      <w:r>
-        <w:t xml:space="preserve">Positive control in all experiments </w:t>
-      </w:r>
-    </w:p>
-    <w:p>
-      <w:pPr>
-        <w:pStyle w:val="ListParagraph"/>
-        <w:numPr>
-          <w:ilvl w:val="0"/>
-          <w:numId w:val="3"/>
-        </w:numPr>
-      </w:pPr>
-      <w:r>
-        <w:t>Perform calu-3 vs primary as a direct comparison with same allergen</w:t>
+          <w:numId w:val="5"/>
+        </w:numPr>
+      </w:pPr>
+      <w:r>
+        <w:t>Provides a basis for optimising transcriptomics in future experiments</w:t>
       </w:r>
     </w:p>
     <w:sectPr>
@@ -1561,6 +842,321 @@
     </w:lvl>
   </w:abstractNum>
   <w:abstractNum w:abstractNumId="1" w15:restartNumberingAfterBreak="0">
+    <w:nsid w:val="64C80950"/>
+    <w:multiLevelType w:val="hybridMultilevel"/>
+    <w:tmpl w:val="C4FA31EA"/>
+    <w:lvl w:ilvl="0" w:tplc="0809000F">
+      <w:start w:val="1"/>
+      <w:numFmt w:val="decimal"/>
+      <w:lvlText w:val="%1."/>
+      <w:lvlJc w:val="left"/>
+      <w:pPr>
+        <w:ind w:left="720" w:hanging="360"/>
+      </w:pPr>
+      <w:rPr>
+        <w:rFonts w:hint="default"/>
+      </w:rPr>
+    </w:lvl>
+    <w:lvl w:ilvl="1" w:tplc="08090019">
+      <w:start w:val="1"/>
+      <w:numFmt w:val="lowerLetter"/>
+      <w:lvlText w:val="%2."/>
+      <w:lvlJc w:val="left"/>
+      <w:pPr>
+        <w:ind w:left="1440" w:hanging="360"/>
+      </w:pPr>
+    </w:lvl>
+    <w:lvl w:ilvl="2" w:tplc="0809001B" w:tentative="1">
+      <w:start w:val="1"/>
+      <w:numFmt w:val="lowerRoman"/>
+      <w:lvlText w:val="%3."/>
+      <w:lvlJc w:val="right"/>
+      <w:pPr>
+        <w:ind w:left="2160" w:hanging="180"/>
+      </w:pPr>
+    </w:lvl>
+    <w:lvl w:ilvl="3" w:tplc="0809000F" w:tentative="1">
+      <w:start w:val="1"/>
+      <w:numFmt w:val="decimal"/>
+      <w:lvlText w:val="%4."/>
+      <w:lvlJc w:val="left"/>
+      <w:pPr>
+        <w:ind w:left="2880" w:hanging="360"/>
+      </w:pPr>
+    </w:lvl>
+    <w:lvl w:ilvl="4" w:tplc="08090019" w:tentative="1">
+      <w:start w:val="1"/>
+      <w:numFmt w:val="lowerLetter"/>
+      <w:lvlText w:val="%5."/>
+      <w:lvlJc w:val="left"/>
+      <w:pPr>
+        <w:ind w:left="3600" w:hanging="360"/>
+      </w:pPr>
+    </w:lvl>
+    <w:lvl w:ilvl="5" w:tplc="0809001B" w:tentative="1">
+      <w:start w:val="1"/>
+      <w:numFmt w:val="lowerRoman"/>
+      <w:lvlText w:val="%6."/>
+      <w:lvlJc w:val="right"/>
+      <w:pPr>
+        <w:ind w:left="4320" w:hanging="180"/>
+      </w:pPr>
+    </w:lvl>
+    <w:lvl w:ilvl="6" w:tplc="0809000F" w:tentative="1">
+      <w:start w:val="1"/>
+      <w:numFmt w:val="decimal"/>
+      <w:lvlText w:val="%7."/>
+      <w:lvlJc w:val="left"/>
+      <w:pPr>
+        <w:ind w:left="5040" w:hanging="360"/>
+      </w:pPr>
+    </w:lvl>
+    <w:lvl w:ilvl="7" w:tplc="08090019" w:tentative="1">
+      <w:start w:val="1"/>
+      <w:numFmt w:val="lowerLetter"/>
+      <w:lvlText w:val="%8."/>
+      <w:lvlJc w:val="left"/>
+      <w:pPr>
+        <w:ind w:left="5760" w:hanging="360"/>
+      </w:pPr>
+    </w:lvl>
+    <w:lvl w:ilvl="8" w:tplc="0809001B" w:tentative="1">
+      <w:start w:val="1"/>
+      <w:numFmt w:val="lowerRoman"/>
+      <w:lvlText w:val="%9."/>
+      <w:lvlJc w:val="right"/>
+      <w:pPr>
+        <w:ind w:left="6480" w:hanging="180"/>
+      </w:pPr>
+    </w:lvl>
+  </w:abstractNum>
+  <w:abstractNum w:abstractNumId="2" w15:restartNumberingAfterBreak="0">
+    <w:nsid w:val="68001C38"/>
+    <w:multiLevelType w:val="hybridMultilevel"/>
+    <w:tmpl w:val="9004635E"/>
+    <w:lvl w:ilvl="0" w:tplc="08090001">
+      <w:start w:val="1"/>
+      <w:numFmt w:val="bullet"/>
+      <w:lvlText w:val=""/>
+      <w:lvlJc w:val="left"/>
+      <w:pPr>
+        <w:ind w:left="720" w:hanging="360"/>
+      </w:pPr>
+      <w:rPr>
+        <w:rFonts w:ascii="Symbol" w:hAnsi="Symbol" w:hint="default"/>
+      </w:rPr>
+    </w:lvl>
+    <w:lvl w:ilvl="1" w:tplc="08090003" w:tentative="1">
+      <w:start w:val="1"/>
+      <w:numFmt w:val="bullet"/>
+      <w:lvlText w:val="o"/>
+      <w:lvlJc w:val="left"/>
+      <w:pPr>
+        <w:ind w:left="1440" w:hanging="360"/>
+      </w:pPr>
+      <w:rPr>
+        <w:rFonts w:ascii="Courier New" w:hAnsi="Courier New" w:cs="Courier New" w:hint="default"/>
+      </w:rPr>
+    </w:lvl>
+    <w:lvl w:ilvl="2" w:tplc="08090005" w:tentative="1">
+      <w:start w:val="1"/>
+      <w:numFmt w:val="bullet"/>
+      <w:lvlText w:val=""/>
+      <w:lvlJc w:val="left"/>
+      <w:pPr>
+        <w:ind w:left="2160" w:hanging="360"/>
+      </w:pPr>
+      <w:rPr>
+        <w:rFonts w:ascii="Wingdings" w:hAnsi="Wingdings" w:hint="default"/>
+      </w:rPr>
+    </w:lvl>
+    <w:lvl w:ilvl="3" w:tplc="08090001" w:tentative="1">
+      <w:start w:val="1"/>
+      <w:numFmt w:val="bullet"/>
+      <w:lvlText w:val=""/>
+      <w:lvlJc w:val="left"/>
+      <w:pPr>
+        <w:ind w:left="2880" w:hanging="360"/>
+      </w:pPr>
+      <w:rPr>
+        <w:rFonts w:ascii="Symbol" w:hAnsi="Symbol" w:hint="default"/>
+      </w:rPr>
+    </w:lvl>
+    <w:lvl w:ilvl="4" w:tplc="08090003" w:tentative="1">
+      <w:start w:val="1"/>
+      <w:numFmt w:val="bullet"/>
+      <w:lvlText w:val="o"/>
+      <w:lvlJc w:val="left"/>
+      <w:pPr>
+        <w:ind w:left="3600" w:hanging="360"/>
+      </w:pPr>
+      <w:rPr>
+        <w:rFonts w:ascii="Courier New" w:hAnsi="Courier New" w:cs="Courier New" w:hint="default"/>
+      </w:rPr>
+    </w:lvl>
+    <w:lvl w:ilvl="5" w:tplc="08090005" w:tentative="1">
+      <w:start w:val="1"/>
+      <w:numFmt w:val="bullet"/>
+      <w:lvlText w:val=""/>
+      <w:lvlJc w:val="left"/>
+      <w:pPr>
+        <w:ind w:left="4320" w:hanging="360"/>
+      </w:pPr>
+      <w:rPr>
+        <w:rFonts w:ascii="Wingdings" w:hAnsi="Wingdings" w:hint="default"/>
+      </w:rPr>
+    </w:lvl>
+    <w:lvl w:ilvl="6" w:tplc="08090001" w:tentative="1">
+      <w:start w:val="1"/>
+      <w:numFmt w:val="bullet"/>
+      <w:lvlText w:val=""/>
+      <w:lvlJc w:val="left"/>
+      <w:pPr>
+        <w:ind w:left="5040" w:hanging="360"/>
+      </w:pPr>
+      <w:rPr>
+        <w:rFonts w:ascii="Symbol" w:hAnsi="Symbol" w:hint="default"/>
+      </w:rPr>
+    </w:lvl>
+    <w:lvl w:ilvl="7" w:tplc="08090003" w:tentative="1">
+      <w:start w:val="1"/>
+      <w:numFmt w:val="bullet"/>
+      <w:lvlText w:val="o"/>
+      <w:lvlJc w:val="left"/>
+      <w:pPr>
+        <w:ind w:left="5760" w:hanging="360"/>
+      </w:pPr>
+      <w:rPr>
+        <w:rFonts w:ascii="Courier New" w:hAnsi="Courier New" w:cs="Courier New" w:hint="default"/>
+      </w:rPr>
+    </w:lvl>
+    <w:lvl w:ilvl="8" w:tplc="08090005" w:tentative="1">
+      <w:start w:val="1"/>
+      <w:numFmt w:val="bullet"/>
+      <w:lvlText w:val=""/>
+      <w:lvlJc w:val="left"/>
+      <w:pPr>
+        <w:ind w:left="6480" w:hanging="360"/>
+      </w:pPr>
+      <w:rPr>
+        <w:rFonts w:ascii="Wingdings" w:hAnsi="Wingdings" w:hint="default"/>
+      </w:rPr>
+    </w:lvl>
+  </w:abstractNum>
+  <w:abstractNum w:abstractNumId="3" w15:restartNumberingAfterBreak="0">
+    <w:nsid w:val="6F7E7EF6"/>
+    <w:multiLevelType w:val="hybridMultilevel"/>
+    <w:tmpl w:val="F5FC7B4C"/>
+    <w:lvl w:ilvl="0" w:tplc="08090001">
+      <w:start w:val="1"/>
+      <w:numFmt w:val="bullet"/>
+      <w:lvlText w:val=""/>
+      <w:lvlJc w:val="left"/>
+      <w:pPr>
+        <w:ind w:left="720" w:hanging="360"/>
+      </w:pPr>
+      <w:rPr>
+        <w:rFonts w:ascii="Symbol" w:hAnsi="Symbol" w:hint="default"/>
+      </w:rPr>
+    </w:lvl>
+    <w:lvl w:ilvl="1" w:tplc="08090003">
+      <w:start w:val="1"/>
+      <w:numFmt w:val="bullet"/>
+      <w:lvlText w:val="o"/>
+      <w:lvlJc w:val="left"/>
+      <w:pPr>
+        <w:ind w:left="1440" w:hanging="360"/>
+      </w:pPr>
+      <w:rPr>
+        <w:rFonts w:ascii="Courier New" w:hAnsi="Courier New" w:cs="Courier New" w:hint="default"/>
+      </w:rPr>
+    </w:lvl>
+    <w:lvl w:ilvl="2" w:tplc="08090005">
+      <w:start w:val="1"/>
+      <w:numFmt w:val="bullet"/>
+      <w:lvlText w:val=""/>
+      <w:lvlJc w:val="left"/>
+      <w:pPr>
+        <w:ind w:left="2160" w:hanging="360"/>
+      </w:pPr>
+      <w:rPr>
+        <w:rFonts w:ascii="Wingdings" w:hAnsi="Wingdings" w:hint="default"/>
+      </w:rPr>
+    </w:lvl>
+    <w:lvl w:ilvl="3" w:tplc="08090001">
+      <w:start w:val="1"/>
+      <w:numFmt w:val="bullet"/>
+      <w:lvlText w:val=""/>
+      <w:lvlJc w:val="left"/>
+      <w:pPr>
+        <w:ind w:left="2880" w:hanging="360"/>
+      </w:pPr>
+      <w:rPr>
+        <w:rFonts w:ascii="Symbol" w:hAnsi="Symbol" w:hint="default"/>
+      </w:rPr>
+    </w:lvl>
+    <w:lvl w:ilvl="4" w:tplc="08090003" w:tentative="1">
+      <w:start w:val="1"/>
+      <w:numFmt w:val="bullet"/>
+      <w:lvlText w:val="o"/>
+      <w:lvlJc w:val="left"/>
+      <w:pPr>
+        <w:ind w:left="3600" w:hanging="360"/>
+      </w:pPr>
+      <w:rPr>
+        <w:rFonts w:ascii="Courier New" w:hAnsi="Courier New" w:cs="Courier New" w:hint="default"/>
+      </w:rPr>
+    </w:lvl>
+    <w:lvl w:ilvl="5" w:tplc="08090005" w:tentative="1">
+      <w:start w:val="1"/>
+      <w:numFmt w:val="bullet"/>
+      <w:lvlText w:val=""/>
+      <w:lvlJc w:val="left"/>
+      <w:pPr>
+        <w:ind w:left="4320" w:hanging="360"/>
+      </w:pPr>
+      <w:rPr>
+        <w:rFonts w:ascii="Wingdings" w:hAnsi="Wingdings" w:hint="default"/>
+      </w:rPr>
+    </w:lvl>
+    <w:lvl w:ilvl="6" w:tplc="08090001" w:tentative="1">
+      <w:start w:val="1"/>
+      <w:numFmt w:val="bullet"/>
+      <w:lvlText w:val=""/>
+      <w:lvlJc w:val="left"/>
+      <w:pPr>
+        <w:ind w:left="5040" w:hanging="360"/>
+      </w:pPr>
+      <w:rPr>
+        <w:rFonts w:ascii="Symbol" w:hAnsi="Symbol" w:hint="default"/>
+      </w:rPr>
+    </w:lvl>
+    <w:lvl w:ilvl="7" w:tplc="08090003" w:tentative="1">
+      <w:start w:val="1"/>
+      <w:numFmt w:val="bullet"/>
+      <w:lvlText w:val="o"/>
+      <w:lvlJc w:val="left"/>
+      <w:pPr>
+        <w:ind w:left="5760" w:hanging="360"/>
+      </w:pPr>
+      <w:rPr>
+        <w:rFonts w:ascii="Courier New" w:hAnsi="Courier New" w:cs="Courier New" w:hint="default"/>
+      </w:rPr>
+    </w:lvl>
+    <w:lvl w:ilvl="8" w:tplc="08090005" w:tentative="1">
+      <w:start w:val="1"/>
+      <w:numFmt w:val="bullet"/>
+      <w:lvlText w:val=""/>
+      <w:lvlJc w:val="left"/>
+      <w:pPr>
+        <w:ind w:left="6480" w:hanging="360"/>
+      </w:pPr>
+      <w:rPr>
+        <w:rFonts w:ascii="Wingdings" w:hAnsi="Wingdings" w:hint="default"/>
+      </w:rPr>
+    </w:lvl>
+  </w:abstractNum>
+  <w:abstractNum w:abstractNumId="4" w15:restartNumberingAfterBreak="0">
     <w:nsid w:val="746A5C0A"/>
     <w:multiLevelType w:val="hybridMultilevel"/>
     <w:tmpl w:val="50DEA51A"/>
@@ -1673,7 +1269,7 @@
       </w:rPr>
     </w:lvl>
   </w:abstractNum>
-  <w:abstractNum w:abstractNumId="2" w15:restartNumberingAfterBreak="0">
+  <w:abstractNum w:abstractNumId="5" w15:restartNumberingAfterBreak="0">
     <w:nsid w:val="75F57C66"/>
     <w:multiLevelType w:val="hybridMultilevel"/>
     <w:tmpl w:val="15C0DF80"/>
@@ -1763,12 +1359,21 @@
     </w:lvl>
   </w:abstractNum>
   <w:num w:numId="1" w16cid:durableId="853226515">
-    <w:abstractNumId w:val="1"/>
+    <w:abstractNumId w:val="4"/>
   </w:num>
   <w:num w:numId="2" w16cid:durableId="2016414341">
     <w:abstractNumId w:val="0"/>
   </w:num>
   <w:num w:numId="3" w16cid:durableId="1512721930">
+    <w:abstractNumId w:val="5"/>
+  </w:num>
+  <w:num w:numId="4" w16cid:durableId="1123233827">
+    <w:abstractNumId w:val="3"/>
+  </w:num>
+  <w:num w:numId="5" w16cid:durableId="74938074">
+    <w:abstractNumId w:val="1"/>
+  </w:num>
+  <w:num w:numId="6" w16cid:durableId="1282883720">
     <w:abstractNumId w:val="2"/>
   </w:num>
 </w:numbering>

--- a/write_up/drafts/5_discussion/discussion_plan.docx
+++ b/write_up/drafts/5_discussion/discussion_plan.docx
@@ -40,6 +40,13 @@
           <w:bCs/>
         </w:rPr>
         <w:t xml:space="preserve"> then they need to be included in the results section</w:t>
+      </w:r>
+      <w:r>
+        <w:rPr>
+          <w:b/>
+          <w:bCs/>
+        </w:rPr>
+        <w:t>. Alternatively, remove references to TAmiRNA results as the results section has not been written as a validation</w:t>
       </w:r>
     </w:p>
     <w:p>
@@ -58,27 +65,7 @@
           <w:szCs w:val="21"/>
           <w:shd w:val="clear" w:color="auto" w:fill="FFFFFF"/>
         </w:rPr>
-        <w:t xml:space="preserve">“Avoid </w:t>
-      </w:r>
-      <w:r>
-        <w:rPr>
-          <w:rFonts w:ascii="Open Sans" w:hAnsi="Open Sans" w:cs="Open Sans"/>
-          <w:color w:val="333333"/>
-          <w:sz w:val="21"/>
-          <w:szCs w:val="21"/>
-          <w:shd w:val="clear" w:color="auto" w:fill="FFFFFF"/>
-        </w:rPr>
-        <w:t>presenting discussion that does not relate to any of the results</w:t>
-      </w:r>
-      <w:r>
-        <w:rPr>
-          <w:rFonts w:ascii="Open Sans" w:hAnsi="Open Sans" w:cs="Open Sans"/>
-          <w:color w:val="333333"/>
-          <w:sz w:val="21"/>
-          <w:szCs w:val="21"/>
-          <w:shd w:val="clear" w:color="auto" w:fill="FFFFFF"/>
-        </w:rPr>
-        <w:t xml:space="preserve">” </w:t>
+        <w:t xml:space="preserve">“Avoid presenting discussion that does not relate to any of the results” </w:t>
       </w:r>
       <w:hyperlink r:id="rId5" w:history="1">
         <w:r>
@@ -126,45 +113,12 @@
       <w:pPr>
         <w:pStyle w:val="ListParagraph"/>
         <w:numPr>
-          <w:ilvl w:val="0"/>
-          <w:numId w:val="4"/>
-        </w:numPr>
-      </w:pPr>
-      <w:r>
-        <w:t>Overlap with existing literature</w:t>
-      </w:r>
-    </w:p>
-    <w:p>
-      <w:pPr>
-        <w:pStyle w:val="ListParagraph"/>
-        <w:numPr>
-          <w:ilvl w:val="1"/>
-          <w:numId w:val="4"/>
-        </w:numPr>
-      </w:pPr>
-      <w:r>
-        <w:t>Calu-3 cells typically produce fewer EVs compared to primary HBECs</w:t>
-      </w:r>
-      <w:r>
-        <w:t>, however it shouldn’t be prohibitively low (link with experimental design – could be the segway)</w:t>
-      </w:r>
-    </w:p>
-    <w:p>
-      <w:pPr>
-        <w:pStyle w:val="ListParagraph"/>
-        <w:numPr>
-          <w:ilvl w:val="1"/>
-          <w:numId w:val="4"/>
-        </w:numPr>
-      </w:pPr>
-      <w:r>
-        <w:t xml:space="preserve">IL-13 pathway corelated with asthma and </w:t>
-      </w:r>
-      <w:r>
-        <w:t>“miR-92b, miR-210, and miR-34a significantly correlated with lung function parameters in children</w:t>
-      </w:r>
-      <w:r>
-        <w:t>”</w:t>
+          <w:ilvl w:val="1"/>
+          <w:numId w:val="4"/>
+        </w:numPr>
+      </w:pPr>
+      <w:r>
+        <w:t>Primary HBECs</w:t>
       </w:r>
     </w:p>
     <w:p>
@@ -174,11 +128,410 @@
           <w:ilvl w:val="2"/>
           <w:numId w:val="4"/>
         </w:numPr>
-      </w:pPr>
+        <w:rPr>
+          <w:strike/>
+        </w:rPr>
+      </w:pPr>
+      <w:r>
+        <w:rPr>
+          <w:strike/>
+        </w:rPr>
+        <w:t>Slight increase in miRNA content for 01_protease between control and treated which may be explained by EVs being more readily generated during periods of inflammation ().</w:t>
+      </w:r>
+    </w:p>
+    <w:p>
+      <w:pPr>
+        <w:pStyle w:val="ListParagraph"/>
+        <w:numPr>
+          <w:ilvl w:val="2"/>
+          <w:numId w:val="4"/>
+        </w:numPr>
+        <w:rPr>
+          <w:strike/>
+        </w:rPr>
+      </w:pPr>
+      <w:r>
+        <w:rPr>
+          <w:strike/>
+        </w:rPr>
+        <w:t>miRNA content lowest in untreated vs treated</w:t>
+      </w:r>
+    </w:p>
+    <w:p>
+      <w:pPr>
+        <w:pStyle w:val="ListParagraph"/>
+        <w:numPr>
+          <w:ilvl w:val="3"/>
+          <w:numId w:val="4"/>
+        </w:numPr>
+        <w:rPr>
+          <w:strike/>
+        </w:rPr>
+      </w:pPr>
+      <w:r>
+        <w:rPr>
+          <w:strike/>
+        </w:rPr>
+        <w:t xml:space="preserve">Could be due to inflammation increasing EV production </w:t>
+      </w:r>
       <w:hyperlink r:id="rId6" w:history="1">
         <w:r>
           <w:rPr>
             <w:rStyle w:val="Hyperlink"/>
+            <w:strike/>
+          </w:rPr>
+          <w:t>https://www.nature.com/articles/s12276-020-0450-9</w:t>
+        </w:r>
+      </w:hyperlink>
+    </w:p>
+    <w:p>
+      <w:pPr>
+        <w:pStyle w:val="ListParagraph"/>
+        <w:numPr>
+          <w:ilvl w:val="3"/>
+          <w:numId w:val="4"/>
+        </w:numPr>
+        <w:rPr>
+          <w:strike/>
+        </w:rPr>
+      </w:pPr>
+      <w:r>
+        <w:rPr>
+          <w:strike/>
+        </w:rPr>
+        <w:t>Could perform stats to check whether the difference was significant or not</w:t>
+      </w:r>
+    </w:p>
+    <w:p>
+      <w:pPr>
+        <w:pStyle w:val="ListParagraph"/>
+        <w:numPr>
+          <w:ilvl w:val="2"/>
+          <w:numId w:val="4"/>
+        </w:numPr>
+        <w:rPr>
+          <w:strike/>
+        </w:rPr>
+      </w:pPr>
+      <w:r>
+        <w:rPr>
+          <w:strike/>
+        </w:rPr>
+        <w:t xml:space="preserve">miRNA expression levels </w:t>
+      </w:r>
+      <w:r>
+        <w:rPr>
+          <w:strike/>
+        </w:rPr>
+        <w:t xml:space="preserve">(heatmap) </w:t>
+      </w:r>
+      <w:r>
+        <w:rPr>
+          <w:strike/>
+        </w:rPr>
+        <w:t xml:space="preserve">in control samples may be more variable </w:t>
+      </w:r>
+      <w:r>
+        <w:rPr>
+          <w:strike/>
+        </w:rPr>
+        <w:t xml:space="preserve">between replicates </w:t>
+      </w:r>
+      <w:r>
+        <w:rPr>
+          <w:strike/>
+        </w:rPr>
+        <w:t xml:space="preserve">due to the differing physiological state of donors. </w:t>
+      </w:r>
+    </w:p>
+    <w:p>
+      <w:pPr>
+        <w:pStyle w:val="ListParagraph"/>
+        <w:numPr>
+          <w:ilvl w:val="2"/>
+          <w:numId w:val="4"/>
+        </w:numPr>
+        <w:rPr>
+          <w:strike/>
+        </w:rPr>
+      </w:pPr>
+      <w:r>
+        <w:rPr>
+          <w:strike/>
+        </w:rPr>
+        <w:t>Dose 24 samples presented distinct read content profile and RNA composition</w:t>
+      </w:r>
+    </w:p>
+    <w:p>
+      <w:pPr>
+        <w:pStyle w:val="ListParagraph"/>
+        <w:numPr>
+          <w:ilvl w:val="3"/>
+          <w:numId w:val="4"/>
+        </w:numPr>
+        <w:rPr>
+          <w:strike/>
+        </w:rPr>
+      </w:pPr>
+      <w:r>
+        <w:rPr>
+          <w:strike/>
+        </w:rPr>
+        <w:t xml:space="preserve">This shows that these EVs had potentially unique profile. </w:t>
+      </w:r>
+    </w:p>
+    <w:p>
+      <w:pPr>
+        <w:pStyle w:val="ListParagraph"/>
+        <w:numPr>
+          <w:ilvl w:val="3"/>
+          <w:numId w:val="4"/>
+        </w:numPr>
+        <w:rPr>
+          <w:strike/>
+        </w:rPr>
+      </w:pPr>
+      <w:r>
+        <w:rPr>
+          <w:strike/>
+        </w:rPr>
+        <w:t>However, this can’t be all miRNA due to there not being much miRNA</w:t>
+      </w:r>
+    </w:p>
+    <w:p>
+      <w:pPr>
+        <w:pStyle w:val="ListParagraph"/>
+        <w:numPr>
+          <w:ilvl w:val="3"/>
+          <w:numId w:val="4"/>
+        </w:numPr>
+        <w:rPr>
+          <w:strike/>
+        </w:rPr>
+      </w:pPr>
+      <w:r>
+        <w:rPr>
+          <w:strike/>
+        </w:rPr>
+        <w:t>Therefore, it is likely that allergen exposure is causing other effects on the cargo, likely the rRNA content</w:t>
+      </w:r>
+    </w:p>
+    <w:p>
+      <w:pPr>
+        <w:pStyle w:val="ListParagraph"/>
+        <w:numPr>
+          <w:ilvl w:val="3"/>
+          <w:numId w:val="4"/>
+        </w:numPr>
+        <w:rPr>
+          <w:strike/>
+        </w:rPr>
+      </w:pPr>
+      <w:r>
+        <w:rPr>
+          <w:strike/>
+        </w:rPr>
+        <w:t>rRNA size</w:t>
+      </w:r>
+      <w:r>
+        <w:rPr>
+          <w:strike/>
+        </w:rPr>
+        <w:t xml:space="preserve"> is [x</w:t>
+      </w:r>
+      <w:proofErr w:type="gramStart"/>
+      <w:r>
+        <w:rPr>
+          <w:strike/>
+        </w:rPr>
+        <w:t>],</w:t>
+      </w:r>
+      <w:proofErr w:type="gramEnd"/>
+      <w:r>
+        <w:rPr>
+          <w:strike/>
+        </w:rPr>
+        <w:t xml:space="preserve"> therefore we may be observing rRNA fragments </w:t>
+      </w:r>
+    </w:p>
+    <w:p>
+      <w:pPr>
+        <w:pStyle w:val="ListParagraph"/>
+        <w:numPr>
+          <w:ilvl w:val="2"/>
+          <w:numId w:val="4"/>
+        </w:numPr>
+      </w:pPr>
+      <w:r>
+        <w:t>Biological effect of dose 24 samples may be so extreme that we see concordance between replicates</w:t>
+      </w:r>
+    </w:p>
+    <w:p>
+      <w:pPr>
+        <w:pStyle w:val="ListParagraph"/>
+        <w:numPr>
+          <w:ilvl w:val="2"/>
+          <w:numId w:val="4"/>
+        </w:numPr>
+        <w:rPr>
+          <w:strike/>
+        </w:rPr>
+      </w:pPr>
+      <w:r>
+        <w:rPr>
+          <w:strike/>
+        </w:rPr>
+        <w:t>Outliers in PCA</w:t>
+      </w:r>
+    </w:p>
+    <w:p>
+      <w:pPr>
+        <w:pStyle w:val="ListParagraph"/>
+        <w:numPr>
+          <w:ilvl w:val="2"/>
+          <w:numId w:val="4"/>
+        </w:numPr>
+        <w:rPr>
+          <w:strike/>
+        </w:rPr>
+      </w:pPr>
+      <w:r>
+        <w:rPr>
+          <w:strike/>
+        </w:rPr>
+        <w:t xml:space="preserve">Low </w:t>
+      </w:r>
+      <w:proofErr w:type="spellStart"/>
+      <w:r>
+        <w:rPr>
+          <w:strike/>
+        </w:rPr>
+        <w:t>logFC</w:t>
+      </w:r>
+      <w:proofErr w:type="spellEnd"/>
+      <w:r>
+        <w:rPr>
+          <w:strike/>
+        </w:rPr>
+        <w:t xml:space="preserve"> changes are typical for miRNAs, where only small changes in expression can have large effects</w:t>
+      </w:r>
+    </w:p>
+    <w:p>
+      <w:pPr>
+        <w:pStyle w:val="ListParagraph"/>
+        <w:numPr>
+          <w:ilvl w:val="1"/>
+          <w:numId w:val="4"/>
+        </w:numPr>
+      </w:pPr>
+      <w:r>
+        <w:t>Calu-3 cells</w:t>
+      </w:r>
+    </w:p>
+    <w:p>
+      <w:pPr>
+        <w:pStyle w:val="ListParagraph"/>
+        <w:numPr>
+          <w:ilvl w:val="2"/>
+          <w:numId w:val="4"/>
+        </w:numPr>
+        <w:rPr>
+          <w:strike/>
+        </w:rPr>
+      </w:pPr>
+      <w:r>
+        <w:rPr>
+          <w:strike/>
+        </w:rPr>
+        <w:t xml:space="preserve">Untreated samples did not have the lowest miRNA expression. This may be due to the experimental design rather than biological </w:t>
+      </w:r>
+      <w:r>
+        <w:rPr>
+          <w:strike/>
+        </w:rPr>
+        <w:t>function</w:t>
+      </w:r>
+    </w:p>
+    <w:p>
+      <w:pPr>
+        <w:pStyle w:val="ListParagraph"/>
+        <w:numPr>
+          <w:ilvl w:val="2"/>
+          <w:numId w:val="4"/>
+        </w:numPr>
+        <w:rPr>
+          <w:strike/>
+        </w:rPr>
+      </w:pPr>
+      <w:r>
+        <w:rPr>
+          <w:strike/>
+        </w:rPr>
+        <w:lastRenderedPageBreak/>
+        <w:t>Outliers in PCA</w:t>
+      </w:r>
+    </w:p>
+    <w:p>
+      <w:pPr>
+        <w:pStyle w:val="ListParagraph"/>
+        <w:numPr>
+          <w:ilvl w:val="0"/>
+          <w:numId w:val="4"/>
+        </w:numPr>
+      </w:pPr>
+      <w:r>
+        <w:t>Overlap with existing literature</w:t>
+      </w:r>
+    </w:p>
+    <w:p>
+      <w:pPr>
+        <w:pStyle w:val="ListParagraph"/>
+        <w:numPr>
+          <w:ilvl w:val="1"/>
+          <w:numId w:val="4"/>
+        </w:numPr>
+      </w:pPr>
+      <w:r>
+        <w:t>Calu-3 cells typically produce fewer EVs compared to primary HBECs</w:t>
+      </w:r>
+      <w:r>
+        <w:t>, however it shouldn’t be prohibitively low (link with experimental design – could be the segway)</w:t>
+      </w:r>
+    </w:p>
+    <w:p>
+      <w:pPr>
+        <w:pStyle w:val="ListParagraph"/>
+        <w:numPr>
+          <w:ilvl w:val="1"/>
+          <w:numId w:val="4"/>
+        </w:numPr>
+        <w:rPr>
+          <w:strike/>
+        </w:rPr>
+      </w:pPr>
+      <w:r>
+        <w:rPr>
+          <w:strike/>
+        </w:rPr>
+        <w:t>IL-13 pathway corelated with asthma and “miR-92b, miR-210, and miR-34a significantly correlated with lung function parameters in children”</w:t>
+      </w:r>
+    </w:p>
+    <w:p>
+      <w:pPr>
+        <w:pStyle w:val="ListParagraph"/>
+        <w:numPr>
+          <w:ilvl w:val="2"/>
+          <w:numId w:val="4"/>
+        </w:numPr>
+        <w:rPr>
+          <w:strike/>
+        </w:rPr>
+      </w:pPr>
+      <w:hyperlink r:id="rId7" w:history="1">
+        <w:r>
+          <w:rPr>
+            <w:rStyle w:val="Hyperlink"/>
+            <w:strike/>
           </w:rPr>
           <w:t>https://onlinelibrary.wiley.com/doi/10.1111/all.14008</w:t>
         </w:r>
@@ -205,10 +558,7 @@
         </w:numPr>
       </w:pPr>
       <w:r>
-        <w:t>EV miRNA cargo has many different targets therefore couldn’</w:t>
-      </w:r>
-      <w:r>
-        <w:t>t restrict target genes based on cell type</w:t>
+        <w:t>EV miRNA cargo has many different targets therefore couldn’t restrict target genes based on cell type</w:t>
       </w:r>
     </w:p>
     <w:p>
@@ -242,13 +592,22 @@
           <w:ilvl w:val="1"/>
           <w:numId w:val="4"/>
         </w:numPr>
+        <w:rPr>
+          <w:strike/>
+        </w:rPr>
       </w:pPr>
       <w:proofErr w:type="spellStart"/>
       <w:r>
+        <w:rPr>
+          <w:strike/>
+        </w:rPr>
         <w:t>Reactome</w:t>
       </w:r>
       <w:proofErr w:type="spellEnd"/>
       <w:r>
+        <w:rPr>
+          <w:strike/>
+        </w:rPr>
         <w:t xml:space="preserve"> was better suited for immune pathways compared to Kegg/GO etc.</w:t>
       </w:r>
     </w:p>
@@ -348,7 +707,13 @@
         </w:numPr>
       </w:pPr>
       <w:r>
-        <w:t>Didn’t filter based on cell-type... [start from here – difficulty getting the datasets, target cells have lots of genes, lots of potential targets for HBEC-derived EVs]</w:t>
+        <w:t>Didn’t filter based on cell-type</w:t>
+      </w:r>
+      <w:r>
+        <w:t xml:space="preserve"> as it HBEC-derived EVs have lots of target cells (e.g., epithelial, immune etc.) and these cells all have 12k+ genes anyway</w:t>
+      </w:r>
+      <w:r>
+        <w:t xml:space="preserve"> </w:t>
       </w:r>
     </w:p>
     <w:p>
@@ -367,6 +732,86 @@
       <w:pPr>
         <w:pStyle w:val="ListParagraph"/>
         <w:numPr>
+          <w:ilvl w:val="1"/>
+          <w:numId w:val="4"/>
+        </w:numPr>
+        <w:rPr>
+          <w:strike/>
+        </w:rPr>
+      </w:pPr>
+      <w:r>
+        <w:rPr>
+          <w:strike/>
+        </w:rPr>
+        <w:t>High-q</w:t>
+      </w:r>
+      <w:r>
+        <w:rPr>
+          <w:strike/>
+        </w:rPr>
+        <w:t xml:space="preserve">uality of </w:t>
+      </w:r>
+      <w:proofErr w:type="spellStart"/>
+      <w:r>
+        <w:rPr>
+          <w:strike/>
+        </w:rPr>
+        <w:t>miRBase</w:t>
+      </w:r>
+      <w:proofErr w:type="spellEnd"/>
+      <w:r>
+        <w:rPr>
+          <w:strike/>
+        </w:rPr>
+        <w:t xml:space="preserve"> for Homo sapiens miRNA</w:t>
+      </w:r>
+      <w:r>
+        <w:rPr>
+          <w:strike/>
+        </w:rPr>
+        <w:t xml:space="preserve"> mapping</w:t>
+      </w:r>
+    </w:p>
+    <w:p>
+      <w:pPr>
+        <w:pStyle w:val="ListParagraph"/>
+        <w:numPr>
+          <w:ilvl w:val="1"/>
+          <w:numId w:val="4"/>
+        </w:numPr>
+        <w:rPr>
+          <w:strike/>
+        </w:rPr>
+      </w:pPr>
+      <w:r>
+        <w:rPr>
+          <w:strike/>
+        </w:rPr>
+        <w:t>Implements QC analysis</w:t>
+      </w:r>
+    </w:p>
+    <w:p>
+      <w:pPr>
+        <w:pStyle w:val="ListParagraph"/>
+        <w:numPr>
+          <w:ilvl w:val="1"/>
+          <w:numId w:val="4"/>
+        </w:numPr>
+        <w:rPr>
+          <w:strike/>
+        </w:rPr>
+      </w:pPr>
+      <w:r>
+        <w:rPr>
+          <w:strike/>
+        </w:rPr>
+        <w:t>Used experimentally validated target genes</w:t>
+      </w:r>
+    </w:p>
+    <w:p>
+      <w:pPr>
+        <w:pStyle w:val="ListParagraph"/>
+        <w:numPr>
           <w:ilvl w:val="0"/>
           <w:numId w:val="4"/>
         </w:numPr>
@@ -382,9 +827,14 @@
           <w:ilvl w:val="1"/>
           <w:numId w:val="4"/>
         </w:numPr>
-      </w:pPr>
-      <w:r>
-        <w:lastRenderedPageBreak/>
+        <w:rPr>
+          <w:strike/>
+        </w:rPr>
+      </w:pPr>
+      <w:r>
+        <w:rPr>
+          <w:strike/>
+        </w:rPr>
         <w:t>Target gene-level enrichment is prone to false positive results due to bias towards better researched miRNAs</w:t>
       </w:r>
     </w:p>
@@ -396,7 +846,7 @@
           <w:numId w:val="4"/>
         </w:numPr>
       </w:pPr>
-      <w:hyperlink r:id="rId7" w:history="1">
+      <w:hyperlink r:id="rId8" w:history="1">
         <w:r>
           <w:rPr>
             <w:rStyle w:val="Hyperlink"/>
@@ -413,8 +863,14 @@
           <w:ilvl w:val="1"/>
           <w:numId w:val="4"/>
         </w:numPr>
-      </w:pPr>
-      <w:r>
+        <w:rPr>
+          <w:strike/>
+        </w:rPr>
+      </w:pPr>
+      <w:r>
+        <w:rPr>
+          <w:strike/>
+        </w:rPr>
         <w:t>Lacked accompanying mRNA data to establish miRNA-mRNA anticorrelated relationships</w:t>
       </w:r>
     </w:p>
@@ -425,8 +881,329 @@
           <w:ilvl w:val="1"/>
           <w:numId w:val="4"/>
         </w:numPr>
-      </w:pPr>
-      <w:r>
+        <w:rPr>
+          <w:strike/>
+        </w:rPr>
+      </w:pPr>
+      <w:r>
+        <w:rPr>
+          <w:strike/>
+        </w:rPr>
+        <w:t xml:space="preserve">Low </w:t>
+      </w:r>
+      <w:r>
+        <w:rPr>
+          <w:strike/>
+        </w:rPr>
+        <w:t>miRNA abundance</w:t>
+      </w:r>
+      <w:r>
+        <w:rPr>
+          <w:strike/>
+        </w:rPr>
+        <w:t xml:space="preserve"> in all samples reduces statistical power.</w:t>
+      </w:r>
+    </w:p>
+    <w:p>
+      <w:pPr>
+        <w:pStyle w:val="ListParagraph"/>
+        <w:numPr>
+          <w:ilvl w:val="2"/>
+          <w:numId w:val="4"/>
+        </w:numPr>
+        <w:rPr>
+          <w:strike/>
+        </w:rPr>
+      </w:pPr>
+      <w:r>
+        <w:rPr>
+          <w:strike/>
+        </w:rPr>
+        <w:lastRenderedPageBreak/>
+        <w:t>miRNA experiments generally use [x] abundance [reference]</w:t>
+      </w:r>
+    </w:p>
+    <w:p>
+      <w:pPr>
+        <w:pStyle w:val="ListParagraph"/>
+        <w:numPr>
+          <w:ilvl w:val="2"/>
+          <w:numId w:val="4"/>
+        </w:numPr>
+        <w:rPr>
+          <w:strike/>
+        </w:rPr>
+      </w:pPr>
+      <w:r>
+        <w:rPr>
+          <w:strike/>
+        </w:rPr>
+        <w:t>Especially low miRNA abundance in the control samples reduces the statistical power of each condition as this is what comparisons are drawn from</w:t>
+      </w:r>
+    </w:p>
+    <w:p>
+      <w:pPr>
+        <w:pStyle w:val="ListParagraph"/>
+        <w:numPr>
+          <w:ilvl w:val="1"/>
+          <w:numId w:val="4"/>
+        </w:numPr>
+        <w:rPr>
+          <w:strike/>
+        </w:rPr>
+      </w:pPr>
+      <w:r>
+        <w:rPr>
+          <w:strike/>
+        </w:rPr>
+        <w:t>Unable to remove outlier samples (identified through PCA) due to only having 3 biological replicates per group – lowering this further would have reduced statistical power</w:t>
+      </w:r>
+    </w:p>
+    <w:p>
+      <w:pPr>
+        <w:pStyle w:val="ListParagraph"/>
+        <w:numPr>
+          <w:ilvl w:val="1"/>
+          <w:numId w:val="4"/>
+        </w:numPr>
+        <w:rPr>
+          <w:strike/>
+        </w:rPr>
+      </w:pPr>
+      <w:r>
+        <w:rPr>
+          <w:strike/>
+        </w:rPr>
+        <w:t>Assignment of donor to condition was performed blind and random therefore we can’t determine donor-specific effects within replicates</w:t>
+      </w:r>
+    </w:p>
+    <w:p>
+      <w:pPr>
+        <w:pStyle w:val="ListParagraph"/>
+        <w:numPr>
+          <w:ilvl w:val="1"/>
+          <w:numId w:val="4"/>
+        </w:numPr>
+        <w:rPr>
+          <w:strike/>
+        </w:rPr>
+      </w:pPr>
+      <w:r>
+        <w:rPr>
+          <w:strike/>
+        </w:rPr>
+        <w:t>Only taking genes from one database (</w:t>
+      </w:r>
+      <w:proofErr w:type="spellStart"/>
+      <w:r>
+        <w:rPr>
+          <w:strike/>
+        </w:rPr>
+        <w:t>mirtarbase</w:t>
+      </w:r>
+      <w:proofErr w:type="spellEnd"/>
+      <w:r>
+        <w:rPr>
+          <w:strike/>
+        </w:rPr>
+        <w:t>) is less robust</w:t>
+      </w:r>
+    </w:p>
+    <w:p>
+      <w:pPr>
+        <w:pStyle w:val="ListParagraph"/>
+        <w:numPr>
+          <w:ilvl w:val="1"/>
+          <w:numId w:val="4"/>
+        </w:numPr>
+      </w:pPr>
+      <w:r>
+        <w:t>CJ only looks at miRNA, rRNA and tRNA during RNA composition analysis. Looking at other RNA species may reveal more insight</w:t>
+      </w:r>
+      <w:r>
+        <w:t>s into other non-miRNA effects of allergen-exposure</w:t>
+      </w:r>
+      <w:r>
+        <w:t xml:space="preserve"> </w:t>
+      </w:r>
+    </w:p>
+    <w:p>
+      <w:pPr>
+        <w:pStyle w:val="ListParagraph"/>
+        <w:numPr>
+          <w:ilvl w:val="1"/>
+          <w:numId w:val="4"/>
+        </w:numPr>
+        <w:rPr>
+          <w:strike/>
+        </w:rPr>
+      </w:pPr>
+      <w:r>
+        <w:rPr>
+          <w:strike/>
+        </w:rPr>
+        <w:t>Is currently built around the data and samples provided; can’t handle alternate data e.g., file names, other conditions.</w:t>
+      </w:r>
+    </w:p>
+    <w:p>
+      <w:pPr>
+        <w:pStyle w:val="ListParagraph"/>
+        <w:numPr>
+          <w:ilvl w:val="1"/>
+          <w:numId w:val="4"/>
+        </w:numPr>
+        <w:rPr>
+          <w:strike/>
+        </w:rPr>
+      </w:pPr>
+      <w:r>
+        <w:rPr>
+          <w:strike/>
+        </w:rPr>
+        <w:t xml:space="preserve">Pathway </w:t>
+      </w:r>
+      <w:r>
+        <w:rPr>
+          <w:strike/>
+        </w:rPr>
+        <w:t xml:space="preserve">enrichment </w:t>
+      </w:r>
+      <w:r>
+        <w:rPr>
+          <w:strike/>
+        </w:rPr>
+        <w:t>analysis is predictive rather than functional</w:t>
+      </w:r>
+    </w:p>
+    <w:p>
+      <w:pPr>
+        <w:pStyle w:val="ListParagraph"/>
+        <w:numPr>
+          <w:ilvl w:val="1"/>
+          <w:numId w:val="4"/>
+        </w:numPr>
+        <w:rPr>
+          <w:strike/>
+        </w:rPr>
+      </w:pPr>
+      <w:r>
+        <w:rPr>
+          <w:strike/>
+        </w:rPr>
+        <w:t>Small samples size</w:t>
+      </w:r>
+    </w:p>
+    <w:p>
+      <w:pPr>
+        <w:pStyle w:val="ListParagraph"/>
+        <w:ind w:left="1440"/>
+      </w:pPr>
+    </w:p>
+    <w:p>
+      <w:pPr>
+        <w:pStyle w:val="ListParagraph"/>
+        <w:numPr>
+          <w:ilvl w:val="0"/>
+          <w:numId w:val="4"/>
+        </w:numPr>
+      </w:pPr>
+      <w:r>
+        <w:t>Alternative approaches</w:t>
+      </w:r>
+    </w:p>
+    <w:p>
+      <w:pPr>
+        <w:pStyle w:val="ListParagraph"/>
+        <w:numPr>
+          <w:ilvl w:val="1"/>
+          <w:numId w:val="4"/>
+        </w:numPr>
+      </w:pPr>
+      <w:r>
+        <w:t>Could have used T</w:t>
+      </w:r>
+      <w:r>
+        <w:t>am 2.0</w:t>
+      </w:r>
+      <w:r>
+        <w:t xml:space="preserve"> instead of </w:t>
+      </w:r>
+      <w:proofErr w:type="spellStart"/>
+      <w:r>
+        <w:t>miEAA</w:t>
+      </w:r>
+      <w:proofErr w:type="spellEnd"/>
+      <w:r>
+        <w:t xml:space="preserve"> 2.0</w:t>
+      </w:r>
+    </w:p>
+    <w:p>
+      <w:pPr>
+        <w:pStyle w:val="ListParagraph"/>
+        <w:numPr>
+          <w:ilvl w:val="1"/>
+          <w:numId w:val="4"/>
+        </w:numPr>
+        <w:rPr>
+          <w:strike/>
+        </w:rPr>
+      </w:pPr>
+      <w:r>
+        <w:rPr>
+          <w:strike/>
+        </w:rPr>
+        <w:t>Could have used</w:t>
+      </w:r>
+      <w:r>
+        <w:rPr>
+          <w:strike/>
+        </w:rPr>
+        <w:t xml:space="preserve"> </w:t>
+      </w:r>
+      <w:proofErr w:type="spellStart"/>
+      <w:r>
+        <w:rPr>
+          <w:strike/>
+        </w:rPr>
+        <w:t>mirnet</w:t>
+      </w:r>
+      <w:proofErr w:type="spellEnd"/>
+      <w:r>
+        <w:rPr>
+          <w:strike/>
+        </w:rPr>
+        <w:t xml:space="preserve"> and </w:t>
+      </w:r>
+      <w:proofErr w:type="spellStart"/>
+      <w:r>
+        <w:rPr>
+          <w:strike/>
+        </w:rPr>
+        <w:t>diana_mirpath</w:t>
+      </w:r>
+      <w:proofErr w:type="spellEnd"/>
+      <w:r>
+        <w:rPr>
+          <w:strike/>
+        </w:rPr>
+        <w:t xml:space="preserve"> (which was unavailable during this study)</w:t>
+      </w:r>
+    </w:p>
+    <w:p>
+      <w:pPr>
+        <w:pStyle w:val="ListParagraph"/>
+        <w:numPr>
+          <w:ilvl w:val="1"/>
+          <w:numId w:val="4"/>
+        </w:numPr>
+        <w:rPr>
+          <w:strike/>
+        </w:rPr>
+      </w:pPr>
+      <w:r>
+        <w:rPr>
+          <w:strike/>
+        </w:rPr>
         <w:t>Could have used alternate ranking system for miRNA-set enrichment analysis (e.g., considers significance as well)</w:t>
       </w:r>
     </w:p>
@@ -439,7 +1216,61 @@
         </w:numPr>
       </w:pPr>
       <w:r>
-        <w:t>Future direction / alternatives</w:t>
+        <w:t>Future direction</w:t>
+      </w:r>
+    </w:p>
+    <w:p>
+      <w:pPr>
+        <w:pStyle w:val="ListParagraph"/>
+        <w:numPr>
+          <w:ilvl w:val="1"/>
+          <w:numId w:val="4"/>
+        </w:numPr>
+        <w:rPr>
+          <w:strike/>
+        </w:rPr>
+      </w:pPr>
+      <w:r>
+        <w:rPr>
+          <w:strike/>
+        </w:rPr>
+        <w:t>Validate miRNA e.g., by qPCR</w:t>
+      </w:r>
+      <w:r>
+        <w:rPr>
+          <w:strike/>
+        </w:rPr>
+        <w:t>, knockdown studies, functional experiments</w:t>
+      </w:r>
+    </w:p>
+    <w:p>
+      <w:pPr>
+        <w:pStyle w:val="ListParagraph"/>
+        <w:numPr>
+          <w:ilvl w:val="1"/>
+          <w:numId w:val="4"/>
+        </w:numPr>
+      </w:pPr>
+      <w:r>
+        <w:t>Larger cohorts</w:t>
+      </w:r>
+    </w:p>
+    <w:p>
+      <w:pPr>
+        <w:pStyle w:val="ListParagraph"/>
+        <w:numPr>
+          <w:ilvl w:val="1"/>
+          <w:numId w:val="4"/>
+        </w:numPr>
+        <w:rPr>
+          <w:strike/>
+        </w:rPr>
+      </w:pPr>
+      <w:r>
+        <w:rPr>
+          <w:strike/>
+        </w:rPr>
+        <w:t>Run validation using the results obtained from the proprietary services against mine</w:t>
       </w:r>
     </w:p>
     <w:p>
@@ -502,6 +1333,18 @@
       <w:pPr>
         <w:pStyle w:val="ListParagraph"/>
         <w:numPr>
+          <w:ilvl w:val="1"/>
+          <w:numId w:val="4"/>
+        </w:numPr>
+      </w:pPr>
+      <w:r>
+        <w:t>TAmiRNA made us of the spike-ins, CJ didn’t</w:t>
+      </w:r>
+    </w:p>
+    <w:p>
+      <w:pPr>
+        <w:pStyle w:val="ListParagraph"/>
+        <w:numPr>
           <w:ilvl w:val="0"/>
           <w:numId w:val="4"/>
         </w:numPr>
@@ -538,6 +1381,27 @@
       <w:pPr>
         <w:pStyle w:val="ListParagraph"/>
         <w:numPr>
+          <w:ilvl w:val="1"/>
+          <w:numId w:val="4"/>
+        </w:numPr>
+      </w:pPr>
+      <w:r>
+        <w:lastRenderedPageBreak/>
+        <w:t xml:space="preserve">Contains more pathways than just those found in </w:t>
+      </w:r>
+      <w:proofErr w:type="spellStart"/>
+      <w:r>
+        <w:t>Reactome</w:t>
+      </w:r>
+      <w:proofErr w:type="spellEnd"/>
+      <w:r>
+        <w:t>, such as s100 family signalling</w:t>
+      </w:r>
+    </w:p>
+    <w:p>
+      <w:pPr>
+        <w:pStyle w:val="ListParagraph"/>
+        <w:numPr>
           <w:ilvl w:val="0"/>
           <w:numId w:val="4"/>
         </w:numPr>
@@ -556,9 +1420,51 @@
           <w:ilvl w:val="1"/>
           <w:numId w:val="4"/>
         </w:numPr>
-      </w:pPr>
-      <w:r>
-        <w:t>Need to ensure sufficient miRNAs are extracted to enable all desired forms of analyses (e.g., characterisation, cytokine analysis, transcriptomics etc.)</w:t>
+        <w:rPr>
+          <w:strike/>
+        </w:rPr>
+      </w:pPr>
+      <w:r>
+        <w:rPr>
+          <w:strike/>
+        </w:rPr>
+        <w:t xml:space="preserve">Need to ensure sufficient </w:t>
+      </w:r>
+      <w:r>
+        <w:rPr>
+          <w:strike/>
+        </w:rPr>
+        <w:t xml:space="preserve">EVs (and hence </w:t>
+      </w:r>
+      <w:r>
+        <w:rPr>
+          <w:strike/>
+        </w:rPr>
+        <w:t>miRNAs</w:t>
+      </w:r>
+      <w:r>
+        <w:rPr>
+          <w:strike/>
+        </w:rPr>
+        <w:t>)</w:t>
+      </w:r>
+      <w:r>
+        <w:rPr>
+          <w:strike/>
+        </w:rPr>
+        <w:t xml:space="preserve"> are </w:t>
+      </w:r>
+      <w:r>
+        <w:rPr>
+          <w:strike/>
+        </w:rPr>
+        <w:t>acquired</w:t>
+      </w:r>
+      <w:r>
+        <w:rPr>
+          <w:strike/>
+        </w:rPr>
+        <w:t xml:space="preserve"> to enable all desired forms of analyses (e.g., characterisation, cytokine analysis, transcriptomics etc.)</w:t>
       </w:r>
     </w:p>
     <w:p>
@@ -568,8 +1474,14 @@
           <w:ilvl w:val="2"/>
           <w:numId w:val="4"/>
         </w:numPr>
-      </w:pPr>
-      <w:r>
+        <w:rPr>
+          <w:strike/>
+        </w:rPr>
+      </w:pPr>
+      <w:r>
+        <w:rPr>
+          <w:strike/>
+        </w:rPr>
         <w:t>Do more samples in general</w:t>
       </w:r>
     </w:p>
@@ -582,7 +1494,21 @@
         </w:numPr>
       </w:pPr>
       <w:r>
-        <w:t>Need to ensure there is enough miRNA in the control samples which could be tricky if they don’t readily produce enough (due to requiring inflammation)</w:t>
+        <w:t>Need to ensure there is enough miRNA in the control samples which could be tricky if they don’t readily produce enough (due to requiring inflammation</w:t>
+      </w:r>
+      <w:r>
+        <w:t xml:space="preserve"> </w:t>
+      </w:r>
+      <w:hyperlink r:id="rId9" w:history="1">
+        <w:r>
+          <w:rPr>
+            <w:rStyle w:val="Hyperlink"/>
+          </w:rPr>
+          <w:t>https://www.nature.com/articles/s12276-020-0450-9</w:t>
+        </w:r>
+      </w:hyperlink>
+      <w:r>
+        <w:t>)</w:t>
       </w:r>
     </w:p>
     <w:p>
@@ -604,8 +1530,14 @@
           <w:ilvl w:val="2"/>
           <w:numId w:val="4"/>
         </w:numPr>
-      </w:pPr>
-      <w:r>
+        <w:rPr>
+          <w:strike/>
+        </w:rPr>
+      </w:pPr>
+      <w:r>
+        <w:rPr>
+          <w:strike/>
+        </w:rPr>
         <w:t>Do more control samples</w:t>
       </w:r>
     </w:p>
@@ -616,16 +1548,28 @@
           <w:ilvl w:val="3"/>
           <w:numId w:val="4"/>
         </w:numPr>
-      </w:pPr>
-      <w:r>
+        <w:rPr>
+          <w:strike/>
+        </w:rPr>
+      </w:pPr>
+      <w:r>
+        <w:rPr>
+          <w:strike/>
+        </w:rPr>
         <w:t xml:space="preserve">This will allow exclusion of outliers (link to heatmap and </w:t>
       </w:r>
       <w:proofErr w:type="spellStart"/>
       <w:r>
+        <w:rPr>
+          <w:strike/>
+        </w:rPr>
         <w:t>pca</w:t>
       </w:r>
       <w:proofErr w:type="spellEnd"/>
       <w:r>
+        <w:rPr>
+          <w:strike/>
+        </w:rPr>
         <w:t xml:space="preserve"> figures)</w:t>
       </w:r>
     </w:p>
@@ -636,24 +1580,1501 @@
           <w:ilvl w:val="1"/>
           <w:numId w:val="4"/>
         </w:numPr>
-      </w:pPr>
-      <w:r>
+        <w:rPr>
+          <w:strike/>
+        </w:rPr>
+      </w:pPr>
+      <w:r>
+        <w:rPr>
+          <w:strike/>
+        </w:rPr>
         <w:t>Need accompanying mRNA data e.g., from microarray experiment</w:t>
       </w:r>
     </w:p>
-    <w:p/>
-    <w:p>
+    <w:p>
+      <w:pPr>
+        <w:pStyle w:val="ListParagraph"/>
+        <w:numPr>
+          <w:ilvl w:val="1"/>
+          <w:numId w:val="4"/>
+        </w:numPr>
+      </w:pPr>
+      <w:r>
+        <w:t xml:space="preserve"> </w:t>
+      </w:r>
+      <w:r>
+        <w:rPr>
+          <w:strike/>
+        </w:rPr>
+        <w:t>Validate and use a positive control in all experiments</w:t>
+      </w:r>
+      <w:r>
+        <w:t xml:space="preserve"> </w:t>
+      </w:r>
       <w:r>
         <w:rPr>
           <w:b/>
           <w:bCs/>
         </w:rPr>
-        <w:t>Plan</w:t>
-      </w:r>
-    </w:p>
-    <w:p>
-      <w:r>
-        <w:t>Paragraph 1</w:t>
+        <w:t>not including this</w:t>
+      </w:r>
+    </w:p>
+    <w:p>
+      <w:pPr>
+        <w:pStyle w:val="ListParagraph"/>
+        <w:numPr>
+          <w:ilvl w:val="1"/>
+          <w:numId w:val="4"/>
+        </w:numPr>
+        <w:rPr>
+          <w:strike/>
+        </w:rPr>
+      </w:pPr>
+      <w:r>
+        <w:rPr>
+          <w:strike/>
+        </w:rPr>
+        <w:t>Perform calu-3 vs primary as a direct comparison with same allergen</w:t>
+      </w:r>
+    </w:p>
+    <w:p>
+      <w:pPr>
+        <w:rPr>
+          <w:b/>
+          <w:bCs/>
+        </w:rPr>
+      </w:pPr>
+      <w:r>
+        <w:rPr>
+          <w:b/>
+          <w:bCs/>
+        </w:rPr>
+        <w:t>PLAN</w:t>
+      </w:r>
+      <w:r>
+        <w:rPr>
+          <w:b/>
+          <w:bCs/>
+        </w:rPr>
+        <w:t>:</w:t>
+      </w:r>
+    </w:p>
+    <w:p>
+      <w:pPr>
+        <w:rPr>
+          <w:b/>
+          <w:bCs/>
+        </w:rPr>
+      </w:pPr>
+      <w:r>
+        <w:rPr>
+          <w:b/>
+          <w:bCs/>
+        </w:rPr>
+        <w:t>Overview</w:t>
+      </w:r>
+    </w:p>
+    <w:p>
+      <w:pPr>
+        <w:pStyle w:val="ListParagraph"/>
+        <w:numPr>
+          <w:ilvl w:val="0"/>
+          <w:numId w:val="8"/>
+        </w:numPr>
+      </w:pPr>
+      <w:r>
+        <w:t>Paragraph 1 – Intro</w:t>
+      </w:r>
+    </w:p>
+    <w:p>
+      <w:pPr>
+        <w:pStyle w:val="ListParagraph"/>
+        <w:numPr>
+          <w:ilvl w:val="0"/>
+          <w:numId w:val="8"/>
+        </w:numPr>
+      </w:pPr>
+      <w:r>
+        <w:t xml:space="preserve">Paragraph 2 – </w:t>
+      </w:r>
+      <w:r>
+        <w:t>Primary HBECs: method development and biological interpretation</w:t>
+      </w:r>
+    </w:p>
+    <w:p>
+      <w:pPr>
+        <w:pStyle w:val="ListParagraph"/>
+        <w:numPr>
+          <w:ilvl w:val="1"/>
+          <w:numId w:val="8"/>
+        </w:numPr>
+      </w:pPr>
+      <w:r>
+        <w:t>Overlap with existing literature</w:t>
+      </w:r>
+    </w:p>
+    <w:p>
+      <w:pPr>
+        <w:pStyle w:val="ListParagraph"/>
+        <w:numPr>
+          <w:ilvl w:val="0"/>
+          <w:numId w:val="8"/>
+        </w:numPr>
+      </w:pPr>
+      <w:r>
+        <w:t xml:space="preserve">Paragraph 3 – </w:t>
+      </w:r>
+      <w:r>
+        <w:t>Calu-3 findings and biological interpretation</w:t>
+      </w:r>
+    </w:p>
+    <w:p>
+      <w:pPr>
+        <w:pStyle w:val="ListParagraph"/>
+        <w:numPr>
+          <w:ilvl w:val="1"/>
+          <w:numId w:val="8"/>
+        </w:numPr>
+      </w:pPr>
+      <w:r>
+        <w:t>Overlap with existing literature</w:t>
+      </w:r>
+    </w:p>
+    <w:p>
+      <w:pPr>
+        <w:pStyle w:val="ListParagraph"/>
+        <w:numPr>
+          <w:ilvl w:val="0"/>
+          <w:numId w:val="8"/>
+        </w:numPr>
+      </w:pPr>
+      <w:r>
+        <w:t xml:space="preserve">Paragraph 4 – </w:t>
+      </w:r>
+      <w:r>
+        <w:t>Evaluation of the non-proprietary transcriptomic workflow</w:t>
+      </w:r>
+    </w:p>
+    <w:p>
+      <w:pPr>
+        <w:pStyle w:val="ListParagraph"/>
+        <w:numPr>
+          <w:ilvl w:val="0"/>
+          <w:numId w:val="8"/>
+        </w:numPr>
+      </w:pPr>
+      <w:r>
+        <w:t xml:space="preserve">Paragraph 5 – </w:t>
+      </w:r>
+      <w:r>
+        <w:t>Strengths and limitations</w:t>
+      </w:r>
+    </w:p>
+    <w:p>
+      <w:pPr>
+        <w:pStyle w:val="ListParagraph"/>
+        <w:numPr>
+          <w:ilvl w:val="0"/>
+          <w:numId w:val="8"/>
+        </w:numPr>
+      </w:pPr>
+      <w:r>
+        <w:t>Paragraph 6 – Experimental design recommendations and future directions</w:t>
+      </w:r>
+    </w:p>
+    <w:p>
+      <w:pPr>
+        <w:pStyle w:val="ListParagraph"/>
+        <w:numPr>
+          <w:ilvl w:val="0"/>
+          <w:numId w:val="8"/>
+        </w:numPr>
+      </w:pPr>
+      <w:r>
+        <w:t>Paragraph 7 – Alternative approaches / future direction</w:t>
+      </w:r>
+    </w:p>
+    <w:p>
+      <w:pPr>
+        <w:pStyle w:val="ListParagraph"/>
+        <w:numPr>
+          <w:ilvl w:val="0"/>
+          <w:numId w:val="8"/>
+        </w:numPr>
+      </w:pPr>
+      <w:r>
+        <w:t>Paragraph 8 – Conclusion</w:t>
+      </w:r>
+      <w:r>
+        <w:t xml:space="preserve"> </w:t>
+      </w:r>
+    </w:p>
+    <w:p/>
+    <w:p>
+      <w:pPr>
+        <w:rPr>
+          <w:b/>
+          <w:bCs/>
+        </w:rPr>
+      </w:pPr>
+      <w:r>
+        <w:rPr>
+          <w:b/>
+          <w:bCs/>
+        </w:rPr>
+        <w:t>Description</w:t>
+      </w:r>
+    </w:p>
+    <w:p>
+      <w:pPr>
+        <w:pStyle w:val="ListParagraph"/>
+        <w:numPr>
+          <w:ilvl w:val="0"/>
+          <w:numId w:val="9"/>
+        </w:numPr>
+        <w:ind w:left="720"/>
+      </w:pPr>
+      <w:r>
+        <w:t>Paragraph 1 – Intro</w:t>
+      </w:r>
+    </w:p>
+    <w:p>
+      <w:pPr>
+        <w:pStyle w:val="ListParagraph"/>
+        <w:numPr>
+          <w:ilvl w:val="0"/>
+          <w:numId w:val="12"/>
+        </w:numPr>
+        <w:ind w:left="360"/>
+      </w:pPr>
+      <w:r>
+        <w:t>State what the study did – broad level</w:t>
+      </w:r>
+    </w:p>
+    <w:p>
+      <w:pPr>
+        <w:pStyle w:val="ListParagraph"/>
+        <w:numPr>
+          <w:ilvl w:val="1"/>
+          <w:numId w:val="12"/>
+        </w:numPr>
+        <w:ind w:left="1080"/>
+      </w:pPr>
+      <w:r>
+        <w:t>Clarify primary HBEC and Calu-3 were separate experiments and not a comparison</w:t>
+      </w:r>
+    </w:p>
+    <w:p>
+      <w:pPr>
+        <w:pStyle w:val="ListParagraph"/>
+        <w:numPr>
+          <w:ilvl w:val="0"/>
+          <w:numId w:val="12"/>
+        </w:numPr>
+        <w:ind w:left="360"/>
+      </w:pPr>
+      <w:r>
+        <w:t>State overview of how you did it</w:t>
+      </w:r>
+    </w:p>
+    <w:p>
+      <w:pPr>
+        <w:pStyle w:val="ListParagraph"/>
+        <w:numPr>
+          <w:ilvl w:val="0"/>
+          <w:numId w:val="12"/>
+        </w:numPr>
+        <w:ind w:left="360"/>
+      </w:pPr>
+      <w:r>
+        <w:t>State what you found – specifics</w:t>
+      </w:r>
+    </w:p>
+    <w:p>
+      <w:pPr>
+        <w:pStyle w:val="ListParagraph"/>
+        <w:numPr>
+          <w:ilvl w:val="0"/>
+          <w:numId w:val="12"/>
+        </w:numPr>
+        <w:ind w:left="360"/>
+      </w:pPr>
+      <w:r>
+        <w:lastRenderedPageBreak/>
+        <w:t>State what the overall benefit of the study is</w:t>
+      </w:r>
+    </w:p>
+    <w:p>
+      <w:pPr>
+        <w:pStyle w:val="ListParagraph"/>
+        <w:numPr>
+          <w:ilvl w:val="1"/>
+          <w:numId w:val="12"/>
+        </w:numPr>
+        <w:ind w:left="1080"/>
+      </w:pPr>
+      <w:r>
+        <w:t>Provides a basis for optimising transcriptomics in future experiments</w:t>
+      </w:r>
+    </w:p>
+    <w:p/>
+    <w:p>
+      <w:pPr>
+        <w:pStyle w:val="ListParagraph"/>
+        <w:numPr>
+          <w:ilvl w:val="0"/>
+          <w:numId w:val="9"/>
+        </w:numPr>
+        <w:ind w:left="720"/>
+      </w:pPr>
+      <w:r>
+        <w:t xml:space="preserve">Paragraph 2 – </w:t>
+      </w:r>
+      <w:r>
+        <w:t>Primary HBECs: method development and biological interpretation</w:t>
+      </w:r>
+    </w:p>
+    <w:p>
+      <w:pPr>
+        <w:pStyle w:val="ListParagraph"/>
+        <w:numPr>
+          <w:ilvl w:val="0"/>
+          <w:numId w:val="13"/>
+        </w:numPr>
+      </w:pPr>
+      <w:r>
+        <w:t>Method development suitability:</w:t>
+      </w:r>
+    </w:p>
+    <w:p>
+      <w:pPr>
+        <w:pStyle w:val="ListParagraph"/>
+        <w:numPr>
+          <w:ilvl w:val="1"/>
+          <w:numId w:val="13"/>
+        </w:numPr>
+      </w:pPr>
+      <w:r>
+        <w:t xml:space="preserve">Increase in miRNA content between untreated and untreated, fitting in with literature </w:t>
+      </w:r>
+      <w:hyperlink r:id="rId10" w:history="1">
+        <w:r>
+          <w:rPr>
+            <w:rStyle w:val="Hyperlink"/>
+          </w:rPr>
+          <w:t>https://www.nature.com/articles/s12276-020-0450-9</w:t>
+        </w:r>
+      </w:hyperlink>
+    </w:p>
+    <w:p>
+      <w:pPr>
+        <w:pStyle w:val="ListParagraph"/>
+        <w:numPr>
+          <w:ilvl w:val="1"/>
+          <w:numId w:val="13"/>
+        </w:numPr>
+      </w:pPr>
+      <w:r>
+        <w:t>Good number of DE miRNAs for pathway enrichment analysis, with almost even upregulated and downregulated [reference]</w:t>
+      </w:r>
+    </w:p>
+    <w:p>
+      <w:pPr>
+        <w:pStyle w:val="ListParagraph"/>
+        <w:numPr>
+          <w:ilvl w:val="0"/>
+          <w:numId w:val="13"/>
+        </w:numPr>
+      </w:pPr>
+      <w:r>
+        <w:t>Biological interpretation:</w:t>
+      </w:r>
+    </w:p>
+    <w:p>
+      <w:pPr>
+        <w:pStyle w:val="ListParagraph"/>
+        <w:numPr>
+          <w:ilvl w:val="1"/>
+          <w:numId w:val="13"/>
+        </w:numPr>
+      </w:pPr>
+      <w:r>
+        <w:t xml:space="preserve">miRNA expression levels (heatmap) in control samples may be more variable between replicates due to the differing physiological state of donors. </w:t>
+      </w:r>
+    </w:p>
+    <w:p>
+      <w:pPr>
+        <w:pStyle w:val="ListParagraph"/>
+        <w:numPr>
+          <w:ilvl w:val="1"/>
+          <w:numId w:val="13"/>
+        </w:numPr>
+      </w:pPr>
+      <w:r>
+        <w:t>QC characteristics (read profiles and RNA composition)</w:t>
+      </w:r>
+    </w:p>
+    <w:p>
+      <w:pPr>
+        <w:pStyle w:val="ListParagraph"/>
+        <w:numPr>
+          <w:ilvl w:val="2"/>
+          <w:numId w:val="13"/>
+        </w:numPr>
+      </w:pPr>
+      <w:r>
+        <w:t>Unique profile can’t be explained solely by miRNA but potentially by rRNA (fragments)</w:t>
+      </w:r>
+    </w:p>
+    <w:p>
+      <w:pPr>
+        <w:pStyle w:val="ListParagraph"/>
+        <w:numPr>
+          <w:ilvl w:val="2"/>
+          <w:numId w:val="13"/>
+        </w:numPr>
+      </w:pPr>
+      <w:r>
+        <w:t>Genuine biological response vs technical artefact</w:t>
+      </w:r>
+    </w:p>
+    <w:p>
+      <w:pPr>
+        <w:pStyle w:val="ListParagraph"/>
+        <w:numPr>
+          <w:ilvl w:val="1"/>
+          <w:numId w:val="13"/>
+        </w:numPr>
+      </w:pPr>
+      <w:r>
+        <w:t>Biological relevance of pathways identified (e.g., immune-related)</w:t>
+      </w:r>
+    </w:p>
+    <w:p>
+      <w:pPr>
+        <w:pStyle w:val="ListParagraph"/>
+        <w:numPr>
+          <w:ilvl w:val="1"/>
+          <w:numId w:val="13"/>
+        </w:numPr>
+      </w:pPr>
+      <w:r>
+        <w:t>Outliers in PCA</w:t>
+      </w:r>
+    </w:p>
+    <w:p>
+      <w:pPr>
+        <w:pStyle w:val="ListParagraph"/>
+        <w:numPr>
+          <w:ilvl w:val="1"/>
+          <w:numId w:val="13"/>
+        </w:numPr>
+      </w:pPr>
+      <w:r>
+        <w:t xml:space="preserve">Low </w:t>
+      </w:r>
+      <w:proofErr w:type="spellStart"/>
+      <w:r>
+        <w:t>logFC</w:t>
+      </w:r>
+      <w:proofErr w:type="spellEnd"/>
+      <w:r>
+        <w:t xml:space="preserve"> changes – typical of miRNAs where only small changes in expression can have large effects [reference]</w:t>
+      </w:r>
+    </w:p>
+    <w:p>
+      <w:pPr>
+        <w:pStyle w:val="ListParagraph"/>
+        <w:numPr>
+          <w:ilvl w:val="1"/>
+          <w:numId w:val="13"/>
+        </w:numPr>
+      </w:pPr>
+      <w:r>
+        <w:t>Look to see if the pathways/</w:t>
+      </w:r>
+      <w:proofErr w:type="spellStart"/>
+      <w:r>
+        <w:t>mirnas</w:t>
+      </w:r>
+      <w:proofErr w:type="spellEnd"/>
+      <w:r>
+        <w:t xml:space="preserve"> CJ identified are discussed in literature</w:t>
+      </w:r>
+    </w:p>
+    <w:p>
+      <w:pPr>
+        <w:pStyle w:val="ListParagraph"/>
+        <w:numPr>
+          <w:ilvl w:val="2"/>
+          <w:numId w:val="13"/>
+        </w:numPr>
+      </w:pPr>
+      <w:r>
+        <w:t xml:space="preserve">IL-13 pathway corelated with asthma and “miR-92b, miR-210, and miR-34a significantly correlated with lung function parameters in children” </w:t>
+      </w:r>
+      <w:hyperlink r:id="rId11" w:history="1">
+        <w:r>
+          <w:rPr>
+            <w:rStyle w:val="Hyperlink"/>
+          </w:rPr>
+          <w:t>https://onlinelibrary.wiley.com/doi/10.1111/all.14008</w:t>
+        </w:r>
+      </w:hyperlink>
+    </w:p>
+    <w:p>
+      <w:pPr>
+        <w:pStyle w:val="ListParagraph"/>
+        <w:ind w:left="2160"/>
+      </w:pPr>
+    </w:p>
+    <w:p/>
+    <w:p>
+      <w:pPr>
+        <w:pStyle w:val="ListParagraph"/>
+        <w:numPr>
+          <w:ilvl w:val="0"/>
+          <w:numId w:val="9"/>
+        </w:numPr>
+      </w:pPr>
+      <w:r>
+        <w:t xml:space="preserve">Paragraph 3 – </w:t>
+      </w:r>
+      <w:r>
+        <w:t>Calu-3 findings and biological interpretation</w:t>
+      </w:r>
+    </w:p>
+    <w:p>
+      <w:pPr>
+        <w:pStyle w:val="ListParagraph"/>
+        <w:numPr>
+          <w:ilvl w:val="1"/>
+          <w:numId w:val="9"/>
+        </w:numPr>
+      </w:pPr>
+      <w:r>
+        <w:t>Overlap with existing literature</w:t>
+      </w:r>
+    </w:p>
+    <w:p>
+      <w:pPr>
+        <w:pStyle w:val="ListParagraph"/>
+        <w:numPr>
+          <w:ilvl w:val="0"/>
+          <w:numId w:val="15"/>
+        </w:numPr>
+      </w:pPr>
+      <w:r>
+        <w:t>Very little miRNA content</w:t>
+      </w:r>
+    </w:p>
+    <w:p>
+      <w:pPr>
+        <w:pStyle w:val="ListParagraph"/>
+        <w:numPr>
+          <w:ilvl w:val="1"/>
+          <w:numId w:val="15"/>
+        </w:numPr>
+      </w:pPr>
+      <w:r>
+        <w:t>Link to experimental design [WB</w:t>
+      </w:r>
+      <w:r>
+        <w:t xml:space="preserve"> </w:t>
+      </w:r>
+      <w:r>
+        <w:t>reference]</w:t>
+      </w:r>
+    </w:p>
+    <w:p>
+      <w:pPr>
+        <w:pStyle w:val="ListParagraph"/>
+        <w:numPr>
+          <w:ilvl w:val="0"/>
+          <w:numId w:val="15"/>
+        </w:numPr>
+      </w:pPr>
+      <w:r>
+        <w:t>Few de miRNAs even at exploratory threshold</w:t>
+      </w:r>
+    </w:p>
+    <w:p>
+      <w:pPr>
+        <w:pStyle w:val="ListParagraph"/>
+        <w:numPr>
+          <w:ilvl w:val="0"/>
+          <w:numId w:val="15"/>
+        </w:numPr>
+      </w:pPr>
+      <w:r>
+        <w:t xml:space="preserve">Some supporting evidence found for these </w:t>
+      </w:r>
+      <w:proofErr w:type="spellStart"/>
+      <w:r>
+        <w:t>mirnas</w:t>
+      </w:r>
+      <w:proofErr w:type="spellEnd"/>
+      <w:r>
+        <w:t xml:space="preserve"> being involved in relevant biological pathways</w:t>
+      </w:r>
+    </w:p>
+    <w:p>
+      <w:pPr>
+        <w:pStyle w:val="ListParagraph"/>
+        <w:numPr>
+          <w:ilvl w:val="1"/>
+          <w:numId w:val="15"/>
+        </w:numPr>
+      </w:pPr>
+      <w:r>
+        <w:t xml:space="preserve">However, miRNAs have such broad range of </w:t>
+      </w:r>
+      <w:proofErr w:type="gramStart"/>
+      <w:r>
+        <w:t>targets</w:t>
+      </w:r>
+      <w:proofErr w:type="gramEnd"/>
+      <w:r>
+        <w:t xml:space="preserve"> so it does not provide definitive proof. </w:t>
+      </w:r>
+    </w:p>
+    <w:p>
+      <w:pPr>
+        <w:pStyle w:val="ListParagraph"/>
+        <w:numPr>
+          <w:ilvl w:val="0"/>
+          <w:numId w:val="15"/>
+        </w:numPr>
+      </w:pPr>
+      <w:r>
+        <w:t>These findings seriously cast doubt on the results – results should be interpreted very cautiously</w:t>
+      </w:r>
+    </w:p>
+    <w:p>
+      <w:pPr>
+        <w:pStyle w:val="ListParagraph"/>
+        <w:numPr>
+          <w:ilvl w:val="0"/>
+          <w:numId w:val="15"/>
+        </w:numPr>
+      </w:pPr>
+      <w:r>
+        <w:lastRenderedPageBreak/>
+        <w:t>Untreated samples did not have the lowest miRNA expression. This may be due to the experimental design rather than biological function</w:t>
+      </w:r>
+    </w:p>
+    <w:p>
+      <w:pPr>
+        <w:pStyle w:val="ListParagraph"/>
+        <w:numPr>
+          <w:ilvl w:val="0"/>
+          <w:numId w:val="14"/>
+        </w:numPr>
+      </w:pPr>
+      <w:r>
+        <w:t>Outliers in PCA</w:t>
+      </w:r>
+    </w:p>
+    <w:p>
+      <w:pPr>
+        <w:pStyle w:val="ListParagraph"/>
+      </w:pPr>
+    </w:p>
+    <w:p>
+      <w:pPr>
+        <w:pStyle w:val="ListParagraph"/>
+      </w:pPr>
+    </w:p>
+    <w:p>
+      <w:pPr>
+        <w:pStyle w:val="ListParagraph"/>
+        <w:numPr>
+          <w:ilvl w:val="0"/>
+          <w:numId w:val="9"/>
+        </w:numPr>
+      </w:pPr>
+      <w:r>
+        <w:t xml:space="preserve">Paragraph 4 – </w:t>
+      </w:r>
+      <w:r>
+        <w:t>Evaluation of the non-proprietary transcriptomic workflow</w:t>
+      </w:r>
+    </w:p>
+    <w:p>
+      <w:pPr>
+        <w:pStyle w:val="ListParagraph"/>
+        <w:numPr>
+          <w:ilvl w:val="0"/>
+          <w:numId w:val="14"/>
+        </w:numPr>
+      </w:pPr>
+      <w:r>
+        <w:t>Guide:</w:t>
+      </w:r>
+    </w:p>
+    <w:p>
+      <w:pPr>
+        <w:pStyle w:val="ListParagraph"/>
+        <w:numPr>
+          <w:ilvl w:val="1"/>
+          <w:numId w:val="14"/>
+        </w:numPr>
+      </w:pPr>
+      <w:r>
+        <w:t>State whether the workflow achieved its purpose</w:t>
+      </w:r>
+    </w:p>
+    <w:p>
+      <w:pPr>
+        <w:pStyle w:val="ListParagraph"/>
+        <w:numPr>
+          <w:ilvl w:val="1"/>
+          <w:numId w:val="14"/>
+        </w:numPr>
+      </w:pPr>
+      <w:r>
+        <w:t>Discuss importance of the QC stage</w:t>
+      </w:r>
+    </w:p>
+    <w:p>
+      <w:pPr>
+        <w:pStyle w:val="ListParagraph"/>
+        <w:numPr>
+          <w:ilvl w:val="1"/>
+          <w:numId w:val="14"/>
+        </w:numPr>
+      </w:pPr>
+      <w:r>
+        <w:t>Evaluate differential expression analysis</w:t>
+      </w:r>
+    </w:p>
+    <w:p>
+      <w:pPr>
+        <w:pStyle w:val="ListParagraph"/>
+        <w:numPr>
+          <w:ilvl w:val="1"/>
+          <w:numId w:val="14"/>
+        </w:numPr>
+      </w:pPr>
+      <w:r>
+        <w:t>Discuss pathway enrichment</w:t>
+      </w:r>
+    </w:p>
+    <w:p>
+      <w:pPr>
+        <w:pStyle w:val="ListParagraph"/>
+        <w:numPr>
+          <w:ilvl w:val="1"/>
+          <w:numId w:val="14"/>
+        </w:numPr>
+      </w:pPr>
+      <w:r>
+        <w:t>Reflect on using open-source software</w:t>
+      </w:r>
+    </w:p>
+    <w:p>
+      <w:pPr>
+        <w:pStyle w:val="ListParagraph"/>
+        <w:numPr>
+          <w:ilvl w:val="1"/>
+          <w:numId w:val="14"/>
+        </w:numPr>
+      </w:pPr>
+      <w:r>
+        <w:t>Brief overall evaluation</w:t>
+      </w:r>
+    </w:p>
+    <w:p>
+      <w:pPr>
+        <w:pStyle w:val="ListParagraph"/>
+        <w:numPr>
+          <w:ilvl w:val="0"/>
+          <w:numId w:val="14"/>
+        </w:numPr>
+      </w:pPr>
+      <w:r>
+        <w:t>This pipeline was created as an entirely non-proprietary workflow for EV-derived miRNA transcriptomic analysis.</w:t>
+      </w:r>
+    </w:p>
+    <w:p>
+      <w:pPr>
+        <w:pStyle w:val="ListParagraph"/>
+        <w:numPr>
+          <w:ilvl w:val="1"/>
+          <w:numId w:val="14"/>
+        </w:numPr>
+      </w:pPr>
+      <w:r>
+        <w:t xml:space="preserve">Performed comprehensive QC of every sample, </w:t>
+      </w:r>
+    </w:p>
+    <w:p>
+      <w:pPr>
+        <w:pStyle w:val="ListParagraph"/>
+        <w:numPr>
+          <w:ilvl w:val="1"/>
+          <w:numId w:val="14"/>
+        </w:numPr>
+      </w:pPr>
+      <w:r>
+        <w:t>Enabled simple visualisation of quality control metrics, allowing the identification of samples with distinct profiles, supported by PCA.</w:t>
+      </w:r>
+    </w:p>
+    <w:p>
+      <w:pPr>
+        <w:pStyle w:val="ListParagraph"/>
+        <w:numPr>
+          <w:ilvl w:val="1"/>
+          <w:numId w:val="14"/>
+        </w:numPr>
+      </w:pPr>
+      <w:r>
+        <w:t>DE…</w:t>
+      </w:r>
+    </w:p>
+    <w:p>
+      <w:pPr>
+        <w:pStyle w:val="ListParagraph"/>
+        <w:numPr>
+          <w:ilvl w:val="0"/>
+          <w:numId w:val="14"/>
+        </w:numPr>
+      </w:pPr>
+      <w:r>
+        <w:t>A lot of consideration was given as to how to filter the target gene list (supp table [</w:t>
+      </w:r>
+      <w:proofErr w:type="spellStart"/>
+      <w:r>
+        <w:t>fe</w:t>
+      </w:r>
+      <w:proofErr w:type="spellEnd"/>
+      <w:r>
+        <w:t xml:space="preserve"> techniques])</w:t>
+      </w:r>
+    </w:p>
+    <w:p>
+      <w:pPr>
+        <w:pStyle w:val="ListParagraph"/>
+        <w:numPr>
+          <w:ilvl w:val="0"/>
+          <w:numId w:val="14"/>
+        </w:numPr>
+      </w:pPr>
+      <w:r>
+        <w:t>Is currently built around the data and samples provided; can’t handle alternate data e.g., file names, other conditions.</w:t>
+      </w:r>
+    </w:p>
+    <w:p>
+      <w:pPr>
+        <w:pStyle w:val="ListParagraph"/>
+        <w:numPr>
+          <w:ilvl w:val="0"/>
+          <w:numId w:val="14"/>
+        </w:numPr>
+      </w:pPr>
+      <w:r>
+        <w:t>Open-source tools were sufficient to perform DE analysis. However, pathway enrichment analysis could have been improved by using premium, manually curated databases, such as QIAGEN IPA which integrate multiple pathway and target gene databases as well as offering comprehensive target gene filtering to optimise your analysis.</w:t>
+      </w:r>
+    </w:p>
+    <w:p>
+      <w:pPr>
+        <w:pStyle w:val="ListParagraph"/>
+      </w:pPr>
+    </w:p>
+    <w:p/>
+    <w:p>
+      <w:pPr>
+        <w:pStyle w:val="ListParagraph"/>
+        <w:numPr>
+          <w:ilvl w:val="0"/>
+          <w:numId w:val="9"/>
+        </w:numPr>
+      </w:pPr>
+      <w:r>
+        <w:t xml:space="preserve">Paragraph 5 – </w:t>
+      </w:r>
+      <w:r>
+        <w:t>Strengths and limitations</w:t>
+      </w:r>
+    </w:p>
+    <w:p>
+      <w:pPr>
+        <w:pStyle w:val="ListParagraph"/>
+        <w:numPr>
+          <w:ilvl w:val="0"/>
+          <w:numId w:val="16"/>
+        </w:numPr>
+      </w:pPr>
+      <w:r>
+        <w:t>Strengths:</w:t>
+      </w:r>
+    </w:p>
+    <w:p>
+      <w:pPr>
+        <w:pStyle w:val="ListParagraph"/>
+        <w:numPr>
+          <w:ilvl w:val="1"/>
+          <w:numId w:val="16"/>
+        </w:numPr>
+      </w:pPr>
+      <w:r>
+        <w:t>Reproducible open-source workflow suitable for application in future iterations of the study</w:t>
+      </w:r>
+    </w:p>
+    <w:p>
+      <w:pPr>
+        <w:pStyle w:val="ListParagraph"/>
+        <w:numPr>
+          <w:ilvl w:val="1"/>
+          <w:numId w:val="16"/>
+        </w:numPr>
+      </w:pPr>
+      <w:r>
+        <w:t>Carefully considers qc data e.g., miRNA content to contextualise results</w:t>
+      </w:r>
+    </w:p>
+    <w:p>
+      <w:pPr>
+        <w:pStyle w:val="ListParagraph"/>
+        <w:numPr>
+          <w:ilvl w:val="1"/>
+          <w:numId w:val="16"/>
+        </w:numPr>
+      </w:pPr>
+      <w:r>
+        <w:t>Use of high-quality miRNA databases for mapping reads</w:t>
+      </w:r>
+    </w:p>
+    <w:p>
+      <w:pPr>
+        <w:pStyle w:val="ListParagraph"/>
+        <w:numPr>
+          <w:ilvl w:val="1"/>
+          <w:numId w:val="16"/>
+        </w:numPr>
+      </w:pPr>
+      <w:r>
+        <w:t>Tests multiple forms of pathway enrichment analysis</w:t>
+      </w:r>
+    </w:p>
+    <w:p>
+      <w:pPr>
+        <w:pStyle w:val="ListParagraph"/>
+        <w:numPr>
+          <w:ilvl w:val="2"/>
+          <w:numId w:val="16"/>
+        </w:numPr>
+      </w:pPr>
+      <w:r>
+        <w:t>Only considers experimentally validated target genes</w:t>
+      </w:r>
+    </w:p>
+    <w:p>
+      <w:pPr>
+        <w:pStyle w:val="ListParagraph"/>
+        <w:numPr>
+          <w:ilvl w:val="1"/>
+          <w:numId w:val="16"/>
+        </w:numPr>
+      </w:pPr>
+      <w:r>
+        <w:lastRenderedPageBreak/>
+        <w:t>Offers alternative method for investigating biological function of miRNAs when too few DE miRNAs are present for pathway enrichment analysis</w:t>
+      </w:r>
+    </w:p>
+    <w:p>
+      <w:pPr>
+        <w:pStyle w:val="ListParagraph"/>
+        <w:numPr>
+          <w:ilvl w:val="1"/>
+          <w:numId w:val="16"/>
+        </w:numPr>
+      </w:pPr>
+      <w:r>
+        <w:t>Identified outliers through qc metrics and PCA</w:t>
+      </w:r>
+    </w:p>
+    <w:p>
+      <w:pPr>
+        <w:pStyle w:val="ListParagraph"/>
+        <w:numPr>
+          <w:ilvl w:val="1"/>
+          <w:numId w:val="16"/>
+        </w:numPr>
+      </w:pPr>
+      <w:proofErr w:type="spellStart"/>
+      <w:r>
+        <w:t>Reactome</w:t>
+      </w:r>
+      <w:proofErr w:type="spellEnd"/>
+      <w:r>
+        <w:t xml:space="preserve"> was better suited for immune pathways compared to Kegg/GO etc.</w:t>
+      </w:r>
+    </w:p>
+    <w:p>
+      <w:pPr>
+        <w:pStyle w:val="ListParagraph"/>
+        <w:numPr>
+          <w:ilvl w:val="0"/>
+          <w:numId w:val="16"/>
+        </w:numPr>
+      </w:pPr>
+      <w:r>
+        <w:t>Limitations:</w:t>
+      </w:r>
+    </w:p>
+    <w:p>
+      <w:pPr>
+        <w:pStyle w:val="ListParagraph"/>
+        <w:numPr>
+          <w:ilvl w:val="1"/>
+          <w:numId w:val="16"/>
+        </w:numPr>
+      </w:pPr>
+      <w:r>
+        <w:t>Small sample size (three biological replicates per experimental condition) limited statistical power, prevented removing outlier samples and introduced biological variability.</w:t>
+      </w:r>
+    </w:p>
+    <w:p>
+      <w:pPr>
+        <w:pStyle w:val="ListParagraph"/>
+        <w:numPr>
+          <w:ilvl w:val="2"/>
+          <w:numId w:val="16"/>
+        </w:numPr>
+      </w:pPr>
+      <w:r>
+        <w:t>Only 3 donors and a</w:t>
+      </w:r>
+      <w:r>
+        <w:t>ssignment of donor to condition was performed blind and random therefore we can’t determine donor-specific effects within replicates</w:t>
+      </w:r>
+    </w:p>
+    <w:p>
+      <w:pPr>
+        <w:pStyle w:val="ListParagraph"/>
+        <w:numPr>
+          <w:ilvl w:val="1"/>
+          <w:numId w:val="16"/>
+        </w:numPr>
+      </w:pPr>
+      <w:r>
+        <w:t>Low miRNA abundance, especially in Calu-3 cells, reduced confidence in DE results, and consequently pathway enrichment analysis.</w:t>
+      </w:r>
+    </w:p>
+    <w:p>
+      <w:pPr>
+        <w:pStyle w:val="ListParagraph"/>
+        <w:numPr>
+          <w:ilvl w:val="2"/>
+          <w:numId w:val="16"/>
+        </w:numPr>
+      </w:pPr>
+      <w:r>
+        <w:t>miRNA experiments generally use [x] abundance [reference]</w:t>
+      </w:r>
+    </w:p>
+    <w:p>
+      <w:pPr>
+        <w:pStyle w:val="ListParagraph"/>
+        <w:numPr>
+          <w:ilvl w:val="2"/>
+          <w:numId w:val="16"/>
+        </w:numPr>
+      </w:pPr>
+      <w:r>
+        <w:t>Especially low miRNA abundance in the control samples reduces the statistical power of each condition as this is what comparisons are drawn from</w:t>
+      </w:r>
+      <w:r>
+        <w:t xml:space="preserve"> </w:t>
+      </w:r>
+    </w:p>
+    <w:p>
+      <w:pPr>
+        <w:pStyle w:val="ListParagraph"/>
+        <w:numPr>
+          <w:ilvl w:val="1"/>
+          <w:numId w:val="16"/>
+        </w:numPr>
+      </w:pPr>
+      <w:r>
+        <w:t xml:space="preserve">No experimental validation - </w:t>
+      </w:r>
+      <w:r>
+        <w:t>Pathway enrichment analysis is predictive rather than functional</w:t>
+      </w:r>
+      <w:r>
+        <w:t xml:space="preserve"> [going to specify methods for performing functional validation in the ‘future aims’ paragraph] </w:t>
+      </w:r>
+    </w:p>
+    <w:p>
+      <w:pPr>
+        <w:pStyle w:val="ListParagraph"/>
+        <w:numPr>
+          <w:ilvl w:val="2"/>
+          <w:numId w:val="16"/>
+        </w:numPr>
+      </w:pPr>
+      <w:r>
+        <w:t>Produces hypotheses, not causality</w:t>
+      </w:r>
+    </w:p>
+    <w:p>
+      <w:pPr>
+        <w:pStyle w:val="ListParagraph"/>
+        <w:numPr>
+          <w:ilvl w:val="2"/>
+          <w:numId w:val="16"/>
+        </w:numPr>
+      </w:pPr>
+      <w:r>
+        <w:t xml:space="preserve">Gaps in gene targets can cause associations to be missed; massively researched miRNAs can cause </w:t>
+      </w:r>
+      <w:proofErr w:type="gramStart"/>
+      <w:r>
+        <w:t>bias  and</w:t>
+      </w:r>
+      <w:proofErr w:type="gramEnd"/>
+      <w:r>
+        <w:t xml:space="preserve"> false positives </w:t>
+      </w:r>
+      <w:hyperlink r:id="rId12" w:history="1">
+        <w:r>
+          <w:rPr>
+            <w:rStyle w:val="Hyperlink"/>
+            <w:rFonts w:ascii="Aptos" w:hAnsi="Aptos"/>
+          </w:rPr>
+          <w:t>https://pmc.ncbi.nlm.nih.gov/articles/PMC4402548/</w:t>
+        </w:r>
+      </w:hyperlink>
+    </w:p>
+    <w:p>
+      <w:pPr>
+        <w:pStyle w:val="ListParagraph"/>
+        <w:numPr>
+          <w:ilvl w:val="1"/>
+          <w:numId w:val="16"/>
+        </w:numPr>
+      </w:pPr>
+      <w:r>
+        <w:t>Only taking genes from one database (</w:t>
+      </w:r>
+      <w:proofErr w:type="spellStart"/>
+      <w:r>
+        <w:t>mirtarbase</w:t>
+      </w:r>
+      <w:proofErr w:type="spellEnd"/>
+      <w:r>
+        <w:t>) is less robust</w:t>
+      </w:r>
+    </w:p>
+    <w:p>
+      <w:pPr>
+        <w:pStyle w:val="ListParagraph"/>
+        <w:numPr>
+          <w:ilvl w:val="1"/>
+          <w:numId w:val="16"/>
+        </w:numPr>
+      </w:pPr>
+      <w:r>
+        <w:t>Does not use accompanying mRNA data to establish miRNA-mRNA anticorrelated relationships</w:t>
+      </w:r>
+    </w:p>
+    <w:p>
+      <w:pPr>
+        <w:pStyle w:val="ListParagraph"/>
+        <w:numPr>
+          <w:ilvl w:val="1"/>
+          <w:numId w:val="16"/>
+        </w:numPr>
+      </w:pPr>
+      <w:r>
+        <w:t>End with a balanced concluding sentence (that links to future aims paragraph)</w:t>
+      </w:r>
+    </w:p>
+    <w:p/>
+    <w:p>
+      <w:pPr>
+        <w:pStyle w:val="ListParagraph"/>
+        <w:numPr>
+          <w:ilvl w:val="0"/>
+          <w:numId w:val="9"/>
+        </w:numPr>
+      </w:pPr>
+      <w:r>
+        <w:t>Paragraph 6 – Experimental design recommendations and future directions</w:t>
+      </w:r>
+    </w:p>
+    <w:p>
+      <w:pPr>
+        <w:pStyle w:val="ListParagraph"/>
+        <w:numPr>
+          <w:ilvl w:val="0"/>
+          <w:numId w:val="17"/>
+        </w:numPr>
+      </w:pPr>
+      <w:r>
+        <w:t>Experimental design:</w:t>
+      </w:r>
+    </w:p>
+    <w:p>
+      <w:pPr>
+        <w:pStyle w:val="ListParagraph"/>
+        <w:numPr>
+          <w:ilvl w:val="1"/>
+          <w:numId w:val="17"/>
+        </w:numPr>
+      </w:pPr>
+      <w:r>
+        <w:t>Consider experimental design carefully to allow sufficient EVs to be dedicated to transcriptomic analysis</w:t>
+      </w:r>
+    </w:p>
+    <w:p>
+      <w:pPr>
+        <w:pStyle w:val="ListParagraph"/>
+        <w:numPr>
+          <w:ilvl w:val="1"/>
+          <w:numId w:val="17"/>
+        </w:numPr>
+      </w:pPr>
+      <w:r>
+        <w:t>Increase sample size</w:t>
+      </w:r>
+    </w:p>
+    <w:p>
+      <w:pPr>
+        <w:pStyle w:val="ListParagraph"/>
+        <w:numPr>
+          <w:ilvl w:val="2"/>
+          <w:numId w:val="17"/>
+        </w:numPr>
+      </w:pPr>
+      <w:r>
+        <w:t>Enable removal of outliers</w:t>
+      </w:r>
+    </w:p>
+    <w:p>
+      <w:pPr>
+        <w:pStyle w:val="ListParagraph"/>
+        <w:numPr>
+          <w:ilvl w:val="1"/>
+          <w:numId w:val="17"/>
+        </w:numPr>
+      </w:pPr>
+      <w:r>
+        <w:t xml:space="preserve">Obtain accompanying mRNA data, e.g., from microarray experiment, to identify anticorrelated miRNA-mRNA relationships </w:t>
+      </w:r>
+      <w:r>
+        <w:lastRenderedPageBreak/>
+        <w:t>which will help focus the experiment to only relevant mRNAs, reduce noise, increase statistical power</w:t>
+      </w:r>
+    </w:p>
+    <w:p>
+      <w:pPr>
+        <w:pStyle w:val="ListParagraph"/>
+        <w:numPr>
+          <w:ilvl w:val="0"/>
+          <w:numId w:val="17"/>
+        </w:numPr>
+      </w:pPr>
+      <w:r>
+        <w:t>Transcriptomics:</w:t>
+      </w:r>
+    </w:p>
+    <w:p>
+      <w:pPr>
+        <w:pStyle w:val="ListParagraph"/>
+        <w:numPr>
+          <w:ilvl w:val="1"/>
+          <w:numId w:val="17"/>
+        </w:numPr>
+      </w:pPr>
+      <w:r>
+        <w:t xml:space="preserve">Could have used </w:t>
+      </w:r>
+      <w:r>
+        <w:t xml:space="preserve">network [builders?] such as </w:t>
+      </w:r>
+      <w:proofErr w:type="spellStart"/>
+      <w:r>
+        <w:t>mi</w:t>
+      </w:r>
+      <w:r>
+        <w:t>RN</w:t>
+      </w:r>
+      <w:r>
+        <w:t>et</w:t>
+      </w:r>
+      <w:proofErr w:type="spellEnd"/>
+      <w:r>
+        <w:t xml:space="preserve"> </w:t>
+      </w:r>
+      <w:r>
+        <w:t>or</w:t>
+      </w:r>
+      <w:r>
+        <w:t xml:space="preserve"> </w:t>
+      </w:r>
+      <w:proofErr w:type="spellStart"/>
+      <w:r>
+        <w:t>diana_mirpath</w:t>
+      </w:r>
+      <w:proofErr w:type="spellEnd"/>
+      <w:r>
+        <w:t xml:space="preserve"> (which was unavailable during this study)</w:t>
+      </w:r>
+    </w:p>
+    <w:p>
+      <w:pPr>
+        <w:pStyle w:val="ListParagraph"/>
+        <w:numPr>
+          <w:ilvl w:val="1"/>
+          <w:numId w:val="17"/>
+        </w:numPr>
+      </w:pPr>
+      <w:r>
+        <w:t>Validate workflow using publicly available datasets</w:t>
+      </w:r>
+    </w:p>
+    <w:p>
+      <w:pPr>
+        <w:pStyle w:val="ListParagraph"/>
+        <w:numPr>
+          <w:ilvl w:val="1"/>
+          <w:numId w:val="17"/>
+        </w:numPr>
+      </w:pPr>
+      <w:r>
+        <w:t>Could have used alternate ranking system for miRNA-set enrichment analysis (e.g., considers significance as well)</w:t>
+      </w:r>
+    </w:p>
+    <w:p>
+      <w:pPr>
+        <w:pStyle w:val="ListParagraph"/>
+        <w:numPr>
+          <w:ilvl w:val="1"/>
+          <w:numId w:val="17"/>
+        </w:numPr>
+      </w:pPr>
+      <w:r>
+        <w:t>Perform statistics on expression differences between conditions e.g., untreated vs treated</w:t>
+      </w:r>
+    </w:p>
+    <w:p>
+      <w:pPr>
+        <w:pStyle w:val="ListParagraph"/>
+        <w:numPr>
+          <w:ilvl w:val="0"/>
+          <w:numId w:val="17"/>
+        </w:numPr>
+      </w:pPr>
+      <w:r>
+        <w:t>Future directions:</w:t>
+      </w:r>
+    </w:p>
+    <w:p>
+      <w:pPr>
+        <w:pStyle w:val="ListParagraph"/>
+        <w:numPr>
+          <w:ilvl w:val="1"/>
+          <w:numId w:val="17"/>
+        </w:numPr>
+      </w:pPr>
+      <w:r>
+        <w:t>Perform calu-3 vs primary as a direct comparison with same allergen</w:t>
+      </w:r>
+    </w:p>
+    <w:p>
+      <w:pPr>
+        <w:pStyle w:val="ListParagraph"/>
+        <w:numPr>
+          <w:ilvl w:val="1"/>
+          <w:numId w:val="17"/>
+        </w:numPr>
+      </w:pPr>
+      <w:r>
+        <w:t>Validate miRNA</w:t>
+      </w:r>
+      <w:r>
+        <w:t>s from dose 24 by</w:t>
+      </w:r>
+      <w:r>
+        <w:t xml:space="preserve"> e.g., by qPCR, knockdown studies, functional experiments</w:t>
+      </w:r>
+    </w:p>
+    <w:p>
+      <w:pPr>
+        <w:pStyle w:val="ListParagraph"/>
+        <w:numPr>
+          <w:ilvl w:val="1"/>
+          <w:numId w:val="17"/>
+        </w:numPr>
+      </w:pPr>
+      <w:r>
+        <w:t>Run validation using the results obtained from the proprietary services against CJ’s</w:t>
+      </w:r>
+    </w:p>
+    <w:p/>
+    <w:p>
+      <w:pPr>
+        <w:pStyle w:val="ListParagraph"/>
+        <w:numPr>
+          <w:ilvl w:val="0"/>
+          <w:numId w:val="9"/>
+        </w:numPr>
+      </w:pPr>
+      <w:r>
+        <w:t>Paragraph 7 – Conclusion</w:t>
+      </w:r>
+      <w:r>
+        <w:t xml:space="preserve"> </w:t>
+      </w:r>
+    </w:p>
+    <w:p>
+      <w:pPr>
+        <w:pStyle w:val="ListParagraph"/>
+        <w:numPr>
+          <w:ilvl w:val="0"/>
+          <w:numId w:val="11"/>
+        </w:numPr>
+      </w:pPr>
+      <w:r>
+        <w:t>Would not advise using the Calu-3 results apart from as in an exploratory way for reference for future studies.</w:t>
+      </w:r>
+    </w:p>
+    <w:p>
+      <w:pPr>
+        <w:pStyle w:val="ListParagraph"/>
+        <w:numPr>
+          <w:ilvl w:val="0"/>
+          <w:numId w:val="11"/>
+        </w:numPr>
+      </w:pPr>
+      <w:r>
+        <w:t>Offers framework and recommendations for future iterations of allergen transcriptomics studies</w:t>
+      </w:r>
+    </w:p>
+    <w:p/>
+    <w:p/>
+    <w:p/>
+    <w:p/>
+    <w:p/>
+    <w:p/>
+    <w:p/>
+    <w:p/>
+    <w:p/>
+    <w:p>
+      <w:r>
+        <w:rPr>
+          <w:b/>
+          <w:bCs/>
+        </w:rPr>
+        <w:t>Archive</w:t>
+      </w:r>
+    </w:p>
+    <w:p>
+      <w:r>
+        <w:t>Paragraph 1 - Intro</w:t>
       </w:r>
     </w:p>
     <w:p>
@@ -665,7 +3086,20 @@
         </w:numPr>
       </w:pPr>
       <w:r>
+        <w:lastRenderedPageBreak/>
         <w:t>State what the study did – broad level</w:t>
+      </w:r>
+    </w:p>
+    <w:p>
+      <w:pPr>
+        <w:pStyle w:val="ListParagraph"/>
+        <w:numPr>
+          <w:ilvl w:val="1"/>
+          <w:numId w:val="5"/>
+        </w:numPr>
+      </w:pPr>
+      <w:r>
+        <w:t>Clarify primary HBEC and Calu-3 were separate experiments and not a comparison</w:t>
       </w:r>
     </w:p>
     <w:p>
@@ -716,6 +3150,32 @@
         <w:t>Provides a basis for optimising transcriptomics in future experiments</w:t>
       </w:r>
     </w:p>
+    <w:p>
+      <w:r>
+        <w:t>Paragraph 2 – primary HBECs</w:t>
+      </w:r>
+    </w:p>
+    <w:p>
+      <w:r>
+        <w:t>Paragraph 3 – Calu-3 cells</w:t>
+      </w:r>
+    </w:p>
+    <w:p>
+      <w:r>
+        <w:t>Paragraph x – Outsourcing bioinformatics</w:t>
+      </w:r>
+    </w:p>
+    <w:p>
+      <w:r>
+        <w:t xml:space="preserve">Labs frequently outsource bioinformatics work to external companies due to lack of in-house expertise. This study provides a DE analysis workflow that produces similar results to TAmiRNA. However, pathway analysis was enhanced by using the proprietary pathway enrichment analysis tool QIAGEN IPA. </w:t>
+      </w:r>
+    </w:p>
+    <w:p>
+      <w:r>
+        <w:t>Paragraph 3 – conclusion</w:t>
+      </w:r>
+    </w:p>
+    <w:p/>
     <w:sectPr>
       <w:pgSz w:w="11906" w:h="16838"/>
       <w:pgMar w:top="1440" w:right="1440" w:bottom="1440" w:left="1440" w:header="708" w:footer="708" w:gutter="0"/>
@@ -729,6 +3189,657 @@
 <file path=word/numbering.xml><?xml version="1.0" encoding="utf-8"?>
 <w:numbering xmlns:wpc="http://schemas.microsoft.com/office/word/2010/wordprocessingCanvas" xmlns:cx="http://schemas.microsoft.com/office/drawing/2014/chartex" xmlns:cx1="http://schemas.microsoft.com/office/drawing/2015/9/8/chartex" xmlns:cx2="http://schemas.microsoft.com/office/drawing/2015/10/21/chartex" xmlns:cx3="http://schemas.microsoft.com/office/drawing/2016/5/9/chartex" xmlns:cx4="http://schemas.microsoft.com/office/drawing/2016/5/10/chartex" xmlns:cx5="http://schemas.microsoft.com/office/drawing/2016/5/11/chartex" xmlns:cx6="http://schemas.microsoft.com/office/drawing/2016/5/12/chartex" xmlns:cx7="http://schemas.microsoft.com/office/drawing/2016/5/13/chartex" xmlns:cx8="http://schemas.microsoft.com/office/drawing/2016/5/14/chartex" xmlns:mc="http://schemas.openxmlformats.org/markup-compatibility/2006" xmlns:m="http://schemas.openxmlformats.org/officeDocument/2006/math" xmlns:aink="http://schemas.microsoft.com/office/drawing/2016/ink" xmlns:am3d="http://schemas.microsoft.com/office/drawing/2017/model3d" xmlns:oel="http://schemas.microsoft.com/office/2019/extlst" xmlns:r="http://schemas.openxmlformats.org/officeDocument/2006/relationships" xmlns:wp14="http://schemas.microsoft.com/office/word/2010/wordprocessingDrawing" xmlns:wp="http://schemas.openxmlformats.org/drawingml/2006/wordprocessingDrawing" xmlns:wpg="http://schemas.microsoft.com/office/word/2010/wordprocessingGroup" xmlns:wpi="http://schemas.microsoft.com/office/word/2010/wordprocessingInk" xmlns:wps="http://schemas.microsoft.com/office/word/2010/wordprocessingShape" xmlns:o="urn:schemas-microsoft-com:office:office" xmlns:v="urn:schemas-microsoft-com:vml" xmlns:w10="urn:schemas-microsoft-com:office:word" xmlns:w="http://schemas.openxmlformats.org/wordprocessingml/2006/main" xmlns:w14="http://schemas.microsoft.com/office/word/2010/wordml" xmlns:w15="http://schemas.microsoft.com/office/word/2012/wordml" xmlns:w16cei="http://schemas.microsoft.com/office/word/2026/wordml/cei" xmlns:w16cex="http://schemas.microsoft.com/office/word/2018/wordml/cex" xmlns:w16cid="http://schemas.microsoft.com/office/word/2016/wordml/cid" xmlns:w16="http://schemas.microsoft.com/office/word/2018/wordml" xmlns:w16sdtdh="http://schemas.microsoft.com/office/word/2020/wordml/sdtdatahash" xmlns:w16sdtfl="http://schemas.microsoft.com/office/word/2024/wordml/sdtformatlock" xmlns:w16se="http://schemas.microsoft.com/office/word/2015/wordml/symex" xmlns:w16du="http://schemas.microsoft.com/office/word/2023/wordml/word16du" xmlns:wne="http://schemas.microsoft.com/office/word/2006/wordml" mc:Ignorable="w14 w15 w16se w16cid w16 w16cex w16sdtdh w16sdtfl w16du wp14">
   <w:abstractNum w:abstractNumId="0" w15:restartNumberingAfterBreak="0">
+    <w:nsid w:val="04A60C7F"/>
+    <w:multiLevelType w:val="hybridMultilevel"/>
+    <w:tmpl w:val="26028450"/>
+    <w:lvl w:ilvl="0" w:tplc="08090001">
+      <w:start w:val="1"/>
+      <w:numFmt w:val="bullet"/>
+      <w:lvlText w:val=""/>
+      <w:lvlJc w:val="left"/>
+      <w:pPr>
+        <w:ind w:left="360" w:hanging="360"/>
+      </w:pPr>
+      <w:rPr>
+        <w:rFonts w:ascii="Symbol" w:hAnsi="Symbol" w:hint="default"/>
+      </w:rPr>
+    </w:lvl>
+    <w:lvl w:ilvl="1" w:tplc="08090003">
+      <w:start w:val="1"/>
+      <w:numFmt w:val="bullet"/>
+      <w:lvlText w:val="o"/>
+      <w:lvlJc w:val="left"/>
+      <w:pPr>
+        <w:ind w:left="1080" w:hanging="360"/>
+      </w:pPr>
+      <w:rPr>
+        <w:rFonts w:ascii="Courier New" w:hAnsi="Courier New" w:hint="default"/>
+      </w:rPr>
+    </w:lvl>
+    <w:lvl w:ilvl="2" w:tplc="08090005" w:tentative="1">
+      <w:start w:val="1"/>
+      <w:numFmt w:val="bullet"/>
+      <w:lvlText w:val=""/>
+      <w:lvlJc w:val="left"/>
+      <w:pPr>
+        <w:ind w:left="1800" w:hanging="360"/>
+      </w:pPr>
+      <w:rPr>
+        <w:rFonts w:ascii="Wingdings" w:hAnsi="Wingdings" w:hint="default"/>
+      </w:rPr>
+    </w:lvl>
+    <w:lvl w:ilvl="3" w:tplc="08090001" w:tentative="1">
+      <w:start w:val="1"/>
+      <w:numFmt w:val="bullet"/>
+      <w:lvlText w:val=""/>
+      <w:lvlJc w:val="left"/>
+      <w:pPr>
+        <w:ind w:left="2520" w:hanging="360"/>
+      </w:pPr>
+      <w:rPr>
+        <w:rFonts w:ascii="Symbol" w:hAnsi="Symbol" w:hint="default"/>
+      </w:rPr>
+    </w:lvl>
+    <w:lvl w:ilvl="4" w:tplc="08090003" w:tentative="1">
+      <w:start w:val="1"/>
+      <w:numFmt w:val="bullet"/>
+      <w:lvlText w:val="o"/>
+      <w:lvlJc w:val="left"/>
+      <w:pPr>
+        <w:ind w:left="3240" w:hanging="360"/>
+      </w:pPr>
+      <w:rPr>
+        <w:rFonts w:ascii="Courier New" w:hAnsi="Courier New" w:hint="default"/>
+      </w:rPr>
+    </w:lvl>
+    <w:lvl w:ilvl="5" w:tplc="08090005" w:tentative="1">
+      <w:start w:val="1"/>
+      <w:numFmt w:val="bullet"/>
+      <w:lvlText w:val=""/>
+      <w:lvlJc w:val="left"/>
+      <w:pPr>
+        <w:ind w:left="3960" w:hanging="360"/>
+      </w:pPr>
+      <w:rPr>
+        <w:rFonts w:ascii="Wingdings" w:hAnsi="Wingdings" w:hint="default"/>
+      </w:rPr>
+    </w:lvl>
+    <w:lvl w:ilvl="6" w:tplc="08090001" w:tentative="1">
+      <w:start w:val="1"/>
+      <w:numFmt w:val="bullet"/>
+      <w:lvlText w:val=""/>
+      <w:lvlJc w:val="left"/>
+      <w:pPr>
+        <w:ind w:left="4680" w:hanging="360"/>
+      </w:pPr>
+      <w:rPr>
+        <w:rFonts w:ascii="Symbol" w:hAnsi="Symbol" w:hint="default"/>
+      </w:rPr>
+    </w:lvl>
+    <w:lvl w:ilvl="7" w:tplc="08090003" w:tentative="1">
+      <w:start w:val="1"/>
+      <w:numFmt w:val="bullet"/>
+      <w:lvlText w:val="o"/>
+      <w:lvlJc w:val="left"/>
+      <w:pPr>
+        <w:ind w:left="5400" w:hanging="360"/>
+      </w:pPr>
+      <w:rPr>
+        <w:rFonts w:ascii="Courier New" w:hAnsi="Courier New" w:hint="default"/>
+      </w:rPr>
+    </w:lvl>
+    <w:lvl w:ilvl="8" w:tplc="08090005" w:tentative="1">
+      <w:start w:val="1"/>
+      <w:numFmt w:val="bullet"/>
+      <w:lvlText w:val=""/>
+      <w:lvlJc w:val="left"/>
+      <w:pPr>
+        <w:ind w:left="6120" w:hanging="360"/>
+      </w:pPr>
+      <w:rPr>
+        <w:rFonts w:ascii="Wingdings" w:hAnsi="Wingdings" w:hint="default"/>
+      </w:rPr>
+    </w:lvl>
+  </w:abstractNum>
+  <w:abstractNum w:abstractNumId="1" w15:restartNumberingAfterBreak="0">
+    <w:nsid w:val="10DE3D3E"/>
+    <w:multiLevelType w:val="hybridMultilevel"/>
+    <w:tmpl w:val="5A3AFFD0"/>
+    <w:lvl w:ilvl="0" w:tplc="08090001">
+      <w:start w:val="1"/>
+      <w:numFmt w:val="bullet"/>
+      <w:lvlText w:val=""/>
+      <w:lvlJc w:val="left"/>
+      <w:pPr>
+        <w:ind w:left="720" w:hanging="360"/>
+      </w:pPr>
+      <w:rPr>
+        <w:rFonts w:ascii="Symbol" w:hAnsi="Symbol" w:hint="default"/>
+      </w:rPr>
+    </w:lvl>
+    <w:lvl w:ilvl="1" w:tplc="08090003">
+      <w:start w:val="1"/>
+      <w:numFmt w:val="bullet"/>
+      <w:lvlText w:val="o"/>
+      <w:lvlJc w:val="left"/>
+      <w:pPr>
+        <w:ind w:left="1440" w:hanging="360"/>
+      </w:pPr>
+      <w:rPr>
+        <w:rFonts w:ascii="Courier New" w:hAnsi="Courier New" w:hint="default"/>
+      </w:rPr>
+    </w:lvl>
+    <w:lvl w:ilvl="2" w:tplc="08090005" w:tentative="1">
+      <w:start w:val="1"/>
+      <w:numFmt w:val="bullet"/>
+      <w:lvlText w:val=""/>
+      <w:lvlJc w:val="left"/>
+      <w:pPr>
+        <w:ind w:left="2160" w:hanging="360"/>
+      </w:pPr>
+      <w:rPr>
+        <w:rFonts w:ascii="Wingdings" w:hAnsi="Wingdings" w:hint="default"/>
+      </w:rPr>
+    </w:lvl>
+    <w:lvl w:ilvl="3" w:tplc="08090001" w:tentative="1">
+      <w:start w:val="1"/>
+      <w:numFmt w:val="bullet"/>
+      <w:lvlText w:val=""/>
+      <w:lvlJc w:val="left"/>
+      <w:pPr>
+        <w:ind w:left="2880" w:hanging="360"/>
+      </w:pPr>
+      <w:rPr>
+        <w:rFonts w:ascii="Symbol" w:hAnsi="Symbol" w:hint="default"/>
+      </w:rPr>
+    </w:lvl>
+    <w:lvl w:ilvl="4" w:tplc="08090003" w:tentative="1">
+      <w:start w:val="1"/>
+      <w:numFmt w:val="bullet"/>
+      <w:lvlText w:val="o"/>
+      <w:lvlJc w:val="left"/>
+      <w:pPr>
+        <w:ind w:left="3600" w:hanging="360"/>
+      </w:pPr>
+      <w:rPr>
+        <w:rFonts w:ascii="Courier New" w:hAnsi="Courier New" w:hint="default"/>
+      </w:rPr>
+    </w:lvl>
+    <w:lvl w:ilvl="5" w:tplc="08090005" w:tentative="1">
+      <w:start w:val="1"/>
+      <w:numFmt w:val="bullet"/>
+      <w:lvlText w:val=""/>
+      <w:lvlJc w:val="left"/>
+      <w:pPr>
+        <w:ind w:left="4320" w:hanging="360"/>
+      </w:pPr>
+      <w:rPr>
+        <w:rFonts w:ascii="Wingdings" w:hAnsi="Wingdings" w:hint="default"/>
+      </w:rPr>
+    </w:lvl>
+    <w:lvl w:ilvl="6" w:tplc="08090001" w:tentative="1">
+      <w:start w:val="1"/>
+      <w:numFmt w:val="bullet"/>
+      <w:lvlText w:val=""/>
+      <w:lvlJc w:val="left"/>
+      <w:pPr>
+        <w:ind w:left="5040" w:hanging="360"/>
+      </w:pPr>
+      <w:rPr>
+        <w:rFonts w:ascii="Symbol" w:hAnsi="Symbol" w:hint="default"/>
+      </w:rPr>
+    </w:lvl>
+    <w:lvl w:ilvl="7" w:tplc="08090003" w:tentative="1">
+      <w:start w:val="1"/>
+      <w:numFmt w:val="bullet"/>
+      <w:lvlText w:val="o"/>
+      <w:lvlJc w:val="left"/>
+      <w:pPr>
+        <w:ind w:left="5760" w:hanging="360"/>
+      </w:pPr>
+      <w:rPr>
+        <w:rFonts w:ascii="Courier New" w:hAnsi="Courier New" w:hint="default"/>
+      </w:rPr>
+    </w:lvl>
+    <w:lvl w:ilvl="8" w:tplc="08090005" w:tentative="1">
+      <w:start w:val="1"/>
+      <w:numFmt w:val="bullet"/>
+      <w:lvlText w:val=""/>
+      <w:lvlJc w:val="left"/>
+      <w:pPr>
+        <w:ind w:left="6480" w:hanging="360"/>
+      </w:pPr>
+      <w:rPr>
+        <w:rFonts w:ascii="Wingdings" w:hAnsi="Wingdings" w:hint="default"/>
+      </w:rPr>
+    </w:lvl>
+  </w:abstractNum>
+  <w:abstractNum w:abstractNumId="2" w15:restartNumberingAfterBreak="0">
+    <w:nsid w:val="2F837909"/>
+    <w:multiLevelType w:val="hybridMultilevel"/>
+    <w:tmpl w:val="FFBC5C6A"/>
+    <w:lvl w:ilvl="0" w:tplc="FFFFFFFF">
+      <w:start w:val="1"/>
+      <w:numFmt w:val="decimal"/>
+      <w:lvlText w:val="%1."/>
+      <w:lvlJc w:val="left"/>
+      <w:pPr>
+        <w:ind w:left="1080" w:hanging="360"/>
+      </w:pPr>
+    </w:lvl>
+    <w:lvl w:ilvl="1" w:tplc="FFFFFFFF">
+      <w:start w:val="1"/>
+      <w:numFmt w:val="lowerLetter"/>
+      <w:lvlText w:val="%2."/>
+      <w:lvlJc w:val="left"/>
+      <w:pPr>
+        <w:ind w:left="1800" w:hanging="360"/>
+      </w:pPr>
+    </w:lvl>
+    <w:lvl w:ilvl="2" w:tplc="FFFFFFFF" w:tentative="1">
+      <w:start w:val="1"/>
+      <w:numFmt w:val="lowerRoman"/>
+      <w:lvlText w:val="%3."/>
+      <w:lvlJc w:val="right"/>
+      <w:pPr>
+        <w:ind w:left="2520" w:hanging="180"/>
+      </w:pPr>
+    </w:lvl>
+    <w:lvl w:ilvl="3" w:tplc="FFFFFFFF" w:tentative="1">
+      <w:start w:val="1"/>
+      <w:numFmt w:val="decimal"/>
+      <w:lvlText w:val="%4."/>
+      <w:lvlJc w:val="left"/>
+      <w:pPr>
+        <w:ind w:left="3240" w:hanging="360"/>
+      </w:pPr>
+    </w:lvl>
+    <w:lvl w:ilvl="4" w:tplc="FFFFFFFF" w:tentative="1">
+      <w:start w:val="1"/>
+      <w:numFmt w:val="lowerLetter"/>
+      <w:lvlText w:val="%5."/>
+      <w:lvlJc w:val="left"/>
+      <w:pPr>
+        <w:ind w:left="3960" w:hanging="360"/>
+      </w:pPr>
+    </w:lvl>
+    <w:lvl w:ilvl="5" w:tplc="FFFFFFFF" w:tentative="1">
+      <w:start w:val="1"/>
+      <w:numFmt w:val="lowerRoman"/>
+      <w:lvlText w:val="%6."/>
+      <w:lvlJc w:val="right"/>
+      <w:pPr>
+        <w:ind w:left="4680" w:hanging="180"/>
+      </w:pPr>
+    </w:lvl>
+    <w:lvl w:ilvl="6" w:tplc="FFFFFFFF" w:tentative="1">
+      <w:start w:val="1"/>
+      <w:numFmt w:val="decimal"/>
+      <w:lvlText w:val="%7."/>
+      <w:lvlJc w:val="left"/>
+      <w:pPr>
+        <w:ind w:left="5400" w:hanging="360"/>
+      </w:pPr>
+    </w:lvl>
+    <w:lvl w:ilvl="7" w:tplc="FFFFFFFF" w:tentative="1">
+      <w:start w:val="1"/>
+      <w:numFmt w:val="lowerLetter"/>
+      <w:lvlText w:val="%8."/>
+      <w:lvlJc w:val="left"/>
+      <w:pPr>
+        <w:ind w:left="6120" w:hanging="360"/>
+      </w:pPr>
+    </w:lvl>
+    <w:lvl w:ilvl="8" w:tplc="FFFFFFFF" w:tentative="1">
+      <w:start w:val="1"/>
+      <w:numFmt w:val="lowerRoman"/>
+      <w:lvlText w:val="%9."/>
+      <w:lvlJc w:val="right"/>
+      <w:pPr>
+        <w:ind w:left="6840" w:hanging="180"/>
+      </w:pPr>
+    </w:lvl>
+  </w:abstractNum>
+  <w:abstractNum w:abstractNumId="3" w15:restartNumberingAfterBreak="0">
+    <w:nsid w:val="31D27445"/>
+    <w:multiLevelType w:val="hybridMultilevel"/>
+    <w:tmpl w:val="37089CFE"/>
+    <w:lvl w:ilvl="0" w:tplc="08090001">
+      <w:start w:val="1"/>
+      <w:numFmt w:val="bullet"/>
+      <w:lvlText w:val=""/>
+      <w:lvlJc w:val="left"/>
+      <w:pPr>
+        <w:ind w:left="720" w:hanging="360"/>
+      </w:pPr>
+      <w:rPr>
+        <w:rFonts w:ascii="Symbol" w:hAnsi="Symbol" w:hint="default"/>
+      </w:rPr>
+    </w:lvl>
+    <w:lvl w:ilvl="1" w:tplc="08090003" w:tentative="1">
+      <w:start w:val="1"/>
+      <w:numFmt w:val="bullet"/>
+      <w:lvlText w:val="o"/>
+      <w:lvlJc w:val="left"/>
+      <w:pPr>
+        <w:ind w:left="1440" w:hanging="360"/>
+      </w:pPr>
+      <w:rPr>
+        <w:rFonts w:ascii="Courier New" w:hAnsi="Courier New" w:hint="default"/>
+      </w:rPr>
+    </w:lvl>
+    <w:lvl w:ilvl="2" w:tplc="08090005" w:tentative="1">
+      <w:start w:val="1"/>
+      <w:numFmt w:val="bullet"/>
+      <w:lvlText w:val=""/>
+      <w:lvlJc w:val="left"/>
+      <w:pPr>
+        <w:ind w:left="2160" w:hanging="360"/>
+      </w:pPr>
+      <w:rPr>
+        <w:rFonts w:ascii="Wingdings" w:hAnsi="Wingdings" w:hint="default"/>
+      </w:rPr>
+    </w:lvl>
+    <w:lvl w:ilvl="3" w:tplc="08090001" w:tentative="1">
+      <w:start w:val="1"/>
+      <w:numFmt w:val="bullet"/>
+      <w:lvlText w:val=""/>
+      <w:lvlJc w:val="left"/>
+      <w:pPr>
+        <w:ind w:left="2880" w:hanging="360"/>
+      </w:pPr>
+      <w:rPr>
+        <w:rFonts w:ascii="Symbol" w:hAnsi="Symbol" w:hint="default"/>
+      </w:rPr>
+    </w:lvl>
+    <w:lvl w:ilvl="4" w:tplc="08090003" w:tentative="1">
+      <w:start w:val="1"/>
+      <w:numFmt w:val="bullet"/>
+      <w:lvlText w:val="o"/>
+      <w:lvlJc w:val="left"/>
+      <w:pPr>
+        <w:ind w:left="3600" w:hanging="360"/>
+      </w:pPr>
+      <w:rPr>
+        <w:rFonts w:ascii="Courier New" w:hAnsi="Courier New" w:hint="default"/>
+      </w:rPr>
+    </w:lvl>
+    <w:lvl w:ilvl="5" w:tplc="08090005" w:tentative="1">
+      <w:start w:val="1"/>
+      <w:numFmt w:val="bullet"/>
+      <w:lvlText w:val=""/>
+      <w:lvlJc w:val="left"/>
+      <w:pPr>
+        <w:ind w:left="4320" w:hanging="360"/>
+      </w:pPr>
+      <w:rPr>
+        <w:rFonts w:ascii="Wingdings" w:hAnsi="Wingdings" w:hint="default"/>
+      </w:rPr>
+    </w:lvl>
+    <w:lvl w:ilvl="6" w:tplc="08090001" w:tentative="1">
+      <w:start w:val="1"/>
+      <w:numFmt w:val="bullet"/>
+      <w:lvlText w:val=""/>
+      <w:lvlJc w:val="left"/>
+      <w:pPr>
+        <w:ind w:left="5040" w:hanging="360"/>
+      </w:pPr>
+      <w:rPr>
+        <w:rFonts w:ascii="Symbol" w:hAnsi="Symbol" w:hint="default"/>
+      </w:rPr>
+    </w:lvl>
+    <w:lvl w:ilvl="7" w:tplc="08090003" w:tentative="1">
+      <w:start w:val="1"/>
+      <w:numFmt w:val="bullet"/>
+      <w:lvlText w:val="o"/>
+      <w:lvlJc w:val="left"/>
+      <w:pPr>
+        <w:ind w:left="5760" w:hanging="360"/>
+      </w:pPr>
+      <w:rPr>
+        <w:rFonts w:ascii="Courier New" w:hAnsi="Courier New" w:hint="default"/>
+      </w:rPr>
+    </w:lvl>
+    <w:lvl w:ilvl="8" w:tplc="08090005" w:tentative="1">
+      <w:start w:val="1"/>
+      <w:numFmt w:val="bullet"/>
+      <w:lvlText w:val=""/>
+      <w:lvlJc w:val="left"/>
+      <w:pPr>
+        <w:ind w:left="6480" w:hanging="360"/>
+      </w:pPr>
+      <w:rPr>
+        <w:rFonts w:ascii="Wingdings" w:hAnsi="Wingdings" w:hint="default"/>
+      </w:rPr>
+    </w:lvl>
+  </w:abstractNum>
+  <w:abstractNum w:abstractNumId="4" w15:restartNumberingAfterBreak="0">
+    <w:nsid w:val="31E964B0"/>
+    <w:multiLevelType w:val="hybridMultilevel"/>
+    <w:tmpl w:val="06A8A9F4"/>
+    <w:lvl w:ilvl="0" w:tplc="08090001">
+      <w:start w:val="1"/>
+      <w:numFmt w:val="bullet"/>
+      <w:lvlText w:val=""/>
+      <w:lvlJc w:val="left"/>
+      <w:pPr>
+        <w:ind w:left="720" w:hanging="360"/>
+      </w:pPr>
+      <w:rPr>
+        <w:rFonts w:ascii="Symbol" w:hAnsi="Symbol" w:hint="default"/>
+      </w:rPr>
+    </w:lvl>
+    <w:lvl w:ilvl="1" w:tplc="08090003">
+      <w:start w:val="1"/>
+      <w:numFmt w:val="bullet"/>
+      <w:lvlText w:val="o"/>
+      <w:lvlJc w:val="left"/>
+      <w:pPr>
+        <w:ind w:left="1440" w:hanging="360"/>
+      </w:pPr>
+      <w:rPr>
+        <w:rFonts w:ascii="Courier New" w:hAnsi="Courier New" w:hint="default"/>
+      </w:rPr>
+    </w:lvl>
+    <w:lvl w:ilvl="2" w:tplc="08090005">
+      <w:start w:val="1"/>
+      <w:numFmt w:val="bullet"/>
+      <w:lvlText w:val=""/>
+      <w:lvlJc w:val="left"/>
+      <w:pPr>
+        <w:ind w:left="2160" w:hanging="360"/>
+      </w:pPr>
+      <w:rPr>
+        <w:rFonts w:ascii="Wingdings" w:hAnsi="Wingdings" w:hint="default"/>
+      </w:rPr>
+    </w:lvl>
+    <w:lvl w:ilvl="3" w:tplc="08090001" w:tentative="1">
+      <w:start w:val="1"/>
+      <w:numFmt w:val="bullet"/>
+      <w:lvlText w:val=""/>
+      <w:lvlJc w:val="left"/>
+      <w:pPr>
+        <w:ind w:left="2880" w:hanging="360"/>
+      </w:pPr>
+      <w:rPr>
+        <w:rFonts w:ascii="Symbol" w:hAnsi="Symbol" w:hint="default"/>
+      </w:rPr>
+    </w:lvl>
+    <w:lvl w:ilvl="4" w:tplc="08090003" w:tentative="1">
+      <w:start w:val="1"/>
+      <w:numFmt w:val="bullet"/>
+      <w:lvlText w:val="o"/>
+      <w:lvlJc w:val="left"/>
+      <w:pPr>
+        <w:ind w:left="3600" w:hanging="360"/>
+      </w:pPr>
+      <w:rPr>
+        <w:rFonts w:ascii="Courier New" w:hAnsi="Courier New" w:hint="default"/>
+      </w:rPr>
+    </w:lvl>
+    <w:lvl w:ilvl="5" w:tplc="08090005" w:tentative="1">
+      <w:start w:val="1"/>
+      <w:numFmt w:val="bullet"/>
+      <w:lvlText w:val=""/>
+      <w:lvlJc w:val="left"/>
+      <w:pPr>
+        <w:ind w:left="4320" w:hanging="360"/>
+      </w:pPr>
+      <w:rPr>
+        <w:rFonts w:ascii="Wingdings" w:hAnsi="Wingdings" w:hint="default"/>
+      </w:rPr>
+    </w:lvl>
+    <w:lvl w:ilvl="6" w:tplc="08090001" w:tentative="1">
+      <w:start w:val="1"/>
+      <w:numFmt w:val="bullet"/>
+      <w:lvlText w:val=""/>
+      <w:lvlJc w:val="left"/>
+      <w:pPr>
+        <w:ind w:left="5040" w:hanging="360"/>
+      </w:pPr>
+      <w:rPr>
+        <w:rFonts w:ascii="Symbol" w:hAnsi="Symbol" w:hint="default"/>
+      </w:rPr>
+    </w:lvl>
+    <w:lvl w:ilvl="7" w:tplc="08090003" w:tentative="1">
+      <w:start w:val="1"/>
+      <w:numFmt w:val="bullet"/>
+      <w:lvlText w:val="o"/>
+      <w:lvlJc w:val="left"/>
+      <w:pPr>
+        <w:ind w:left="5760" w:hanging="360"/>
+      </w:pPr>
+      <w:rPr>
+        <w:rFonts w:ascii="Courier New" w:hAnsi="Courier New" w:hint="default"/>
+      </w:rPr>
+    </w:lvl>
+    <w:lvl w:ilvl="8" w:tplc="08090005" w:tentative="1">
+      <w:start w:val="1"/>
+      <w:numFmt w:val="bullet"/>
+      <w:lvlText w:val=""/>
+      <w:lvlJc w:val="left"/>
+      <w:pPr>
+        <w:ind w:left="6480" w:hanging="360"/>
+      </w:pPr>
+      <w:rPr>
+        <w:rFonts w:ascii="Wingdings" w:hAnsi="Wingdings" w:hint="default"/>
+      </w:rPr>
+    </w:lvl>
+  </w:abstractNum>
+  <w:abstractNum w:abstractNumId="5" w15:restartNumberingAfterBreak="0">
+    <w:nsid w:val="362A1A57"/>
+    <w:multiLevelType w:val="hybridMultilevel"/>
+    <w:tmpl w:val="572E06EE"/>
+    <w:lvl w:ilvl="0" w:tplc="08090001">
+      <w:start w:val="1"/>
+      <w:numFmt w:val="bullet"/>
+      <w:lvlText w:val=""/>
+      <w:lvlJc w:val="left"/>
+      <w:pPr>
+        <w:ind w:left="1440" w:hanging="360"/>
+      </w:pPr>
+      <w:rPr>
+        <w:rFonts w:ascii="Symbol" w:hAnsi="Symbol" w:hint="default"/>
+      </w:rPr>
+    </w:lvl>
+    <w:lvl w:ilvl="1" w:tplc="08090003">
+      <w:start w:val="1"/>
+      <w:numFmt w:val="bullet"/>
+      <w:lvlText w:val="o"/>
+      <w:lvlJc w:val="left"/>
+      <w:pPr>
+        <w:ind w:left="2160" w:hanging="360"/>
+      </w:pPr>
+      <w:rPr>
+        <w:rFonts w:ascii="Courier New" w:hAnsi="Courier New" w:hint="default"/>
+      </w:rPr>
+    </w:lvl>
+    <w:lvl w:ilvl="2" w:tplc="08090005">
+      <w:start w:val="1"/>
+      <w:numFmt w:val="bullet"/>
+      <w:lvlText w:val=""/>
+      <w:lvlJc w:val="left"/>
+      <w:pPr>
+        <w:ind w:left="2880" w:hanging="360"/>
+      </w:pPr>
+      <w:rPr>
+        <w:rFonts w:ascii="Wingdings" w:hAnsi="Wingdings" w:hint="default"/>
+      </w:rPr>
+    </w:lvl>
+    <w:lvl w:ilvl="3" w:tplc="08090001" w:tentative="1">
+      <w:start w:val="1"/>
+      <w:numFmt w:val="bullet"/>
+      <w:lvlText w:val=""/>
+      <w:lvlJc w:val="left"/>
+      <w:pPr>
+        <w:ind w:left="3600" w:hanging="360"/>
+      </w:pPr>
+      <w:rPr>
+        <w:rFonts w:ascii="Symbol" w:hAnsi="Symbol" w:hint="default"/>
+      </w:rPr>
+    </w:lvl>
+    <w:lvl w:ilvl="4" w:tplc="08090003" w:tentative="1">
+      <w:start w:val="1"/>
+      <w:numFmt w:val="bullet"/>
+      <w:lvlText w:val="o"/>
+      <w:lvlJc w:val="left"/>
+      <w:pPr>
+        <w:ind w:left="4320" w:hanging="360"/>
+      </w:pPr>
+      <w:rPr>
+        <w:rFonts w:ascii="Courier New" w:hAnsi="Courier New" w:hint="default"/>
+      </w:rPr>
+    </w:lvl>
+    <w:lvl w:ilvl="5" w:tplc="08090005" w:tentative="1">
+      <w:start w:val="1"/>
+      <w:numFmt w:val="bullet"/>
+      <w:lvlText w:val=""/>
+      <w:lvlJc w:val="left"/>
+      <w:pPr>
+        <w:ind w:left="5040" w:hanging="360"/>
+      </w:pPr>
+      <w:rPr>
+        <w:rFonts w:ascii="Wingdings" w:hAnsi="Wingdings" w:hint="default"/>
+      </w:rPr>
+    </w:lvl>
+    <w:lvl w:ilvl="6" w:tplc="08090001" w:tentative="1">
+      <w:start w:val="1"/>
+      <w:numFmt w:val="bullet"/>
+      <w:lvlText w:val=""/>
+      <w:lvlJc w:val="left"/>
+      <w:pPr>
+        <w:ind w:left="5760" w:hanging="360"/>
+      </w:pPr>
+      <w:rPr>
+        <w:rFonts w:ascii="Symbol" w:hAnsi="Symbol" w:hint="default"/>
+      </w:rPr>
+    </w:lvl>
+    <w:lvl w:ilvl="7" w:tplc="08090003" w:tentative="1">
+      <w:start w:val="1"/>
+      <w:numFmt w:val="bullet"/>
+      <w:lvlText w:val="o"/>
+      <w:lvlJc w:val="left"/>
+      <w:pPr>
+        <w:ind w:left="6480" w:hanging="360"/>
+      </w:pPr>
+      <w:rPr>
+        <w:rFonts w:ascii="Courier New" w:hAnsi="Courier New" w:hint="default"/>
+      </w:rPr>
+    </w:lvl>
+    <w:lvl w:ilvl="8" w:tplc="08090005" w:tentative="1">
+      <w:start w:val="1"/>
+      <w:numFmt w:val="bullet"/>
+      <w:lvlText w:val=""/>
+      <w:lvlJc w:val="left"/>
+      <w:pPr>
+        <w:ind w:left="7200" w:hanging="360"/>
+      </w:pPr>
+      <w:rPr>
+        <w:rFonts w:ascii="Wingdings" w:hAnsi="Wingdings" w:hint="default"/>
+      </w:rPr>
+    </w:lvl>
+  </w:abstractNum>
+  <w:abstractNum w:abstractNumId="6" w15:restartNumberingAfterBreak="0">
     <w:nsid w:val="3AE46B04"/>
     <w:multiLevelType w:val="hybridMultilevel"/>
     <w:tmpl w:val="12AEE14A"/>
@@ -841,7 +3952,120 @@
       </w:rPr>
     </w:lvl>
   </w:abstractNum>
-  <w:abstractNum w:abstractNumId="1" w15:restartNumberingAfterBreak="0">
+  <w:abstractNum w:abstractNumId="7" w15:restartNumberingAfterBreak="0">
+    <w:nsid w:val="606302D1"/>
+    <w:multiLevelType w:val="hybridMultilevel"/>
+    <w:tmpl w:val="17E8975E"/>
+    <w:lvl w:ilvl="0" w:tplc="08090001">
+      <w:start w:val="1"/>
+      <w:numFmt w:val="bullet"/>
+      <w:lvlText w:val=""/>
+      <w:lvlJc w:val="left"/>
+      <w:pPr>
+        <w:ind w:left="720" w:hanging="360"/>
+      </w:pPr>
+      <w:rPr>
+        <w:rFonts w:ascii="Symbol" w:hAnsi="Symbol" w:hint="default"/>
+      </w:rPr>
+    </w:lvl>
+    <w:lvl w:ilvl="1" w:tplc="08090003">
+      <w:start w:val="1"/>
+      <w:numFmt w:val="bullet"/>
+      <w:lvlText w:val="o"/>
+      <w:lvlJc w:val="left"/>
+      <w:pPr>
+        <w:ind w:left="1440" w:hanging="360"/>
+      </w:pPr>
+      <w:rPr>
+        <w:rFonts w:ascii="Courier New" w:hAnsi="Courier New" w:hint="default"/>
+      </w:rPr>
+    </w:lvl>
+    <w:lvl w:ilvl="2" w:tplc="08090005" w:tentative="1">
+      <w:start w:val="1"/>
+      <w:numFmt w:val="bullet"/>
+      <w:lvlText w:val=""/>
+      <w:lvlJc w:val="left"/>
+      <w:pPr>
+        <w:ind w:left="2160" w:hanging="360"/>
+      </w:pPr>
+      <w:rPr>
+        <w:rFonts w:ascii="Wingdings" w:hAnsi="Wingdings" w:hint="default"/>
+      </w:rPr>
+    </w:lvl>
+    <w:lvl w:ilvl="3" w:tplc="08090001" w:tentative="1">
+      <w:start w:val="1"/>
+      <w:numFmt w:val="bullet"/>
+      <w:lvlText w:val=""/>
+      <w:lvlJc w:val="left"/>
+      <w:pPr>
+        <w:ind w:left="2880" w:hanging="360"/>
+      </w:pPr>
+      <w:rPr>
+        <w:rFonts w:ascii="Symbol" w:hAnsi="Symbol" w:hint="default"/>
+      </w:rPr>
+    </w:lvl>
+    <w:lvl w:ilvl="4" w:tplc="08090003" w:tentative="1">
+      <w:start w:val="1"/>
+      <w:numFmt w:val="bullet"/>
+      <w:lvlText w:val="o"/>
+      <w:lvlJc w:val="left"/>
+      <w:pPr>
+        <w:ind w:left="3600" w:hanging="360"/>
+      </w:pPr>
+      <w:rPr>
+        <w:rFonts w:ascii="Courier New" w:hAnsi="Courier New" w:hint="default"/>
+      </w:rPr>
+    </w:lvl>
+    <w:lvl w:ilvl="5" w:tplc="08090005" w:tentative="1">
+      <w:start w:val="1"/>
+      <w:numFmt w:val="bullet"/>
+      <w:lvlText w:val=""/>
+      <w:lvlJc w:val="left"/>
+      <w:pPr>
+        <w:ind w:left="4320" w:hanging="360"/>
+      </w:pPr>
+      <w:rPr>
+        <w:rFonts w:ascii="Wingdings" w:hAnsi="Wingdings" w:hint="default"/>
+      </w:rPr>
+    </w:lvl>
+    <w:lvl w:ilvl="6" w:tplc="08090001" w:tentative="1">
+      <w:start w:val="1"/>
+      <w:numFmt w:val="bullet"/>
+      <w:lvlText w:val=""/>
+      <w:lvlJc w:val="left"/>
+      <w:pPr>
+        <w:ind w:left="5040" w:hanging="360"/>
+      </w:pPr>
+      <w:rPr>
+        <w:rFonts w:ascii="Symbol" w:hAnsi="Symbol" w:hint="default"/>
+      </w:rPr>
+    </w:lvl>
+    <w:lvl w:ilvl="7" w:tplc="08090003" w:tentative="1">
+      <w:start w:val="1"/>
+      <w:numFmt w:val="bullet"/>
+      <w:lvlText w:val="o"/>
+      <w:lvlJc w:val="left"/>
+      <w:pPr>
+        <w:ind w:left="5760" w:hanging="360"/>
+      </w:pPr>
+      <w:rPr>
+        <w:rFonts w:ascii="Courier New" w:hAnsi="Courier New" w:hint="default"/>
+      </w:rPr>
+    </w:lvl>
+    <w:lvl w:ilvl="8" w:tplc="08090005" w:tentative="1">
+      <w:start w:val="1"/>
+      <w:numFmt w:val="bullet"/>
+      <w:lvlText w:val=""/>
+      <w:lvlJc w:val="left"/>
+      <w:pPr>
+        <w:ind w:left="6480" w:hanging="360"/>
+      </w:pPr>
+      <w:rPr>
+        <w:rFonts w:ascii="Wingdings" w:hAnsi="Wingdings" w:hint="default"/>
+      </w:rPr>
+    </w:lvl>
+  </w:abstractNum>
+  <w:abstractNum w:abstractNumId="8" w15:restartNumberingAfterBreak="0">
     <w:nsid w:val="64C80950"/>
     <w:multiLevelType w:val="hybridMultilevel"/>
     <w:tmpl w:val="C4FA31EA"/>
@@ -930,7 +4154,7 @@
       </w:pPr>
     </w:lvl>
   </w:abstractNum>
-  <w:abstractNum w:abstractNumId="2" w15:restartNumberingAfterBreak="0">
+  <w:abstractNum w:abstractNumId="9" w15:restartNumberingAfterBreak="0">
     <w:nsid w:val="68001C38"/>
     <w:multiLevelType w:val="hybridMultilevel"/>
     <w:tmpl w:val="9004635E"/>
@@ -1043,7 +4267,206 @@
       </w:rPr>
     </w:lvl>
   </w:abstractNum>
-  <w:abstractNum w:abstractNumId="3" w15:restartNumberingAfterBreak="0">
+  <w:abstractNum w:abstractNumId="10" w15:restartNumberingAfterBreak="0">
+    <w:nsid w:val="6A3D066A"/>
+    <w:multiLevelType w:val="hybridMultilevel"/>
+    <w:tmpl w:val="A50E969C"/>
+    <w:lvl w:ilvl="0" w:tplc="08090001">
+      <w:start w:val="1"/>
+      <w:numFmt w:val="bullet"/>
+      <w:lvlText w:val=""/>
+      <w:lvlJc w:val="left"/>
+      <w:pPr>
+        <w:ind w:left="720" w:hanging="360"/>
+      </w:pPr>
+      <w:rPr>
+        <w:rFonts w:ascii="Symbol" w:hAnsi="Symbol" w:hint="default"/>
+      </w:rPr>
+    </w:lvl>
+    <w:lvl w:ilvl="1" w:tplc="08090003">
+      <w:start w:val="1"/>
+      <w:numFmt w:val="bullet"/>
+      <w:lvlText w:val="o"/>
+      <w:lvlJc w:val="left"/>
+      <w:pPr>
+        <w:ind w:left="1440" w:hanging="360"/>
+      </w:pPr>
+      <w:rPr>
+        <w:rFonts w:ascii="Courier New" w:hAnsi="Courier New" w:hint="default"/>
+      </w:rPr>
+    </w:lvl>
+    <w:lvl w:ilvl="2" w:tplc="08090005" w:tentative="1">
+      <w:start w:val="1"/>
+      <w:numFmt w:val="bullet"/>
+      <w:lvlText w:val=""/>
+      <w:lvlJc w:val="left"/>
+      <w:pPr>
+        <w:ind w:left="2160" w:hanging="360"/>
+      </w:pPr>
+      <w:rPr>
+        <w:rFonts w:ascii="Wingdings" w:hAnsi="Wingdings" w:hint="default"/>
+      </w:rPr>
+    </w:lvl>
+    <w:lvl w:ilvl="3" w:tplc="08090001" w:tentative="1">
+      <w:start w:val="1"/>
+      <w:numFmt w:val="bullet"/>
+      <w:lvlText w:val=""/>
+      <w:lvlJc w:val="left"/>
+      <w:pPr>
+        <w:ind w:left="2880" w:hanging="360"/>
+      </w:pPr>
+      <w:rPr>
+        <w:rFonts w:ascii="Symbol" w:hAnsi="Symbol" w:hint="default"/>
+      </w:rPr>
+    </w:lvl>
+    <w:lvl w:ilvl="4" w:tplc="08090003" w:tentative="1">
+      <w:start w:val="1"/>
+      <w:numFmt w:val="bullet"/>
+      <w:lvlText w:val="o"/>
+      <w:lvlJc w:val="left"/>
+      <w:pPr>
+        <w:ind w:left="3600" w:hanging="360"/>
+      </w:pPr>
+      <w:rPr>
+        <w:rFonts w:ascii="Courier New" w:hAnsi="Courier New" w:hint="default"/>
+      </w:rPr>
+    </w:lvl>
+    <w:lvl w:ilvl="5" w:tplc="08090005" w:tentative="1">
+      <w:start w:val="1"/>
+      <w:numFmt w:val="bullet"/>
+      <w:lvlText w:val=""/>
+      <w:lvlJc w:val="left"/>
+      <w:pPr>
+        <w:ind w:left="4320" w:hanging="360"/>
+      </w:pPr>
+      <w:rPr>
+        <w:rFonts w:ascii="Wingdings" w:hAnsi="Wingdings" w:hint="default"/>
+      </w:rPr>
+    </w:lvl>
+    <w:lvl w:ilvl="6" w:tplc="08090001" w:tentative="1">
+      <w:start w:val="1"/>
+      <w:numFmt w:val="bullet"/>
+      <w:lvlText w:val=""/>
+      <w:lvlJc w:val="left"/>
+      <w:pPr>
+        <w:ind w:left="5040" w:hanging="360"/>
+      </w:pPr>
+      <w:rPr>
+        <w:rFonts w:ascii="Symbol" w:hAnsi="Symbol" w:hint="default"/>
+      </w:rPr>
+    </w:lvl>
+    <w:lvl w:ilvl="7" w:tplc="08090003" w:tentative="1">
+      <w:start w:val="1"/>
+      <w:numFmt w:val="bullet"/>
+      <w:lvlText w:val="o"/>
+      <w:lvlJc w:val="left"/>
+      <w:pPr>
+        <w:ind w:left="5760" w:hanging="360"/>
+      </w:pPr>
+      <w:rPr>
+        <w:rFonts w:ascii="Courier New" w:hAnsi="Courier New" w:hint="default"/>
+      </w:rPr>
+    </w:lvl>
+    <w:lvl w:ilvl="8" w:tplc="08090005" w:tentative="1">
+      <w:start w:val="1"/>
+      <w:numFmt w:val="bullet"/>
+      <w:lvlText w:val=""/>
+      <w:lvlJc w:val="left"/>
+      <w:pPr>
+        <w:ind w:left="6480" w:hanging="360"/>
+      </w:pPr>
+      <w:rPr>
+        <w:rFonts w:ascii="Wingdings" w:hAnsi="Wingdings" w:hint="default"/>
+      </w:rPr>
+    </w:lvl>
+  </w:abstractNum>
+  <w:abstractNum w:abstractNumId="11" w15:restartNumberingAfterBreak="0">
+    <w:nsid w:val="6E8D5574"/>
+    <w:multiLevelType w:val="hybridMultilevel"/>
+    <w:tmpl w:val="2B1C4EDC"/>
+    <w:lvl w:ilvl="0" w:tplc="0809000F">
+      <w:start w:val="1"/>
+      <w:numFmt w:val="decimal"/>
+      <w:lvlText w:val="%1."/>
+      <w:lvlJc w:val="left"/>
+      <w:pPr>
+        <w:ind w:left="720" w:hanging="360"/>
+      </w:pPr>
+    </w:lvl>
+    <w:lvl w:ilvl="1" w:tplc="08090019" w:tentative="1">
+      <w:start w:val="1"/>
+      <w:numFmt w:val="lowerLetter"/>
+      <w:lvlText w:val="%2."/>
+      <w:lvlJc w:val="left"/>
+      <w:pPr>
+        <w:ind w:left="1440" w:hanging="360"/>
+      </w:pPr>
+    </w:lvl>
+    <w:lvl w:ilvl="2" w:tplc="0809001B" w:tentative="1">
+      <w:start w:val="1"/>
+      <w:numFmt w:val="lowerRoman"/>
+      <w:lvlText w:val="%3."/>
+      <w:lvlJc w:val="right"/>
+      <w:pPr>
+        <w:ind w:left="2160" w:hanging="180"/>
+      </w:pPr>
+    </w:lvl>
+    <w:lvl w:ilvl="3" w:tplc="0809000F" w:tentative="1">
+      <w:start w:val="1"/>
+      <w:numFmt w:val="decimal"/>
+      <w:lvlText w:val="%4."/>
+      <w:lvlJc w:val="left"/>
+      <w:pPr>
+        <w:ind w:left="2880" w:hanging="360"/>
+      </w:pPr>
+    </w:lvl>
+    <w:lvl w:ilvl="4" w:tplc="08090019" w:tentative="1">
+      <w:start w:val="1"/>
+      <w:numFmt w:val="lowerLetter"/>
+      <w:lvlText w:val="%5."/>
+      <w:lvlJc w:val="left"/>
+      <w:pPr>
+        <w:ind w:left="3600" w:hanging="360"/>
+      </w:pPr>
+    </w:lvl>
+    <w:lvl w:ilvl="5" w:tplc="0809001B" w:tentative="1">
+      <w:start w:val="1"/>
+      <w:numFmt w:val="lowerRoman"/>
+      <w:lvlText w:val="%6."/>
+      <w:lvlJc w:val="right"/>
+      <w:pPr>
+        <w:ind w:left="4320" w:hanging="180"/>
+      </w:pPr>
+    </w:lvl>
+    <w:lvl w:ilvl="6" w:tplc="0809000F" w:tentative="1">
+      <w:start w:val="1"/>
+      <w:numFmt w:val="decimal"/>
+      <w:lvlText w:val="%7."/>
+      <w:lvlJc w:val="left"/>
+      <w:pPr>
+        <w:ind w:left="5040" w:hanging="360"/>
+      </w:pPr>
+    </w:lvl>
+    <w:lvl w:ilvl="7" w:tplc="08090019" w:tentative="1">
+      <w:start w:val="1"/>
+      <w:numFmt w:val="lowerLetter"/>
+      <w:lvlText w:val="%8."/>
+      <w:lvlJc w:val="left"/>
+      <w:pPr>
+        <w:ind w:left="5760" w:hanging="360"/>
+      </w:pPr>
+    </w:lvl>
+    <w:lvl w:ilvl="8" w:tplc="0809001B" w:tentative="1">
+      <w:start w:val="1"/>
+      <w:numFmt w:val="lowerRoman"/>
+      <w:lvlText w:val="%9."/>
+      <w:lvlJc w:val="right"/>
+      <w:pPr>
+        <w:ind w:left="6480" w:hanging="180"/>
+      </w:pPr>
+    </w:lvl>
+  </w:abstractNum>
+  <w:abstractNum w:abstractNumId="12" w15:restartNumberingAfterBreak="0">
     <w:nsid w:val="6F7E7EF6"/>
     <w:multiLevelType w:val="hybridMultilevel"/>
     <w:tmpl w:val="F5FC7B4C"/>
@@ -1156,7 +4579,120 @@
       </w:rPr>
     </w:lvl>
   </w:abstractNum>
-  <w:abstractNum w:abstractNumId="4" w15:restartNumberingAfterBreak="0">
+  <w:abstractNum w:abstractNumId="13" w15:restartNumberingAfterBreak="0">
+    <w:nsid w:val="70BD5116"/>
+    <w:multiLevelType w:val="hybridMultilevel"/>
+    <w:tmpl w:val="E1F29886"/>
+    <w:lvl w:ilvl="0" w:tplc="08090001">
+      <w:start w:val="1"/>
+      <w:numFmt w:val="bullet"/>
+      <w:lvlText w:val=""/>
+      <w:lvlJc w:val="left"/>
+      <w:pPr>
+        <w:ind w:left="720" w:hanging="360"/>
+      </w:pPr>
+      <w:rPr>
+        <w:rFonts w:ascii="Symbol" w:hAnsi="Symbol" w:hint="default"/>
+      </w:rPr>
+    </w:lvl>
+    <w:lvl w:ilvl="1" w:tplc="08090003">
+      <w:start w:val="1"/>
+      <w:numFmt w:val="bullet"/>
+      <w:lvlText w:val="o"/>
+      <w:lvlJc w:val="left"/>
+      <w:pPr>
+        <w:ind w:left="1440" w:hanging="360"/>
+      </w:pPr>
+      <w:rPr>
+        <w:rFonts w:ascii="Courier New" w:hAnsi="Courier New" w:hint="default"/>
+      </w:rPr>
+    </w:lvl>
+    <w:lvl w:ilvl="2" w:tplc="08090005">
+      <w:start w:val="1"/>
+      <w:numFmt w:val="bullet"/>
+      <w:lvlText w:val=""/>
+      <w:lvlJc w:val="left"/>
+      <w:pPr>
+        <w:ind w:left="2160" w:hanging="360"/>
+      </w:pPr>
+      <w:rPr>
+        <w:rFonts w:ascii="Wingdings" w:hAnsi="Wingdings" w:hint="default"/>
+      </w:rPr>
+    </w:lvl>
+    <w:lvl w:ilvl="3" w:tplc="08090001">
+      <w:start w:val="1"/>
+      <w:numFmt w:val="bullet"/>
+      <w:lvlText w:val=""/>
+      <w:lvlJc w:val="left"/>
+      <w:pPr>
+        <w:ind w:left="2880" w:hanging="360"/>
+      </w:pPr>
+      <w:rPr>
+        <w:rFonts w:ascii="Symbol" w:hAnsi="Symbol" w:hint="default"/>
+      </w:rPr>
+    </w:lvl>
+    <w:lvl w:ilvl="4" w:tplc="08090003" w:tentative="1">
+      <w:start w:val="1"/>
+      <w:numFmt w:val="bullet"/>
+      <w:lvlText w:val="o"/>
+      <w:lvlJc w:val="left"/>
+      <w:pPr>
+        <w:ind w:left="3600" w:hanging="360"/>
+      </w:pPr>
+      <w:rPr>
+        <w:rFonts w:ascii="Courier New" w:hAnsi="Courier New" w:hint="default"/>
+      </w:rPr>
+    </w:lvl>
+    <w:lvl w:ilvl="5" w:tplc="08090005" w:tentative="1">
+      <w:start w:val="1"/>
+      <w:numFmt w:val="bullet"/>
+      <w:lvlText w:val=""/>
+      <w:lvlJc w:val="left"/>
+      <w:pPr>
+        <w:ind w:left="4320" w:hanging="360"/>
+      </w:pPr>
+      <w:rPr>
+        <w:rFonts w:ascii="Wingdings" w:hAnsi="Wingdings" w:hint="default"/>
+      </w:rPr>
+    </w:lvl>
+    <w:lvl w:ilvl="6" w:tplc="08090001" w:tentative="1">
+      <w:start w:val="1"/>
+      <w:numFmt w:val="bullet"/>
+      <w:lvlText w:val=""/>
+      <w:lvlJc w:val="left"/>
+      <w:pPr>
+        <w:ind w:left="5040" w:hanging="360"/>
+      </w:pPr>
+      <w:rPr>
+        <w:rFonts w:ascii="Symbol" w:hAnsi="Symbol" w:hint="default"/>
+      </w:rPr>
+    </w:lvl>
+    <w:lvl w:ilvl="7" w:tplc="08090003" w:tentative="1">
+      <w:start w:val="1"/>
+      <w:numFmt w:val="bullet"/>
+      <w:lvlText w:val="o"/>
+      <w:lvlJc w:val="left"/>
+      <w:pPr>
+        <w:ind w:left="5760" w:hanging="360"/>
+      </w:pPr>
+      <w:rPr>
+        <w:rFonts w:ascii="Courier New" w:hAnsi="Courier New" w:hint="default"/>
+      </w:rPr>
+    </w:lvl>
+    <w:lvl w:ilvl="8" w:tplc="08090005" w:tentative="1">
+      <w:start w:val="1"/>
+      <w:numFmt w:val="bullet"/>
+      <w:lvlText w:val=""/>
+      <w:lvlJc w:val="left"/>
+      <w:pPr>
+        <w:ind w:left="6480" w:hanging="360"/>
+      </w:pPr>
+      <w:rPr>
+        <w:rFonts w:ascii="Wingdings" w:hAnsi="Wingdings" w:hint="default"/>
+      </w:rPr>
+    </w:lvl>
+  </w:abstractNum>
+  <w:abstractNum w:abstractNumId="14" w15:restartNumberingAfterBreak="0">
     <w:nsid w:val="746A5C0A"/>
     <w:multiLevelType w:val="hybridMultilevel"/>
     <w:tmpl w:val="50DEA51A"/>
@@ -1269,7 +4805,7 @@
       </w:rPr>
     </w:lvl>
   </w:abstractNum>
-  <w:abstractNum w:abstractNumId="5" w15:restartNumberingAfterBreak="0">
+  <w:abstractNum w:abstractNumId="15" w15:restartNumberingAfterBreak="0">
     <w:nsid w:val="75F57C66"/>
     <w:multiLevelType w:val="hybridMultilevel"/>
     <w:tmpl w:val="15C0DF80"/>
@@ -1358,23 +4894,142 @@
       </w:pPr>
     </w:lvl>
   </w:abstractNum>
+  <w:abstractNum w:abstractNumId="16" w15:restartNumberingAfterBreak="0">
+    <w:nsid w:val="78F51CDD"/>
+    <w:multiLevelType w:val="hybridMultilevel"/>
+    <w:tmpl w:val="FFBC5C6A"/>
+    <w:lvl w:ilvl="0" w:tplc="FFFFFFFF">
+      <w:start w:val="1"/>
+      <w:numFmt w:val="decimal"/>
+      <w:lvlText w:val="%1."/>
+      <w:lvlJc w:val="left"/>
+      <w:pPr>
+        <w:ind w:left="1080" w:hanging="360"/>
+      </w:pPr>
+    </w:lvl>
+    <w:lvl w:ilvl="1" w:tplc="FFFFFFFF">
+      <w:start w:val="1"/>
+      <w:numFmt w:val="lowerLetter"/>
+      <w:lvlText w:val="%2."/>
+      <w:lvlJc w:val="left"/>
+      <w:pPr>
+        <w:ind w:left="1800" w:hanging="360"/>
+      </w:pPr>
+    </w:lvl>
+    <w:lvl w:ilvl="2" w:tplc="FFFFFFFF" w:tentative="1">
+      <w:start w:val="1"/>
+      <w:numFmt w:val="lowerRoman"/>
+      <w:lvlText w:val="%3."/>
+      <w:lvlJc w:val="right"/>
+      <w:pPr>
+        <w:ind w:left="2520" w:hanging="180"/>
+      </w:pPr>
+    </w:lvl>
+    <w:lvl w:ilvl="3" w:tplc="FFFFFFFF" w:tentative="1">
+      <w:start w:val="1"/>
+      <w:numFmt w:val="decimal"/>
+      <w:lvlText w:val="%4."/>
+      <w:lvlJc w:val="left"/>
+      <w:pPr>
+        <w:ind w:left="3240" w:hanging="360"/>
+      </w:pPr>
+    </w:lvl>
+    <w:lvl w:ilvl="4" w:tplc="FFFFFFFF" w:tentative="1">
+      <w:start w:val="1"/>
+      <w:numFmt w:val="lowerLetter"/>
+      <w:lvlText w:val="%5."/>
+      <w:lvlJc w:val="left"/>
+      <w:pPr>
+        <w:ind w:left="3960" w:hanging="360"/>
+      </w:pPr>
+    </w:lvl>
+    <w:lvl w:ilvl="5" w:tplc="FFFFFFFF" w:tentative="1">
+      <w:start w:val="1"/>
+      <w:numFmt w:val="lowerRoman"/>
+      <w:lvlText w:val="%6."/>
+      <w:lvlJc w:val="right"/>
+      <w:pPr>
+        <w:ind w:left="4680" w:hanging="180"/>
+      </w:pPr>
+    </w:lvl>
+    <w:lvl w:ilvl="6" w:tplc="FFFFFFFF" w:tentative="1">
+      <w:start w:val="1"/>
+      <w:numFmt w:val="decimal"/>
+      <w:lvlText w:val="%7."/>
+      <w:lvlJc w:val="left"/>
+      <w:pPr>
+        <w:ind w:left="5400" w:hanging="360"/>
+      </w:pPr>
+    </w:lvl>
+    <w:lvl w:ilvl="7" w:tplc="FFFFFFFF" w:tentative="1">
+      <w:start w:val="1"/>
+      <w:numFmt w:val="lowerLetter"/>
+      <w:lvlText w:val="%8."/>
+      <w:lvlJc w:val="left"/>
+      <w:pPr>
+        <w:ind w:left="6120" w:hanging="360"/>
+      </w:pPr>
+    </w:lvl>
+    <w:lvl w:ilvl="8" w:tplc="FFFFFFFF" w:tentative="1">
+      <w:start w:val="1"/>
+      <w:numFmt w:val="lowerRoman"/>
+      <w:lvlText w:val="%9."/>
+      <w:lvlJc w:val="right"/>
+      <w:pPr>
+        <w:ind w:left="6840" w:hanging="180"/>
+      </w:pPr>
+    </w:lvl>
+  </w:abstractNum>
   <w:num w:numId="1" w16cid:durableId="853226515">
+    <w:abstractNumId w:val="14"/>
+  </w:num>
+  <w:num w:numId="2" w16cid:durableId="2016414341">
+    <w:abstractNumId w:val="6"/>
+  </w:num>
+  <w:num w:numId="3" w16cid:durableId="1512721930">
+    <w:abstractNumId w:val="15"/>
+  </w:num>
+  <w:num w:numId="4" w16cid:durableId="1123233827">
+    <w:abstractNumId w:val="12"/>
+  </w:num>
+  <w:num w:numId="5" w16cid:durableId="74938074">
+    <w:abstractNumId w:val="8"/>
+  </w:num>
+  <w:num w:numId="6" w16cid:durableId="1282883720">
+    <w:abstractNumId w:val="9"/>
+  </w:num>
+  <w:num w:numId="7" w16cid:durableId="1320622604">
+    <w:abstractNumId w:val="11"/>
+  </w:num>
+  <w:num w:numId="8" w16cid:durableId="277420099">
+    <w:abstractNumId w:val="2"/>
+  </w:num>
+  <w:num w:numId="9" w16cid:durableId="1949465959">
+    <w:abstractNumId w:val="16"/>
+  </w:num>
+  <w:num w:numId="10" w16cid:durableId="1923180026">
+    <w:abstractNumId w:val="0"/>
+  </w:num>
+  <w:num w:numId="11" w16cid:durableId="1471358011">
+    <w:abstractNumId w:val="3"/>
+  </w:num>
+  <w:num w:numId="12" w16cid:durableId="1679455549">
+    <w:abstractNumId w:val="10"/>
+  </w:num>
+  <w:num w:numId="13" w16cid:durableId="1886747250">
     <w:abstractNumId w:val="4"/>
   </w:num>
-  <w:num w:numId="2" w16cid:durableId="2016414341">
-    <w:abstractNumId w:val="0"/>
+  <w:num w:numId="14" w16cid:durableId="1543784715">
+    <w:abstractNumId w:val="7"/>
   </w:num>
-  <w:num w:numId="3" w16cid:durableId="1512721930">
-    <w:abstractNumId w:val="5"/>
-  </w:num>
-  <w:num w:numId="4" w16cid:durableId="1123233827">
-    <w:abstractNumId w:val="3"/>
-  </w:num>
-  <w:num w:numId="5" w16cid:durableId="74938074">
+  <w:num w:numId="15" w16cid:durableId="938365490">
     <w:abstractNumId w:val="1"/>
   </w:num>
-  <w:num w:numId="6" w16cid:durableId="1282883720">
-    <w:abstractNumId w:val="2"/>
+  <w:num w:numId="16" w16cid:durableId="1648392963">
+    <w:abstractNumId w:val="13"/>
+  </w:num>
+  <w:num w:numId="17" w16cid:durableId="1327247530">
+    <w:abstractNumId w:val="5"/>
   </w:num>
 </w:numbering>
 </file>

--- a/write_up/drafts/5_discussion/discussion_plan.docx
+++ b/write_up/drafts/5_discussion/discussion_plan.docx
@@ -889,19 +889,7 @@
         <w:rPr>
           <w:strike/>
         </w:rPr>
-        <w:t xml:space="preserve">Low </w:t>
-      </w:r>
-      <w:r>
-        <w:rPr>
-          <w:strike/>
-        </w:rPr>
-        <w:t>miRNA abundance</w:t>
-      </w:r>
-      <w:r>
-        <w:rPr>
-          <w:strike/>
-        </w:rPr>
-        <w:t xml:space="preserve"> in all samples reduces statistical power.</w:t>
+        <w:t>Low miRNA abundance in all samples reduces statistical power.</w:t>
       </w:r>
     </w:p>
     <w:p>
@@ -1060,19 +1048,7 @@
         <w:rPr>
           <w:strike/>
         </w:rPr>
-        <w:t xml:space="preserve">Pathway </w:t>
-      </w:r>
-      <w:r>
-        <w:rPr>
-          <w:strike/>
-        </w:rPr>
-        <w:t xml:space="preserve">enrichment </w:t>
-      </w:r>
-      <w:r>
-        <w:rPr>
-          <w:strike/>
-        </w:rPr>
-        <w:t>analysis is predictive rather than functional</w:t>
+        <w:t>Pathway enrichment analysis is predictive rather than functional</w:t>
       </w:r>
     </w:p>
     <w:p>
@@ -1152,13 +1128,7 @@
         <w:rPr>
           <w:strike/>
         </w:rPr>
-        <w:t>Could have used</w:t>
-      </w:r>
-      <w:r>
-        <w:rPr>
-          <w:strike/>
-        </w:rPr>
-        <w:t xml:space="preserve"> </w:t>
+        <w:t xml:space="preserve">Could have used </w:t>
       </w:r>
       <w:proofErr w:type="spellStart"/>
       <w:r>
@@ -1953,14 +1923,21 @@
           <w:ilvl w:val="1"/>
           <w:numId w:val="13"/>
         </w:numPr>
-      </w:pPr>
-      <w:r>
+        <w:rPr>
+          <w:strike/>
+        </w:rPr>
+      </w:pPr>
+      <w:r>
+        <w:rPr>
+          <w:strike/>
+        </w:rPr>
         <w:t xml:space="preserve">Increase in miRNA content between untreated and untreated, fitting in with literature </w:t>
       </w:r>
       <w:hyperlink r:id="rId10" w:history="1">
         <w:r>
           <w:rPr>
             <w:rStyle w:val="Hyperlink"/>
+            <w:strike/>
           </w:rPr>
           <w:t>https://www.nature.com/articles/s12276-020-0450-9</w:t>
         </w:r>
@@ -2021,8 +1998,14 @@
           <w:ilvl w:val="2"/>
           <w:numId w:val="13"/>
         </w:numPr>
-      </w:pPr>
-      <w:r>
+        <w:rPr>
+          <w:strike/>
+        </w:rPr>
+      </w:pPr>
+      <w:r>
+        <w:rPr>
+          <w:strike/>
+        </w:rPr>
         <w:t>Unique profile can’t be explained solely by miRNA but potentially by rRNA (fragments)</w:t>
       </w:r>
     </w:p>
@@ -2045,8 +2028,14 @@
           <w:ilvl w:val="1"/>
           <w:numId w:val="13"/>
         </w:numPr>
-      </w:pPr>
-      <w:r>
+        <w:rPr>
+          <w:strike/>
+        </w:rPr>
+      </w:pPr>
+      <w:r>
+        <w:rPr>
+          <w:strike/>
+        </w:rPr>
         <w:t>Biological relevance of pathways identified (e.g., immune-related)</w:t>
       </w:r>
     </w:p>
@@ -2069,16 +2058,28 @@
           <w:ilvl w:val="1"/>
           <w:numId w:val="13"/>
         </w:numPr>
-      </w:pPr>
-      <w:r>
+        <w:rPr>
+          <w:strike/>
+        </w:rPr>
+      </w:pPr>
+      <w:r>
+        <w:rPr>
+          <w:strike/>
+        </w:rPr>
         <w:t xml:space="preserve">Low </w:t>
       </w:r>
       <w:proofErr w:type="spellStart"/>
       <w:r>
+        <w:rPr>
+          <w:strike/>
+        </w:rPr>
         <w:t>logFC</w:t>
       </w:r>
       <w:proofErr w:type="spellEnd"/>
       <w:r>
+        <w:rPr>
+          <w:strike/>
+        </w:rPr>
         <w:t xml:space="preserve"> changes – typical of miRNAs where only small changes in expression can have large effects [reference]</w:t>
       </w:r>
     </w:p>
@@ -2163,8 +2164,14 @@
           <w:ilvl w:val="0"/>
           <w:numId w:val="15"/>
         </w:numPr>
-      </w:pPr>
-      <w:r>
+        <w:rPr>
+          <w:strike/>
+        </w:rPr>
+      </w:pPr>
+      <w:r>
+        <w:rPr>
+          <w:strike/>
+        </w:rPr>
         <w:t>Very little miRNA content</w:t>
       </w:r>
     </w:p>
@@ -2175,15 +2182,47 @@
           <w:ilvl w:val="1"/>
           <w:numId w:val="15"/>
         </w:numPr>
-      </w:pPr>
-      <w:r>
-        <w:t>Link to experimental design [WB</w:t>
-      </w:r>
-      <w:r>
-        <w:t xml:space="preserve"> </w:t>
-      </w:r>
-      <w:r>
-        <w:t>reference]</w:t>
+        <w:rPr>
+          <w:strike/>
+        </w:rPr>
+      </w:pPr>
+      <w:r>
+        <w:rPr>
+          <w:strike/>
+        </w:rPr>
+        <w:t>Link to experimental design [WB reference]</w:t>
+      </w:r>
+    </w:p>
+    <w:p>
+      <w:pPr>
+        <w:pStyle w:val="ListParagraph"/>
+        <w:numPr>
+          <w:ilvl w:val="1"/>
+          <w:numId w:val="15"/>
+        </w:numPr>
+        <w:rPr>
+          <w:strike/>
+        </w:rPr>
+      </w:pPr>
+      <w:r>
+        <w:rPr>
+          <w:strike/>
+        </w:rPr>
+        <w:t xml:space="preserve">This was supported by </w:t>
+      </w:r>
+      <w:proofErr w:type="spellStart"/>
+      <w:r>
+        <w:rPr>
+          <w:strike/>
+        </w:rPr>
+        <w:t>mirtrace</w:t>
+      </w:r>
+      <w:proofErr w:type="spellEnd"/>
+      <w:r>
+        <w:rPr>
+          <w:strike/>
+        </w:rPr>
+        <w:t xml:space="preserve"> and the number of mapped reads in the raw count matrix</w:t>
       </w:r>
     </w:p>
     <w:p>
@@ -2193,8 +2232,14 @@
           <w:ilvl w:val="0"/>
           <w:numId w:val="15"/>
         </w:numPr>
-      </w:pPr>
-      <w:r>
+        <w:rPr>
+          <w:strike/>
+        </w:rPr>
+      </w:pPr>
+      <w:r>
+        <w:rPr>
+          <w:strike/>
+        </w:rPr>
         <w:t>Few de miRNAs even at exploratory threshold</w:t>
       </w:r>
     </w:p>
@@ -2247,6 +2292,7 @@
         </w:numPr>
       </w:pPr>
       <w:r>
+        <w:lastRenderedPageBreak/>
         <w:t>These findings seriously cast doubt on the results – results should be interpreted very cautiously</w:t>
       </w:r>
     </w:p>
@@ -2259,7 +2305,6 @@
         </w:numPr>
       </w:pPr>
       <w:r>
-        <w:lastRenderedPageBreak/>
         <w:t>Untreated samples did not have the lowest miRNA expression. This may be due to the experimental design rather than biological function</w:t>
       </w:r>
     </w:p>
@@ -2278,6 +2323,26 @@
     <w:p>
       <w:pPr>
         <w:pStyle w:val="ListParagraph"/>
+        <w:numPr>
+          <w:ilvl w:val="0"/>
+          <w:numId w:val="14"/>
+        </w:numPr>
+      </w:pPr>
+      <w:r>
+        <w:t xml:space="preserve">DE miRNA appears in the primary </w:t>
+      </w:r>
+      <w:proofErr w:type="spellStart"/>
+      <w:r>
+        <w:t>hbec</w:t>
+      </w:r>
+      <w:proofErr w:type="spellEnd"/>
+      <w:r>
+        <w:t xml:space="preserve"> cohort as well so maybe it is real </w:t>
+      </w:r>
+    </w:p>
+    <w:p>
+      <w:pPr>
+        <w:pStyle w:val="ListParagraph"/>
       </w:pPr>
     </w:p>
     <w:p>
@@ -2463,6 +2528,15 @@
       <w:r>
         <w:t>Is currently built around the data and samples provided; can’t handle alternate data e.g., file names, other conditions.</w:t>
       </w:r>
+      <w:r>
+        <w:t xml:space="preserve"> </w:t>
+      </w:r>
+      <w:r>
+        <w:sym w:font="Wingdings" w:char="F0E0"/>
+      </w:r>
+      <w:r>
+        <w:t xml:space="preserve"> but small modifications are possible</w:t>
+      </w:r>
     </w:p>
     <w:p>
       <w:pPr>
@@ -2473,8 +2547,45 @@
         </w:numPr>
       </w:pPr>
       <w:r>
+        <w:t>Target gene-level vs miRNA-level enrichment</w:t>
+      </w:r>
+    </w:p>
+    <w:p>
+      <w:pPr>
+        <w:pStyle w:val="ListParagraph"/>
+        <w:numPr>
+          <w:ilvl w:val="0"/>
+          <w:numId w:val="14"/>
+        </w:numPr>
+      </w:pPr>
+      <w:r>
         <w:t>Open-source tools were sufficient to perform DE analysis. However, pathway enrichment analysis could have been improved by using premium, manually curated databases, such as QIAGEN IPA which integrate multiple pathway and target gene databases as well as offering comprehensive target gene filtering to optimise your analysis.</w:t>
       </w:r>
+    </w:p>
+    <w:p>
+      <w:pPr>
+        <w:pStyle w:val="ListParagraph"/>
+        <w:numPr>
+          <w:ilvl w:val="0"/>
+          <w:numId w:val="14"/>
+        </w:numPr>
+      </w:pPr>
+      <w:r>
+        <w:t>Only taking genes from one database (</w:t>
+      </w:r>
+      <w:proofErr w:type="spellStart"/>
+      <w:r>
+        <w:t>mirtarbase</w:t>
+      </w:r>
+      <w:proofErr w:type="spellEnd"/>
+      <w:r>
+        <w:t>) is less robust</w:t>
+      </w:r>
+    </w:p>
+    <w:p>
+      <w:pPr>
+        <w:pStyle w:val="ListParagraph"/>
+      </w:pPr>
     </w:p>
     <w:p>
       <w:pPr>
@@ -2518,6 +2629,7 @@
         </w:numPr>
       </w:pPr>
       <w:r>
+        <w:lastRenderedPageBreak/>
         <w:t>Reproducible open-source workflow suitable for application in future iterations of the study</w:t>
       </w:r>
     </w:p>
@@ -2578,7 +2690,6 @@
         </w:numPr>
       </w:pPr>
       <w:r>
-        <w:lastRenderedPageBreak/>
         <w:t>Offers alternative method for investigating biological function of miRNAs when too few DE miRNAs are present for pathway enrichment analysis</w:t>
       </w:r>
     </w:p>
@@ -2757,26 +2868,6 @@
         </w:numPr>
       </w:pPr>
       <w:r>
-        <w:t>Only taking genes from one database (</w:t>
-      </w:r>
-      <w:proofErr w:type="spellStart"/>
-      <w:r>
-        <w:t>mirtarbase</w:t>
-      </w:r>
-      <w:proofErr w:type="spellEnd"/>
-      <w:r>
-        <w:t>) is less robust</w:t>
-      </w:r>
-    </w:p>
-    <w:p>
-      <w:pPr>
-        <w:pStyle w:val="ListParagraph"/>
-        <w:numPr>
-          <w:ilvl w:val="1"/>
-          <w:numId w:val="16"/>
-        </w:numPr>
-      </w:pPr>
-      <w:r>
         <w:t>Does not use accompanying mRNA data to establish miRNA-mRNA anticorrelated relationships</w:t>
       </w:r>
     </w:p>
@@ -2838,6 +2929,7 @@
         </w:numPr>
       </w:pPr>
       <w:r>
+        <w:lastRenderedPageBreak/>
         <w:t>Increase sample size</w:t>
       </w:r>
     </w:p>
@@ -2862,11 +2954,7 @@
         </w:numPr>
       </w:pPr>
       <w:r>
-        <w:t xml:space="preserve">Obtain accompanying mRNA data, e.g., from microarray experiment, to identify anticorrelated miRNA-mRNA relationships </w:t>
-      </w:r>
-      <w:r>
-        <w:lastRenderedPageBreak/>
-        <w:t>which will help focus the experiment to only relevant mRNAs, reduce noise, increase statistical power</w:t>
+        <w:t>Obtain accompanying mRNA data, e.g., from microarray experiment, to identify anticorrelated miRNA-mRNA relationships which will help focus the experiment to only relevant mRNAs, reduce noise, increase statistical power</w:t>
       </w:r>
     </w:p>
     <w:p>
@@ -3086,7 +3174,6 @@
         </w:numPr>
       </w:pPr>
       <w:r>
-        <w:lastRenderedPageBreak/>
         <w:t>State what the study did – broad level</w:t>
       </w:r>
     </w:p>

--- a/write_up/drafts/5_discussion/discussion_plan.docx
+++ b/write_up/drafts/5_discussion/discussion_plan.docx
@@ -2627,8 +2627,14 @@
           <w:ilvl w:val="1"/>
           <w:numId w:val="16"/>
         </w:numPr>
-      </w:pPr>
-      <w:r>
+        <w:rPr>
+          <w:strike/>
+        </w:rPr>
+      </w:pPr>
+      <w:r>
+        <w:rPr>
+          <w:strike/>
+        </w:rPr>
         <w:lastRenderedPageBreak/>
         <w:t>Reproducible open-source workflow suitable for application in future iterations of the study</w:t>
       </w:r>
@@ -2640,8 +2646,14 @@
           <w:ilvl w:val="1"/>
           <w:numId w:val="16"/>
         </w:numPr>
-      </w:pPr>
-      <w:r>
+        <w:rPr>
+          <w:strike/>
+        </w:rPr>
+      </w:pPr>
+      <w:r>
+        <w:rPr>
+          <w:strike/>
+        </w:rPr>
         <w:t>Carefully considers qc data e.g., miRNA content to contextualise results</w:t>
       </w:r>
     </w:p>
@@ -2652,8 +2664,14 @@
           <w:ilvl w:val="1"/>
           <w:numId w:val="16"/>
         </w:numPr>
-      </w:pPr>
-      <w:r>
+        <w:rPr>
+          <w:strike/>
+        </w:rPr>
+      </w:pPr>
+      <w:r>
+        <w:rPr>
+          <w:strike/>
+        </w:rPr>
         <w:t>Use of high-quality miRNA databases for mapping reads</w:t>
       </w:r>
     </w:p>
@@ -2664,8 +2682,14 @@
           <w:ilvl w:val="1"/>
           <w:numId w:val="16"/>
         </w:numPr>
-      </w:pPr>
-      <w:r>
+        <w:rPr>
+          <w:strike/>
+        </w:rPr>
+      </w:pPr>
+      <w:r>
+        <w:rPr>
+          <w:strike/>
+        </w:rPr>
         <w:t>Tests multiple forms of pathway enrichment analysis</w:t>
       </w:r>
     </w:p>
@@ -2676,8 +2700,14 @@
           <w:ilvl w:val="2"/>
           <w:numId w:val="16"/>
         </w:numPr>
-      </w:pPr>
-      <w:r>
+        <w:rPr>
+          <w:strike/>
+        </w:rPr>
+      </w:pPr>
+      <w:r>
+        <w:rPr>
+          <w:strike/>
+        </w:rPr>
         <w:t>Only considers experimentally validated target genes</w:t>
       </w:r>
     </w:p>
@@ -2688,8 +2718,14 @@
           <w:ilvl w:val="1"/>
           <w:numId w:val="16"/>
         </w:numPr>
-      </w:pPr>
-      <w:r>
+        <w:rPr>
+          <w:strike/>
+        </w:rPr>
+      </w:pPr>
+      <w:r>
+        <w:rPr>
+          <w:strike/>
+        </w:rPr>
         <w:t>Offers alternative method for investigating biological function of miRNAs when too few DE miRNAs are present for pathway enrichment analysis</w:t>
       </w:r>
     </w:p>
@@ -2700,8 +2736,14 @@
           <w:ilvl w:val="1"/>
           <w:numId w:val="16"/>
         </w:numPr>
-      </w:pPr>
-      <w:r>
+        <w:rPr>
+          <w:strike/>
+        </w:rPr>
+      </w:pPr>
+      <w:r>
+        <w:rPr>
+          <w:strike/>
+        </w:rPr>
         <w:t>Identified outliers through qc metrics and PCA</w:t>
       </w:r>
     </w:p>
@@ -2741,8 +2783,14 @@
           <w:ilvl w:val="1"/>
           <w:numId w:val="16"/>
         </w:numPr>
-      </w:pPr>
-      <w:r>
+        <w:rPr>
+          <w:strike/>
+        </w:rPr>
+      </w:pPr>
+      <w:r>
+        <w:rPr>
+          <w:strike/>
+        </w:rPr>
         <w:t>Small sample size (three biological replicates per experimental condition) limited statistical power, prevented removing outlier samples and introduced biological variability.</w:t>
       </w:r>
     </w:p>
@@ -2753,12 +2801,41 @@
           <w:ilvl w:val="2"/>
           <w:numId w:val="16"/>
         </w:numPr>
-      </w:pPr>
-      <w:r>
-        <w:t>Only 3 donors and a</w:t>
-      </w:r>
-      <w:r>
-        <w:t>ssignment of donor to condition was performed blind and random therefore we can’t determine donor-specific effects within replicates</w:t>
+        <w:rPr>
+          <w:strike/>
+        </w:rPr>
+      </w:pPr>
+      <w:r>
+        <w:rPr>
+          <w:strike/>
+        </w:rPr>
+        <w:t>Only 3 donors and assignment of donor to condition was performed blind and random therefore we can’t determine donor-specific effects within replicates</w:t>
+      </w:r>
+      <w:r>
+        <w:t xml:space="preserve"> </w:t>
+      </w:r>
+      <w:r>
+        <w:rPr>
+          <w:b/>
+          <w:bCs/>
+        </w:rPr>
+        <w:t xml:space="preserve">this only affects primary </w:t>
+      </w:r>
+      <w:proofErr w:type="spellStart"/>
+      <w:r>
+        <w:rPr>
+          <w:b/>
+          <w:bCs/>
+        </w:rPr>
+        <w:t>hbecs</w:t>
+      </w:r>
+      <w:proofErr w:type="spellEnd"/>
+      <w:r>
+        <w:rPr>
+          <w:b/>
+          <w:bCs/>
+        </w:rPr>
+        <w:t xml:space="preserve"> so can probably leave it out to save words</w:t>
       </w:r>
     </w:p>
     <w:p>
@@ -2768,8 +2845,14 @@
           <w:ilvl w:val="1"/>
           <w:numId w:val="16"/>
         </w:numPr>
-      </w:pPr>
-      <w:r>
+        <w:rPr>
+          <w:strike/>
+        </w:rPr>
+      </w:pPr>
+      <w:r>
+        <w:rPr>
+          <w:strike/>
+        </w:rPr>
         <w:t>Low miRNA abundance, especially in Calu-3 cells, reduced confidence in DE results, and consequently pathway enrichment analysis.</w:t>
       </w:r>
     </w:p>
@@ -2780,8 +2863,14 @@
           <w:ilvl w:val="2"/>
           <w:numId w:val="16"/>
         </w:numPr>
-      </w:pPr>
-      <w:r>
+        <w:rPr>
+          <w:strike/>
+        </w:rPr>
+      </w:pPr>
+      <w:r>
+        <w:rPr>
+          <w:strike/>
+        </w:rPr>
         <w:t>miRNA experiments generally use [x] abundance [reference]</w:t>
       </w:r>
     </w:p>
@@ -2792,12 +2881,15 @@
           <w:ilvl w:val="2"/>
           <w:numId w:val="16"/>
         </w:numPr>
-      </w:pPr>
-      <w:r>
-        <w:t>Especially low miRNA abundance in the control samples reduces the statistical power of each condition as this is what comparisons are drawn from</w:t>
-      </w:r>
-      <w:r>
-        <w:t xml:space="preserve"> </w:t>
+        <w:rPr>
+          <w:strike/>
+        </w:rPr>
+      </w:pPr>
+      <w:r>
+        <w:rPr>
+          <w:strike/>
+        </w:rPr>
+        <w:t xml:space="preserve">Especially low miRNA abundance in the control samples reduces the statistical power of each condition as this is what comparisons are drawn from </w:t>
       </w:r>
     </w:p>
     <w:p>
@@ -2807,15 +2899,15 @@
           <w:ilvl w:val="1"/>
           <w:numId w:val="16"/>
         </w:numPr>
-      </w:pPr>
-      <w:r>
-        <w:t xml:space="preserve">No experimental validation - </w:t>
-      </w:r>
-      <w:r>
-        <w:t>Pathway enrichment analysis is predictive rather than functional</w:t>
-      </w:r>
-      <w:r>
-        <w:t xml:space="preserve"> [going to specify methods for performing functional validation in the ‘future aims’ paragraph] </w:t>
+        <w:rPr>
+          <w:strike/>
+        </w:rPr>
+      </w:pPr>
+      <w:r>
+        <w:rPr>
+          <w:strike/>
+        </w:rPr>
+        <w:t xml:space="preserve">No experimental validation - Pathway enrichment analysis is predictive rather than functional [going to specify methods for performing functional validation in the ‘future aims’ paragraph] </w:t>
       </w:r>
     </w:p>
     <w:p>
@@ -2825,8 +2917,14 @@
           <w:ilvl w:val="2"/>
           <w:numId w:val="16"/>
         </w:numPr>
-      </w:pPr>
-      <w:r>
+        <w:rPr>
+          <w:strike/>
+        </w:rPr>
+      </w:pPr>
+      <w:r>
+        <w:rPr>
+          <w:strike/>
+        </w:rPr>
         <w:t>Produces hypotheses, not causality</w:t>
       </w:r>
     </w:p>
@@ -2837,27 +2935,53 @@
           <w:ilvl w:val="2"/>
           <w:numId w:val="16"/>
         </w:numPr>
-      </w:pPr>
-      <w:r>
-        <w:t xml:space="preserve">Gaps in gene targets can cause associations to be missed; massively researched miRNAs can cause </w:t>
-      </w:r>
-      <w:proofErr w:type="gramStart"/>
-      <w:r>
-        <w:t>bias  and</w:t>
-      </w:r>
-      <w:proofErr w:type="gramEnd"/>
-      <w:r>
-        <w:t xml:space="preserve"> false positives </w:t>
-      </w:r>
-      <w:hyperlink r:id="rId12" w:history="1">
-        <w:r>
-          <w:rPr>
-            <w:rStyle w:val="Hyperlink"/>
-            <w:rFonts w:ascii="Aptos" w:hAnsi="Aptos"/>
-          </w:rPr>
-          <w:t>https://pmc.ncbi.nlm.nih.gov/articles/PMC4402548/</w:t>
-        </w:r>
-      </w:hyperlink>
+        <w:rPr>
+          <w:strike/>
+        </w:rPr>
+      </w:pPr>
+      <w:r>
+        <w:rPr>
+          <w:strike/>
+        </w:rPr>
+        <w:t xml:space="preserve">Gaps in gene targets can cause associations to be missed; massively researched miRNAs can cause bias and false positives </w:t>
+      </w:r>
+      <w:r>
+        <w:rPr>
+          <w:strike/>
+        </w:rPr>
+        <w:fldChar w:fldCharType="begin"/>
+      </w:r>
+      <w:r>
+        <w:rPr>
+          <w:strike/>
+        </w:rPr>
+        <w:instrText>HYPERLINK "https://pmc.ncbi.nlm.nih.gov/articles/PMC4402548/"</w:instrText>
+      </w:r>
+      <w:r>
+        <w:rPr>
+          <w:strike/>
+        </w:rPr>
+      </w:r>
+      <w:r>
+        <w:rPr>
+          <w:strike/>
+        </w:rPr>
+        <w:fldChar w:fldCharType="separate"/>
+      </w:r>
+      <w:r>
+        <w:rPr>
+          <w:rStyle w:val="Hyperlink"/>
+          <w:rFonts w:ascii="Aptos" w:hAnsi="Aptos"/>
+          <w:strike/>
+        </w:rPr>
+        <w:t>https://pmc.ncbi.nlm.nih.gov/articles/PMC4402548/</w:t>
+      </w:r>
+      <w:r>
+        <w:rPr>
+          <w:strike/>
+        </w:rPr>
+        <w:fldChar w:fldCharType="end"/>
+      </w:r>
     </w:p>
     <w:p>
       <w:pPr>
@@ -2866,8 +2990,14 @@
           <w:ilvl w:val="1"/>
           <w:numId w:val="16"/>
         </w:numPr>
-      </w:pPr>
-      <w:r>
+        <w:rPr>
+          <w:strike/>
+        </w:rPr>
+      </w:pPr>
+      <w:r>
+        <w:rPr>
+          <w:strike/>
+        </w:rPr>
         <w:t>Does not use accompanying mRNA data to establish miRNA-mRNA anticorrelated relationships</w:t>
       </w:r>
     </w:p>
@@ -2917,6 +3047,7 @@
         </w:numPr>
       </w:pPr>
       <w:r>
+        <w:lastRenderedPageBreak/>
         <w:t>Consider experimental design carefully to allow sufficient EVs to be dedicated to transcriptomic analysis</w:t>
       </w:r>
     </w:p>
@@ -2929,8 +3060,10 @@
         </w:numPr>
       </w:pPr>
       <w:r>
-        <w:lastRenderedPageBreak/>
         <w:t>Increase sample size</w:t>
+      </w:r>
+      <w:r>
+        <w:t xml:space="preserve"> and donor size</w:t>
       </w:r>
     </w:p>
     <w:p>
@@ -2949,6 +3082,18 @@
       <w:pPr>
         <w:pStyle w:val="ListParagraph"/>
         <w:numPr>
+          <w:ilvl w:val="2"/>
+          <w:numId w:val="17"/>
+        </w:numPr>
+      </w:pPr>
+      <w:r>
+        <w:t>Traceability of donors to detect donor-specific effects</w:t>
+      </w:r>
+    </w:p>
+    <w:p>
+      <w:pPr>
+        <w:pStyle w:val="ListParagraph"/>
+        <w:numPr>
           <w:ilvl w:val="1"/>
           <w:numId w:val="17"/>
         </w:numPr>
@@ -3140,6 +3285,18 @@
       </w:pPr>
       <w:r>
         <w:t>Offers framework and recommendations for future iterations of allergen transcriptomics studies</w:t>
+      </w:r>
+    </w:p>
+    <w:p>
+      <w:pPr>
+        <w:pStyle w:val="ListParagraph"/>
+        <w:numPr>
+          <w:ilvl w:val="0"/>
+          <w:numId w:val="11"/>
+        </w:numPr>
+      </w:pPr>
+      <w:r>
+        <w:t>Qc and de analysis were good, pathway enrichment could be optimised using commercial platforms</w:t>
       </w:r>
     </w:p>
     <w:p/>

--- a/write_up/drafts/5_discussion/discussion_plan.docx
+++ b/write_up/drafts/5_discussion/discussion_plan.docx
@@ -1749,7 +1749,13 @@
         </w:numPr>
       </w:pPr>
       <w:r>
-        <w:t>Paragraph 6 – Experimental design recommendations and future directions</w:t>
+        <w:t xml:space="preserve">Paragraph 6 – Experimental design recommendations </w:t>
+      </w:r>
+      <w:r>
+        <w:t xml:space="preserve">/ transcriptomic improvements / </w:t>
+      </w:r>
+      <w:r>
+        <w:t>future directions</w:t>
       </w:r>
     </w:p>
     <w:p>
@@ -1761,19 +1767,13 @@
         </w:numPr>
       </w:pPr>
       <w:r>
-        <w:t>Paragraph 7 – Alternative approaches / future direction</w:t>
-      </w:r>
-    </w:p>
-    <w:p>
-      <w:pPr>
-        <w:pStyle w:val="ListParagraph"/>
-        <w:numPr>
-          <w:ilvl w:val="0"/>
-          <w:numId w:val="8"/>
-        </w:numPr>
-      </w:pPr>
-      <w:r>
-        <w:t>Paragraph 8 – Conclusion</w:t>
+        <w:t xml:space="preserve">Paragraph </w:t>
+      </w:r>
+      <w:r>
+        <w:t>7</w:t>
+      </w:r>
+      <w:r>
+        <w:t xml:space="preserve"> – Conclusion</w:t>
       </w:r>
       <w:r>
         <w:t xml:space="preserve"> </w:t>
@@ -2945,43 +2945,16 @@
         </w:rPr>
         <w:t xml:space="preserve">Gaps in gene targets can cause associations to be missed; massively researched miRNAs can cause bias and false positives </w:t>
       </w:r>
-      <w:r>
-        <w:rPr>
-          <w:strike/>
-        </w:rPr>
-        <w:fldChar w:fldCharType="begin"/>
-      </w:r>
-      <w:r>
-        <w:rPr>
-          <w:strike/>
-        </w:rPr>
-        <w:instrText>HYPERLINK "https://pmc.ncbi.nlm.nih.gov/articles/PMC4402548/"</w:instrText>
-      </w:r>
-      <w:r>
-        <w:rPr>
-          <w:strike/>
-        </w:rPr>
-      </w:r>
-      <w:r>
-        <w:rPr>
-          <w:strike/>
-        </w:rPr>
-        <w:fldChar w:fldCharType="separate"/>
-      </w:r>
-      <w:r>
-        <w:rPr>
-          <w:rStyle w:val="Hyperlink"/>
-          <w:rFonts w:ascii="Aptos" w:hAnsi="Aptos"/>
-          <w:strike/>
-        </w:rPr>
-        <w:t>https://pmc.ncbi.nlm.nih.gov/articles/PMC4402548/</w:t>
-      </w:r>
-      <w:r>
-        <w:rPr>
-          <w:strike/>
-        </w:rPr>
-        <w:fldChar w:fldCharType="end"/>
-      </w:r>
+      <w:hyperlink r:id="rId12" w:history="1">
+        <w:r>
+          <w:rPr>
+            <w:rStyle w:val="Hyperlink"/>
+            <w:rFonts w:ascii="Aptos" w:hAnsi="Aptos"/>
+            <w:strike/>
+          </w:rPr>
+          <w:t>https://pmc.ncbi.nlm.nih.gov/articles/PMC4402548/</w:t>
+        </w:r>
+      </w:hyperlink>
     </w:p>
     <w:p>
       <w:pPr>
@@ -3166,18 +3139,6 @@
         </w:numPr>
       </w:pPr>
       <w:r>
-        <w:t>Validate workflow using publicly available datasets</w:t>
-      </w:r>
-    </w:p>
-    <w:p>
-      <w:pPr>
-        <w:pStyle w:val="ListParagraph"/>
-        <w:numPr>
-          <w:ilvl w:val="1"/>
-          <w:numId w:val="17"/>
-        </w:numPr>
-      </w:pPr>
-      <w:r>
         <w:t>Could have used alternate ranking system for miRNA-set enrichment analysis (e.g., considers significance as well)</w:t>
       </w:r>
     </w:p>
@@ -3224,15 +3185,15 @@
           <w:ilvl w:val="1"/>
           <w:numId w:val="17"/>
         </w:numPr>
-      </w:pPr>
-      <w:r>
-        <w:t>Validate miRNA</w:t>
-      </w:r>
-      <w:r>
-        <w:t>s from dose 24 by</w:t>
-      </w:r>
-      <w:r>
-        <w:t xml:space="preserve"> e.g., by qPCR, knockdown studies, functional experiments</w:t>
+        <w:rPr>
+          <w:strike/>
+        </w:rPr>
+      </w:pPr>
+      <w:r>
+        <w:rPr>
+          <w:strike/>
+        </w:rPr>
+        <w:t>Validate miRNAs from dose 24 by e.g., by qPCR, knockdown studies, functional experiments</w:t>
       </w:r>
     </w:p>
     <w:p>
@@ -3242,10 +3203,46 @@
           <w:ilvl w:val="1"/>
           <w:numId w:val="17"/>
         </w:numPr>
-      </w:pPr>
-      <w:r>
+        <w:rPr>
+          <w:strike/>
+        </w:rPr>
+      </w:pPr>
+      <w:r>
+        <w:rPr>
+          <w:strike/>
+        </w:rPr>
         <w:t>Run validation using the results obtained from the proprietary services against CJ’s</w:t>
       </w:r>
+      <w:r>
+        <w:rPr>
+          <w:strike/>
+        </w:rPr>
+        <w:t xml:space="preserve"> </w:t>
+      </w:r>
+    </w:p>
+    <w:p>
+      <w:pPr>
+        <w:pStyle w:val="ListParagraph"/>
+        <w:numPr>
+          <w:ilvl w:val="1"/>
+          <w:numId w:val="17"/>
+        </w:numPr>
+        <w:rPr>
+          <w:strike/>
+        </w:rPr>
+      </w:pPr>
+      <w:r>
+        <w:rPr>
+          <w:strike/>
+        </w:rPr>
+        <w:t>Validate workflow using publicly available datasets</w:t>
+      </w:r>
+    </w:p>
+    <w:p>
+      <w:pPr>
+        <w:pStyle w:val="ListParagraph"/>
+        <w:ind w:left="2160"/>
+      </w:pPr>
     </w:p>
     <w:p/>
     <w:p>
